--- a/docs/USER_GUIDE_RU.docx
+++ b/docs/USER_GUIDE_RU.docx
@@ -4,6 +4,7 @@
   <w:body>
     <w:p>
       <w:pPr>
+        <w:keepLines/>
         <w:spacing w:after="160"/>
       </w:pPr>
       <w:r>
@@ -14,10 +15,13 @@
           <w:color w:val="123B5D"/>
           <w:sz w:val="56"/>
         </w:rPr>
-        <w:t>XPAM Script v1.0.9</w:t>
+        <w:t>XPAM Script v1.0.10</w:t>
       </w:r>
     </w:p>
     <w:p>
+      <w:pPr>
+        <w:keepLines/>
+      </w:pPr>
       <w:r>
         <w:rPr>
           <w:rFonts w:ascii="Liberation Sans" w:hAnsi="Liberation Sans" w:eastAsia="Liberation Sans"/>
@@ -80,6 +84,7 @@
           </w:p>
           <w:p>
             <w:pPr>
+              <w:keepNext w:val="0"/>
               <w:keepLines/>
               <w:spacing w:after="0" w:line="252" w:lineRule="auto"/>
             </w:pPr>
@@ -99,6 +104,7 @@
     </w:tbl>
     <w:p>
       <w:pPr>
+        <w:keepLines/>
         <w:spacing w:after="40"/>
       </w:pPr>
     </w:p>
@@ -153,6 +159,7 @@
           </w:p>
           <w:p>
             <w:pPr>
+              <w:keepNext w:val="0"/>
               <w:keepLines/>
               <w:spacing w:after="0" w:line="252" w:lineRule="auto"/>
             </w:pPr>
@@ -172,6 +179,7 @@
     </w:tbl>
     <w:p>
       <w:pPr>
+        <w:keepLines/>
         <w:spacing w:after="40"/>
       </w:pPr>
     </w:p>
@@ -189,10 +197,13 @@
           <w:color w:val="111111"/>
           <w:sz w:val="19"/>
         </w:rPr>
-        <w:t>Версия документа: финальная расширенная редакция v1.0.9. В примерах используются только placeholder-значения: SERVER_IP, example.com, vless.example.com, tg.example.com и &lt;prefix&gt;.</w:t>
+        <w:t>Версия документа: финальная расширенная редакция v1.0.10. В примерах используются только placeholder-значения: SERVER_IP, example.com, vless.example.com, tg.example.com и &lt;prefix&gt;.</w:t>
       </w:r>
     </w:p>
     <w:p>
+      <w:pPr>
+        <w:keepLines/>
+      </w:pPr>
       <w:r>
         <w:br w:type="page"/>
       </w:r>
@@ -217,6 +228,7 @@
     <w:p>
       <w:pPr>
         <w:pStyle w:val="ListBullet"/>
+        <w:keepLines/>
         <w:spacing w:after="30" w:line="252" w:lineRule="auto"/>
       </w:pPr>
       <w:r>
@@ -232,6 +244,7 @@
     <w:p>
       <w:pPr>
         <w:pStyle w:val="ListBullet"/>
+        <w:keepLines/>
         <w:spacing w:after="30" w:line="252" w:lineRule="auto"/>
       </w:pPr>
       <w:r>
@@ -247,21 +260,17 @@
     <w:p>
       <w:pPr>
         <w:pStyle w:val="ListBullet"/>
+        <w:keepLines/>
         <w:spacing w:after="30" w:line="252" w:lineRule="auto"/>
       </w:pPr>
       <w:r>
-        <w:rPr>
-          <w:rFonts w:ascii="Liberation Sans" w:hAnsi="Liberation Sans" w:eastAsia="Liberation Sans"/>
-          <w:b w:val="0"/>
-          <w:i w:val="0"/>
-          <w:sz w:val="18"/>
-        </w:rPr>
-        <w:t>3. SSH-ключ обязателен до запуска скрипта - Windows, MobaXterm, Linux/macOS</w:t>
+        <w:t>3. SSH-ключ обязателен до запуска скрипта - MobaXterm, Windows Terminal, Linux/macOS</w:t>
       </w:r>
     </w:p>
     <w:p>
       <w:pPr>
         <w:pStyle w:val="ListBullet"/>
+        <w:keepLines/>
         <w:spacing w:after="30" w:line="252" w:lineRule="auto"/>
       </w:pPr>
       <w:r>
@@ -277,6 +286,7 @@
     <w:p>
       <w:pPr>
         <w:pStyle w:val="ListBullet"/>
+        <w:keepLines/>
         <w:spacing w:after="30" w:line="252" w:lineRule="auto"/>
       </w:pPr>
       <w:r>
@@ -292,6 +302,7 @@
     <w:p>
       <w:pPr>
         <w:pStyle w:val="ListBullet"/>
+        <w:keepLines/>
         <w:spacing w:after="30" w:line="252" w:lineRule="auto"/>
       </w:pPr>
       <w:r>
@@ -307,6 +318,7 @@
     <w:p>
       <w:pPr>
         <w:pStyle w:val="ListBullet"/>
+        <w:keepLines/>
         <w:spacing w:after="30" w:line="252" w:lineRule="auto"/>
       </w:pPr>
       <w:r>
@@ -322,6 +334,7 @@
     <w:p>
       <w:pPr>
         <w:pStyle w:val="ListBullet"/>
+        <w:keepLines/>
         <w:spacing w:after="30" w:line="252" w:lineRule="auto"/>
       </w:pPr>
       <w:r>
@@ -337,6 +350,7 @@
     <w:p>
       <w:pPr>
         <w:pStyle w:val="ListBullet"/>
+        <w:keepLines/>
         <w:spacing w:after="30" w:line="252" w:lineRule="auto"/>
       </w:pPr>
       <w:r>
@@ -352,6 +366,7 @@
     <w:p>
       <w:pPr>
         <w:pStyle w:val="ListBullet"/>
+        <w:keepLines/>
         <w:spacing w:after="30" w:line="252" w:lineRule="auto"/>
       </w:pPr>
       <w:r>
@@ -367,6 +382,7 @@
     <w:p>
       <w:pPr>
         <w:pStyle w:val="ListBullet"/>
+        <w:keepLines/>
         <w:spacing w:after="30" w:line="252" w:lineRule="auto"/>
       </w:pPr>
       <w:r>
@@ -382,6 +398,7 @@
     <w:p>
       <w:pPr>
         <w:pStyle w:val="ListBullet"/>
+        <w:keepLines/>
         <w:spacing w:after="30" w:line="252" w:lineRule="auto"/>
       </w:pPr>
       <w:r>
@@ -397,6 +414,7 @@
     <w:p>
       <w:pPr>
         <w:pStyle w:val="ListBullet"/>
+        <w:keepLines/>
         <w:spacing w:after="30" w:line="252" w:lineRule="auto"/>
       </w:pPr>
       <w:r>
@@ -412,6 +430,7 @@
     <w:p>
       <w:pPr>
         <w:pStyle w:val="ListBullet"/>
+        <w:keepLines/>
         <w:spacing w:after="30" w:line="252" w:lineRule="auto"/>
       </w:pPr>
       <w:r>
@@ -427,6 +446,7 @@
     <w:p>
       <w:pPr>
         <w:pStyle w:val="ListBullet"/>
+        <w:keepLines/>
         <w:spacing w:after="30" w:line="252" w:lineRule="auto"/>
       </w:pPr>
       <w:r>
@@ -442,6 +462,7 @@
     <w:p>
       <w:pPr>
         <w:pStyle w:val="ListBullet"/>
+        <w:keepLines/>
         <w:spacing w:after="30" w:line="252" w:lineRule="auto"/>
       </w:pPr>
       <w:r>
@@ -457,6 +478,7 @@
     <w:p>
       <w:pPr>
         <w:pStyle w:val="ListBullet"/>
+        <w:keepLines/>
         <w:spacing w:after="30" w:line="252" w:lineRule="auto"/>
       </w:pPr>
       <w:r>
@@ -472,6 +494,7 @@
     <w:p>
       <w:pPr>
         <w:pStyle w:val="ListBullet"/>
+        <w:keepLines/>
         <w:spacing w:after="30" w:line="252" w:lineRule="auto"/>
       </w:pPr>
       <w:r>
@@ -487,6 +510,7 @@
     <w:p>
       <w:pPr>
         <w:pStyle w:val="ListBullet"/>
+        <w:keepLines/>
         <w:spacing w:after="30" w:line="252" w:lineRule="auto"/>
       </w:pPr>
       <w:r>
@@ -502,6 +526,7 @@
     <w:p>
       <w:pPr>
         <w:pStyle w:val="ListBullet"/>
+        <w:keepLines/>
         <w:spacing w:after="30" w:line="252" w:lineRule="auto"/>
       </w:pPr>
       <w:r>
@@ -517,6 +542,7 @@
     <w:p>
       <w:pPr>
         <w:pStyle w:val="ListBullet"/>
+        <w:keepLines/>
         <w:spacing w:after="30" w:line="252" w:lineRule="auto"/>
       </w:pPr>
       <w:r>
@@ -530,6 +556,9 @@
       </w:r>
     </w:p>
     <w:p>
+      <w:pPr>
+        <w:keepLines/>
+      </w:pPr>
       <w:r>
         <w:br w:type="page"/>
       </w:r>
@@ -539,6 +568,8 @@
         <w:pStyle w:val="Heading1"/>
         <w:keepNext/>
         <w:keepLines/>
+        <w:pageBreakBefore/>
+        <w:spacing w:before="0"/>
       </w:pPr>
       <w:r>
         <w:rPr>
@@ -570,6 +601,7 @@
     </w:p>
     <w:p>
       <w:pPr>
+        <w:keepLines/>
         <w:spacing w:after="100" w:line="259" w:lineRule="auto"/>
       </w:pPr>
       <w:r>
@@ -580,7 +612,7 @@
           <w:color w:val="111111"/>
           <w:sz w:val="19"/>
         </w:rPr>
-        <w:t>XPAM Script v1.0.9 - это установщик и набор эксплуатационных команд для подготовки чистого VPS под VLESS, MTProto, 3x-ui, HAProxy, nginx, Let's Encrypt, SSH-защиту, диагностику и регулярное обслуживание.</w:t>
+        <w:t>XPAM Script v1.0.10 - это установщик и набор эксплуатационных команд для подготовки чистого VPS под VLESS, MTProto, 3x-ui, HAProxy, nginx, Let's Encrypt, SSH-защиту, диагностику и регулярное обслуживание.</w:t>
       </w:r>
     </w:p>
     <w:tbl>
@@ -634,6 +666,7 @@
           </w:p>
           <w:p>
             <w:pPr>
+              <w:keepNext w:val="0"/>
               <w:keepLines/>
               <w:spacing w:after="0" w:line="252" w:lineRule="auto"/>
             </w:pPr>
@@ -653,11 +686,13 @@
     </w:tbl>
     <w:p>
       <w:pPr>
+        <w:keepLines/>
         <w:spacing w:after="40"/>
       </w:pPr>
     </w:p>
     <w:p>
       <w:pPr>
+        <w:keepLines/>
         <w:spacing w:after="100" w:line="259" w:lineRule="auto"/>
       </w:pPr>
       <w:r>
@@ -674,6 +709,7 @@
     <w:p>
       <w:pPr>
         <w:pStyle w:val="ListBullet"/>
+        <w:keepLines/>
         <w:spacing w:after="30" w:line="252" w:lineRule="auto"/>
       </w:pPr>
       <w:r>
@@ -689,6 +725,7 @@
     <w:p>
       <w:pPr>
         <w:pStyle w:val="ListBullet"/>
+        <w:keepLines/>
         <w:spacing w:after="30" w:line="252" w:lineRule="auto"/>
       </w:pPr>
       <w:r>
@@ -704,6 +741,7 @@
     <w:p>
       <w:pPr>
         <w:pStyle w:val="ListBullet"/>
+        <w:keepLines/>
         <w:spacing w:after="30" w:line="252" w:lineRule="auto"/>
       </w:pPr>
       <w:r>
@@ -719,6 +757,7 @@
     <w:p>
       <w:pPr>
         <w:pStyle w:val="ListBullet"/>
+        <w:keepLines/>
         <w:spacing w:after="30" w:line="252" w:lineRule="auto"/>
       </w:pPr>
       <w:r>
@@ -734,6 +773,7 @@
     <w:p>
       <w:pPr>
         <w:pStyle w:val="ListBullet"/>
+        <w:keepLines/>
         <w:spacing w:after="30" w:line="252" w:lineRule="auto"/>
       </w:pPr>
       <w:r>
@@ -751,6 +791,8 @@
         <w:pStyle w:val="Heading1"/>
         <w:keepNext/>
         <w:keepLines/>
+        <w:pageBreakBefore/>
+        <w:spacing w:before="0"/>
       </w:pPr>
       <w:r>
         <w:rPr>
@@ -831,6 +873,7 @@
           </w:p>
           <w:p>
             <w:pPr>
+              <w:keepNext w:val="0"/>
               <w:keepLines/>
               <w:spacing w:after="0" w:line="252" w:lineRule="auto"/>
             </w:pPr>
@@ -850,11 +893,13 @@
     </w:tbl>
     <w:p>
       <w:pPr>
+        <w:keepLines/>
         <w:spacing w:after="40"/>
       </w:pPr>
     </w:p>
     <w:p>
       <w:pPr>
+        <w:keepLines/>
         <w:spacing w:after="100" w:line="259" w:lineRule="auto"/>
       </w:pPr>
       <w:r>
@@ -905,6 +950,10 @@
             <w:vAlign w:val="top"/>
           </w:tcPr>
           <w:p>
+            <w:pPr>
+              <w:keepNext/>
+              <w:keepLines/>
+            </w:pPr>
             <w:r>
               <w:rPr>
                 <w:rFonts w:ascii="Liberation Sans" w:hAnsi="Liberation Sans" w:eastAsia="Liberation Sans"/>
@@ -936,6 +985,10 @@
             <w:vAlign w:val="top"/>
           </w:tcPr>
           <w:p>
+            <w:pPr>
+              <w:keepNext/>
+              <w:keepLines/>
+            </w:pPr>
             <w:r>
               <w:rPr>
                 <w:rFonts w:ascii="Liberation Sans" w:hAnsi="Liberation Sans" w:eastAsia="Liberation Sans"/>
@@ -967,6 +1020,10 @@
             <w:vAlign w:val="top"/>
           </w:tcPr>
           <w:p>
+            <w:pPr>
+              <w:keepNext/>
+              <w:keepLines/>
+            </w:pPr>
             <w:r>
               <w:rPr>
                 <w:rFonts w:ascii="Liberation Sans" w:hAnsi="Liberation Sans" w:eastAsia="Liberation Sans"/>
@@ -1003,6 +1060,8 @@
           </w:tcPr>
           <w:p>
             <w:pPr>
+              <w:keepNext/>
+              <w:keepLines/>
               <w:spacing w:after="0"/>
             </w:pPr>
             <w:r>
@@ -1035,6 +1094,8 @@
           </w:tcPr>
           <w:p>
             <w:pPr>
+              <w:keepNext/>
+              <w:keepLines/>
               <w:spacing w:after="0"/>
             </w:pPr>
             <w:r>
@@ -1067,6 +1128,8 @@
           </w:tcPr>
           <w:p>
             <w:pPr>
+              <w:keepNext/>
+              <w:keepLines/>
               <w:spacing w:after="0"/>
             </w:pPr>
             <w:r>
@@ -1104,6 +1167,8 @@
           </w:tcPr>
           <w:p>
             <w:pPr>
+              <w:keepNext/>
+              <w:keepLines/>
               <w:spacing w:after="0"/>
             </w:pPr>
             <w:r>
@@ -1136,6 +1201,8 @@
           </w:tcPr>
           <w:p>
             <w:pPr>
+              <w:keepNext/>
+              <w:keepLines/>
               <w:spacing w:after="0"/>
             </w:pPr>
             <w:r>
@@ -1168,6 +1235,8 @@
           </w:tcPr>
           <w:p>
             <w:pPr>
+              <w:keepNext/>
+              <w:keepLines/>
               <w:spacing w:after="0"/>
             </w:pPr>
             <w:r>
@@ -1205,6 +1274,8 @@
           </w:tcPr>
           <w:p>
             <w:pPr>
+              <w:keepNext/>
+              <w:keepLines/>
               <w:spacing w:after="0"/>
             </w:pPr>
             <w:r>
@@ -1237,6 +1308,8 @@
           </w:tcPr>
           <w:p>
             <w:pPr>
+              <w:keepNext/>
+              <w:keepLines/>
               <w:spacing w:after="0"/>
             </w:pPr>
             <w:r>
@@ -1269,6 +1342,8 @@
           </w:tcPr>
           <w:p>
             <w:pPr>
+              <w:keepNext/>
+              <w:keepLines/>
               <w:spacing w:after="0"/>
             </w:pPr>
             <w:r>
@@ -1306,6 +1381,8 @@
           </w:tcPr>
           <w:p>
             <w:pPr>
+              <w:keepNext/>
+              <w:keepLines/>
               <w:spacing w:after="0"/>
             </w:pPr>
             <w:r>
@@ -1338,6 +1415,8 @@
           </w:tcPr>
           <w:p>
             <w:pPr>
+              <w:keepNext/>
+              <w:keepLines/>
               <w:spacing w:after="0"/>
             </w:pPr>
             <w:r>
@@ -1370,6 +1449,8 @@
           </w:tcPr>
           <w:p>
             <w:pPr>
+              <w:keepNext/>
+              <w:keepLines/>
               <w:spacing w:after="0"/>
             </w:pPr>
             <w:r>
@@ -1387,6 +1468,7 @@
     </w:tbl>
     <w:p>
       <w:pPr>
+        <w:keepLines/>
         <w:spacing w:after="40"/>
       </w:pPr>
     </w:p>
@@ -1407,12 +1489,12 @@
         <w:tc>
           <w:tcPr>
             <w:tcW w:type="dxa" w:w="10239"/>
-            <w:shd w:fill="EDF5FF"/>
+            <w:shd w:fill="FFF4E5"/>
             <w:tcBorders>
-              <w:top w:val="single" w:sz="10" w:space="0" w:color="74A7D8"/>
-              <w:left w:val="single" w:sz="10" w:space="0" w:color="74A7D8"/>
-              <w:bottom w:val="single" w:sz="10" w:space="0" w:color="74A7D8"/>
-              <w:right w:val="single" w:sz="10" w:space="0" w:color="74A7D8"/>
+              <w:top w:val="single" w:sz="10" w:space="0" w:color="D98200"/>
+              <w:left w:val="single" w:sz="10" w:space="0" w:color="D98200"/>
+              <w:bottom w:val="single" w:sz="10" w:space="0" w:color="D98200"/>
+              <w:right w:val="single" w:sz="10" w:space="0" w:color="D98200"/>
             </w:tcBorders>
             <w:tcMar>
               <w:top w:w="95" w:type="dxa"/>
@@ -1424,35 +1506,13 @@
           </w:tcPr>
           <w:p>
             <w:pPr>
-              <w:keepNext/>
+              <w:keepNext w:val="0"/>
               <w:keepLines/>
-              <w:spacing w:after="60"/>
             </w:pPr>
             <w:r>
-              <w:rPr>
-                <w:rFonts w:ascii="Liberation Sans" w:hAnsi="Liberation Sans" w:eastAsia="Liberation Sans"/>
-                <w:b/>
-                <w:i w:val="0"/>
-                <w:color w:val="2D6FB6"/>
-                <w:sz w:val="20"/>
-              </w:rPr>
               <w:t>DNS должен смотреть на VPS</w:t>
-            </w:r>
-          </w:p>
-          <w:p>
-            <w:pPr>
-              <w:keepLines/>
-              <w:spacing w:after="0" w:line="252" w:lineRule="auto"/>
-            </w:pPr>
-            <w:r>
-              <w:rPr>
-                <w:rFonts w:ascii="Liberation Sans" w:hAnsi="Liberation Sans" w:eastAsia="Liberation Sans"/>
-                <w:b w:val="0"/>
-                <w:i w:val="0"/>
-                <w:color w:val="111111"/>
-                <w:sz w:val="18"/>
-              </w:rPr>
-              <w:t>Для каждого домена и поддомена создайте A-запись на IPv4-адрес VPS. Если IPv6 не настроен, временно удалите AAAA-записи: иначе выпуск сертификатов или проверки могут уйти по IPv6 и сломаться.</w:t>
+              <w:br/>
+              <w:t>Для каждого домена и поддомена создайте только A-запись на IPv4-адрес VPS. XPAM Script в текущей версии работает как IPv4-first схема: полноценный IPv6-режим установки скриптом не поддерживается. Если у используемых доменов есть AAAA-записи, указывающие на IPv6-адрес этого VPS, удалите их до запуска скрипта. Иначе Let's Encrypt, браузер, curl или health-check могут выбрать IPv6 и получить ошибку там, где рабочая схема настроена и проверена через IPv4.</w:t>
             </w:r>
           </w:p>
         </w:tc>
@@ -1460,10 +1520,14 @@
     </w:tbl>
     <w:p>
       <w:pPr>
+        <w:keepLines/>
         <w:spacing w:after="40"/>
       </w:pPr>
     </w:p>
     <w:p>
+      <w:pPr>
+        <w:keepLines/>
+      </w:pPr>
       <w:r>
         <w:br w:type="page"/>
       </w:r>
@@ -1473,15 +1537,10 @@
         <w:pStyle w:val="Heading1"/>
         <w:keepNext/>
         <w:keepLines/>
+        <w:pageBreakBefore/>
+        <w:spacing w:before="0"/>
       </w:pPr>
       <w:r>
-        <w:rPr>
-          <w:rFonts w:ascii="Liberation Sans" w:hAnsi="Liberation Sans" w:eastAsia="Liberation Sans"/>
-          <w:b/>
-          <w:i w:val="0"/>
-          <w:color w:val="123B5D"/>
-          <w:sz w:val="40"/>
-        </w:rPr>
         <w:t>3. SSH-ключ обязателен до запуска скрипта</w:t>
       </w:r>
     </w:p>
@@ -1489,38 +1548,23 @@
       <w:pPr>
         <w:keepNext w:val="0"/>
         <w:keepLines/>
-        <w:spacing w:after="120"/>
       </w:pPr>
       <w:r>
-        <w:rPr>
-          <w:rFonts w:ascii="Liberation Sans" w:hAnsi="Liberation Sans" w:eastAsia="Liberation Sans"/>
-          <w:b w:val="0"/>
-          <w:i w:val="0"/>
-          <w:color w:val="3E5065"/>
-          <w:sz w:val="22"/>
-        </w:rPr>
         <w:t>Без входа по ключу шаг 0 запускать нельзя</w:t>
       </w:r>
     </w:p>
     <w:p>
       <w:pPr>
-        <w:spacing w:after="100" w:line="259" w:lineRule="auto"/>
+        <w:keepNext w:val="0"/>
+        <w:keepLines/>
       </w:pPr>
       <w:r>
-        <w:rPr>
-          <w:rFonts w:ascii="Liberation Sans" w:hAnsi="Liberation Sans" w:eastAsia="Liberation Sans"/>
-          <w:b w:val="0"/>
-          <w:i w:val="0"/>
-          <w:color w:val="111111"/>
-          <w:sz w:val="19"/>
-        </w:rPr>
-        <w:t>Шаг 0 отключает SSH-вход по паролю. Поэтому до запуска XPAM Script пользователь обязан создать SSH-ключ, добавить public key на VPS и проверить вход по private key. Это не рекомендация, а условие безопасной работы.</w:t>
+        <w:t>Шаг 0 отключает SSH-вход по паролю. Поэтому до запуска XPAM Script пользователь обязан создать SSH-ключ, добавить public key на VPS и проверить вход по private key. Это не рекомендация, а обязательное условие безопасной работы.</w:t>
       </w:r>
     </w:p>
     <w:tbl>
       <w:tblPr>
         <w:tblW w:type="auto" w:w="0"/>
-        <w:jc w:val="center"/>
         <w:tblLayout w:type="autofit"/>
         <w:tblLook w:firstColumn="1" w:firstRow="1" w:lastColumn="0" w:lastRow="0" w:noHBand="0" w:noVBand="1" w:val="04A0"/>
       </w:tblPr>
@@ -1534,51 +1578,37 @@
         <w:tc>
           <w:tcPr>
             <w:tcW w:type="dxa" w:w="10239"/>
-            <w:shd w:fill="FDECEC"/>
+            <w:vAlign w:val="center"/>
+            <w:shd w:fill="FDE9E9"/>
             <w:tcBorders>
-              <w:top w:val="single" w:sz="10" w:space="0" w:color="E36C6C"/>
-              <w:left w:val="single" w:sz="10" w:space="0" w:color="E36C6C"/>
-              <w:bottom w:val="single" w:sz="10" w:space="0" w:color="E36C6C"/>
-              <w:right w:val="single" w:sz="10" w:space="0" w:color="E36C6C"/>
+              <w:top w:val="single" w:sz="10" w:space="0" w:color="D62728"/>
+              <w:left w:val="single" w:sz="10" w:space="0" w:color="D62728"/>
+              <w:bottom w:val="single" w:sz="10" w:space="0" w:color="D62728"/>
+              <w:right w:val="single" w:sz="10" w:space="0" w:color="D62728"/>
             </w:tcBorders>
-            <w:tcMar>
-              <w:top w:w="95" w:type="dxa"/>
-              <w:start w:w="130" w:type="dxa"/>
-              <w:bottom w:w="95" w:type="dxa"/>
-              <w:end w:w="130" w:type="dxa"/>
-            </w:tcMar>
-            <w:vAlign w:val="top"/>
           </w:tcPr>
           <w:p>
             <w:pPr>
               <w:keepNext/>
               <w:keepLines/>
-              <w:spacing w:after="60"/>
             </w:pPr>
+            <w:r/>
             <w:r>
               <w:rPr>
-                <w:rFonts w:ascii="Liberation Sans" w:hAnsi="Liberation Sans" w:eastAsia="Liberation Sans"/>
                 <w:b/>
-                <w:i w:val="0"/>
-                <w:color w:val="C62828"/>
-                <w:sz w:val="20"/>
+                <w:color w:val="C80000"/>
+                <w:sz w:val="19"/>
               </w:rPr>
               <w:t>Правило безопасности</w:t>
             </w:r>
           </w:p>
           <w:p>
             <w:pPr>
+              <w:keepNext w:val="0"/>
               <w:keepLines/>
-              <w:spacing w:after="0" w:line="252" w:lineRule="auto"/>
+              <w:spacing w:before="60" w:after="0"/>
             </w:pPr>
             <w:r>
-              <w:rPr>
-                <w:rFonts w:ascii="Liberation Sans" w:hAnsi="Liberation Sans" w:eastAsia="Liberation Sans"/>
-                <w:b w:val="0"/>
-                <w:i w:val="0"/>
-                <w:color w:val="111111"/>
-                <w:sz w:val="18"/>
-              </w:rPr>
               <w:t>Не закрывайте старую SSH-сессию, пока не проверили новый вход по ключу во второй сессии. Если ошибиться с ключом и закрыть единственный рабочий вход, можно потерять доступ к серверу.</w:t>
             </w:r>
           </w:p>
@@ -1587,14 +1617,968 @@
     </w:tbl>
     <w:p>
       <w:pPr>
-        <w:spacing w:after="40"/>
-      </w:pPr>
+        <w:keepNext w:val="0"/>
+        <w:keepLines/>
+      </w:pPr>
+      <w:r>
+        <w:t>Работать можно через любой SSH-клиент: MobaXterm, PuTTY, Termius, Windows Terminal / PowerShell или OpenSSH в Linux/macOS. Ниже основной пример дан через MobaXterm, потому что в нём удобно создать ключ, подключиться к серверу, вставить public key и затем выбрать private key для входа.</w:t>
+      </w:r>
     </w:p>
     <w:p>
       <w:pPr>
         <w:pStyle w:val="Heading2"/>
         <w:keepNext/>
         <w:keepLines/>
+      </w:pPr>
+      <w:r>
+        <w:t>3.1. Создать первую SSH-сессию в MobaXterm</w:t>
+      </w:r>
+    </w:p>
+    <w:p>
+      <w:pPr>
+        <w:pStyle w:val="ListBullet"/>
+        <w:keepNext w:val="0"/>
+        <w:keepLines/>
+      </w:pPr>
+      <w:r>
+        <w:t>Откройте MobaXterm и нажмите Session.</w:t>
+      </w:r>
+    </w:p>
+    <w:p>
+      <w:pPr>
+        <w:pStyle w:val="ListBullet"/>
+        <w:keepNext w:val="0"/>
+        <w:keepLines/>
+      </w:pPr>
+      <w:r>
+        <w:t>Выберите SSH.</w:t>
+      </w:r>
+    </w:p>
+    <w:p>
+      <w:pPr>
+        <w:pStyle w:val="ListBullet"/>
+        <w:keepNext w:val="0"/>
+        <w:keepLines/>
+      </w:pPr>
+      <w:r>
+        <w:t>В поле Remote host введите IPv4-адрес VPS: SERVER_IP.</w:t>
+      </w:r>
+    </w:p>
+    <w:p>
+      <w:pPr>
+        <w:pStyle w:val="ListBullet"/>
+        <w:keepNext w:val="0"/>
+        <w:keepLines/>
+      </w:pPr>
+      <w:r>
+        <w:t>В поле Username укажите root.</w:t>
+      </w:r>
+    </w:p>
+    <w:p>
+      <w:pPr>
+        <w:pStyle w:val="ListBullet"/>
+        <w:keepNext w:val="0"/>
+        <w:keepLines/>
+      </w:pPr>
+      <w:r>
+        <w:t>Порт оставьте 22 и нажмите OK.</w:t>
+      </w:r>
+    </w:p>
+    <w:p>
+      <w:pPr>
+        <w:pStyle w:val="ListBullet"/>
+        <w:keepNext w:val="0"/>
+        <w:keepLines/>
+      </w:pPr>
+      <w:r>
+        <w:t>При первом подключении сервер попросит пароль от VPS. Введите пароль, который выдал провайдер.</w:t>
+      </w:r>
+    </w:p>
+    <w:tbl>
+      <w:tblPr>
+        <w:tblW w:type="auto" w:w="0"/>
+        <w:tblLayout w:type="autofit"/>
+        <w:tblLook w:firstColumn="1" w:firstRow="1" w:lastColumn="0" w:lastRow="0" w:noHBand="0" w:noVBand="1" w:val="04A0"/>
+      </w:tblPr>
+      <w:tblGrid>
+        <w:gridCol w:w="10239"/>
+      </w:tblGrid>
+      <w:tr>
+        <w:trPr>
+          <w:cantSplit/>
+        </w:trPr>
+        <w:tc>
+          <w:tcPr>
+            <w:tcW w:type="dxa" w:w="10239"/>
+            <w:vAlign w:val="center"/>
+            <w:shd w:fill="EAF3FF"/>
+            <w:tcBorders>
+              <w:top w:val="single" w:sz="10" w:space="0" w:color="4A90E2"/>
+              <w:left w:val="single" w:sz="10" w:space="0" w:color="4A90E2"/>
+              <w:bottom w:val="single" w:sz="10" w:space="0" w:color="4A90E2"/>
+              <w:right w:val="single" w:sz="10" w:space="0" w:color="4A90E2"/>
+            </w:tcBorders>
+          </w:tcPr>
+          <w:p>
+            <w:pPr>
+              <w:keepNext/>
+              <w:keepLines/>
+            </w:pPr>
+            <w:r/>
+            <w:r>
+              <w:rPr>
+                <w:b/>
+                <w:color w:val="005AAA"/>
+                <w:sz w:val="19"/>
+              </w:rPr>
+              <w:t>Пароль в терминале не отображается</w:t>
+            </w:r>
+          </w:p>
+          <w:p>
+            <w:pPr>
+              <w:keepNext w:val="0"/>
+              <w:keepLines/>
+              <w:spacing w:before="60" w:after="0"/>
+            </w:pPr>
+            <w:r>
+              <w:t>При вводе SSH-пароля MobaXterm обычно не показывает ни символы, ни звёздочки. Это нормально: введите пароль вслепую и нажмите Enter.</w:t>
+            </w:r>
+          </w:p>
+        </w:tc>
+      </w:tr>
+    </w:tbl>
+    <w:p>
+      <w:pPr>
+        <w:keepNext w:val="0"/>
+        <w:keepLines/>
+      </w:pPr>
+      <w:r>
+        <w:t>После успешного входа оставьте эту SSH-сессию открытой. Она нужна как страховка, пока вы настраиваете вход по ключу.</w:t>
+      </w:r>
+    </w:p>
+    <w:p>
+      <w:pPr>
+        <w:pStyle w:val="Heading2"/>
+        <w:keepNext/>
+        <w:keepLines/>
+      </w:pPr>
+      <w:r>
+        <w:t>3.2. Создать SSH-ключ в MobaXterm</w:t>
+      </w:r>
+    </w:p>
+    <w:p>
+      <w:pPr>
+        <w:pStyle w:val="ListBullet"/>
+        <w:keepNext w:val="0"/>
+        <w:keepLines/>
+      </w:pPr>
+      <w:r>
+        <w:t>Не закрывая SSH-сессию с сервером, откройте Tools -&gt; MobaKeyGen.</w:t>
+      </w:r>
+    </w:p>
+    <w:p>
+      <w:pPr>
+        <w:pStyle w:val="ListBullet"/>
+        <w:keepNext w:val="0"/>
+        <w:keepLines/>
+      </w:pPr>
+      <w:r>
+        <w:t>Тип ключа выберите ED25519. Если ED25519 недоступен, используйте RSA 4096.</w:t>
+      </w:r>
+    </w:p>
+    <w:p>
+      <w:pPr>
+        <w:pStyle w:val="ListBullet"/>
+        <w:keepNext w:val="0"/>
+        <w:keepLines/>
+      </w:pPr>
+      <w:r>
+        <w:t>Нажмите Generate и двигайте мышью в окне генератора, пока ключ не будет создан.</w:t>
+      </w:r>
+    </w:p>
+    <w:p>
+      <w:pPr>
+        <w:pStyle w:val="ListBullet"/>
+        <w:keepNext w:val="0"/>
+        <w:keepLines/>
+      </w:pPr>
+      <w:r>
+        <w:t>Сохраните private key в безопасное место на своём компьютере. Этот файл нельзя отправлять никому.</w:t>
+      </w:r>
+    </w:p>
+    <w:p>
+      <w:pPr>
+        <w:pStyle w:val="ListBullet"/>
+        <w:keepNext w:val="0"/>
+        <w:keepLines/>
+      </w:pPr>
+      <w:r>
+        <w:t>В окне MobaKeyGen скопируйте public key из поля Public key. Он обычно начинается с ssh-ed25519.</w:t>
+      </w:r>
+    </w:p>
+    <w:tbl>
+      <w:tblPr>
+        <w:tblW w:type="auto" w:w="0"/>
+        <w:tblLayout w:type="autofit"/>
+        <w:tblLook w:firstColumn="1" w:firstRow="1" w:lastColumn="0" w:lastRow="0" w:noHBand="0" w:noVBand="1" w:val="04A0"/>
+      </w:tblPr>
+      <w:tblGrid>
+        <w:gridCol w:w="10239"/>
+      </w:tblGrid>
+      <w:tr>
+        <w:trPr>
+          <w:cantSplit/>
+        </w:trPr>
+        <w:tc>
+          <w:tcPr>
+            <w:tcW w:type="dxa" w:w="10239"/>
+            <w:vAlign w:val="center"/>
+            <w:shd w:fill="FFF4E5"/>
+            <w:tcBorders>
+              <w:top w:val="single" w:sz="10" w:space="0" w:color="D98200"/>
+              <w:left w:val="single" w:sz="10" w:space="0" w:color="D98200"/>
+              <w:bottom w:val="single" w:sz="10" w:space="0" w:color="D98200"/>
+              <w:right w:val="single" w:sz="10" w:space="0" w:color="D98200"/>
+            </w:tcBorders>
+          </w:tcPr>
+          <w:p>
+            <w:pPr>
+              <w:keepNext/>
+              <w:keepLines/>
+            </w:pPr>
+            <w:r/>
+            <w:r>
+              <w:rPr>
+                <w:b/>
+                <w:color w:val="B45A00"/>
+                <w:sz w:val="19"/>
+              </w:rPr>
+              <w:t>Не путайте private key и public key</w:t>
+            </w:r>
+          </w:p>
+          <w:p>
+            <w:pPr>
+              <w:keepNext w:val="0"/>
+              <w:keepLines/>
+              <w:spacing w:before="60" w:after="0"/>
+            </w:pPr>
+            <w:r>
+              <w:t>Private key остаётся только на вашем компьютере. Public key добавляется на VPS в файл /root/.ssh/authorized_keys. В чатах, скриншотах и документах нельзя публиковать private key.</w:t>
+            </w:r>
+          </w:p>
+        </w:tc>
+      </w:tr>
+    </w:tbl>
+    <w:p>
+      <w:pPr>
+        <w:keepLines/>
+      </w:pPr>
+      <w:r>
+        <w:br w:type="page"/>
+      </w:r>
+    </w:p>
+    <w:p>
+      <w:pPr>
+        <w:pStyle w:val="Heading2"/>
+        <w:keepNext/>
+        <w:keepLines/>
+      </w:pPr>
+      <w:r>
+        <w:t>3.3. Добавить public key на VPS</w:t>
+      </w:r>
+    </w:p>
+    <w:p>
+      <w:pPr>
+        <w:keepNext w:val="0"/>
+        <w:keepLines/>
+      </w:pPr>
+      <w:r>
+        <w:t>Вернитесь в открытую SSH-сессию MobaXterm, где вы вошли на сервер по паролю. Все команды в этом пункте выполняются именно на VPS, а не на Windows-компьютере.</w:t>
+      </w:r>
+    </w:p>
+    <w:tbl>
+      <w:tblPr>
+        <w:tblW w:type="auto" w:w="0"/>
+        <w:tblLayout w:type="autofit"/>
+        <w:tblLook w:firstColumn="1" w:firstRow="1" w:lastColumn="0" w:lastRow="0" w:noHBand="0" w:noVBand="1" w:val="04A0"/>
+      </w:tblPr>
+      <w:tblGrid>
+        <w:gridCol w:w="10239"/>
+      </w:tblGrid>
+      <w:tr>
+        <w:trPr>
+          <w:cantSplit/>
+        </w:trPr>
+        <w:tc>
+          <w:tcPr>
+            <w:tcW w:type="dxa" w:w="10239"/>
+            <w:shd w:fill="F3F6FA"/>
+            <w:tcBorders>
+              <w:top w:val="single" w:sz="6" w:space="0" w:color="B8C7D9"/>
+              <w:left w:val="single" w:sz="6" w:space="0" w:color="B8C7D9"/>
+              <w:bottom w:val="single" w:sz="6" w:space="0" w:color="B8C7D9"/>
+              <w:right w:val="single" w:sz="6" w:space="0" w:color="B8C7D9"/>
+            </w:tcBorders>
+          </w:tcPr>
+          <w:p>
+            <w:pPr>
+              <w:keepNext/>
+              <w:keepLines/>
+            </w:pPr>
+            <w:r/>
+            <w:r>
+              <w:rPr>
+                <w:rFonts w:ascii="DejaVu Sans Mono" w:hAnsi="DejaVu Sans Mono" w:eastAsia="DejaVu Sans Mono"/>
+                <w:sz w:val="17"/>
+              </w:rPr>
+              <w:t>mkdir -p /root/.ssh</w:t>
+            </w:r>
+            <w:r>
+              <w:br/>
+            </w:r>
+            <w:r>
+              <w:rPr>
+                <w:rFonts w:ascii="DejaVu Sans Mono" w:hAnsi="DejaVu Sans Mono" w:eastAsia="DejaVu Sans Mono"/>
+                <w:sz w:val="17"/>
+              </w:rPr>
+              <w:t>chmod 700 /root/.ssh</w:t>
+            </w:r>
+            <w:r>
+              <w:br/>
+            </w:r>
+            <w:r>
+              <w:rPr>
+                <w:rFonts w:ascii="DejaVu Sans Mono" w:hAnsi="DejaVu Sans Mono" w:eastAsia="DejaVu Sans Mono"/>
+                <w:sz w:val="17"/>
+              </w:rPr>
+              <w:t>nano /root/.ssh/authorized_keys</w:t>
+            </w:r>
+          </w:p>
+        </w:tc>
+      </w:tr>
+    </w:tbl>
+    <w:p>
+      <w:pPr>
+        <w:keepNext w:val="0"/>
+        <w:keepLines/>
+      </w:pPr>
+      <w:r>
+        <w:t>Откроется редактор nano. Вставьте туда public key из MobaKeyGen. Это должна быть одна строка, которая начинается с ssh-ed25519 или ssh-rsa.</w:t>
+      </w:r>
+    </w:p>
+    <w:tbl>
+      <w:tblPr>
+        <w:tblW w:type="auto" w:w="0"/>
+        <w:tblLayout w:type="autofit"/>
+        <w:tblLook w:firstColumn="1" w:firstRow="1" w:lastColumn="0" w:lastRow="0" w:noHBand="0" w:noVBand="1" w:val="04A0"/>
+      </w:tblPr>
+      <w:tblGrid>
+        <w:gridCol w:w="10239"/>
+      </w:tblGrid>
+      <w:tr>
+        <w:trPr>
+          <w:cantSplit/>
+        </w:trPr>
+        <w:tc>
+          <w:tcPr>
+            <w:tcW w:type="dxa" w:w="10239"/>
+            <w:shd w:fill="F3F6FA"/>
+            <w:tcBorders>
+              <w:top w:val="single" w:sz="6" w:space="0" w:color="B8C7D9"/>
+              <w:left w:val="single" w:sz="6" w:space="0" w:color="B8C7D9"/>
+              <w:bottom w:val="single" w:sz="6" w:space="0" w:color="B8C7D9"/>
+              <w:right w:val="single" w:sz="6" w:space="0" w:color="B8C7D9"/>
+            </w:tcBorders>
+          </w:tcPr>
+          <w:p>
+            <w:pPr>
+              <w:keepNext/>
+              <w:keepLines/>
+            </w:pPr>
+            <w:r/>
+            <w:r>
+              <w:rPr>
+                <w:rFonts w:ascii="DejaVu Sans Mono" w:hAnsi="DejaVu Sans Mono" w:eastAsia="DejaVu Sans Mono"/>
+                <w:sz w:val="17"/>
+              </w:rPr>
+              <w:t>ssh-ed25519 AAAAC3NzaC1lZDI1NTE5AAAAI... user-comment</w:t>
+            </w:r>
+          </w:p>
+        </w:tc>
+      </w:tr>
+    </w:tbl>
+    <w:tbl>
+      <w:tblPr>
+        <w:tblW w:type="auto" w:w="0"/>
+        <w:tblLayout w:type="autofit"/>
+        <w:tblLook w:firstColumn="1" w:firstRow="1" w:lastColumn="0" w:lastRow="0" w:noHBand="0" w:noVBand="1" w:val="04A0"/>
+      </w:tblPr>
+      <w:tblGrid>
+        <w:gridCol w:w="10239"/>
+      </w:tblGrid>
+      <w:tr>
+        <w:trPr>
+          <w:cantSplit/>
+        </w:trPr>
+        <w:tc>
+          <w:tcPr>
+            <w:tcW w:type="dxa" w:w="10239"/>
+            <w:vAlign w:val="center"/>
+            <w:shd w:fill="EAF3FF"/>
+            <w:tcBorders>
+              <w:top w:val="single" w:sz="10" w:space="0" w:color="4A90E2"/>
+              <w:left w:val="single" w:sz="10" w:space="0" w:color="4A90E2"/>
+              <w:bottom w:val="single" w:sz="10" w:space="0" w:color="4A90E2"/>
+              <w:right w:val="single" w:sz="10" w:space="0" w:color="4A90E2"/>
+            </w:tcBorders>
+          </w:tcPr>
+          <w:p>
+            <w:pPr>
+              <w:keepNext/>
+              <w:keepLines/>
+            </w:pPr>
+            <w:r/>
+            <w:r>
+              <w:rPr>
+                <w:b/>
+                <w:color w:val="005AAA"/>
+                <w:sz w:val="19"/>
+              </w:rPr>
+              <w:t>Сохранение в nano</w:t>
+            </w:r>
+          </w:p>
+          <w:p>
+            <w:pPr>
+              <w:keepNext w:val="0"/>
+              <w:keepLines/>
+              <w:spacing w:before="60" w:after="0"/>
+            </w:pPr>
+            <w:r>
+              <w:t>Ключ нельзя переносить на несколько строк. После вставки нажмите Ctrl+O, затем Enter, затем Ctrl+X. После выхода из nano выполните команду ниже.</w:t>
+            </w:r>
+          </w:p>
+        </w:tc>
+      </w:tr>
+    </w:tbl>
+    <w:tbl>
+      <w:tblPr>
+        <w:tblW w:type="auto" w:w="0"/>
+        <w:tblLayout w:type="autofit"/>
+        <w:tblLook w:firstColumn="1" w:firstRow="1" w:lastColumn="0" w:lastRow="0" w:noHBand="0" w:noVBand="1" w:val="04A0"/>
+      </w:tblPr>
+      <w:tblGrid>
+        <w:gridCol w:w="10239"/>
+      </w:tblGrid>
+      <w:tr>
+        <w:trPr>
+          <w:cantSplit/>
+        </w:trPr>
+        <w:tc>
+          <w:tcPr>
+            <w:tcW w:type="dxa" w:w="10239"/>
+            <w:shd w:fill="F3F6FA"/>
+            <w:tcBorders>
+              <w:top w:val="single" w:sz="6" w:space="0" w:color="B8C7D9"/>
+              <w:left w:val="single" w:sz="6" w:space="0" w:color="B8C7D9"/>
+              <w:bottom w:val="single" w:sz="6" w:space="0" w:color="B8C7D9"/>
+              <w:right w:val="single" w:sz="6" w:space="0" w:color="B8C7D9"/>
+            </w:tcBorders>
+          </w:tcPr>
+          <w:p>
+            <w:pPr>
+              <w:keepNext/>
+              <w:keepLines/>
+            </w:pPr>
+            <w:r/>
+            <w:r>
+              <w:rPr>
+                <w:rFonts w:ascii="DejaVu Sans Mono" w:hAnsi="DejaVu Sans Mono" w:eastAsia="DejaVu Sans Mono"/>
+                <w:sz w:val="17"/>
+              </w:rPr>
+              <w:t>chmod 600 /root/.ssh/authorized_keys</w:t>
+            </w:r>
+          </w:p>
+        </w:tc>
+      </w:tr>
+    </w:tbl>
+    <w:p>
+      <w:pPr>
+        <w:keepNext w:val="0"/>
+        <w:keepLines/>
+      </w:pPr>
+      <w:r>
+        <w:t>Команда chmod 600 задаёт правильные права на файл authorized_keys. У некоторых провайдеров вход может работать и без неё, но для SSH это правильная и безопасная настройка.</w:t>
+      </w:r>
+    </w:p>
+    <w:p>
+      <w:pPr>
+        <w:pStyle w:val="Heading2"/>
+        <w:keepNext/>
+        <w:keepLines/>
+      </w:pPr>
+      <w:r>
+        <w:t>3.4. Настроить вход по private key в MobaXterm</w:t>
+      </w:r>
+    </w:p>
+    <w:p>
+      <w:pPr>
+        <w:pStyle w:val="ListBullet"/>
+        <w:keepNext w:val="0"/>
+        <w:keepLines/>
+      </w:pPr>
+      <w:r>
+        <w:t>Откройте настройки сохранённой SSH-сессии вашего VPS в MobaXterm.</w:t>
+      </w:r>
+    </w:p>
+    <w:p>
+      <w:pPr>
+        <w:pStyle w:val="ListBullet"/>
+        <w:keepNext w:val="0"/>
+        <w:keepLines/>
+      </w:pPr>
+      <w:r>
+        <w:t>Перейдите во вкладку Advanced SSH settings.</w:t>
+      </w:r>
+    </w:p>
+    <w:p>
+      <w:pPr>
+        <w:pStyle w:val="ListBullet"/>
+        <w:keepNext w:val="0"/>
+        <w:keepLines/>
+      </w:pPr>
+      <w:r>
+        <w:t>Поставьте галочку Use private key.</w:t>
+      </w:r>
+    </w:p>
+    <w:p>
+      <w:pPr>
+        <w:pStyle w:val="ListBullet"/>
+        <w:keepNext w:val="0"/>
+        <w:keepLines/>
+      </w:pPr>
+      <w:r>
+        <w:t>Выберите private key, который вы сохранили в MobaKeyGen.</w:t>
+      </w:r>
+    </w:p>
+    <w:p>
+      <w:pPr>
+        <w:pStyle w:val="ListBullet"/>
+        <w:keepNext w:val="0"/>
+        <w:keepLines/>
+      </w:pPr>
+      <w:r>
+        <w:t>Нажмите OK и подключитесь к серверу заново.</w:t>
+      </w:r>
+    </w:p>
+    <w:p>
+      <w:pPr>
+        <w:keepNext w:val="0"/>
+        <w:keepLines/>
+      </w:pPr>
+      <w:r>
+        <w:t>Если всё настроено правильно, новая сессия откроется по private key. Старую парольную сессию пока не закрывайте: сначала проверьте новый вход.</w:t>
+      </w:r>
+    </w:p>
+    <w:p>
+      <w:pPr>
+        <w:pStyle w:val="Heading2"/>
+        <w:keepNext/>
+        <w:keepLines/>
+      </w:pPr>
+      <w:r>
+        <w:t>3.5. Проверить вход по ключу</w:t>
+      </w:r>
+    </w:p>
+    <w:p>
+      <w:pPr>
+        <w:keepNext w:val="0"/>
+        <w:keepLines/>
+      </w:pPr>
+      <w:r>
+        <w:t>Откройте новую SSH-сессию к серверу через MobaXterm с выбранным private key и выполните на VPS:</w:t>
+      </w:r>
+    </w:p>
+    <w:tbl>
+      <w:tblPr>
+        <w:tblW w:type="auto" w:w="0"/>
+        <w:tblLayout w:type="autofit"/>
+        <w:tblLook w:firstColumn="1" w:firstRow="1" w:lastColumn="0" w:lastRow="0" w:noHBand="0" w:noVBand="1" w:val="04A0"/>
+      </w:tblPr>
+      <w:tblGrid>
+        <w:gridCol w:w="10239"/>
+      </w:tblGrid>
+      <w:tr>
+        <w:trPr>
+          <w:cantSplit/>
+        </w:trPr>
+        <w:tc>
+          <w:tcPr>
+            <w:tcW w:type="dxa" w:w="10239"/>
+            <w:shd w:fill="F3F6FA"/>
+            <w:tcBorders>
+              <w:top w:val="single" w:sz="6" w:space="0" w:color="B8C7D9"/>
+              <w:left w:val="single" w:sz="6" w:space="0" w:color="B8C7D9"/>
+              <w:bottom w:val="single" w:sz="6" w:space="0" w:color="B8C7D9"/>
+              <w:right w:val="single" w:sz="6" w:space="0" w:color="B8C7D9"/>
+            </w:tcBorders>
+          </w:tcPr>
+          <w:p>
+            <w:pPr>
+              <w:keepNext/>
+              <w:keepLines/>
+            </w:pPr>
+            <w:r/>
+            <w:r>
+              <w:rPr>
+                <w:rFonts w:ascii="DejaVu Sans Mono" w:hAnsi="DejaVu Sans Mono" w:eastAsia="DejaVu Sans Mono"/>
+                <w:sz w:val="17"/>
+              </w:rPr>
+              <w:t>whoami</w:t>
+            </w:r>
+            <w:r>
+              <w:br/>
+            </w:r>
+            <w:r>
+              <w:rPr>
+                <w:rFonts w:ascii="DejaVu Sans Mono" w:hAnsi="DejaVu Sans Mono" w:eastAsia="DejaVu Sans Mono"/>
+                <w:sz w:val="17"/>
+              </w:rPr>
+              <w:t>hostname</w:t>
+            </w:r>
+          </w:p>
+        </w:tc>
+      </w:tr>
+    </w:tbl>
+    <w:p>
+      <w:pPr>
+        <w:keepNext w:val="0"/>
+        <w:keepLines/>
+      </w:pPr>
+      <w:r>
+        <w:t>Ожидаемо whoami должен вывести root, а hostname - имя вашего VPS. Только после этого можно закрыть старую парольную SSH-сессию и переходить к запуску XPAM Script.</w:t>
+      </w:r>
+    </w:p>
+    <w:p>
+      <w:pPr>
+        <w:keepLines/>
+      </w:pPr>
+      <w:r>
+        <w:br w:type="page"/>
+      </w:r>
+    </w:p>
+    <w:p>
+      <w:pPr>
+        <w:pStyle w:val="Heading2"/>
+        <w:keepNext/>
+        <w:keepLines/>
+      </w:pPr>
+      <w:r>
+        <w:t>3.6. Для пользователей Windows Terminal / PowerShell</w:t>
+      </w:r>
+    </w:p>
+    <w:p>
+      <w:pPr>
+        <w:keepNext w:val="0"/>
+        <w:keepLines/>
+      </w:pPr>
+      <w:r>
+        <w:t>Этот вариант нужен тем, кто работает не через MobaXterm, а через встроенный OpenSSH в Windows. Команды в этом пункте выполняются на локальном Windows-компьютере.</w:t>
+      </w:r>
+    </w:p>
+    <w:tbl>
+      <w:tblPr>
+        <w:tblW w:type="auto" w:w="0"/>
+        <w:tblLayout w:type="autofit"/>
+        <w:tblLook w:firstColumn="1" w:firstRow="1" w:lastColumn="0" w:lastRow="0" w:noHBand="0" w:noVBand="1" w:val="04A0"/>
+      </w:tblPr>
+      <w:tblGrid>
+        <w:gridCol w:w="10239"/>
+      </w:tblGrid>
+      <w:tr>
+        <w:trPr>
+          <w:cantSplit/>
+        </w:trPr>
+        <w:tc>
+          <w:tcPr>
+            <w:tcW w:type="dxa" w:w="10239"/>
+            <w:shd w:fill="F3F6FA"/>
+            <w:tcBorders>
+              <w:top w:val="single" w:sz="6" w:space="0" w:color="B8C7D9"/>
+              <w:left w:val="single" w:sz="6" w:space="0" w:color="B8C7D9"/>
+              <w:bottom w:val="single" w:sz="6" w:space="0" w:color="B8C7D9"/>
+              <w:right w:val="single" w:sz="6" w:space="0" w:color="B8C7D9"/>
+            </w:tcBorders>
+          </w:tcPr>
+          <w:p>
+            <w:pPr>
+              <w:keepNext/>
+              <w:keepLines/>
+            </w:pPr>
+            <w:r/>
+            <w:r>
+              <w:rPr>
+                <w:rFonts w:ascii="DejaVu Sans Mono" w:hAnsi="DejaVu Sans Mono" w:eastAsia="DejaVu Sans Mono"/>
+                <w:sz w:val="17"/>
+              </w:rPr>
+              <w:t>ssh-keygen -t ed25519 -C "xpam-vps"</w:t>
+            </w:r>
+            <w:r>
+              <w:br/>
+            </w:r>
+            <w:r>
+              <w:rPr>
+                <w:rFonts w:ascii="DejaVu Sans Mono" w:hAnsi="DejaVu Sans Mono" w:eastAsia="DejaVu Sans Mono"/>
+                <w:sz w:val="17"/>
+              </w:rPr>
+              <w:t>type $env:USERPROFILE\.ssh\id_ed25519.pub</w:t>
+            </w:r>
+          </w:p>
+        </w:tc>
+      </w:tr>
+    </w:tbl>
+    <w:p>
+      <w:pPr>
+        <w:keepNext w:val="0"/>
+        <w:keepLines/>
+      </w:pPr>
+      <w:r>
+        <w:t>Скопируйте public key целиком и добавьте его на VPS в файл /root/.ssh/authorized_keys. Проверка входа с локального Windows-компьютера:</w:t>
+      </w:r>
+    </w:p>
+    <w:tbl>
+      <w:tblPr>
+        <w:tblW w:type="auto" w:w="0"/>
+        <w:tblLayout w:type="autofit"/>
+        <w:tblLook w:firstColumn="1" w:firstRow="1" w:lastColumn="0" w:lastRow="0" w:noHBand="0" w:noVBand="1" w:val="04A0"/>
+      </w:tblPr>
+      <w:tblGrid>
+        <w:gridCol w:w="10239"/>
+      </w:tblGrid>
+      <w:tr>
+        <w:trPr>
+          <w:cantSplit/>
+        </w:trPr>
+        <w:tc>
+          <w:tcPr>
+            <w:tcW w:type="dxa" w:w="10239"/>
+            <w:shd w:fill="F3F6FA"/>
+            <w:tcBorders>
+              <w:top w:val="single" w:sz="6" w:space="0" w:color="B8C7D9"/>
+              <w:left w:val="single" w:sz="6" w:space="0" w:color="B8C7D9"/>
+              <w:bottom w:val="single" w:sz="6" w:space="0" w:color="B8C7D9"/>
+              <w:right w:val="single" w:sz="6" w:space="0" w:color="B8C7D9"/>
+            </w:tcBorders>
+          </w:tcPr>
+          <w:p>
+            <w:pPr>
+              <w:keepNext/>
+              <w:keepLines/>
+            </w:pPr>
+            <w:r/>
+            <w:r>
+              <w:rPr>
+                <w:rFonts w:ascii="DejaVu Sans Mono" w:hAnsi="DejaVu Sans Mono" w:eastAsia="DejaVu Sans Mono"/>
+                <w:sz w:val="17"/>
+              </w:rPr>
+              <w:t>ssh -i $env:USERPROFILE\.ssh\id_ed25519 root@SERVER_IP</w:t>
+            </w:r>
+          </w:p>
+        </w:tc>
+      </w:tr>
+    </w:tbl>
+    <w:tbl>
+      <w:tblPr>
+        <w:tblW w:type="auto" w:w="0"/>
+        <w:tblLayout w:type="autofit"/>
+        <w:tblLook w:firstColumn="1" w:firstRow="1" w:lastColumn="0" w:lastRow="0" w:noHBand="0" w:noVBand="1" w:val="04A0"/>
+      </w:tblPr>
+      <w:tblGrid>
+        <w:gridCol w:w="10239"/>
+      </w:tblGrid>
+      <w:tr>
+        <w:trPr>
+          <w:cantSplit/>
+        </w:trPr>
+        <w:tc>
+          <w:tcPr>
+            <w:tcW w:type="dxa" w:w="10239"/>
+            <w:vAlign w:val="center"/>
+            <w:shd w:fill="FFF4E5"/>
+            <w:tcBorders>
+              <w:top w:val="single" w:sz="10" w:space="0" w:color="D98200"/>
+              <w:left w:val="single" w:sz="10" w:space="0" w:color="D98200"/>
+              <w:bottom w:val="single" w:sz="10" w:space="0" w:color="D98200"/>
+              <w:right w:val="single" w:sz="10" w:space="0" w:color="D98200"/>
+            </w:tcBorders>
+          </w:tcPr>
+          <w:p>
+            <w:pPr>
+              <w:keepNext/>
+              <w:keepLines/>
+            </w:pPr>
+            <w:r/>
+            <w:r>
+              <w:rPr>
+                <w:b/>
+                <w:color w:val="B45A00"/>
+                <w:sz w:val="19"/>
+              </w:rPr>
+              <w:t>Где выполнять эту команду</w:t>
+            </w:r>
+          </w:p>
+          <w:p>
+            <w:pPr>
+              <w:keepNext w:val="0"/>
+              <w:keepLines/>
+              <w:spacing w:before="60" w:after="0"/>
+            </w:pPr>
+            <w:r>
+              <w:t>Команда ssh -i $env:USERPROFILE\.ssh\id_ed25519 root@SERVER_IP выполняется на Windows-компьютере, а не внутри VPS.</w:t>
+            </w:r>
+          </w:p>
+        </w:tc>
+      </w:tr>
+    </w:tbl>
+    <w:p>
+      <w:pPr>
+        <w:pStyle w:val="Heading2"/>
+        <w:keepNext/>
+        <w:keepLines/>
+      </w:pPr>
+      <w:r>
+        <w:t>3.7. Для Linux/macOS</w:t>
+      </w:r>
+    </w:p>
+    <w:p>
+      <w:pPr>
+        <w:keepNext w:val="0"/>
+        <w:keepLines/>
+      </w:pPr>
+      <w:r>
+        <w:t>На локальном компьютере Linux/macOS выполните:</w:t>
+      </w:r>
+    </w:p>
+    <w:tbl>
+      <w:tblPr>
+        <w:tblW w:type="auto" w:w="0"/>
+        <w:tblLayout w:type="autofit"/>
+        <w:tblLook w:firstColumn="1" w:firstRow="1" w:lastColumn="0" w:lastRow="0" w:noHBand="0" w:noVBand="1" w:val="04A0"/>
+      </w:tblPr>
+      <w:tblGrid>
+        <w:gridCol w:w="10239"/>
+      </w:tblGrid>
+      <w:tr>
+        <w:trPr>
+          <w:cantSplit/>
+        </w:trPr>
+        <w:tc>
+          <w:tcPr>
+            <w:tcW w:type="dxa" w:w="10239"/>
+            <w:shd w:fill="F3F6FA"/>
+            <w:tcBorders>
+              <w:top w:val="single" w:sz="6" w:space="0" w:color="B8C7D9"/>
+              <w:left w:val="single" w:sz="6" w:space="0" w:color="B8C7D9"/>
+              <w:bottom w:val="single" w:sz="6" w:space="0" w:color="B8C7D9"/>
+              <w:right w:val="single" w:sz="6" w:space="0" w:color="B8C7D9"/>
+            </w:tcBorders>
+          </w:tcPr>
+          <w:p>
+            <w:pPr>
+              <w:keepNext w:val="0"/>
+              <w:keepLines/>
+            </w:pPr>
+            <w:r/>
+            <w:r>
+              <w:rPr>
+                <w:rFonts w:ascii="DejaVu Sans Mono" w:hAnsi="DejaVu Sans Mono" w:eastAsia="DejaVu Sans Mono"/>
+                <w:sz w:val="17"/>
+              </w:rPr>
+              <w:t>ssh-keygen -t ed25519 -C "xpam-vps"</w:t>
+            </w:r>
+            <w:r>
+              <w:br/>
+            </w:r>
+            <w:r>
+              <w:rPr>
+                <w:rFonts w:ascii="DejaVu Sans Mono" w:hAnsi="DejaVu Sans Mono" w:eastAsia="DejaVu Sans Mono"/>
+                <w:sz w:val="17"/>
+              </w:rPr>
+              <w:t>ssh-copy-id -i ~/.ssh/id_ed25519.pub root@SERVER_IP</w:t>
+            </w:r>
+            <w:r>
+              <w:br/>
+            </w:r>
+            <w:r>
+              <w:rPr>
+                <w:rFonts w:ascii="DejaVu Sans Mono" w:hAnsi="DejaVu Sans Mono" w:eastAsia="DejaVu Sans Mono"/>
+                <w:sz w:val="17"/>
+              </w:rPr>
+              <w:t>ssh -i ~/.ssh/id_ed25519 root@SERVER_IP</w:t>
+            </w:r>
+          </w:p>
+        </w:tc>
+      </w:tr>
+    </w:tbl>
+    <w:tbl>
+      <w:tblPr>
+        <w:tblW w:type="auto" w:w="0"/>
+        <w:tblLayout w:type="autofit"/>
+        <w:tblLook w:firstColumn="1" w:firstRow="1" w:lastColumn="0" w:lastRow="0" w:noHBand="0" w:noVBand="1" w:val="04A0"/>
+      </w:tblPr>
+      <w:tblGrid>
+        <w:gridCol w:w="10239"/>
+      </w:tblGrid>
+      <w:tr>
+        <w:trPr>
+          <w:cantSplit/>
+        </w:trPr>
+        <w:tc>
+          <w:tcPr>
+            <w:tcW w:type="dxa" w:w="10239"/>
+            <w:vAlign w:val="center"/>
+            <w:shd w:fill="EAF3FF"/>
+            <w:tcBorders>
+              <w:top w:val="single" w:sz="10" w:space="0" w:color="4A90E2"/>
+              <w:left w:val="single" w:sz="10" w:space="0" w:color="4A90E2"/>
+              <w:bottom w:val="single" w:sz="10" w:space="0" w:color="4A90E2"/>
+              <w:right w:val="single" w:sz="10" w:space="0" w:color="4A90E2"/>
+            </w:tcBorders>
+          </w:tcPr>
+          <w:p>
+            <w:pPr>
+              <w:keepNext/>
+              <w:keepLines/>
+            </w:pPr>
+            <w:r/>
+            <w:r>
+              <w:rPr>
+                <w:b/>
+                <w:color w:val="005AAA"/>
+                <w:sz w:val="19"/>
+              </w:rPr>
+              <w:t>Если ssh-copy-id отсутствует</w:t>
+            </w:r>
+          </w:p>
+          <w:p>
+            <w:pPr>
+              <w:keepNext w:val="0"/>
+              <w:keepLines/>
+              <w:spacing w:before="60" w:after="0"/>
+            </w:pPr>
+            <w:r>
+              <w:t>Добавьте содержимое ~/.ssh/id_ed25519.pub в /root/.ssh/authorized_keys вручную. Права должны быть: /root/.ssh = 700, authorized_keys = 600.</w:t>
+            </w:r>
+          </w:p>
+        </w:tc>
+      </w:tr>
+    </w:tbl>
+    <w:p>
+      <w:pPr>
+        <w:pStyle w:val="Heading1"/>
+        <w:keepNext/>
+        <w:keepLines/>
+        <w:pageBreakBefore/>
+        <w:spacing w:before="0"/>
       </w:pPr>
       <w:r>
         <w:rPr>
@@ -1602,9 +2586,35 @@
           <w:b/>
           <w:i w:val="0"/>
           <w:color w:val="123B5D"/>
-          <w:sz w:val="30"/>
+          <w:sz w:val="40"/>
         </w:rPr>
-        <w:t>3.1. Windows PowerShell / Windows Terminal</w:t>
+        <w:t>4. Как подготовить DNS</w:t>
+      </w:r>
+    </w:p>
+    <w:p>
+      <w:pPr>
+        <w:keepNext w:val="0"/>
+        <w:keepLines/>
+        <w:spacing w:after="120"/>
+      </w:pPr>
+      <w:r>
+        <w:rPr>
+          <w:rFonts w:ascii="Liberation Sans" w:hAnsi="Liberation Sans" w:eastAsia="Liberation Sans"/>
+          <w:b w:val="0"/>
+          <w:i w:val="0"/>
+          <w:color w:val="3E5065"/>
+          <w:sz w:val="22"/>
+        </w:rPr>
+        <w:t>Домены должны быть готовы до certbot и health-check</w:t>
+      </w:r>
+    </w:p>
+    <w:p>
+      <w:pPr>
+        <w:keepLines/>
+        <w:spacing w:after="100" w:line="259" w:lineRule="auto"/>
+      </w:pPr>
+      <w:r>
+        <w:t>Перед установкой зайдите в DNS-панель регистратора или DNS-провайдера и создайте A-записи. Все домены, которые вы будете вводить в XPAM Script, должны указывать на IPv4-адрес VPS. AAAA-записи для этих доменов использовать нельзя.</w:t>
       </w:r>
     </w:p>
     <w:tbl>
@@ -1641,705 +2651,7 @@
           </w:tcPr>
           <w:p>
             <w:pPr>
-              <w:keepLines/>
-              <w:spacing w:after="0"/>
-            </w:pPr>
-            <w:r>
-              <w:rPr>
-                <w:rFonts w:ascii="Liberation Mono" w:hAnsi="Liberation Mono" w:eastAsia="Liberation Mono"/>
-                <w:b w:val="0"/>
-                <w:i w:val="0"/>
-                <w:color w:val="000000"/>
-                <w:sz w:val="17"/>
-              </w:rPr>
-              <w:t>ssh-keygen -t ed25519 -C "xpam-vps"</w:t>
-            </w:r>
-            <w:r>
-              <w:br/>
-            </w:r>
-            <w:r>
-              <w:rPr>
-                <w:rFonts w:ascii="Liberation Mono" w:hAnsi="Liberation Mono" w:eastAsia="Liberation Mono"/>
-                <w:b w:val="0"/>
-                <w:i w:val="0"/>
-                <w:color w:val="000000"/>
-                <w:sz w:val="17"/>
-              </w:rPr>
-              <w:t># Путь по умолчанию обычно такой:</w:t>
-            </w:r>
-            <w:r>
-              <w:br/>
-            </w:r>
-            <w:r>
-              <w:rPr>
-                <w:rFonts w:ascii="Liberation Mono" w:hAnsi="Liberation Mono" w:eastAsia="Liberation Mono"/>
-                <w:b w:val="0"/>
-                <w:i w:val="0"/>
-                <w:color w:val="000000"/>
-                <w:sz w:val="17"/>
-              </w:rPr>
-              <w:t># C:\Users\&lt;USER&gt;\.ssh\id_ed25519</w:t>
-            </w:r>
-            <w:r>
-              <w:br/>
-            </w:r>
-            <w:r>
-              <w:rPr>
-                <w:rFonts w:ascii="Liberation Mono" w:hAnsi="Liberation Mono" w:eastAsia="Liberation Mono"/>
-                <w:b w:val="0"/>
-                <w:i w:val="0"/>
-                <w:color w:val="000000"/>
-                <w:sz w:val="17"/>
-              </w:rPr>
-              <w:t>type $env:USERPROFILE\.ssh\id_ed25519.pub</w:t>
-            </w:r>
-          </w:p>
-        </w:tc>
-      </w:tr>
-    </w:tbl>
-    <w:p>
-      <w:pPr>
-        <w:spacing w:after="40"/>
-      </w:pPr>
-    </w:p>
-    <w:p>
-      <w:pPr>
-        <w:spacing w:after="100" w:line="259" w:lineRule="auto"/>
-      </w:pPr>
-      <w:r>
-        <w:rPr>
-          <w:rFonts w:ascii="Liberation Sans" w:hAnsi="Liberation Sans" w:eastAsia="Liberation Sans"/>
-          <w:b w:val="0"/>
-          <w:i w:val="0"/>
-          <w:color w:val="111111"/>
-          <w:sz w:val="19"/>
-        </w:rPr>
-        <w:t>Скопируйте строку public key целиком. Она начинается с ssh-ed25519 и должна быть вставлена на сервер одной строкой, без переносов внутри ключа.</w:t>
-      </w:r>
-    </w:p>
-    <w:p>
-      <w:pPr>
-        <w:pStyle w:val="Heading2"/>
-        <w:keepNext/>
-        <w:keepLines/>
-      </w:pPr>
-      <w:r>
-        <w:rPr>
-          <w:rFonts w:ascii="Liberation Sans" w:hAnsi="Liberation Sans" w:eastAsia="Liberation Sans"/>
-          <w:b/>
-          <w:i w:val="0"/>
-          <w:color w:val="123B5D"/>
-          <w:sz w:val="30"/>
-        </w:rPr>
-        <w:t>3.2. MobaXterm: создать ключ</w:t>
-      </w:r>
-    </w:p>
-    <w:p>
-      <w:pPr>
-        <w:pStyle w:val="ListBullet"/>
-        <w:spacing w:after="30" w:line="252" w:lineRule="auto"/>
-      </w:pPr>
-      <w:r>
-        <w:rPr>
-          <w:rFonts w:ascii="Liberation Sans" w:hAnsi="Liberation Sans" w:eastAsia="Liberation Sans"/>
-          <w:b w:val="0"/>
-          <w:i w:val="0"/>
-          <w:sz w:val="18"/>
-        </w:rPr>
-        <w:t>Откройте MobaXterm.</w:t>
-      </w:r>
-    </w:p>
-    <w:p>
-      <w:pPr>
-        <w:pStyle w:val="ListBullet"/>
-        <w:spacing w:after="30" w:line="252" w:lineRule="auto"/>
-      </w:pPr>
-      <w:r>
-        <w:rPr>
-          <w:rFonts w:ascii="Liberation Sans" w:hAnsi="Liberation Sans" w:eastAsia="Liberation Sans"/>
-          <w:b w:val="0"/>
-          <w:i w:val="0"/>
-          <w:sz w:val="18"/>
-        </w:rPr>
-        <w:t>Выберите Tools -&gt; MobaKeyGen.</w:t>
-      </w:r>
-    </w:p>
-    <w:p>
-      <w:pPr>
-        <w:pStyle w:val="ListBullet"/>
-        <w:spacing w:after="30" w:line="252" w:lineRule="auto"/>
-      </w:pPr>
-      <w:r>
-        <w:rPr>
-          <w:rFonts w:ascii="Liberation Sans" w:hAnsi="Liberation Sans" w:eastAsia="Liberation Sans"/>
-          <w:b w:val="0"/>
-          <w:i w:val="0"/>
-          <w:sz w:val="18"/>
-        </w:rPr>
-        <w:t>Тип ключа: ED25519. Если ED25519 недоступен, используйте RSA 4096.</w:t>
-      </w:r>
-    </w:p>
-    <w:p>
-      <w:pPr>
-        <w:pStyle w:val="ListBullet"/>
-        <w:spacing w:after="30" w:line="252" w:lineRule="auto"/>
-      </w:pPr>
-      <w:r>
-        <w:rPr>
-          <w:rFonts w:ascii="Liberation Sans" w:hAnsi="Liberation Sans" w:eastAsia="Liberation Sans"/>
-          <w:b w:val="0"/>
-          <w:i w:val="0"/>
-          <w:sz w:val="18"/>
-        </w:rPr>
-        <w:t>Нажмите Generate и двигайте мышью, пока ключ не будет создан.</w:t>
-      </w:r>
-    </w:p>
-    <w:p>
-      <w:pPr>
-        <w:pStyle w:val="ListBullet"/>
-        <w:spacing w:after="30" w:line="252" w:lineRule="auto"/>
-      </w:pPr>
-      <w:r>
-        <w:rPr>
-          <w:rFonts w:ascii="Liberation Sans" w:hAnsi="Liberation Sans" w:eastAsia="Liberation Sans"/>
-          <w:b w:val="0"/>
-          <w:i w:val="0"/>
-          <w:sz w:val="18"/>
-        </w:rPr>
-        <w:t>Сохраните private key в безопасное место. Этот файл нельзя отправлять никому.</w:t>
-      </w:r>
-    </w:p>
-    <w:p>
-      <w:pPr>
-        <w:pStyle w:val="ListBullet"/>
-        <w:spacing w:after="30" w:line="252" w:lineRule="auto"/>
-      </w:pPr>
-      <w:r>
-        <w:rPr>
-          <w:rFonts w:ascii="Liberation Sans" w:hAnsi="Liberation Sans" w:eastAsia="Liberation Sans"/>
-          <w:b w:val="0"/>
-          <w:i w:val="0"/>
-          <w:sz w:val="18"/>
-        </w:rPr>
-        <w:t>Скопируйте OpenSSH public key из верхнего поля. Его нужно добавить в /root/.ssh/authorized_keys на VPS.</w:t>
-      </w:r>
-    </w:p>
-    <w:p>
-      <w:pPr>
-        <w:pStyle w:val="Heading2"/>
-        <w:keepNext/>
-        <w:keepLines/>
-      </w:pPr>
-      <w:r>
-        <w:rPr>
-          <w:rFonts w:ascii="Liberation Sans" w:hAnsi="Liberation Sans" w:eastAsia="Liberation Sans"/>
-          <w:b/>
-          <w:i w:val="0"/>
-          <w:color w:val="123B5D"/>
-          <w:sz w:val="30"/>
-        </w:rPr>
-        <w:t>3.3. Если VPS уже доступен только по IP и паролю</w:t>
-      </w:r>
-    </w:p>
-    <w:p>
-      <w:pPr>
-        <w:spacing w:after="100" w:line="259" w:lineRule="auto"/>
-      </w:pPr>
-      <w:r>
-        <w:rPr>
-          <w:rFonts w:ascii="Liberation Sans" w:hAnsi="Liberation Sans" w:eastAsia="Liberation Sans"/>
-          <w:b w:val="0"/>
-          <w:i w:val="0"/>
-          <w:color w:val="111111"/>
-          <w:sz w:val="19"/>
-        </w:rPr>
-        <w:t>Подключитесь к серверу по паролю один раз. Затем вручную добавьте public key в /root/.ssh/authorized_keys.</w:t>
-      </w:r>
-    </w:p>
-    <w:tbl>
-      <w:tblPr>
-        <w:tblW w:type="auto" w:w="0"/>
-        <w:jc w:val="center"/>
-        <w:tblLayout w:type="autofit"/>
-        <w:tblLook w:firstColumn="1" w:firstRow="1" w:lastColumn="0" w:lastRow="0" w:noHBand="0" w:noVBand="1" w:val="04A0"/>
-      </w:tblPr>
-      <w:tblGrid>
-        <w:gridCol w:w="10239"/>
-      </w:tblGrid>
-      <w:tr>
-        <w:trPr>
-          <w:cantSplit/>
-        </w:trPr>
-        <w:tc>
-          <w:tcPr>
-            <w:tcW w:type="dxa" w:w="10239"/>
-            <w:shd w:fill="F3F6FA"/>
-            <w:tcBorders>
-              <w:top w:val="single" w:sz="8" w:space="0" w:color="CDD8E4"/>
-              <w:left w:val="single" w:sz="8" w:space="0" w:color="CDD8E4"/>
-              <w:bottom w:val="single" w:sz="8" w:space="0" w:color="CDD8E4"/>
-              <w:right w:val="single" w:sz="8" w:space="0" w:color="CDD8E4"/>
-            </w:tcBorders>
-            <w:tcMar>
-              <w:top w:w="90" w:type="dxa"/>
-              <w:start w:w="120" w:type="dxa"/>
-              <w:bottom w:w="90" w:type="dxa"/>
-              <w:end w:w="120" w:type="dxa"/>
-            </w:tcMar>
-            <w:vAlign w:val="top"/>
-          </w:tcPr>
-          <w:p>
-            <w:pPr>
-              <w:keepLines/>
-              <w:spacing w:after="0"/>
-            </w:pPr>
-            <w:r>
-              <w:rPr>
-                <w:rFonts w:ascii="Liberation Mono" w:hAnsi="Liberation Mono" w:eastAsia="Liberation Mono"/>
-                <w:b w:val="0"/>
-                <w:i w:val="0"/>
-                <w:color w:val="000000"/>
-                <w:sz w:val="17"/>
-              </w:rPr>
-              <w:t>mkdir -p /root/.ssh</w:t>
-            </w:r>
-            <w:r>
-              <w:br/>
-            </w:r>
-            <w:r>
-              <w:rPr>
-                <w:rFonts w:ascii="Liberation Mono" w:hAnsi="Liberation Mono" w:eastAsia="Liberation Mono"/>
-                <w:b w:val="0"/>
-                <w:i w:val="0"/>
-                <w:color w:val="000000"/>
-                <w:sz w:val="17"/>
-              </w:rPr>
-              <w:t>chmod 700 /root/.ssh</w:t>
-            </w:r>
-            <w:r>
-              <w:br/>
-            </w:r>
-            <w:r>
-              <w:rPr>
-                <w:rFonts w:ascii="Liberation Mono" w:hAnsi="Liberation Mono" w:eastAsia="Liberation Mono"/>
-                <w:b w:val="0"/>
-                <w:i w:val="0"/>
-                <w:color w:val="000000"/>
-                <w:sz w:val="17"/>
-              </w:rPr>
-              <w:t>nano /root/.ssh/authorized_keys</w:t>
-            </w:r>
-          </w:p>
-        </w:tc>
-      </w:tr>
-    </w:tbl>
-    <w:p>
-      <w:pPr>
-        <w:spacing w:after="40"/>
-      </w:pPr>
-    </w:p>
-    <w:tbl>
-      <w:tblPr>
-        <w:tblW w:type="auto" w:w="0"/>
-        <w:jc w:val="center"/>
-        <w:tblLayout w:type="autofit"/>
-        <w:tblLook w:firstColumn="1" w:firstRow="1" w:lastColumn="0" w:lastRow="0" w:noHBand="0" w:noVBand="1" w:val="04A0"/>
-      </w:tblPr>
-      <w:tblGrid>
-        <w:gridCol w:w="10239"/>
-      </w:tblGrid>
-      <w:tr>
-        <w:trPr>
-          <w:cantSplit/>
-        </w:trPr>
-        <w:tc>
-          <w:tcPr>
-            <w:tcW w:type="dxa" w:w="10239"/>
-            <w:shd w:fill="EDF5FF"/>
-            <w:tcBorders>
-              <w:top w:val="single" w:sz="10" w:space="0" w:color="74A7D8"/>
-              <w:left w:val="single" w:sz="10" w:space="0" w:color="74A7D8"/>
-              <w:bottom w:val="single" w:sz="10" w:space="0" w:color="74A7D8"/>
-              <w:right w:val="single" w:sz="10" w:space="0" w:color="74A7D8"/>
-            </w:tcBorders>
-            <w:tcMar>
-              <w:top w:w="95" w:type="dxa"/>
-              <w:start w:w="130" w:type="dxa"/>
-              <w:bottom w:w="95" w:type="dxa"/>
-              <w:end w:w="130" w:type="dxa"/>
-            </w:tcMar>
-            <w:vAlign w:val="top"/>
-          </w:tcPr>
-          <w:p>
-            <w:pPr>
-              <w:keepNext/>
-              <w:keepLines/>
-              <w:spacing w:after="60"/>
-            </w:pPr>
-            <w:r>
-              <w:rPr>
-                <w:rFonts w:ascii="Liberation Sans" w:hAnsi="Liberation Sans" w:eastAsia="Liberation Sans"/>
-                <w:b/>
-                <w:i w:val="0"/>
-                <w:color w:val="2D6FB6"/>
-                <w:sz w:val="20"/>
-              </w:rPr>
-              <w:t>Сохранение в nano</w:t>
-            </w:r>
-          </w:p>
-          <w:p>
-            <w:pPr>
-              <w:keepLines/>
-              <w:spacing w:after="0" w:line="252" w:lineRule="auto"/>
-            </w:pPr>
-            <w:r>
-              <w:rPr>
-                <w:rFonts w:ascii="Liberation Sans" w:hAnsi="Liberation Sans" w:eastAsia="Liberation Sans"/>
-                <w:b w:val="0"/>
-                <w:i w:val="0"/>
-                <w:color w:val="111111"/>
-                <w:sz w:val="18"/>
-              </w:rPr>
-              <w:t>Вставьте public key одной строкой. В nano сохраните файл: Ctrl+O, затем Enter. Выйдите: Ctrl+X. После этого выполните chmod 600 /root/.ssh/authorized_keys.</w:t>
-            </w:r>
-          </w:p>
-        </w:tc>
-      </w:tr>
-    </w:tbl>
-    <w:p>
-      <w:pPr>
-        <w:spacing w:after="40"/>
-      </w:pPr>
-    </w:p>
-    <w:tbl>
-      <w:tblPr>
-        <w:tblW w:type="auto" w:w="0"/>
-        <w:jc w:val="center"/>
-        <w:tblLayout w:type="autofit"/>
-        <w:tblLook w:firstColumn="1" w:firstRow="1" w:lastColumn="0" w:lastRow="0" w:noHBand="0" w:noVBand="1" w:val="04A0"/>
-      </w:tblPr>
-      <w:tblGrid>
-        <w:gridCol w:w="10239"/>
-      </w:tblGrid>
-      <w:tr>
-        <w:trPr>
-          <w:cantSplit/>
-        </w:trPr>
-        <w:tc>
-          <w:tcPr>
-            <w:tcW w:type="dxa" w:w="10239"/>
-            <w:shd w:fill="F3F6FA"/>
-            <w:tcBorders>
-              <w:top w:val="single" w:sz="8" w:space="0" w:color="CDD8E4"/>
-              <w:left w:val="single" w:sz="8" w:space="0" w:color="CDD8E4"/>
-              <w:bottom w:val="single" w:sz="8" w:space="0" w:color="CDD8E4"/>
-              <w:right w:val="single" w:sz="8" w:space="0" w:color="CDD8E4"/>
-            </w:tcBorders>
-            <w:tcMar>
-              <w:top w:w="90" w:type="dxa"/>
-              <w:start w:w="120" w:type="dxa"/>
-              <w:bottom w:w="90" w:type="dxa"/>
-              <w:end w:w="120" w:type="dxa"/>
-            </w:tcMar>
-            <w:vAlign w:val="top"/>
-          </w:tcPr>
-          <w:p>
-            <w:pPr>
-              <w:keepLines/>
-              <w:spacing w:after="0"/>
-            </w:pPr>
-            <w:r>
-              <w:rPr>
-                <w:rFonts w:ascii="Liberation Mono" w:hAnsi="Liberation Mono" w:eastAsia="Liberation Mono"/>
-                <w:b w:val="0"/>
-                <w:i w:val="0"/>
-                <w:color w:val="000000"/>
-                <w:sz w:val="17"/>
-              </w:rPr>
-              <w:t>chmod 600 /root/.ssh/authorized_keys</w:t>
-            </w:r>
-            <w:r>
-              <w:br/>
-            </w:r>
-            <w:r>
-              <w:rPr>
-                <w:rFonts w:ascii="Liberation Mono" w:hAnsi="Liberation Mono" w:eastAsia="Liberation Mono"/>
-                <w:b w:val="0"/>
-                <w:i w:val="0"/>
-                <w:color w:val="000000"/>
-                <w:sz w:val="17"/>
-              </w:rPr>
-              <w:t>ssh -i $env:USERPROFILE\.ssh\id_ed25519 root@SERVER_IP</w:t>
-            </w:r>
-          </w:p>
-        </w:tc>
-      </w:tr>
-    </w:tbl>
-    <w:p>
-      <w:pPr>
-        <w:spacing w:after="40"/>
-      </w:pPr>
-    </w:p>
-    <w:p>
-      <w:pPr>
-        <w:pStyle w:val="Heading2"/>
-        <w:keepNext/>
-        <w:keepLines/>
-      </w:pPr>
-      <w:r>
-        <w:rPr>
-          <w:rFonts w:ascii="Liberation Sans" w:hAnsi="Liberation Sans" w:eastAsia="Liberation Sans"/>
-          <w:b/>
-          <w:i w:val="0"/>
-          <w:color w:val="123B5D"/>
-          <w:sz w:val="30"/>
-        </w:rPr>
-        <w:t>3.4. Linux/macOS</w:t>
-      </w:r>
-    </w:p>
-    <w:tbl>
-      <w:tblPr>
-        <w:tblW w:type="auto" w:w="0"/>
-        <w:jc w:val="center"/>
-        <w:tblLayout w:type="autofit"/>
-        <w:tblLook w:firstColumn="1" w:firstRow="1" w:lastColumn="0" w:lastRow="0" w:noHBand="0" w:noVBand="1" w:val="04A0"/>
-      </w:tblPr>
-      <w:tblGrid>
-        <w:gridCol w:w="10239"/>
-      </w:tblGrid>
-      <w:tr>
-        <w:trPr>
-          <w:cantSplit/>
-        </w:trPr>
-        <w:tc>
-          <w:tcPr>
-            <w:tcW w:type="dxa" w:w="10239"/>
-            <w:shd w:fill="F3F6FA"/>
-            <w:tcBorders>
-              <w:top w:val="single" w:sz="8" w:space="0" w:color="CDD8E4"/>
-              <w:left w:val="single" w:sz="8" w:space="0" w:color="CDD8E4"/>
-              <w:bottom w:val="single" w:sz="8" w:space="0" w:color="CDD8E4"/>
-              <w:right w:val="single" w:sz="8" w:space="0" w:color="CDD8E4"/>
-            </w:tcBorders>
-            <w:tcMar>
-              <w:top w:w="90" w:type="dxa"/>
-              <w:start w:w="120" w:type="dxa"/>
-              <w:bottom w:w="90" w:type="dxa"/>
-              <w:end w:w="120" w:type="dxa"/>
-            </w:tcMar>
-            <w:vAlign w:val="top"/>
-          </w:tcPr>
-          <w:p>
-            <w:pPr>
-              <w:keepLines/>
-              <w:spacing w:after="0"/>
-            </w:pPr>
-            <w:r>
-              <w:rPr>
-                <w:rFonts w:ascii="Liberation Mono" w:hAnsi="Liberation Mono" w:eastAsia="Liberation Mono"/>
-                <w:b w:val="0"/>
-                <w:i w:val="0"/>
-                <w:color w:val="000000"/>
-                <w:sz w:val="17"/>
-              </w:rPr>
-              <w:t>ssh-keygen -t ed25519 -C "xpam-vps"</w:t>
-            </w:r>
-            <w:r>
-              <w:br/>
-            </w:r>
-            <w:r>
-              <w:rPr>
-                <w:rFonts w:ascii="Liberation Mono" w:hAnsi="Liberation Mono" w:eastAsia="Liberation Mono"/>
-                <w:b w:val="0"/>
-                <w:i w:val="0"/>
-                <w:color w:val="000000"/>
-                <w:sz w:val="17"/>
-              </w:rPr>
-              <w:t>ssh-copy-id -i ~/.ssh/id_ed25519.pub root@SERVER_IP</w:t>
-            </w:r>
-            <w:r>
-              <w:br/>
-            </w:r>
-            <w:r>
-              <w:rPr>
-                <w:rFonts w:ascii="Liberation Mono" w:hAnsi="Liberation Mono" w:eastAsia="Liberation Mono"/>
-                <w:b w:val="0"/>
-                <w:i w:val="0"/>
-                <w:color w:val="000000"/>
-                <w:sz w:val="17"/>
-              </w:rPr>
-              <w:t>ssh -i ~/.ssh/id_ed25519 root@SERVER_IP</w:t>
-            </w:r>
-          </w:p>
-        </w:tc>
-      </w:tr>
-    </w:tbl>
-    <w:p>
-      <w:pPr>
-        <w:spacing w:after="40"/>
-      </w:pPr>
-    </w:p>
-    <w:tbl>
-      <w:tblPr>
-        <w:tblW w:type="auto" w:w="0"/>
-        <w:jc w:val="center"/>
-        <w:tblLayout w:type="autofit"/>
-        <w:tblLook w:firstColumn="1" w:firstRow="1" w:lastColumn="0" w:lastRow="0" w:noHBand="0" w:noVBand="1" w:val="04A0"/>
-      </w:tblPr>
-      <w:tblGrid>
-        <w:gridCol w:w="10239"/>
-      </w:tblGrid>
-      <w:tr>
-        <w:trPr>
-          <w:cantSplit/>
-        </w:trPr>
-        <w:tc>
-          <w:tcPr>
-            <w:tcW w:type="dxa" w:w="10239"/>
-            <w:shd w:fill="EDF5FF"/>
-            <w:tcBorders>
-              <w:top w:val="single" w:sz="10" w:space="0" w:color="74A7D8"/>
-              <w:left w:val="single" w:sz="10" w:space="0" w:color="74A7D8"/>
-              <w:bottom w:val="single" w:sz="10" w:space="0" w:color="74A7D8"/>
-              <w:right w:val="single" w:sz="10" w:space="0" w:color="74A7D8"/>
-            </w:tcBorders>
-            <w:tcMar>
-              <w:top w:w="95" w:type="dxa"/>
-              <w:start w:w="130" w:type="dxa"/>
-              <w:bottom w:w="95" w:type="dxa"/>
-              <w:end w:w="130" w:type="dxa"/>
-            </w:tcMar>
-            <w:vAlign w:val="top"/>
-          </w:tcPr>
-          <w:p>
-            <w:pPr>
-              <w:keepNext/>
-              <w:keepLines/>
-              <w:spacing w:after="60"/>
-            </w:pPr>
-            <w:r>
-              <w:rPr>
-                <w:rFonts w:ascii="Liberation Sans" w:hAnsi="Liberation Sans" w:eastAsia="Liberation Sans"/>
-                <w:b/>
-                <w:i w:val="0"/>
-                <w:color w:val="2D6FB6"/>
-                <w:sz w:val="20"/>
-              </w:rPr>
-              <w:t>Если ssh-copy-id отсутствует</w:t>
-            </w:r>
-          </w:p>
-          <w:p>
-            <w:pPr>
-              <w:keepLines/>
-              <w:spacing w:after="0" w:line="252" w:lineRule="auto"/>
-            </w:pPr>
-            <w:r>
-              <w:rPr>
-                <w:rFonts w:ascii="Liberation Sans" w:hAnsi="Liberation Sans" w:eastAsia="Liberation Sans"/>
-                <w:b w:val="0"/>
-                <w:i w:val="0"/>
-                <w:color w:val="111111"/>
-                <w:sz w:val="18"/>
-              </w:rPr>
-              <w:t>Добавьте содержимое ~/.ssh/id_ed25519.pub в /root/.ssh/authorized_keys вручную. Права должны быть: /root/.ssh = 700, authorized_keys = 600.</w:t>
-            </w:r>
-          </w:p>
-        </w:tc>
-      </w:tr>
-    </w:tbl>
-    <w:p>
-      <w:pPr>
-        <w:spacing w:after="40"/>
-      </w:pPr>
-    </w:p>
-    <w:p>
-      <w:r>
-        <w:br w:type="page"/>
-      </w:r>
-    </w:p>
-    <w:p>
-      <w:pPr>
-        <w:pStyle w:val="Heading1"/>
-        <w:keepNext/>
-        <w:keepLines/>
-      </w:pPr>
-      <w:r>
-        <w:rPr>
-          <w:rFonts w:ascii="Liberation Sans" w:hAnsi="Liberation Sans" w:eastAsia="Liberation Sans"/>
-          <w:b/>
-          <w:i w:val="0"/>
-          <w:color w:val="123B5D"/>
-          <w:sz w:val="40"/>
-        </w:rPr>
-        <w:t>4. Как подготовить DNS</w:t>
-      </w:r>
-    </w:p>
-    <w:p>
-      <w:pPr>
-        <w:keepNext w:val="0"/>
-        <w:keepLines/>
-        <w:spacing w:after="120"/>
-      </w:pPr>
-      <w:r>
-        <w:rPr>
-          <w:rFonts w:ascii="Liberation Sans" w:hAnsi="Liberation Sans" w:eastAsia="Liberation Sans"/>
-          <w:b w:val="0"/>
-          <w:i w:val="0"/>
-          <w:color w:val="3E5065"/>
-          <w:sz w:val="22"/>
-        </w:rPr>
-        <w:t>Домены должны быть готовы до certbot и health-check</w:t>
-      </w:r>
-    </w:p>
-    <w:p>
-      <w:pPr>
-        <w:spacing w:after="100" w:line="259" w:lineRule="auto"/>
-      </w:pPr>
-      <w:r>
-        <w:rPr>
-          <w:rFonts w:ascii="Liberation Sans" w:hAnsi="Liberation Sans" w:eastAsia="Liberation Sans"/>
-          <w:b w:val="0"/>
-          <w:i w:val="0"/>
-          <w:color w:val="111111"/>
-          <w:sz w:val="19"/>
-        </w:rPr>
-        <w:t>Перед установкой зайдите в DNS-панель регистратора или DNS-провайдера и создайте A-записи. Все домены, которые вы будете вводить в XPAM Script, должны указывать на IPv4-адрес VPS.</w:t>
-      </w:r>
-    </w:p>
-    <w:tbl>
-      <w:tblPr>
-        <w:tblW w:type="auto" w:w="0"/>
-        <w:jc w:val="center"/>
-        <w:tblLayout w:type="autofit"/>
-        <w:tblLook w:firstColumn="1" w:firstRow="1" w:lastColumn="0" w:lastRow="0" w:noHBand="0" w:noVBand="1" w:val="04A0"/>
-      </w:tblPr>
-      <w:tblGrid>
-        <w:gridCol w:w="10239"/>
-      </w:tblGrid>
-      <w:tr>
-        <w:trPr>
-          <w:cantSplit/>
-        </w:trPr>
-        <w:tc>
-          <w:tcPr>
-            <w:tcW w:type="dxa" w:w="10239"/>
-            <w:shd w:fill="F3F6FA"/>
-            <w:tcBorders>
-              <w:top w:val="single" w:sz="8" w:space="0" w:color="CDD8E4"/>
-              <w:left w:val="single" w:sz="8" w:space="0" w:color="CDD8E4"/>
-              <w:bottom w:val="single" w:sz="8" w:space="0" w:color="CDD8E4"/>
-              <w:right w:val="single" w:sz="8" w:space="0" w:color="CDD8E4"/>
-            </w:tcBorders>
-            <w:tcMar>
-              <w:top w:w="90" w:type="dxa"/>
-              <w:start w:w="120" w:type="dxa"/>
-              <w:bottom w:w="90" w:type="dxa"/>
-              <w:end w:w="120" w:type="dxa"/>
-            </w:tcMar>
-            <w:vAlign w:val="top"/>
-          </w:tcPr>
-          <w:p>
-            <w:pPr>
+              <w:keepNext w:val="0"/>
               <w:keepLines/>
               <w:spacing w:after="0"/>
             </w:pPr>
@@ -2396,14 +2708,69 @@
         </w:tc>
       </w:tr>
     </w:tbl>
-    <w:p>
-      <w:pPr>
+    <w:tbl>
+      <w:tblPr>
+        <w:tblW w:type="auto" w:w="0"/>
+        <w:tblLayout w:type="autofit"/>
+        <w:tblLook w:firstColumn="1" w:firstRow="1" w:lastColumn="0" w:lastRow="0" w:noHBand="0" w:noVBand="1" w:val="04A0"/>
+      </w:tblPr>
+      <w:tblGrid>
+        <w:gridCol w:w="10239"/>
+      </w:tblGrid>
+      <w:tr>
+        <w:trPr>
+          <w:cantSplit/>
+        </w:trPr>
+        <w:tc>
+          <w:tcPr>
+            <w:tcW w:type="dxa" w:w="10239"/>
+            <w:vAlign w:val="center"/>
+            <w:shd w:fill="FDE9E9"/>
+            <w:tcBorders>
+              <w:top w:val="single" w:sz="10" w:space="0" w:color="D62728"/>
+              <w:left w:val="single" w:sz="10" w:space="0" w:color="D62728"/>
+              <w:bottom w:val="single" w:sz="10" w:space="0" w:color="D62728"/>
+              <w:right w:val="single" w:sz="10" w:space="0" w:color="D62728"/>
+            </w:tcBorders>
+          </w:tcPr>
+          <w:p>
+            <w:pPr>
+              <w:keepNext/>
+              <w:keepLines/>
+            </w:pPr>
+            <w:r/>
+            <w:r>
+              <w:rPr>
+                <w:b/>
+                <w:color w:val="C80000"/>
+                <w:sz w:val="19"/>
+              </w:rPr>
+              <w:t>Важно про IPv6 и AAAA-записи</w:t>
+            </w:r>
+          </w:p>
+          <w:p>
+            <w:pPr>
+              <w:keepNext w:val="0"/>
+              <w:keepLines/>
+              <w:spacing w:before="60" w:after="0"/>
+            </w:pPr>
+            <w:r>
+              <w:t>IPv6 в XPAM Script сейчас не является поддерживаемым режимом установки. Для доменов XPAM Script создавайте только A-записи на IPv4-адрес VPS. Если AAAA-записи уже есть, удалите их до запуска установки.</w:t>
+            </w:r>
+          </w:p>
+        </w:tc>
+      </w:tr>
+    </w:tbl>
+    <w:p>
+      <w:pPr>
+        <w:keepLines/>
         <w:spacing w:after="40"/>
       </w:pPr>
     </w:p>
     <w:p>
       <w:pPr>
         <w:pStyle w:val="ListBullet"/>
+        <w:keepLines/>
         <w:spacing w:after="30" w:line="252" w:lineRule="auto"/>
       </w:pPr>
       <w:r>
@@ -2419,6 +2786,7 @@
     <w:p>
       <w:pPr>
         <w:pStyle w:val="ListBullet"/>
+        <w:keepLines/>
         <w:spacing w:after="30" w:line="252" w:lineRule="auto"/>
       </w:pPr>
       <w:r>
@@ -2434,6 +2802,7 @@
     <w:p>
       <w:pPr>
         <w:pStyle w:val="ListBullet"/>
+        <w:keepLines/>
         <w:spacing w:after="30" w:line="252" w:lineRule="auto"/>
       </w:pPr>
       <w:r>
@@ -2449,6 +2818,7 @@
     <w:p>
       <w:pPr>
         <w:pStyle w:val="ListBullet"/>
+        <w:keepLines/>
         <w:spacing w:after="30" w:line="252" w:lineRule="auto"/>
       </w:pPr>
       <w:r>
@@ -2464,6 +2834,7 @@
     <w:p>
       <w:pPr>
         <w:pStyle w:val="ListBullet"/>
+        <w:keepLines/>
         <w:spacing w:after="30" w:line="252" w:lineRule="auto"/>
       </w:pPr>
       <w:r>
@@ -2510,6 +2881,7 @@
           </w:tcPr>
           <w:p>
             <w:pPr>
+              <w:keepNext/>
               <w:keepLines/>
               <w:spacing w:after="0"/>
             </w:pPr>
@@ -2555,14 +2927,25 @@
     </w:tbl>
     <w:p>
       <w:pPr>
+        <w:keepLines/>
         <w:spacing w:after="40"/>
       </w:pPr>
+    </w:p>
+    <w:p>
+      <w:pPr>
+        <w:keepLines/>
+      </w:pPr>
+      <w:r>
+        <w:br w:type="page"/>
+      </w:r>
     </w:p>
     <w:p>
       <w:pPr>
         <w:pStyle w:val="Heading1"/>
         <w:keepNext/>
         <w:keepLines/>
+        <w:pageBreakBefore/>
+        <w:spacing w:before="0"/>
       </w:pPr>
       <w:r>
         <w:rPr>
@@ -2594,6 +2977,7 @@
     </w:p>
     <w:p>
       <w:pPr>
+        <w:keepLines/>
         <w:spacing w:after="100" w:line="259" w:lineRule="auto"/>
       </w:pPr>
       <w:r>
@@ -2641,6 +3025,7 @@
           </w:tcPr>
           <w:p>
             <w:pPr>
+              <w:keepNext w:val="0"/>
               <w:keepLines/>
               <w:spacing w:after="0"/>
             </w:pPr>
@@ -2686,6 +3071,7 @@
     </w:tbl>
     <w:p>
       <w:pPr>
+        <w:keepLines/>
         <w:spacing w:after="40"/>
       </w:pPr>
     </w:p>
@@ -2740,6 +3126,7 @@
           </w:p>
           <w:p>
             <w:pPr>
+              <w:keepNext w:val="0"/>
               <w:keepLines/>
               <w:spacing w:after="0" w:line="252" w:lineRule="auto"/>
             </w:pPr>
@@ -2759,10 +3146,14 @@
     </w:tbl>
     <w:p>
       <w:pPr>
+        <w:keepLines/>
         <w:spacing w:after="40"/>
       </w:pPr>
     </w:p>
     <w:p>
+      <w:pPr>
+        <w:keepLines/>
+      </w:pPr>
       <w:r>
         <w:br w:type="page"/>
       </w:r>
@@ -2772,15 +3163,10 @@
         <w:pStyle w:val="Heading1"/>
         <w:keepNext/>
         <w:keepLines/>
+        <w:pageBreakBefore/>
+        <w:spacing w:before="0"/>
       </w:pPr>
       <w:r>
-        <w:rPr>
-          <w:rFonts w:ascii="Liberation Sans" w:hAnsi="Liberation Sans" w:eastAsia="Liberation Sans"/>
-          <w:b/>
-          <w:i w:val="0"/>
-          <w:color w:val="123B5D"/>
-          <w:sz w:val="40"/>
-        </w:rPr>
         <w:t>6. Шаг 0: SSH-безопасность и prefix</w:t>
       </w:r>
     </w:p>
@@ -2788,128 +3174,145 @@
       <w:pPr>
         <w:keepNext w:val="0"/>
         <w:keepLines/>
-        <w:spacing w:after="120"/>
       </w:pPr>
       <w:r>
-        <w:rPr>
-          <w:rFonts w:ascii="Liberation Sans" w:hAnsi="Liberation Sans" w:eastAsia="Liberation Sans"/>
-          <w:b w:val="0"/>
-          <w:i w:val="0"/>
-          <w:color w:val="3E5065"/>
-          <w:sz w:val="22"/>
-        </w:rPr>
         <w:t>Первый обязательный этап XPAM Script</w:t>
       </w:r>
     </w:p>
     <w:p>
       <w:pPr>
-        <w:spacing w:after="100" w:line="259" w:lineRule="auto"/>
+        <w:keepNext w:val="0"/>
+        <w:keepLines/>
       </w:pPr>
       <w:r>
-        <w:rPr>
-          <w:rFonts w:ascii="Liberation Sans" w:hAnsi="Liberation Sans" w:eastAsia="Liberation Sans"/>
-          <w:b w:val="0"/>
-          <w:i w:val="0"/>
-          <w:color w:val="111111"/>
-          <w:sz w:val="19"/>
-        </w:rPr>
+        <w:t>Перед пунктом 0 уже должен быть выполнен раздел 3: public key добавлен на VPS, private key выбран в SSH-клиенте, а вход по ключу проверен отдельной новой сессией.</w:t>
+      </w:r>
+    </w:p>
+    <w:p>
+      <w:pPr>
+        <w:keepNext w:val="0"/>
+        <w:keepLines/>
+      </w:pPr>
+      <w:r>
         <w:t>В меню выберите пункт 0. На этом этапе скрипт проверяет SSH-доступ по ключу, просит задать SERVER_PREFIX и готовит безопасную основу для дальнейшей установки.</w:t>
       </w:r>
     </w:p>
     <w:p>
       <w:pPr>
         <w:pStyle w:val="ListBullet"/>
-        <w:spacing w:after="30" w:line="252" w:lineRule="auto"/>
+        <w:keepNext w:val="0"/>
+        <w:keepLines/>
       </w:pPr>
       <w:r>
-        <w:rPr>
-          <w:rFonts w:ascii="Liberation Sans" w:hAnsi="Liberation Sans" w:eastAsia="Liberation Sans"/>
-          <w:b w:val="0"/>
-          <w:i w:val="0"/>
-          <w:sz w:val="18"/>
-        </w:rPr>
         <w:t>Отключается вход по SSH-паролю.</w:t>
       </w:r>
     </w:p>
     <w:p>
       <w:pPr>
         <w:pStyle w:val="ListBullet"/>
-        <w:spacing w:after="30" w:line="252" w:lineRule="auto"/>
+        <w:keepNext w:val="0"/>
+        <w:keepLines/>
       </w:pPr>
       <w:r>
-        <w:rPr>
-          <w:rFonts w:ascii="Liberation Sans" w:hAnsi="Liberation Sans" w:eastAsia="Liberation Sans"/>
-          <w:b w:val="0"/>
-          <w:i w:val="0"/>
-          <w:sz w:val="18"/>
-        </w:rPr>
         <w:t>Оставляется вход по SSH-ключу.</w:t>
       </w:r>
     </w:p>
     <w:p>
       <w:pPr>
         <w:pStyle w:val="ListBullet"/>
-        <w:spacing w:after="30" w:line="252" w:lineRule="auto"/>
+        <w:keepNext w:val="0"/>
+        <w:keepLines/>
       </w:pPr>
       <w:r>
-        <w:rPr>
-          <w:rFonts w:ascii="Liberation Sans" w:hAnsi="Liberation Sans" w:eastAsia="Liberation Sans"/>
-          <w:b w:val="0"/>
-          <w:i w:val="0"/>
-          <w:sz w:val="18"/>
-        </w:rPr>
         <w:t>Отключается X11 forwarding.</w:t>
       </w:r>
     </w:p>
     <w:p>
       <w:pPr>
         <w:pStyle w:val="ListBullet"/>
-        <w:spacing w:after="30" w:line="252" w:lineRule="auto"/>
+        <w:keepNext w:val="0"/>
+        <w:keepLines/>
       </w:pPr>
       <w:r>
-        <w:rPr>
-          <w:rFonts w:ascii="Liberation Sans" w:hAnsi="Liberation Sans" w:eastAsia="Liberation Sans"/>
-          <w:b w:val="0"/>
-          <w:i w:val="0"/>
-          <w:sz w:val="18"/>
-        </w:rPr>
         <w:t>SSH-туннели остаются разрешёнными, если нужны для эксплуатации.</w:t>
       </w:r>
     </w:p>
     <w:p>
       <w:pPr>
         <w:pStyle w:val="ListBullet"/>
-        <w:spacing w:after="30" w:line="252" w:lineRule="auto"/>
+        <w:keepNext w:val="0"/>
+        <w:keepLines/>
       </w:pPr>
       <w:r>
-        <w:rPr>
-          <w:rFonts w:ascii="Liberation Sans" w:hAnsi="Liberation Sans" w:eastAsia="Liberation Sans"/>
-          <w:b w:val="0"/>
-          <w:i w:val="0"/>
-          <w:sz w:val="18"/>
-        </w:rPr>
-        <w:t>Создаётся только команда продолжения установки: sudo &lt;prefix&gt;-install.</w:t>
+        <w:t>Создаётся команда продолжения установки: sudo &lt;prefix&gt;-install.</w:t>
       </w:r>
     </w:p>
     <w:p>
       <w:pPr>
         <w:pStyle w:val="ListBullet"/>
-        <w:spacing w:after="30" w:line="252" w:lineRule="auto"/>
+        <w:keepNext w:val="0"/>
+        <w:keepLines/>
       </w:pPr>
       <w:r>
-        <w:rPr>
-          <w:rFonts w:ascii="Liberation Sans" w:hAnsi="Liberation Sans" w:eastAsia="Liberation Sans"/>
-          <w:b w:val="0"/>
-          <w:i w:val="0"/>
-          <w:sz w:val="18"/>
-        </w:rPr>
         <w:t>Префикс сохраняется в /etc/xpam-script/config.env и используется во всех дальнейших командах.</w:t>
       </w:r>
     </w:p>
     <w:tbl>
       <w:tblPr>
         <w:tblW w:type="auto" w:w="0"/>
-        <w:jc w:val="center"/>
+        <w:tblLayout w:type="autofit"/>
+        <w:tblLook w:firstColumn="1" w:firstRow="1" w:lastColumn="0" w:lastRow="0" w:noHBand="0" w:noVBand="1" w:val="04A0"/>
+      </w:tblPr>
+      <w:tblGrid>
+        <w:gridCol w:w="10239"/>
+      </w:tblGrid>
+      <w:tr>
+        <w:trPr>
+          <w:cantSplit/>
+        </w:trPr>
+        <w:tc>
+          <w:tcPr>
+            <w:tcW w:type="dxa" w:w="10239"/>
+            <w:vAlign w:val="center"/>
+            <w:shd w:fill="EAF3FF"/>
+            <w:tcBorders>
+              <w:top w:val="single" w:sz="10" w:space="0" w:color="4A90E2"/>
+              <w:left w:val="single" w:sz="10" w:space="0" w:color="4A90E2"/>
+              <w:bottom w:val="single" w:sz="10" w:space="0" w:color="4A90E2"/>
+              <w:right w:val="single" w:sz="10" w:space="0" w:color="4A90E2"/>
+            </w:tcBorders>
+          </w:tcPr>
+          <w:p>
+            <w:pPr>
+              <w:keepNext/>
+              <w:keepLines/>
+            </w:pPr>
+            <w:r/>
+            <w:r>
+              <w:rPr>
+                <w:b/>
+                <w:color w:val="005AAA"/>
+                <w:sz w:val="19"/>
+              </w:rPr>
+              <w:t>Если после шага 0 нужна перезагрузка</w:t>
+            </w:r>
+          </w:p>
+          <w:p>
+            <w:pPr>
+              <w:keepNext w:val="0"/>
+              <w:keepLines/>
+              <w:spacing w:before="60" w:after="0"/>
+            </w:pPr>
+            <w:r>
+              <w:t>Выполните sudo reboot в текущей SSH-сессии VPS. Соединение оборвётся - это нормально. Подождите 30-60 секунд и подключитесь заново тем же SSH-клиентом уже по private key.</w:t>
+            </w:r>
+          </w:p>
+        </w:tc>
+      </w:tr>
+    </w:tbl>
+    <w:tbl>
+      <w:tblPr>
+        <w:tblW w:type="auto" w:w="0"/>
         <w:tblLayout w:type="autofit"/>
         <w:tblLook w:firstColumn="1" w:firstRow="1" w:lastColumn="0" w:lastRow="0" w:noHBand="0" w:noVBand="1" w:val="04A0"/>
       </w:tblPr>
@@ -2925,98 +3328,24 @@
             <w:tcW w:type="dxa" w:w="10239"/>
             <w:shd w:fill="F3F6FA"/>
             <w:tcBorders>
-              <w:top w:val="single" w:sz="8" w:space="0" w:color="CDD8E4"/>
-              <w:left w:val="single" w:sz="8" w:space="0" w:color="CDD8E4"/>
-              <w:bottom w:val="single" w:sz="8" w:space="0" w:color="CDD8E4"/>
-              <w:right w:val="single" w:sz="8" w:space="0" w:color="CDD8E4"/>
+              <w:top w:val="single" w:sz="6" w:space="0" w:color="B8C7D9"/>
+              <w:left w:val="single" w:sz="6" w:space="0" w:color="B8C7D9"/>
+              <w:bottom w:val="single" w:sz="6" w:space="0" w:color="B8C7D9"/>
+              <w:right w:val="single" w:sz="6" w:space="0" w:color="B8C7D9"/>
             </w:tcBorders>
-            <w:tcMar>
-              <w:top w:w="90" w:type="dxa"/>
-              <w:start w:w="120" w:type="dxa"/>
-              <w:bottom w:w="90" w:type="dxa"/>
-              <w:end w:w="120" w:type="dxa"/>
-            </w:tcMar>
-            <w:vAlign w:val="top"/>
           </w:tcPr>
           <w:p>
             <w:pPr>
+              <w:keepNext/>
               <w:keepLines/>
-              <w:spacing w:after="0"/>
             </w:pPr>
+            <w:r/>
             <w:r>
               <w:rPr>
-                <w:rFonts w:ascii="Liberation Mono" w:hAnsi="Liberation Mono" w:eastAsia="Liberation Mono"/>
-                <w:b w:val="0"/>
-                <w:i w:val="0"/>
-                <w:color w:val="000000"/>
-                <w:sz w:val="17"/>
-              </w:rPr>
-              <w:t># После шага 0, если скрипт просит перезагрузку:</w:t>
-            </w:r>
-            <w:r>
-              <w:br/>
-            </w:r>
-            <w:r>
-              <w:rPr>
-                <w:rFonts w:ascii="Liberation Mono" w:hAnsi="Liberation Mono" w:eastAsia="Liberation Mono"/>
-                <w:b w:val="0"/>
-                <w:i w:val="0"/>
-                <w:color w:val="000000"/>
+                <w:rFonts w:ascii="DejaVu Sans Mono" w:hAnsi="DejaVu Sans Mono" w:eastAsia="DejaVu Sans Mono"/>
                 <w:sz w:val="17"/>
               </w:rPr>
               <w:t>sudo reboot</w:t>
-            </w:r>
-            <w:r>
-              <w:br/>
-            </w:r>
-            <w:r>
-              <w:rPr>
-                <w:rFonts w:ascii="Liberation Mono" w:hAnsi="Liberation Mono" w:eastAsia="Liberation Mono"/>
-                <w:b w:val="0"/>
-                <w:i w:val="0"/>
-                <w:color w:val="000000"/>
-                <w:sz w:val="17"/>
-              </w:rPr>
-              <w:t># После перезагрузки войдите снова по SSH-ключу:</w:t>
-            </w:r>
-            <w:r>
-              <w:br/>
-            </w:r>
-            <w:r>
-              <w:rPr>
-                <w:rFonts w:ascii="Liberation Mono" w:hAnsi="Liberation Mono" w:eastAsia="Liberation Mono"/>
-                <w:b w:val="0"/>
-                <w:i w:val="0"/>
-                <w:color w:val="000000"/>
-                <w:sz w:val="17"/>
-              </w:rPr>
-              <w:t>ssh -i PATH_TO_PRIVATE_KEY root@SERVER_IP</w:t>
-            </w:r>
-            <w:r>
-              <w:br/>
-            </w:r>
-            <w:r>
-              <w:rPr>
-                <w:rFonts w:ascii="Liberation Mono" w:hAnsi="Liberation Mono" w:eastAsia="Liberation Mono"/>
-                <w:b w:val="0"/>
-                <w:i w:val="0"/>
-                <w:color w:val="000000"/>
-                <w:sz w:val="17"/>
-              </w:rPr>
-              <w:t># Продолжите установку через выбранный prefix:</w:t>
-            </w:r>
-            <w:r>
-              <w:br/>
-            </w:r>
-            <w:r>
-              <w:rPr>
-                <w:rFonts w:ascii="Liberation Mono" w:hAnsi="Liberation Mono" w:eastAsia="Liberation Mono"/>
-                <w:b w:val="0"/>
-                <w:i w:val="0"/>
-                <w:color w:val="000000"/>
-                <w:sz w:val="17"/>
-              </w:rPr>
-              <w:t>sudo &lt;prefix&gt;-install</w:t>
             </w:r>
           </w:p>
         </w:tc>
@@ -3024,13 +3353,16 @@
     </w:tbl>
     <w:p>
       <w:pPr>
-        <w:spacing w:after="40"/>
-      </w:pPr>
+        <w:keepNext w:val="0"/>
+        <w:keepLines/>
+      </w:pPr>
+      <w:r>
+        <w:t>Для MobaXterm это означает: открыть сохранённую сессию VPS, где в Advanced SSH settings выбран Use private key. Для Windows Terminal / PowerShell или Linux/macOS используйте команды подключения из разделов 3.6 и 3.7 на своём локальном компьютере.</w:t>
+      </w:r>
     </w:p>
     <w:tbl>
       <w:tblPr>
         <w:tblW w:type="auto" w:w="0"/>
-        <w:jc w:val="center"/>
         <w:tblLayout w:type="autofit"/>
         <w:tblLook w:firstColumn="1" w:firstRow="1" w:lastColumn="0" w:lastRow="0" w:noHBand="0" w:noVBand="1" w:val="04A0"/>
       </w:tblPr>
@@ -3044,52 +3376,152 @@
         <w:tc>
           <w:tcPr>
             <w:tcW w:type="dxa" w:w="10239"/>
-            <w:shd w:fill="FDECEC"/>
+            <w:vAlign w:val="center"/>
+            <w:shd w:fill="FFF4E5"/>
             <w:tcBorders>
-              <w:top w:val="single" w:sz="10" w:space="0" w:color="E36C6C"/>
-              <w:left w:val="single" w:sz="10" w:space="0" w:color="E36C6C"/>
-              <w:bottom w:val="single" w:sz="10" w:space="0" w:color="E36C6C"/>
-              <w:right w:val="single" w:sz="10" w:space="0" w:color="E36C6C"/>
+              <w:top w:val="single" w:sz="10" w:space="0" w:color="D98200"/>
+              <w:left w:val="single" w:sz="10" w:space="0" w:color="D98200"/>
+              <w:bottom w:val="single" w:sz="10" w:space="0" w:color="D98200"/>
+              <w:right w:val="single" w:sz="10" w:space="0" w:color="D98200"/>
             </w:tcBorders>
-            <w:tcMar>
-              <w:top w:w="95" w:type="dxa"/>
-              <w:start w:w="130" w:type="dxa"/>
-              <w:bottom w:w="95" w:type="dxa"/>
-              <w:end w:w="130" w:type="dxa"/>
-            </w:tcMar>
-            <w:vAlign w:val="top"/>
           </w:tcPr>
           <w:p>
             <w:pPr>
               <w:keepNext/>
               <w:keepLines/>
-              <w:spacing w:after="60"/>
+            </w:pPr>
+            <w:r/>
+            <w:r>
+              <w:rPr>
+                <w:b/>
+                <w:color w:val="B45A00"/>
+                <w:sz w:val="19"/>
+              </w:rPr>
+              <w:t>Не вводите команды подключения внутри VPS</w:t>
+            </w:r>
+          </w:p>
+          <w:p>
+            <w:pPr>
+              <w:keepNext w:val="0"/>
+              <w:keepLines/>
+              <w:spacing w:before="60" w:after="0"/>
             </w:pPr>
             <w:r>
+              <w:t>Команды вида ssh -i ... выполняются на вашем компьютере, а не в терминале VPS. После успешного подключения к VPS по ключу введите только команды ниже.</w:t>
+            </w:r>
+          </w:p>
+        </w:tc>
+      </w:tr>
+    </w:tbl>
+    <w:tbl>
+      <w:tblPr>
+        <w:tblW w:type="auto" w:w="0"/>
+        <w:tblLayout w:type="autofit"/>
+        <w:tblLook w:firstColumn="1" w:firstRow="1" w:lastColumn="0" w:lastRow="0" w:noHBand="0" w:noVBand="1" w:val="04A0"/>
+      </w:tblPr>
+      <w:tblGrid>
+        <w:gridCol w:w="10239"/>
+      </w:tblGrid>
+      <w:tr>
+        <w:trPr>
+          <w:cantSplit/>
+        </w:trPr>
+        <w:tc>
+          <w:tcPr>
+            <w:tcW w:type="dxa" w:w="10239"/>
+            <w:shd w:fill="F3F6FA"/>
+            <w:tcBorders>
+              <w:top w:val="single" w:sz="6" w:space="0" w:color="B8C7D9"/>
+              <w:left w:val="single" w:sz="6" w:space="0" w:color="B8C7D9"/>
+              <w:bottom w:val="single" w:sz="6" w:space="0" w:color="B8C7D9"/>
+              <w:right w:val="single" w:sz="6" w:space="0" w:color="B8C7D9"/>
+            </w:tcBorders>
+          </w:tcPr>
+          <w:p>
+            <w:pPr>
+              <w:keepNext/>
+              <w:keepLines/>
+            </w:pPr>
+            <w:r/>
+            <w:r>
               <w:rPr>
-                <w:rFonts w:ascii="Liberation Sans" w:hAnsi="Liberation Sans" w:eastAsia="Liberation Sans"/>
+                <w:rFonts w:ascii="DejaVu Sans Mono" w:hAnsi="DejaVu Sans Mono" w:eastAsia="DejaVu Sans Mono"/>
+                <w:sz w:val="17"/>
+              </w:rPr>
+              <w:t>whoami</w:t>
+            </w:r>
+            <w:r>
+              <w:br/>
+            </w:r>
+            <w:r>
+              <w:rPr>
+                <w:rFonts w:ascii="DejaVu Sans Mono" w:hAnsi="DejaVu Sans Mono" w:eastAsia="DejaVu Sans Mono"/>
+                <w:sz w:val="17"/>
+              </w:rPr>
+              <w:t>hostname</w:t>
+            </w:r>
+            <w:r>
+              <w:br/>
+            </w:r>
+            <w:r>
+              <w:rPr>
+                <w:rFonts w:ascii="DejaVu Sans Mono" w:hAnsi="DejaVu Sans Mono" w:eastAsia="DejaVu Sans Mono"/>
+                <w:sz w:val="17"/>
+              </w:rPr>
+              <w:t>sudo &lt;prefix&gt;-install</w:t>
+            </w:r>
+          </w:p>
+        </w:tc>
+      </w:tr>
+    </w:tbl>
+    <w:tbl>
+      <w:tblPr>
+        <w:tblW w:type="auto" w:w="0"/>
+        <w:tblLayout w:type="autofit"/>
+        <w:tblLook w:firstColumn="1" w:firstRow="1" w:lastColumn="0" w:lastRow="0" w:noHBand="0" w:noVBand="1" w:val="04A0"/>
+      </w:tblPr>
+      <w:tblGrid>
+        <w:gridCol w:w="10239"/>
+      </w:tblGrid>
+      <w:tr>
+        <w:trPr>
+          <w:cantSplit/>
+        </w:trPr>
+        <w:tc>
+          <w:tcPr>
+            <w:tcW w:type="dxa" w:w="10239"/>
+            <w:vAlign w:val="center"/>
+            <w:shd w:fill="FDE9E9"/>
+            <w:tcBorders>
+              <w:top w:val="single" w:sz="10" w:space="0" w:color="D62728"/>
+              <w:left w:val="single" w:sz="10" w:space="0" w:color="D62728"/>
+              <w:bottom w:val="single" w:sz="10" w:space="0" w:color="D62728"/>
+              <w:right w:val="single" w:sz="10" w:space="0" w:color="D62728"/>
+            </w:tcBorders>
+          </w:tcPr>
+          <w:p>
+            <w:pPr>
+              <w:keepNext/>
+              <w:keepLines/>
+            </w:pPr>
+            <w:r/>
+            <w:r>
+              <w:rPr>
                 <w:b/>
-                <w:i w:val="0"/>
-                <w:color w:val="C62828"/>
-                <w:sz w:val="20"/>
+                <w:color w:val="C80000"/>
+                <w:sz w:val="19"/>
               </w:rPr>
               <w:t>Важно</w:t>
             </w:r>
           </w:p>
           <w:p>
             <w:pPr>
+              <w:keepNext w:val="0"/>
               <w:keepLines/>
-              <w:spacing w:after="0" w:line="252" w:lineRule="auto"/>
+              <w:spacing w:before="60" w:after="0"/>
             </w:pPr>
             <w:r>
-              <w:rPr>
-                <w:rFonts w:ascii="Liberation Sans" w:hAnsi="Liberation Sans" w:eastAsia="Liberation Sans"/>
-                <w:b w:val="0"/>
-                <w:i w:val="0"/>
-                <w:color w:val="111111"/>
-                <w:sz w:val="18"/>
-              </w:rPr>
-              <w:t>Префикс задаётся именно на шаге 0, а не на шаге 1. Дальше пользователь не вводит demo-install или чужую команду из примера, а использует свою команду вида sudo &lt;prefix&gt;-install.</w:t>
+              <w:t>Префикс задаётся именно на шаге 0, а не на шаге 1. Вместо &lt;prefix&gt; используйте свой SERVER_PREFIX. Например, если prefix = srv, команда будет sudo srv-install.</w:t>
             </w:r>
           </w:p>
         </w:tc>
@@ -3097,19 +3529,11 @@
     </w:tbl>
     <w:p>
       <w:pPr>
-        <w:spacing w:after="40"/>
-      </w:pPr>
-    </w:p>
-    <w:p>
-      <w:r>
-        <w:br w:type="page"/>
-      </w:r>
-    </w:p>
-    <w:p>
-      <w:pPr>
         <w:pStyle w:val="Heading1"/>
         <w:keepNext/>
         <w:keepLines/>
+        <w:pageBreakBefore/>
+        <w:spacing w:before="0"/>
       </w:pPr>
       <w:r>
         <w:rPr>
@@ -3141,6 +3565,7 @@
     </w:p>
     <w:p>
       <w:pPr>
+        <w:keepLines/>
         <w:spacing w:after="100" w:line="259" w:lineRule="auto"/>
       </w:pPr>
       <w:r>
@@ -3208,6 +3633,10 @@
             <w:vAlign w:val="top"/>
           </w:tcPr>
           <w:p>
+            <w:pPr>
+              <w:keepNext/>
+              <w:keepLines/>
+            </w:pPr>
             <w:r>
               <w:rPr>
                 <w:rFonts w:ascii="Liberation Sans" w:hAnsi="Liberation Sans" w:eastAsia="Liberation Sans"/>
@@ -3239,6 +3668,10 @@
             <w:vAlign w:val="top"/>
           </w:tcPr>
           <w:p>
+            <w:pPr>
+              <w:keepNext/>
+              <w:keepLines/>
+            </w:pPr>
             <w:r>
               <w:rPr>
                 <w:rFonts w:ascii="Liberation Sans" w:hAnsi="Liberation Sans" w:eastAsia="Liberation Sans"/>
@@ -3270,6 +3703,10 @@
             <w:vAlign w:val="top"/>
           </w:tcPr>
           <w:p>
+            <w:pPr>
+              <w:keepNext/>
+              <w:keepLines/>
+            </w:pPr>
             <w:r>
               <w:rPr>
                 <w:rFonts w:ascii="Liberation Sans" w:hAnsi="Liberation Sans" w:eastAsia="Liberation Sans"/>
@@ -3306,6 +3743,8 @@
           </w:tcPr>
           <w:p>
             <w:pPr>
+              <w:keepNext/>
+              <w:keepLines/>
               <w:spacing w:after="0"/>
             </w:pPr>
             <w:r>
@@ -3338,6 +3777,8 @@
           </w:tcPr>
           <w:p>
             <w:pPr>
+              <w:keepNext/>
+              <w:keepLines/>
               <w:spacing w:after="0"/>
             </w:pPr>
             <w:r>
@@ -3370,6 +3811,8 @@
           </w:tcPr>
           <w:p>
             <w:pPr>
+              <w:keepNext/>
+              <w:keepLines/>
               <w:spacing w:after="0"/>
             </w:pPr>
             <w:r>
@@ -3407,6 +3850,8 @@
           </w:tcPr>
           <w:p>
             <w:pPr>
+              <w:keepNext/>
+              <w:keepLines/>
               <w:spacing w:after="0"/>
             </w:pPr>
             <w:r>
@@ -3439,6 +3884,8 @@
           </w:tcPr>
           <w:p>
             <w:pPr>
+              <w:keepNext/>
+              <w:keepLines/>
               <w:spacing w:after="0"/>
             </w:pPr>
             <w:r>
@@ -3471,6 +3918,8 @@
           </w:tcPr>
           <w:p>
             <w:pPr>
+              <w:keepNext/>
+              <w:keepLines/>
               <w:spacing w:after="0"/>
             </w:pPr>
             <w:r>
@@ -3508,6 +3957,8 @@
           </w:tcPr>
           <w:p>
             <w:pPr>
+              <w:keepNext/>
+              <w:keepLines/>
               <w:spacing w:after="0"/>
             </w:pPr>
             <w:r>
@@ -3540,6 +3991,8 @@
           </w:tcPr>
           <w:p>
             <w:pPr>
+              <w:keepNext/>
+              <w:keepLines/>
               <w:spacing w:after="0"/>
             </w:pPr>
             <w:r>
@@ -3572,6 +4025,8 @@
           </w:tcPr>
           <w:p>
             <w:pPr>
+              <w:keepNext/>
+              <w:keepLines/>
               <w:spacing w:after="0"/>
             </w:pPr>
             <w:r>
@@ -3589,6 +4044,7 @@
     </w:tbl>
     <w:p>
       <w:pPr>
+        <w:keepLines/>
         <w:spacing w:after="40"/>
       </w:pPr>
     </w:p>
@@ -3612,6 +4068,7 @@
     <w:p>
       <w:pPr>
         <w:pStyle w:val="ListBullet"/>
+        <w:keepLines/>
         <w:spacing w:after="30" w:line="252" w:lineRule="auto"/>
       </w:pPr>
       <w:r>
@@ -3627,6 +4084,7 @@
     <w:p>
       <w:pPr>
         <w:pStyle w:val="ListBullet"/>
+        <w:keepLines/>
         <w:spacing w:after="30" w:line="252" w:lineRule="auto"/>
       </w:pPr>
       <w:r>
@@ -3642,6 +4100,7 @@
     <w:p>
       <w:pPr>
         <w:pStyle w:val="ListBullet"/>
+        <w:keepLines/>
         <w:spacing w:after="30" w:line="252" w:lineRule="auto"/>
       </w:pPr>
       <w:r>
@@ -3657,6 +4116,7 @@
     <w:p>
       <w:pPr>
         <w:pStyle w:val="ListBullet"/>
+        <w:keepLines/>
         <w:spacing w:after="30" w:line="252" w:lineRule="auto"/>
       </w:pPr>
       <w:r>
@@ -3672,6 +4132,7 @@
     <w:p>
       <w:pPr>
         <w:pStyle w:val="ListBullet"/>
+        <w:keepLines/>
         <w:spacing w:after="30" w:line="252" w:lineRule="auto"/>
       </w:pPr>
       <w:r>
@@ -3687,6 +4148,7 @@
     <w:p>
       <w:pPr>
         <w:pStyle w:val="ListBullet"/>
+        <w:keepLines/>
         <w:spacing w:after="30" w:line="252" w:lineRule="auto"/>
       </w:pPr>
       <w:r>
@@ -3702,6 +4164,7 @@
     <w:p>
       <w:pPr>
         <w:pStyle w:val="ListBullet"/>
+        <w:keepLines/>
         <w:spacing w:after="30" w:line="252" w:lineRule="auto"/>
       </w:pPr>
       <w:r>
@@ -3717,6 +4180,7 @@
     <w:p>
       <w:pPr>
         <w:pStyle w:val="ListBullet"/>
+        <w:keepLines/>
         <w:spacing w:after="30" w:line="252" w:lineRule="auto"/>
       </w:pPr>
       <w:r>
@@ -3780,6 +4244,7 @@
           </w:p>
           <w:p>
             <w:pPr>
+              <w:keepNext w:val="0"/>
               <w:keepLines/>
               <w:spacing w:after="0" w:line="252" w:lineRule="auto"/>
             </w:pPr>
@@ -3799,6 +4264,7 @@
     </w:tbl>
     <w:p>
       <w:pPr>
+        <w:keepLines/>
         <w:spacing w:after="40"/>
       </w:pPr>
     </w:p>
@@ -3822,6 +4288,7 @@
     <w:p>
       <w:pPr>
         <w:pStyle w:val="ListBullet"/>
+        <w:keepLines/>
         <w:spacing w:after="30" w:line="252" w:lineRule="auto"/>
       </w:pPr>
       <w:r>
@@ -3837,6 +4304,7 @@
     <w:p>
       <w:pPr>
         <w:pStyle w:val="ListBullet"/>
+        <w:keepLines/>
         <w:spacing w:after="30" w:line="252" w:lineRule="auto"/>
       </w:pPr>
       <w:r>
@@ -3852,6 +4320,7 @@
     <w:p>
       <w:pPr>
         <w:pStyle w:val="ListBullet"/>
+        <w:keepLines/>
         <w:spacing w:after="30" w:line="252" w:lineRule="auto"/>
       </w:pPr>
       <w:r>
@@ -3867,6 +4336,7 @@
     <w:p>
       <w:pPr>
         <w:pStyle w:val="ListBullet"/>
+        <w:keepLines/>
         <w:spacing w:after="30" w:line="252" w:lineRule="auto"/>
       </w:pPr>
       <w:r>
@@ -3882,6 +4352,7 @@
     <w:p>
       <w:pPr>
         <w:pStyle w:val="ListBullet"/>
+        <w:keepLines/>
         <w:spacing w:after="30" w:line="252" w:lineRule="auto"/>
       </w:pPr>
       <w:r>
@@ -3897,6 +4368,7 @@
     <w:p>
       <w:pPr>
         <w:pStyle w:val="ListBullet"/>
+        <w:keepLines/>
         <w:spacing w:after="30" w:line="252" w:lineRule="auto"/>
       </w:pPr>
       <w:r>
@@ -3912,6 +4384,7 @@
     <w:p>
       <w:pPr>
         <w:pStyle w:val="ListBullet"/>
+        <w:keepLines/>
         <w:spacing w:after="30" w:line="252" w:lineRule="auto"/>
       </w:pPr>
       <w:r>
@@ -3927,6 +4400,7 @@
     <w:p>
       <w:pPr>
         <w:pStyle w:val="ListBullet"/>
+        <w:keepLines/>
         <w:spacing w:after="30" w:line="252" w:lineRule="auto"/>
       </w:pPr>
       <w:r>
@@ -3942,6 +4416,7 @@
     <w:p>
       <w:pPr>
         <w:pStyle w:val="ListBullet"/>
+        <w:keepLines/>
         <w:spacing w:after="30" w:line="252" w:lineRule="auto"/>
       </w:pPr>
       <w:r>
@@ -3957,6 +4432,7 @@
     <w:p>
       <w:pPr>
         <w:pStyle w:val="ListBullet"/>
+        <w:keepLines/>
         <w:spacing w:after="30" w:line="252" w:lineRule="auto"/>
       </w:pPr>
       <w:r>
@@ -3970,6 +4446,9 @@
       </w:r>
     </w:p>
     <w:p>
+      <w:pPr>
+        <w:keepLines/>
+      </w:pPr>
       <w:r>
         <w:br w:type="page"/>
       </w:r>
@@ -3979,6 +4458,8 @@
         <w:pStyle w:val="Heading1"/>
         <w:keepNext/>
         <w:keepLines/>
+        <w:pageBreakBefore/>
+        <w:spacing w:before="0"/>
       </w:pPr>
       <w:r>
         <w:rPr>
@@ -4028,6 +4509,7 @@
     <w:p>
       <w:pPr>
         <w:pStyle w:val="ListBullet"/>
+        <w:keepLines/>
         <w:spacing w:after="30" w:line="252" w:lineRule="auto"/>
       </w:pPr>
       <w:r>
@@ -4043,6 +4525,7 @@
     <w:p>
       <w:pPr>
         <w:pStyle w:val="ListBullet"/>
+        <w:keepLines/>
         <w:spacing w:after="30" w:line="252" w:lineRule="auto"/>
       </w:pPr>
       <w:r>
@@ -4058,21 +4541,17 @@
     <w:p>
       <w:pPr>
         <w:pStyle w:val="ListBullet"/>
+        <w:keepLines/>
         <w:spacing w:after="30" w:line="252" w:lineRule="auto"/>
       </w:pPr>
       <w:r>
-        <w:rPr>
-          <w:rFonts w:ascii="Liberation Sans" w:hAnsi="Liberation Sans" w:eastAsia="Liberation Sans"/>
-          <w:b w:val="0"/>
-          <w:i w:val="0"/>
-          <w:sz w:val="18"/>
-        </w:rPr>
-        <w:t>IPv6-публичные правила не создаются, если пользователь явно не разрешил IPv6 443.</w:t>
+        <w:t>XPAM Script не создаёт публичные IPv6-правила и не открывает сервисы наружу по IPv6. Рабочая и проверенная схема проекта - IPv4-first: публично используются TCP-порты 22, 80 и 443 на IPv4.</w:t>
       </w:r>
     </w:p>
     <w:p>
       <w:pPr>
         <w:pStyle w:val="ListBullet"/>
+        <w:keepLines/>
         <w:spacing w:after="30" w:line="252" w:lineRule="auto"/>
       </w:pPr>
       <w:r>
@@ -4088,6 +4567,7 @@
     <w:p>
       <w:pPr>
         <w:pStyle w:val="ListBullet"/>
+        <w:keepLines/>
         <w:spacing w:after="30" w:line="252" w:lineRule="auto"/>
       </w:pPr>
       <w:r>
@@ -4120,6 +4600,7 @@
     <w:p>
       <w:pPr>
         <w:pStyle w:val="ListBullet"/>
+        <w:keepLines/>
         <w:spacing w:after="30" w:line="252" w:lineRule="auto"/>
       </w:pPr>
       <w:r>
@@ -4135,6 +4616,7 @@
     <w:p>
       <w:pPr>
         <w:pStyle w:val="ListBullet"/>
+        <w:keepLines/>
         <w:spacing w:after="30" w:line="252" w:lineRule="auto"/>
       </w:pPr>
       <w:r>
@@ -4150,6 +4632,7 @@
     <w:p>
       <w:pPr>
         <w:pStyle w:val="ListBullet"/>
+        <w:keepLines/>
         <w:spacing w:after="30" w:line="252" w:lineRule="auto"/>
       </w:pPr>
       <w:r>
@@ -4165,6 +4648,7 @@
     <w:p>
       <w:pPr>
         <w:pStyle w:val="ListBullet"/>
+        <w:keepLines/>
         <w:spacing w:after="30" w:line="252" w:lineRule="auto"/>
       </w:pPr>
       <w:r>
@@ -4180,6 +4664,7 @@
     <w:p>
       <w:pPr>
         <w:pStyle w:val="ListBullet"/>
+        <w:keepLines/>
         <w:spacing w:after="30" w:line="252" w:lineRule="auto"/>
       </w:pPr>
       <w:r>
@@ -4211,6 +4696,7 @@
     </w:p>
     <w:p>
       <w:pPr>
+        <w:keepLines/>
         <w:spacing w:after="100" w:line="259" w:lineRule="auto"/>
       </w:pPr>
       <w:r>
@@ -4227,6 +4713,7 @@
     <w:p>
       <w:pPr>
         <w:pStyle w:val="ListBullet"/>
+        <w:keepLines/>
         <w:spacing w:after="30" w:line="252" w:lineRule="auto"/>
       </w:pPr>
       <w:r>
@@ -4242,6 +4729,7 @@
     <w:p>
       <w:pPr>
         <w:pStyle w:val="ListBullet"/>
+        <w:keepLines/>
         <w:spacing w:after="30" w:line="252" w:lineRule="auto"/>
       </w:pPr>
       <w:r>
@@ -4257,6 +4745,7 @@
     <w:p>
       <w:pPr>
         <w:pStyle w:val="ListBullet"/>
+        <w:keepLines/>
         <w:spacing w:after="30" w:line="252" w:lineRule="auto"/>
       </w:pPr>
       <w:r>
@@ -4272,6 +4761,7 @@
     <w:p>
       <w:pPr>
         <w:pStyle w:val="ListBullet"/>
+        <w:keepLines/>
         <w:spacing w:after="30" w:line="252" w:lineRule="auto"/>
       </w:pPr>
       <w:r>
@@ -4287,6 +4777,7 @@
     <w:p>
       <w:pPr>
         <w:pStyle w:val="ListBullet"/>
+        <w:keepLines/>
         <w:spacing w:after="30" w:line="252" w:lineRule="auto"/>
       </w:pPr>
       <w:r>
@@ -4350,6 +4841,7 @@
           </w:p>
           <w:p>
             <w:pPr>
+              <w:keepNext w:val="0"/>
               <w:keepLines/>
               <w:spacing w:after="0" w:line="252" w:lineRule="auto"/>
             </w:pPr>
@@ -4369,10 +4861,14 @@
     </w:tbl>
     <w:p>
       <w:pPr>
+        <w:keepLines/>
         <w:spacing w:after="40"/>
       </w:pPr>
     </w:p>
     <w:p>
+      <w:pPr>
+        <w:keepLines/>
+      </w:pPr>
       <w:r>
         <w:br w:type="page"/>
       </w:r>
@@ -4382,6 +4878,8 @@
         <w:pStyle w:val="Heading1"/>
         <w:keepNext/>
         <w:keepLines/>
+        <w:pageBreakBefore/>
+        <w:spacing w:before="0"/>
       </w:pPr>
       <w:r>
         <w:rPr>
@@ -4462,6 +4960,7 @@
           </w:p>
           <w:p>
             <w:pPr>
+              <w:keepNext w:val="0"/>
               <w:keepLines/>
               <w:spacing w:after="0" w:line="252" w:lineRule="auto"/>
             </w:pPr>
@@ -4481,6 +4980,7 @@
     </w:tbl>
     <w:p>
       <w:pPr>
+        <w:keepLines/>
         <w:spacing w:after="40"/>
       </w:pPr>
     </w:p>
@@ -4520,6 +5020,10 @@
             <w:vAlign w:val="top"/>
           </w:tcPr>
           <w:p>
+            <w:pPr>
+              <w:keepNext/>
+              <w:keepLines/>
+            </w:pPr>
             <w:r>
               <w:rPr>
                 <w:rFonts w:ascii="Liberation Sans" w:hAnsi="Liberation Sans" w:eastAsia="Liberation Sans"/>
@@ -4551,6 +5055,10 @@
             <w:vAlign w:val="top"/>
           </w:tcPr>
           <w:p>
+            <w:pPr>
+              <w:keepNext/>
+              <w:keepLines/>
+            </w:pPr>
             <w:r>
               <w:rPr>
                 <w:rFonts w:ascii="Liberation Sans" w:hAnsi="Liberation Sans" w:eastAsia="Liberation Sans"/>
@@ -4587,6 +5095,8 @@
           </w:tcPr>
           <w:p>
             <w:pPr>
+              <w:keepNext/>
+              <w:keepLines/>
               <w:spacing w:after="0"/>
             </w:pPr>
             <w:r>
@@ -4619,6 +5129,8 @@
           </w:tcPr>
           <w:p>
             <w:pPr>
+              <w:keepNext/>
+              <w:keepLines/>
               <w:spacing w:after="0"/>
             </w:pPr>
             <w:r>
@@ -4656,6 +5168,8 @@
           </w:tcPr>
           <w:p>
             <w:pPr>
+              <w:keepNext/>
+              <w:keepLines/>
               <w:spacing w:after="0"/>
             </w:pPr>
             <w:r>
@@ -4688,6 +5202,8 @@
           </w:tcPr>
           <w:p>
             <w:pPr>
+              <w:keepNext w:val="0"/>
+              <w:keepLines/>
               <w:spacing w:after="0"/>
             </w:pPr>
             <w:r>
@@ -4725,6 +5241,8 @@
           </w:tcPr>
           <w:p>
             <w:pPr>
+              <w:keepNext/>
+              <w:keepLines/>
               <w:spacing w:after="0"/>
             </w:pPr>
             <w:r>
@@ -4757,6 +5275,8 @@
           </w:tcPr>
           <w:p>
             <w:pPr>
+              <w:keepNext/>
+              <w:keepLines/>
               <w:spacing w:after="0"/>
             </w:pPr>
             <w:r>
@@ -4794,6 +5314,8 @@
           </w:tcPr>
           <w:p>
             <w:pPr>
+              <w:keepNext/>
+              <w:keepLines/>
               <w:spacing w:after="0"/>
             </w:pPr>
             <w:r>
@@ -4826,6 +5348,8 @@
           </w:tcPr>
           <w:p>
             <w:pPr>
+              <w:keepNext w:val="0"/>
+              <w:keepLines/>
               <w:spacing w:after="0"/>
             </w:pPr>
             <w:r>
@@ -4863,6 +5387,8 @@
           </w:tcPr>
           <w:p>
             <w:pPr>
+              <w:keepNext/>
+              <w:keepLines/>
               <w:spacing w:after="0"/>
             </w:pPr>
             <w:r>
@@ -4895,6 +5421,8 @@
           </w:tcPr>
           <w:p>
             <w:pPr>
+              <w:keepNext w:val="0"/>
+              <w:keepLines/>
               <w:spacing w:after="0"/>
             </w:pPr>
             <w:r>
@@ -4912,6 +5440,7 @@
     </w:tbl>
     <w:p>
       <w:pPr>
+        <w:keepLines/>
         <w:spacing w:after="40"/>
       </w:pPr>
     </w:p>
@@ -4966,6 +5495,7 @@
           </w:p>
           <w:p>
             <w:pPr>
+              <w:keepNext w:val="0"/>
               <w:keepLines/>
               <w:spacing w:after="0" w:line="252" w:lineRule="auto"/>
             </w:pPr>
@@ -4985,6 +5515,7 @@
     </w:tbl>
     <w:p>
       <w:pPr>
+        <w:keepLines/>
         <w:spacing w:after="40"/>
       </w:pPr>
     </w:p>
@@ -4993,6 +5524,8 @@
         <w:pStyle w:val="Heading1"/>
         <w:keepNext/>
         <w:keepLines/>
+        <w:pageBreakBefore/>
+        <w:spacing w:before="0"/>
       </w:pPr>
       <w:r>
         <w:rPr>
@@ -5025,6 +5558,7 @@
     <w:p>
       <w:pPr>
         <w:pStyle w:val="ListBullet"/>
+        <w:keepLines/>
         <w:spacing w:after="30" w:line="252" w:lineRule="auto"/>
       </w:pPr>
       <w:r>
@@ -5040,6 +5574,7 @@
     <w:p>
       <w:pPr>
         <w:pStyle w:val="ListBullet"/>
+        <w:keepLines/>
         <w:spacing w:after="30" w:line="252" w:lineRule="auto"/>
       </w:pPr>
       <w:r>
@@ -5055,6 +5590,7 @@
     <w:p>
       <w:pPr>
         <w:pStyle w:val="ListBullet"/>
+        <w:keepLines/>
         <w:spacing w:after="30" w:line="252" w:lineRule="auto"/>
       </w:pPr>
       <w:r>
@@ -5070,6 +5606,7 @@
     <w:p>
       <w:pPr>
         <w:pStyle w:val="ListBullet"/>
+        <w:keepLines/>
         <w:spacing w:after="30" w:line="252" w:lineRule="auto"/>
       </w:pPr>
       <w:r>
@@ -5085,6 +5622,7 @@
     <w:p>
       <w:pPr>
         <w:pStyle w:val="ListBullet"/>
+        <w:keepLines/>
         <w:spacing w:after="30" w:line="252" w:lineRule="auto"/>
       </w:pPr>
       <w:r>
@@ -5100,6 +5638,7 @@
     <w:p>
       <w:pPr>
         <w:pStyle w:val="ListBullet"/>
+        <w:keepLines/>
         <w:spacing w:after="30" w:line="252" w:lineRule="auto"/>
       </w:pPr>
       <w:r>
@@ -5115,6 +5654,7 @@
     <w:p>
       <w:pPr>
         <w:pStyle w:val="ListBullet"/>
+        <w:keepLines/>
         <w:spacing w:after="30" w:line="252" w:lineRule="auto"/>
       </w:pPr>
       <w:r>
@@ -5130,6 +5670,7 @@
     <w:p>
       <w:pPr>
         <w:pStyle w:val="ListBullet"/>
+        <w:keepLines/>
         <w:spacing w:after="30" w:line="252" w:lineRule="auto"/>
       </w:pPr>
       <w:r>
@@ -5145,6 +5686,7 @@
     <w:p>
       <w:pPr>
         <w:pStyle w:val="ListBullet"/>
+        <w:keepLines/>
         <w:spacing w:after="30" w:line="252" w:lineRule="auto"/>
       </w:pPr>
       <w:r>
@@ -5160,6 +5702,7 @@
     <w:p>
       <w:pPr>
         <w:pStyle w:val="ListBullet"/>
+        <w:keepLines/>
         <w:spacing w:after="30" w:line="252" w:lineRule="auto"/>
       </w:pPr>
       <w:r>
@@ -5223,6 +5766,7 @@
           </w:p>
           <w:p>
             <w:pPr>
+              <w:keepNext w:val="0"/>
               <w:keepLines/>
               <w:spacing w:after="0" w:line="252" w:lineRule="auto"/>
             </w:pPr>
@@ -5242,10 +5786,14 @@
     </w:tbl>
     <w:p>
       <w:pPr>
+        <w:keepLines/>
         <w:spacing w:after="40"/>
       </w:pPr>
     </w:p>
     <w:p>
+      <w:pPr>
+        <w:keepLines/>
+      </w:pPr>
       <w:r>
         <w:br w:type="page"/>
       </w:r>
@@ -5255,6 +5803,8 @@
         <w:pStyle w:val="Heading1"/>
         <w:keepNext/>
         <w:keepLines/>
+        <w:pageBreakBefore/>
+        <w:spacing w:before="0"/>
       </w:pPr>
       <w:r>
         <w:rPr>
@@ -5286,6 +5836,7 @@
     </w:p>
     <w:p>
       <w:pPr>
+        <w:keepLines/>
         <w:spacing w:after="100" w:line="259" w:lineRule="auto"/>
       </w:pPr>
       <w:r>
@@ -5302,6 +5853,7 @@
     <w:p>
       <w:pPr>
         <w:pStyle w:val="ListBullet"/>
+        <w:keepLines/>
         <w:spacing w:after="30" w:line="252" w:lineRule="auto"/>
       </w:pPr>
       <w:r>
@@ -5317,6 +5869,7 @@
     <w:p>
       <w:pPr>
         <w:pStyle w:val="ListBullet"/>
+        <w:keepLines/>
         <w:spacing w:after="30" w:line="252" w:lineRule="auto"/>
       </w:pPr>
       <w:r>
@@ -5332,6 +5885,7 @@
     <w:p>
       <w:pPr>
         <w:pStyle w:val="ListBullet"/>
+        <w:keepLines/>
         <w:spacing w:after="30" w:line="252" w:lineRule="auto"/>
       </w:pPr>
       <w:r>
@@ -5347,6 +5901,7 @@
     <w:p>
       <w:pPr>
         <w:pStyle w:val="ListBullet"/>
+        <w:keepLines/>
         <w:spacing w:after="30" w:line="252" w:lineRule="auto"/>
       </w:pPr>
       <w:r>
@@ -5362,6 +5917,7 @@
     <w:p>
       <w:pPr>
         <w:pStyle w:val="ListBullet"/>
+        <w:keepLines/>
         <w:spacing w:after="30" w:line="252" w:lineRule="auto"/>
       </w:pPr>
       <w:r>
@@ -5377,6 +5933,7 @@
     <w:p>
       <w:pPr>
         <w:pStyle w:val="ListBullet"/>
+        <w:keepLines/>
         <w:spacing w:after="30" w:line="252" w:lineRule="auto"/>
       </w:pPr>
       <w:r>
@@ -5392,6 +5949,7 @@
     <w:p>
       <w:pPr>
         <w:pStyle w:val="ListBullet"/>
+        <w:keepLines/>
         <w:spacing w:after="30" w:line="252" w:lineRule="auto"/>
       </w:pPr>
       <w:r>
@@ -5455,6 +6013,7 @@
           </w:p>
           <w:p>
             <w:pPr>
+              <w:keepNext w:val="0"/>
               <w:keepLines/>
               <w:spacing w:after="0" w:line="252" w:lineRule="auto"/>
             </w:pPr>
@@ -5474,6 +6033,7 @@
     </w:tbl>
     <w:p>
       <w:pPr>
+        <w:keepLines/>
         <w:spacing w:after="40"/>
       </w:pPr>
     </w:p>
@@ -5482,6 +6042,8 @@
         <w:pStyle w:val="Heading1"/>
         <w:keepNext/>
         <w:keepLines/>
+        <w:pageBreakBefore/>
+        <w:spacing w:before="0"/>
       </w:pPr>
       <w:r>
         <w:rPr>
@@ -5513,6 +6075,7 @@
     </w:p>
     <w:p>
       <w:pPr>
+        <w:keepLines/>
         <w:spacing w:after="100" w:line="259" w:lineRule="auto"/>
       </w:pPr>
       <w:r>
@@ -5529,6 +6092,7 @@
     <w:p>
       <w:pPr>
         <w:pStyle w:val="ListBullet"/>
+        <w:keepLines/>
         <w:spacing w:after="30" w:line="252" w:lineRule="auto"/>
       </w:pPr>
       <w:r>
@@ -5544,6 +6108,7 @@
     <w:p>
       <w:pPr>
         <w:pStyle w:val="ListBullet"/>
+        <w:keepLines/>
         <w:spacing w:after="30" w:line="252" w:lineRule="auto"/>
       </w:pPr>
       <w:r>
@@ -5559,6 +6124,7 @@
     <w:p>
       <w:pPr>
         <w:pStyle w:val="ListBullet"/>
+        <w:keepLines/>
         <w:spacing w:after="30" w:line="252" w:lineRule="auto"/>
       </w:pPr>
       <w:r>
@@ -5574,6 +6140,7 @@
     <w:p>
       <w:pPr>
         <w:pStyle w:val="ListBullet"/>
+        <w:keepLines/>
         <w:spacing w:after="30" w:line="252" w:lineRule="auto"/>
       </w:pPr>
       <w:r>
@@ -5589,6 +6156,7 @@
     <w:p>
       <w:pPr>
         <w:pStyle w:val="ListBullet"/>
+        <w:keepLines/>
         <w:spacing w:after="30" w:line="252" w:lineRule="auto"/>
       </w:pPr>
       <w:r>
@@ -5621,6 +6189,7 @@
     <w:p>
       <w:pPr>
         <w:pStyle w:val="ListBullet"/>
+        <w:keepLines/>
         <w:spacing w:after="30" w:line="252" w:lineRule="auto"/>
       </w:pPr>
       <w:r>
@@ -5636,6 +6205,7 @@
     <w:p>
       <w:pPr>
         <w:pStyle w:val="ListBullet"/>
+        <w:keepLines/>
         <w:spacing w:after="30" w:line="252" w:lineRule="auto"/>
       </w:pPr>
       <w:r>
@@ -5651,6 +6221,7 @@
     <w:p>
       <w:pPr>
         <w:pStyle w:val="ListBullet"/>
+        <w:keepLines/>
         <w:spacing w:after="30" w:line="252" w:lineRule="auto"/>
       </w:pPr>
       <w:r>
@@ -5666,6 +6237,7 @@
     <w:p>
       <w:pPr>
         <w:pStyle w:val="ListBullet"/>
+        <w:keepLines/>
         <w:spacing w:after="30" w:line="252" w:lineRule="auto"/>
       </w:pPr>
       <w:r>
@@ -5681,6 +6253,7 @@
     <w:p>
       <w:pPr>
         <w:pStyle w:val="ListBullet"/>
+        <w:keepLines/>
         <w:spacing w:after="30" w:line="252" w:lineRule="auto"/>
       </w:pPr>
       <w:r>
@@ -5696,6 +6269,7 @@
     <w:p>
       <w:pPr>
         <w:pStyle w:val="ListBullet"/>
+        <w:keepLines/>
         <w:spacing w:after="30" w:line="252" w:lineRule="auto"/>
       </w:pPr>
       <w:r>
@@ -5709,6 +6283,9 @@
       </w:r>
     </w:p>
     <w:p>
+      <w:pPr>
+        <w:keepLines/>
+      </w:pPr>
       <w:r>
         <w:br w:type="page"/>
       </w:r>
@@ -5718,6 +6295,8 @@
         <w:pStyle w:val="Heading1"/>
         <w:keepNext/>
         <w:keepLines/>
+        <w:pageBreakBefore/>
+        <w:spacing w:before="0"/>
       </w:pPr>
       <w:r>
         <w:rPr>
@@ -5798,6 +6377,7 @@
           </w:p>
           <w:p>
             <w:pPr>
+              <w:keepNext w:val="0"/>
               <w:keepLines/>
               <w:spacing w:after="0" w:line="252" w:lineRule="auto"/>
             </w:pPr>
@@ -5817,11 +6397,13 @@
     </w:tbl>
     <w:p>
       <w:pPr>
+        <w:keepLines/>
         <w:spacing w:after="40"/>
       </w:pPr>
     </w:p>
     <w:p>
       <w:pPr>
+        <w:keepLines/>
         <w:spacing w:after="100" w:line="259" w:lineRule="auto"/>
       </w:pPr>
       <w:r>
@@ -5855,6 +6437,7 @@
     <w:p>
       <w:pPr>
         <w:pStyle w:val="ListBullet"/>
+        <w:keepLines/>
         <w:spacing w:after="30" w:line="252" w:lineRule="auto"/>
       </w:pPr>
       <w:r>
@@ -5870,6 +6453,7 @@
     <w:p>
       <w:pPr>
         <w:pStyle w:val="ListBullet"/>
+        <w:keepLines/>
         <w:spacing w:after="30" w:line="252" w:lineRule="auto"/>
       </w:pPr>
       <w:r>
@@ -5885,6 +6469,7 @@
     <w:p>
       <w:pPr>
         <w:pStyle w:val="ListBullet"/>
+        <w:keepLines/>
         <w:spacing w:after="30" w:line="252" w:lineRule="auto"/>
       </w:pPr>
       <w:r>
@@ -5900,6 +6485,7 @@
     <w:p>
       <w:pPr>
         <w:pStyle w:val="ListBullet"/>
+        <w:keepLines/>
         <w:spacing w:after="30" w:line="252" w:lineRule="auto"/>
       </w:pPr>
       <w:r>
@@ -5932,6 +6518,7 @@
     <w:p>
       <w:pPr>
         <w:pStyle w:val="ListBullet"/>
+        <w:keepLines/>
         <w:spacing w:after="30" w:line="252" w:lineRule="auto"/>
       </w:pPr>
       <w:r>
@@ -5947,6 +6534,7 @@
     <w:p>
       <w:pPr>
         <w:pStyle w:val="ListBullet"/>
+        <w:keepLines/>
         <w:spacing w:after="30" w:line="252" w:lineRule="auto"/>
       </w:pPr>
       <w:r>
@@ -5962,6 +6550,7 @@
     <w:p>
       <w:pPr>
         <w:pStyle w:val="ListBullet"/>
+        <w:keepLines/>
         <w:spacing w:after="30" w:line="252" w:lineRule="auto"/>
       </w:pPr>
       <w:r>
@@ -5977,6 +6566,7 @@
     <w:p>
       <w:pPr>
         <w:pStyle w:val="ListBullet"/>
+        <w:keepLines/>
         <w:spacing w:after="30" w:line="252" w:lineRule="auto"/>
       </w:pPr>
       <w:r>
@@ -5992,6 +6582,7 @@
     <w:p>
       <w:pPr>
         <w:pStyle w:val="ListBullet"/>
+        <w:keepLines/>
         <w:spacing w:after="30" w:line="252" w:lineRule="auto"/>
       </w:pPr>
       <w:r>
@@ -6024,6 +6615,7 @@
     <w:p>
       <w:pPr>
         <w:pStyle w:val="ListBullet"/>
+        <w:keepLines/>
         <w:spacing w:after="30" w:line="252" w:lineRule="auto"/>
       </w:pPr>
       <w:r>
@@ -6039,6 +6631,7 @@
     <w:p>
       <w:pPr>
         <w:pStyle w:val="ListBullet"/>
+        <w:keepLines/>
         <w:spacing w:after="30" w:line="252" w:lineRule="auto"/>
       </w:pPr>
       <w:r>
@@ -6054,6 +6647,7 @@
     <w:p>
       <w:pPr>
         <w:pStyle w:val="ListBullet"/>
+        <w:keepLines/>
         <w:spacing w:after="30" w:line="252" w:lineRule="auto"/>
       </w:pPr>
       <w:r>
@@ -6069,6 +6663,7 @@
     <w:p>
       <w:pPr>
         <w:pStyle w:val="ListBullet"/>
+        <w:keepLines/>
         <w:spacing w:after="30" w:line="252" w:lineRule="auto"/>
       </w:pPr>
       <w:r>
@@ -6101,6 +6696,7 @@
     <w:p>
       <w:pPr>
         <w:pStyle w:val="ListBullet"/>
+        <w:keepLines/>
         <w:spacing w:after="30" w:line="252" w:lineRule="auto"/>
       </w:pPr>
       <w:r>
@@ -6116,6 +6712,7 @@
     <w:p>
       <w:pPr>
         <w:pStyle w:val="ListBullet"/>
+        <w:keepLines/>
         <w:spacing w:after="30" w:line="252" w:lineRule="auto"/>
       </w:pPr>
       <w:r>
@@ -6129,6 +6726,9 @@
       </w:r>
     </w:p>
     <w:p>
+      <w:pPr>
+        <w:keepLines/>
+      </w:pPr>
       <w:r>
         <w:br w:type="page"/>
       </w:r>
@@ -6138,6 +6738,8 @@
         <w:pStyle w:val="Heading1"/>
         <w:keepNext/>
         <w:keepLines/>
+        <w:pageBreakBefore/>
+        <w:spacing w:before="0"/>
       </w:pPr>
       <w:r>
         <w:rPr>
@@ -6169,6 +6771,7 @@
     </w:p>
     <w:p>
       <w:pPr>
+        <w:keepLines/>
         <w:spacing w:after="100" w:line="259" w:lineRule="auto"/>
       </w:pPr>
       <w:r>
@@ -6233,6 +6836,7 @@
           </w:p>
           <w:p>
             <w:pPr>
+              <w:keepNext w:val="0"/>
               <w:keepLines/>
               <w:spacing w:after="0" w:line="252" w:lineRule="auto"/>
             </w:pPr>
@@ -6252,6 +6856,7 @@
     </w:tbl>
     <w:p>
       <w:pPr>
+        <w:keepLines/>
         <w:spacing w:after="40"/>
       </w:pPr>
     </w:p>
@@ -6275,6 +6880,7 @@
     <w:p>
       <w:pPr>
         <w:pStyle w:val="ListBullet"/>
+        <w:keepLines/>
         <w:spacing w:after="30" w:line="252" w:lineRule="auto"/>
       </w:pPr>
       <w:r>
@@ -6290,6 +6896,7 @@
     <w:p>
       <w:pPr>
         <w:pStyle w:val="ListBullet"/>
+        <w:keepLines/>
         <w:spacing w:after="30" w:line="252" w:lineRule="auto"/>
       </w:pPr>
       <w:r>
@@ -6305,6 +6912,7 @@
     <w:p>
       <w:pPr>
         <w:pStyle w:val="ListBullet"/>
+        <w:keepLines/>
         <w:spacing w:after="30" w:line="252" w:lineRule="auto"/>
       </w:pPr>
       <w:r>
@@ -6320,6 +6928,7 @@
     <w:p>
       <w:pPr>
         <w:pStyle w:val="ListBullet"/>
+        <w:keepLines/>
         <w:spacing w:after="30" w:line="252" w:lineRule="auto"/>
       </w:pPr>
       <w:r>
@@ -6335,6 +6944,7 @@
     <w:p>
       <w:pPr>
         <w:pStyle w:val="ListBullet"/>
+        <w:keepLines/>
         <w:spacing w:after="30" w:line="252" w:lineRule="auto"/>
       </w:pPr>
       <w:r>
@@ -6367,6 +6977,7 @@
     <w:p>
       <w:pPr>
         <w:pStyle w:val="ListBullet"/>
+        <w:keepLines/>
         <w:spacing w:after="30" w:line="252" w:lineRule="auto"/>
       </w:pPr>
       <w:r>
@@ -6382,6 +6993,7 @@
     <w:p>
       <w:pPr>
         <w:pStyle w:val="ListBullet"/>
+        <w:keepLines/>
         <w:spacing w:after="30" w:line="252" w:lineRule="auto"/>
       </w:pPr>
       <w:r>
@@ -6397,6 +7009,7 @@
     <w:p>
       <w:pPr>
         <w:pStyle w:val="ListBullet"/>
+        <w:keepLines/>
         <w:spacing w:after="30" w:line="252" w:lineRule="auto"/>
       </w:pPr>
       <w:r>
@@ -6412,6 +7025,7 @@
     <w:p>
       <w:pPr>
         <w:pStyle w:val="ListBullet"/>
+        <w:keepLines/>
         <w:spacing w:after="30" w:line="252" w:lineRule="auto"/>
       </w:pPr>
       <w:r>
@@ -6427,6 +7041,7 @@
     <w:p>
       <w:pPr>
         <w:pStyle w:val="ListBullet"/>
+        <w:keepLines/>
         <w:spacing w:after="30" w:line="252" w:lineRule="auto"/>
       </w:pPr>
       <w:r>
@@ -6442,6 +7057,7 @@
     <w:p>
       <w:pPr>
         <w:pStyle w:val="ListBullet"/>
+        <w:keepLines/>
         <w:spacing w:after="30" w:line="252" w:lineRule="auto"/>
       </w:pPr>
       <w:r>
@@ -6457,6 +7073,7 @@
     <w:p>
       <w:pPr>
         <w:pStyle w:val="ListBullet"/>
+        <w:keepLines/>
         <w:spacing w:after="30" w:line="252" w:lineRule="auto"/>
       </w:pPr>
       <w:r>
@@ -6488,6 +7105,7 @@
     </w:p>
     <w:p>
       <w:pPr>
+        <w:keepLines/>
         <w:spacing w:after="100" w:line="259" w:lineRule="auto"/>
       </w:pPr>
       <w:r>
@@ -6552,6 +7170,7 @@
           </w:p>
           <w:p>
             <w:pPr>
+              <w:keepNext w:val="0"/>
               <w:keepLines/>
               <w:spacing w:after="0" w:line="252" w:lineRule="auto"/>
             </w:pPr>
@@ -6571,10 +7190,14 @@
     </w:tbl>
     <w:p>
       <w:pPr>
+        <w:keepLines/>
         <w:spacing w:after="40"/>
       </w:pPr>
     </w:p>
     <w:p>
+      <w:pPr>
+        <w:keepLines/>
+      </w:pPr>
       <w:r>
         <w:br w:type="page"/>
       </w:r>
@@ -6584,6 +7207,8 @@
         <w:pStyle w:val="Heading1"/>
         <w:keepNext/>
         <w:keepLines/>
+        <w:pageBreakBefore/>
+        <w:spacing w:before="0"/>
       </w:pPr>
       <w:r>
         <w:rPr>
@@ -6615,6 +7240,7 @@
     </w:p>
     <w:p>
       <w:pPr>
+        <w:keepLines/>
         <w:spacing w:after="100" w:line="259" w:lineRule="auto"/>
       </w:pPr>
       <w:r>
@@ -6648,6 +7274,7 @@
     <w:p>
       <w:pPr>
         <w:pStyle w:val="ListBullet"/>
+        <w:keepLines/>
         <w:spacing w:after="30" w:line="252" w:lineRule="auto"/>
       </w:pPr>
       <w:r>
@@ -6663,6 +7290,7 @@
     <w:p>
       <w:pPr>
         <w:pStyle w:val="ListBullet"/>
+        <w:keepLines/>
         <w:spacing w:after="30" w:line="252" w:lineRule="auto"/>
       </w:pPr>
       <w:r>
@@ -6678,6 +7306,7 @@
     <w:p>
       <w:pPr>
         <w:pStyle w:val="ListBullet"/>
+        <w:keepLines/>
         <w:spacing w:after="30" w:line="252" w:lineRule="auto"/>
       </w:pPr>
       <w:r>
@@ -6693,6 +7322,7 @@
     <w:p>
       <w:pPr>
         <w:pStyle w:val="ListBullet"/>
+        <w:keepLines/>
         <w:spacing w:after="30" w:line="252" w:lineRule="auto"/>
       </w:pPr>
       <w:r>
@@ -6725,6 +7355,7 @@
     <w:p>
       <w:pPr>
         <w:pStyle w:val="ListBullet"/>
+        <w:keepLines/>
         <w:spacing w:after="30" w:line="252" w:lineRule="auto"/>
       </w:pPr>
       <w:r>
@@ -6740,6 +7371,7 @@
     <w:p>
       <w:pPr>
         <w:pStyle w:val="ListBullet"/>
+        <w:keepLines/>
         <w:spacing w:after="30" w:line="252" w:lineRule="auto"/>
       </w:pPr>
       <w:r>
@@ -6755,6 +7387,7 @@
     <w:p>
       <w:pPr>
         <w:pStyle w:val="ListBullet"/>
+        <w:keepLines/>
         <w:spacing w:after="30" w:line="252" w:lineRule="auto"/>
       </w:pPr>
       <w:r>
@@ -6770,6 +7403,7 @@
     <w:p>
       <w:pPr>
         <w:pStyle w:val="ListBullet"/>
+        <w:keepLines/>
         <w:spacing w:after="30" w:line="252" w:lineRule="auto"/>
       </w:pPr>
       <w:r>
@@ -6816,6 +7450,7 @@
           </w:tcPr>
           <w:p>
             <w:pPr>
+              <w:keepNext w:val="0"/>
               <w:keepLines/>
               <w:spacing w:after="0"/>
             </w:pPr>
@@ -6874,6 +7509,7 @@
     </w:tbl>
     <w:p>
       <w:pPr>
+        <w:keepLines/>
         <w:spacing w:after="40"/>
       </w:pPr>
     </w:p>
@@ -6897,6 +7533,7 @@
     <w:p>
       <w:pPr>
         <w:pStyle w:val="ListBullet"/>
+        <w:keepLines/>
         <w:spacing w:after="30" w:line="252" w:lineRule="auto"/>
       </w:pPr>
       <w:r>
@@ -6912,6 +7549,7 @@
     <w:p>
       <w:pPr>
         <w:pStyle w:val="ListBullet"/>
+        <w:keepLines/>
         <w:spacing w:after="30" w:line="252" w:lineRule="auto"/>
       </w:pPr>
       <w:r>
@@ -6927,6 +7565,7 @@
     <w:p>
       <w:pPr>
         <w:pStyle w:val="ListBullet"/>
+        <w:keepLines/>
         <w:spacing w:after="30" w:line="252" w:lineRule="auto"/>
       </w:pPr>
       <w:r>
@@ -6942,6 +7581,7 @@
     <w:p>
       <w:pPr>
         <w:pStyle w:val="ListBullet"/>
+        <w:keepLines/>
         <w:spacing w:after="30" w:line="252" w:lineRule="auto"/>
       </w:pPr>
       <w:r>
@@ -7005,6 +7645,7 @@
           </w:p>
           <w:p>
             <w:pPr>
+              <w:keepNext w:val="0"/>
               <w:keepLines/>
               <w:spacing w:after="0" w:line="252" w:lineRule="auto"/>
             </w:pPr>
@@ -7024,10 +7665,14 @@
     </w:tbl>
     <w:p>
       <w:pPr>
+        <w:keepLines/>
         <w:spacing w:after="40"/>
       </w:pPr>
     </w:p>
     <w:p>
+      <w:pPr>
+        <w:keepLines/>
+      </w:pPr>
       <w:r>
         <w:br w:type="page"/>
       </w:r>
@@ -7037,6 +7682,8 @@
         <w:pStyle w:val="Heading1"/>
         <w:keepNext/>
         <w:keepLines/>
+        <w:pageBreakBefore/>
+        <w:spacing w:before="0"/>
       </w:pPr>
       <w:r>
         <w:rPr>
@@ -7068,6 +7715,7 @@
     </w:p>
     <w:p>
       <w:pPr>
+        <w:keepLines/>
         <w:spacing w:after="100" w:line="259" w:lineRule="auto"/>
       </w:pPr>
       <w:r>
@@ -7084,6 +7732,7 @@
     <w:p>
       <w:pPr>
         <w:pStyle w:val="ListBullet"/>
+        <w:keepLines/>
         <w:spacing w:after="30" w:line="252" w:lineRule="auto"/>
       </w:pPr>
       <w:r>
@@ -7099,6 +7748,7 @@
     <w:p>
       <w:pPr>
         <w:pStyle w:val="ListBullet"/>
+        <w:keepLines/>
         <w:spacing w:after="30" w:line="252" w:lineRule="auto"/>
       </w:pPr>
       <w:r>
@@ -7114,6 +7764,7 @@
     <w:p>
       <w:pPr>
         <w:pStyle w:val="ListBullet"/>
+        <w:keepLines/>
         <w:spacing w:after="30" w:line="252" w:lineRule="auto"/>
       </w:pPr>
       <w:r>
@@ -7129,6 +7780,7 @@
     <w:p>
       <w:pPr>
         <w:pStyle w:val="ListBullet"/>
+        <w:keepLines/>
         <w:spacing w:after="30" w:line="252" w:lineRule="auto"/>
       </w:pPr>
       <w:r>
@@ -7144,6 +7796,7 @@
     <w:p>
       <w:pPr>
         <w:pStyle w:val="ListBullet"/>
+        <w:keepLines/>
         <w:spacing w:after="30" w:line="252" w:lineRule="auto"/>
       </w:pPr>
       <w:r>
@@ -7159,6 +7812,7 @@
     <w:p>
       <w:pPr>
         <w:pStyle w:val="ListBullet"/>
+        <w:keepLines/>
         <w:spacing w:after="30" w:line="252" w:lineRule="auto"/>
       </w:pPr>
       <w:r>
@@ -7174,6 +7828,7 @@
     <w:p>
       <w:pPr>
         <w:pStyle w:val="ListBullet"/>
+        <w:keepLines/>
         <w:spacing w:after="30" w:line="252" w:lineRule="auto"/>
       </w:pPr>
       <w:r>
@@ -7189,6 +7844,7 @@
     <w:p>
       <w:pPr>
         <w:pStyle w:val="ListBullet"/>
+        <w:keepLines/>
         <w:spacing w:after="30" w:line="252" w:lineRule="auto"/>
       </w:pPr>
       <w:r>
@@ -7252,6 +7908,7 @@
           </w:p>
           <w:p>
             <w:pPr>
+              <w:keepNext w:val="0"/>
               <w:keepLines/>
               <w:spacing w:after="0" w:line="252" w:lineRule="auto"/>
             </w:pPr>
@@ -7271,6 +7928,7 @@
     </w:tbl>
     <w:p>
       <w:pPr>
+        <w:keepLines/>
         <w:spacing w:after="40"/>
       </w:pPr>
     </w:p>
@@ -7325,6 +7983,7 @@
           </w:p>
           <w:p>
             <w:pPr>
+              <w:keepNext w:val="0"/>
               <w:keepLines/>
               <w:spacing w:after="0" w:line="252" w:lineRule="auto"/>
             </w:pPr>
@@ -7344,10 +8003,14 @@
     </w:tbl>
     <w:p>
       <w:pPr>
+        <w:keepLines/>
         <w:spacing w:after="40"/>
       </w:pPr>
     </w:p>
     <w:p>
+      <w:pPr>
+        <w:keepLines/>
+      </w:pPr>
       <w:r>
         <w:br w:type="page"/>
       </w:r>
@@ -7357,6 +8020,8 @@
         <w:pStyle w:val="Heading1"/>
         <w:keepNext/>
         <w:keepLines/>
+        <w:pageBreakBefore/>
+        <w:spacing w:before="0"/>
       </w:pPr>
       <w:r>
         <w:rPr>
@@ -7406,6 +8071,7 @@
     <w:p>
       <w:pPr>
         <w:pStyle w:val="ListBullet"/>
+        <w:keepLines/>
         <w:spacing w:after="30" w:line="252" w:lineRule="auto"/>
       </w:pPr>
       <w:r>
@@ -7421,6 +8087,7 @@
     <w:p>
       <w:pPr>
         <w:pStyle w:val="ListBullet"/>
+        <w:keepLines/>
         <w:spacing w:after="30" w:line="252" w:lineRule="auto"/>
       </w:pPr>
       <w:r>
@@ -7436,6 +8103,7 @@
     <w:p>
       <w:pPr>
         <w:pStyle w:val="ListBullet"/>
+        <w:keepLines/>
         <w:spacing w:after="30" w:line="252" w:lineRule="auto"/>
       </w:pPr>
       <w:r>
@@ -7451,6 +8119,7 @@
     <w:p>
       <w:pPr>
         <w:pStyle w:val="ListBullet"/>
+        <w:keepLines/>
         <w:spacing w:after="30" w:line="252" w:lineRule="auto"/>
       </w:pPr>
       <w:r>
@@ -7466,6 +8135,7 @@
     <w:p>
       <w:pPr>
         <w:pStyle w:val="ListBullet"/>
+        <w:keepLines/>
         <w:spacing w:after="30" w:line="252" w:lineRule="auto"/>
       </w:pPr>
       <w:r>
@@ -7481,6 +8151,7 @@
     <w:p>
       <w:pPr>
         <w:pStyle w:val="ListBullet"/>
+        <w:keepLines/>
         <w:spacing w:after="30" w:line="252" w:lineRule="auto"/>
       </w:pPr>
       <w:r>
@@ -7496,6 +8167,7 @@
     <w:p>
       <w:pPr>
         <w:pStyle w:val="ListBullet"/>
+        <w:keepLines/>
         <w:spacing w:after="30" w:line="252" w:lineRule="auto"/>
       </w:pPr>
       <w:r>
@@ -7528,6 +8200,7 @@
     <w:p>
       <w:pPr>
         <w:pStyle w:val="ListBullet"/>
+        <w:keepLines/>
         <w:spacing w:after="30" w:line="252" w:lineRule="auto"/>
       </w:pPr>
       <w:r>
@@ -7543,6 +8216,7 @@
     <w:p>
       <w:pPr>
         <w:pStyle w:val="ListBullet"/>
+        <w:keepLines/>
         <w:spacing w:after="30" w:line="252" w:lineRule="auto"/>
       </w:pPr>
       <w:r>
@@ -7558,6 +8232,7 @@
     <w:p>
       <w:pPr>
         <w:pStyle w:val="ListBullet"/>
+        <w:keepLines/>
         <w:spacing w:after="30" w:line="252" w:lineRule="auto"/>
       </w:pPr>
       <w:r>
@@ -7573,6 +8248,7 @@
     <w:p>
       <w:pPr>
         <w:pStyle w:val="ListBullet"/>
+        <w:keepLines/>
         <w:spacing w:after="30" w:line="252" w:lineRule="auto"/>
       </w:pPr>
       <w:r>
@@ -7588,6 +8264,7 @@
     <w:p>
       <w:pPr>
         <w:pStyle w:val="ListBullet"/>
+        <w:keepLines/>
         <w:spacing w:after="30" w:line="252" w:lineRule="auto"/>
       </w:pPr>
       <w:r>
@@ -7603,6 +8280,7 @@
     <w:p>
       <w:pPr>
         <w:pStyle w:val="ListBullet"/>
+        <w:keepLines/>
         <w:spacing w:after="30" w:line="252" w:lineRule="auto"/>
       </w:pPr>
       <w:r>
@@ -7618,6 +8296,7 @@
     <w:p>
       <w:pPr>
         <w:pStyle w:val="ListBullet"/>
+        <w:keepLines/>
         <w:spacing w:after="30" w:line="252" w:lineRule="auto"/>
       </w:pPr>
       <w:r>
@@ -7631,6 +8310,9 @@
       </w:r>
     </w:p>
     <w:p>
+      <w:pPr>
+        <w:keepLines/>
+      </w:pPr>
       <w:r>
         <w:br w:type="page"/>
       </w:r>
@@ -7640,6 +8322,8 @@
         <w:pStyle w:val="Heading1"/>
         <w:keepNext/>
         <w:keepLines/>
+        <w:pageBreakBefore/>
+        <w:spacing w:before="0"/>
       </w:pPr>
       <w:r>
         <w:rPr>
@@ -7689,6 +8373,7 @@
     <w:p>
       <w:pPr>
         <w:pStyle w:val="ListBullet"/>
+        <w:keepLines/>
         <w:spacing w:after="30" w:line="252" w:lineRule="auto"/>
       </w:pPr>
       <w:r>
@@ -7704,6 +8389,7 @@
     <w:p>
       <w:pPr>
         <w:pStyle w:val="ListBullet"/>
+        <w:keepLines/>
         <w:spacing w:after="30" w:line="252" w:lineRule="auto"/>
       </w:pPr>
       <w:r>
@@ -7719,6 +8405,7 @@
     <w:p>
       <w:pPr>
         <w:pStyle w:val="ListBullet"/>
+        <w:keepLines/>
         <w:spacing w:after="30" w:line="252" w:lineRule="auto"/>
       </w:pPr>
       <w:r>
@@ -7734,6 +8421,7 @@
     <w:p>
       <w:pPr>
         <w:pStyle w:val="ListBullet"/>
+        <w:keepLines/>
         <w:spacing w:after="30" w:line="252" w:lineRule="auto"/>
       </w:pPr>
       <w:r>
@@ -7766,21 +8454,17 @@
     <w:p>
       <w:pPr>
         <w:pStyle w:val="ListBullet"/>
+        <w:keepLines/>
         <w:spacing w:after="30" w:line="252" w:lineRule="auto"/>
       </w:pPr>
       <w:r>
-        <w:rPr>
-          <w:rFonts w:ascii="Liberation Sans" w:hAnsi="Liberation Sans" w:eastAsia="Liberation Sans"/>
-          <w:b w:val="0"/>
-          <w:i w:val="0"/>
-          <w:sz w:val="18"/>
-        </w:rPr>
-        <w:t>Проверьте A-записи доменов на IP VPS.</w:t>
+        <w:t>Проверьте A-записи доменов на IPv4-адрес VPS.</w:t>
       </w:r>
     </w:p>
     <w:p>
       <w:pPr>
         <w:pStyle w:val="ListBullet"/>
+        <w:keepLines/>
         <w:spacing w:after="30" w:line="252" w:lineRule="auto"/>
       </w:pPr>
       <w:r>
@@ -7796,21 +8480,17 @@
     <w:p>
       <w:pPr>
         <w:pStyle w:val="ListBullet"/>
+        <w:keepLines/>
         <w:spacing w:after="30" w:line="252" w:lineRule="auto"/>
       </w:pPr>
       <w:r>
-        <w:rPr>
-          <w:rFonts w:ascii="Liberation Sans" w:hAnsi="Liberation Sans" w:eastAsia="Liberation Sans"/>
-          <w:b w:val="0"/>
-          <w:i w:val="0"/>
-          <w:sz w:val="18"/>
-        </w:rPr>
-        <w:t>Удалите или исправьте AAAA-записи, если IPv6 не настроен.</w:t>
+        <w:t>Убедитесь, что для доменов XPAM Script нет AAAA-записей. IPv6-схема скриптом не поддерживается, поэтому AAAA-записи могут увести проверку Let's Encrypt на IPv6 и сорвать выпуск сертификата.</w:t>
       </w:r>
     </w:p>
     <w:p>
       <w:pPr>
         <w:pStyle w:val="ListBullet"/>
+        <w:keepLines/>
         <w:spacing w:after="30" w:line="252" w:lineRule="auto"/>
       </w:pPr>
       <w:r>
@@ -7843,6 +8523,7 @@
     <w:p>
       <w:pPr>
         <w:pStyle w:val="ListBullet"/>
+        <w:keepLines/>
         <w:spacing w:after="30" w:line="252" w:lineRule="auto"/>
       </w:pPr>
       <w:r>
@@ -7875,6 +8556,7 @@
     <w:p>
       <w:pPr>
         <w:pStyle w:val="ListBullet"/>
+        <w:keepLines/>
         <w:spacing w:after="30" w:line="252" w:lineRule="auto"/>
       </w:pPr>
       <w:r>
@@ -7890,6 +8572,7 @@
     <w:p>
       <w:pPr>
         <w:pStyle w:val="ListBullet"/>
+        <w:keepLines/>
         <w:spacing w:after="30" w:line="252" w:lineRule="auto"/>
       </w:pPr>
       <w:r>
@@ -7905,6 +8588,7 @@
     <w:p>
       <w:pPr>
         <w:pStyle w:val="ListBullet"/>
+        <w:keepLines/>
         <w:spacing w:after="30" w:line="252" w:lineRule="auto"/>
       </w:pPr>
       <w:r>
@@ -7920,6 +8604,7 @@
     <w:p>
       <w:pPr>
         <w:pStyle w:val="ListBullet"/>
+        <w:keepLines/>
         <w:spacing w:after="30" w:line="252" w:lineRule="auto"/>
       </w:pPr>
       <w:r>
@@ -7935,6 +8620,7 @@
     <w:p>
       <w:pPr>
         <w:pStyle w:val="ListBullet"/>
+        <w:keepLines/>
         <w:spacing w:after="30" w:line="252" w:lineRule="auto"/>
       </w:pPr>
       <w:r>
@@ -7967,6 +8653,7 @@
     <w:p>
       <w:pPr>
         <w:pStyle w:val="ListBullet"/>
+        <w:keepLines/>
         <w:spacing w:after="30" w:line="252" w:lineRule="auto"/>
       </w:pPr>
       <w:r>
@@ -7982,6 +8669,7 @@
     <w:p>
       <w:pPr>
         <w:pStyle w:val="ListBullet"/>
+        <w:keepLines/>
         <w:spacing w:after="30" w:line="252" w:lineRule="auto"/>
       </w:pPr>
       <w:r>
@@ -7997,6 +8685,7 @@
     <w:p>
       <w:pPr>
         <w:pStyle w:val="ListBullet"/>
+        <w:keepLines/>
         <w:spacing w:after="30" w:line="252" w:lineRule="auto"/>
       </w:pPr>
       <w:r>
@@ -8012,6 +8701,7 @@
     <w:p>
       <w:pPr>
         <w:pStyle w:val="ListBullet"/>
+        <w:keepLines/>
         <w:spacing w:after="30" w:line="252" w:lineRule="auto"/>
       </w:pPr>
       <w:r>
@@ -8027,6 +8717,7 @@
     <w:p>
       <w:pPr>
         <w:pStyle w:val="ListBullet"/>
+        <w:keepLines/>
         <w:spacing w:after="30" w:line="252" w:lineRule="auto"/>
       </w:pPr>
       <w:r>
@@ -8040,6 +8731,9 @@
       </w:r>
     </w:p>
     <w:p>
+      <w:pPr>
+        <w:keepLines/>
+      </w:pPr>
       <w:r>
         <w:br w:type="page"/>
       </w:r>
@@ -8049,6 +8743,8 @@
         <w:pStyle w:val="Heading1"/>
         <w:keepNext/>
         <w:keepLines/>
+        <w:pageBreakBefore/>
+        <w:spacing w:before="0"/>
       </w:pPr>
       <w:r>
         <w:rPr>
@@ -8080,6 +8776,7 @@
     </w:p>
     <w:p>
       <w:pPr>
+        <w:keepLines/>
         <w:spacing w:after="100" w:line="259" w:lineRule="auto"/>
       </w:pPr>
       <w:r>
@@ -8144,6 +8841,7 @@
           </w:p>
           <w:p>
             <w:pPr>
+              <w:keepNext w:val="0"/>
               <w:keepLines/>
               <w:spacing w:after="0" w:line="252" w:lineRule="auto"/>
             </w:pPr>
@@ -8163,6 +8861,7 @@
     </w:tbl>
     <w:p>
       <w:pPr>
+        <w:keepLines/>
         <w:spacing w:after="40"/>
       </w:pPr>
     </w:p>
@@ -8200,6 +8899,7 @@
           </w:tcPr>
           <w:p>
             <w:pPr>
+              <w:keepNext w:val="0"/>
               <w:keepLines/>
               <w:spacing w:after="0"/>
             </w:pPr>
@@ -8271,11 +8971,13 @@
     </w:tbl>
     <w:p>
       <w:pPr>
+        <w:keepLines/>
         <w:spacing w:after="40"/>
       </w:pPr>
     </w:p>
     <w:p>
       <w:pPr>
+        <w:keepLines/>
         <w:spacing w:after="100" w:line="259" w:lineRule="auto"/>
       </w:pPr>
       <w:r>
@@ -8323,6 +9025,7 @@
           </w:tcPr>
           <w:p>
             <w:pPr>
+              <w:keepNext w:val="0"/>
               <w:keepLines/>
               <w:spacing w:after="0"/>
             </w:pPr>
@@ -8420,6 +9123,7 @@
     </w:tbl>
     <w:p>
       <w:pPr>
+        <w:keepLines/>
         <w:spacing w:after="40"/>
       </w:pPr>
     </w:p>
@@ -8474,6 +9178,7 @@
           </w:p>
           <w:p>
             <w:pPr>
+              <w:keepNext w:val="0"/>
               <w:keepLines/>
               <w:spacing w:after="0" w:line="252" w:lineRule="auto"/>
             </w:pPr>
@@ -8493,10 +9198,14 @@
     </w:tbl>
     <w:p>
       <w:pPr>
+        <w:keepLines/>
         <w:spacing w:after="40"/>
       </w:pPr>
     </w:p>
     <w:p>
+      <w:pPr>
+        <w:keepLines/>
+      </w:pPr>
       <w:r>
         <w:br w:type="page"/>
       </w:r>
@@ -8506,6 +9215,8 @@
         <w:pStyle w:val="Heading1"/>
         <w:keepNext/>
         <w:keepLines/>
+        <w:pageBreakBefore/>
+        <w:spacing w:before="0"/>
       </w:pPr>
       <w:r>
         <w:rPr>
@@ -8537,6 +9248,7 @@
     </w:p>
     <w:p>
       <w:pPr>
+        <w:keepLines/>
         <w:spacing w:after="100" w:line="259" w:lineRule="auto"/>
       </w:pPr>
       <w:r>
@@ -8553,6 +9265,7 @@
     <w:p>
       <w:pPr>
         <w:pStyle w:val="ListBullet"/>
+        <w:keepLines/>
         <w:spacing w:after="30" w:line="252" w:lineRule="auto"/>
       </w:pPr>
       <w:r>
@@ -8568,6 +9281,7 @@
     <w:p>
       <w:pPr>
         <w:pStyle w:val="ListBullet"/>
+        <w:keepLines/>
         <w:spacing w:after="30" w:line="252" w:lineRule="auto"/>
       </w:pPr>
       <w:r>
@@ -8583,6 +9297,7 @@
     <w:p>
       <w:pPr>
         <w:pStyle w:val="ListBullet"/>
+        <w:keepLines/>
         <w:spacing w:after="30" w:line="252" w:lineRule="auto"/>
       </w:pPr>
       <w:r>
@@ -8598,6 +9313,7 @@
     <w:p>
       <w:pPr>
         <w:pStyle w:val="ListBullet"/>
+        <w:keepLines/>
         <w:spacing w:after="30" w:line="252" w:lineRule="auto"/>
       </w:pPr>
       <w:r>
@@ -8613,6 +9329,7 @@
     <w:p>
       <w:pPr>
         <w:pStyle w:val="ListBullet"/>
+        <w:keepLines/>
         <w:spacing w:after="30" w:line="252" w:lineRule="auto"/>
       </w:pPr>
       <w:r>
@@ -8628,6 +9345,7 @@
     <w:p>
       <w:pPr>
         <w:pStyle w:val="ListBullet"/>
+        <w:keepLines/>
         <w:spacing w:after="30" w:line="252" w:lineRule="auto"/>
       </w:pPr>
       <w:r>
@@ -8691,6 +9409,7 @@
           </w:p>
           <w:p>
             <w:pPr>
+              <w:keepNext w:val="0"/>
               <w:keepLines/>
               <w:spacing w:after="0" w:line="252" w:lineRule="auto"/>
             </w:pPr>
@@ -8710,10 +9429,14 @@
     </w:tbl>
     <w:p>
       <w:pPr>
+        <w:keepLines/>
         <w:spacing w:after="40"/>
       </w:pPr>
     </w:p>
     <w:p>
+      <w:pPr>
+        <w:keepLines/>
+      </w:pPr>
       <w:r>
         <w:br w:type="page"/>
       </w:r>
@@ -8723,6 +9446,8 @@
         <w:pStyle w:val="Heading1"/>
         <w:keepNext/>
         <w:keepLines/>
+        <w:pageBreakBefore/>
+        <w:spacing w:before="0"/>
       </w:pPr>
       <w:r>
         <w:rPr>
@@ -8755,6 +9480,7 @@
     <w:p>
       <w:pPr>
         <w:pStyle w:val="ListBullet"/>
+        <w:keepLines/>
         <w:spacing w:after="30" w:line="252" w:lineRule="auto"/>
       </w:pPr>
       <w:r>
@@ -8770,6 +9496,7 @@
     <w:p>
       <w:pPr>
         <w:pStyle w:val="ListBullet"/>
+        <w:keepLines/>
         <w:spacing w:after="30" w:line="252" w:lineRule="auto"/>
       </w:pPr>
       <w:r>
@@ -8785,6 +9512,7 @@
     <w:p>
       <w:pPr>
         <w:pStyle w:val="ListBullet"/>
+        <w:keepLines/>
         <w:spacing w:after="30" w:line="252" w:lineRule="auto"/>
       </w:pPr>
       <w:r>
@@ -8800,6 +9528,7 @@
     <w:p>
       <w:pPr>
         <w:pStyle w:val="ListBullet"/>
+        <w:keepLines/>
         <w:spacing w:after="30" w:line="252" w:lineRule="auto"/>
       </w:pPr>
       <w:r>
@@ -8815,6 +9544,7 @@
     <w:p>
       <w:pPr>
         <w:pStyle w:val="ListBullet"/>
+        <w:keepLines/>
         <w:spacing w:after="30" w:line="252" w:lineRule="auto"/>
       </w:pPr>
       <w:r>
@@ -8830,6 +9560,7 @@
     <w:p>
       <w:pPr>
         <w:pStyle w:val="ListBullet"/>
+        <w:keepLines/>
         <w:spacing w:after="30" w:line="252" w:lineRule="auto"/>
       </w:pPr>
       <w:r>
@@ -8845,6 +9576,7 @@
     <w:p>
       <w:pPr>
         <w:pStyle w:val="ListBullet"/>
+        <w:keepLines/>
         <w:spacing w:after="30" w:line="252" w:lineRule="auto"/>
       </w:pPr>
       <w:r>
@@ -8860,6 +9592,7 @@
     <w:p>
       <w:pPr>
         <w:pStyle w:val="ListBullet"/>
+        <w:keepLines/>
         <w:spacing w:after="30" w:line="252" w:lineRule="auto"/>
       </w:pPr>
       <w:r>
@@ -8875,6 +9608,7 @@
     <w:p>
       <w:pPr>
         <w:pStyle w:val="ListBullet"/>
+        <w:keepLines/>
         <w:spacing w:after="30" w:line="252" w:lineRule="auto"/>
       </w:pPr>
       <w:r>
@@ -8890,6 +9624,7 @@
     <w:p>
       <w:pPr>
         <w:pStyle w:val="ListBullet"/>
+        <w:keepLines/>
         <w:spacing w:after="30" w:line="252" w:lineRule="auto"/>
       </w:pPr>
       <w:r>
@@ -8905,6 +9640,7 @@
     <w:p>
       <w:pPr>
         <w:pStyle w:val="ListBullet"/>
+        <w:keepLines/>
         <w:spacing w:after="30" w:line="252" w:lineRule="auto"/>
       </w:pPr>
       <w:r>
@@ -8968,6 +9704,7 @@
           </w:p>
           <w:p>
             <w:pPr>
+              <w:keepNext w:val="0"/>
               <w:keepLines/>
               <w:spacing w:after="0" w:line="252" w:lineRule="auto"/>
             </w:pPr>
@@ -8987,11 +9724,13 @@
     </w:tbl>
     <w:p>
       <w:pPr>
+        <w:keepLines/>
         <w:spacing w:after="40"/>
       </w:pPr>
     </w:p>
     <w:sectPr>
       <w:footerReference w:type="default" r:id="rId9"/>
+      <w:headerReference w:type="default" r:id="rId10"/>
       <w:pgSz w:w="11909" w:h="16834"/>
       <w:pgMar w:top="835" w:right="835" w:bottom="893" w:left="835" w:header="720" w:footer="720" w:gutter="0"/>
       <w:cols w:space="720"/>
@@ -9016,10 +9755,20 @@
         <w:color w:val="586F8A"/>
         <w:sz w:val="16"/>
       </w:rPr>
-      <w:t>XPAM Script v1.0.9 - руководство пользователя</w:t>
+      <w:t>XPAM Script v1.0.10 - руководство пользователя</w:t>
     </w:r>
   </w:p>
 </w:ftr>
+</file>
+
+<file path=word/header1.xml><?xml version="1.0" encoding="utf-8"?>
+<w:hdr xmlns:m="http://schemas.openxmlformats.org/officeDocument/2006/math" xmlns:mc="http://schemas.openxmlformats.org/markup-compatibility/2006" xmlns:mo="http://schemas.microsoft.com/office/mac/office/2008/main" xmlns:mv="urn:schemas-microsoft-com:mac:vml" xmlns:o="urn:schemas-microsoft-com:office:office" xmlns:r="http://schemas.openxmlformats.org/officeDocument/2006/relationships" xmlns:v="urn:schemas-microsoft-com:vml" xmlns:w10="urn:schemas-microsoft-com:office:word" xmlns:w14="http://schemas.microsoft.com/office/word/2010/wordml" xmlns:w="http://schemas.openxmlformats.org/wordprocessingml/2006/main" xmlns:wne="http://schemas.microsoft.com/office/word/2006/wordml" xmlns:wp14="http://schemas.microsoft.com/office/word/2010/wordprocessingDrawing" xmlns:wp="http://schemas.openxmlformats.org/drawingml/2006/wordprocessingDrawing" xmlns:wpc="http://schemas.microsoft.com/office/word/2010/wordprocessingCanvas" xmlns:wpg="http://schemas.microsoft.com/office/word/2010/wordprocessingGroup" xmlns:wpi="http://schemas.microsoft.com/office/word/2010/wordprocessingInk" xmlns:wps="http://schemas.microsoft.com/office/word/2010/wordprocessingShape" mc:Ignorable="w14 wp14">
+  <w:p>
+    <w:pPr>
+      <w:pStyle w:val="Header"/>
+    </w:pPr>
+  </w:p>
+</w:hdr>
 </file>
 
 <file path=word/numbering.xml><?xml version="1.0" encoding="utf-8"?>

--- a/docs/USER_GUIDE_RU.docx
+++ b/docs/USER_GUIDE_RU.docx
@@ -6488,25 +6488,14 @@
       </w:r>
     </w:p>
     <w:p>
-      <w:pPr>
-        <w:spacing w:after="60" w:line="245" w:lineRule="auto"/>
-      </w:pPr>
-      <w:r>
-        <w:rPr>
-          <w:rFonts w:ascii="Calibri" w:hAnsi="Calibri" w:eastAsia="Calibri"/>
-          <w:sz w:val="19"/>
-        </w:rPr>
+      <w:pPr/>
+      <w:r>
         <w:t>Что выбирать и когда</w:t>
       </w:r>
     </w:p>
     <w:p>
-      <w:pPr>
-        <w:spacing w:after="60" w:line="245" w:lineRule="auto"/>
-      </w:pPr>
-      <w:r>
-        <w:rPr>
-          <w:sz w:val="19"/>
-        </w:rPr>
+      <w:pPr/>
+      <w:r>
         <w:t>Главное меню открывается командой sudo &lt;prefix&gt;-install. Ниже описаны основные пункты меню и ситуации, в которых они нужны.</w:t>
       </w:r>
     </w:p>
@@ -6516,44 +6505,33 @@
         <w:jc w:val="center"/>
         <w:tblLayout w:type="autofit"/>
         <w:tblLook w:firstColumn="1" w:firstRow="1" w:lastColumn="0" w:lastRow="0" w:noHBand="0" w:noVBand="1" w:val="04A0"/>
-        <w:tblCellMar>
-          <w:top w:w="40" w:type="dxa"/>
-          <w:start w:w="60" w:type="dxa"/>
-          <w:bottom w:w="40" w:type="dxa"/>
-          <w:end w:w="60" w:type="dxa"/>
-        </w:tblCellMar>
       </w:tblPr>
       <w:tblGrid>
-        <w:gridCol w:w="4933"/>
-        <w:gridCol w:w="4933"/>
+        <w:gridCol w:w="5131"/>
+        <w:gridCol w:w="5131"/>
       </w:tblGrid>
       <w:tr>
-        <w:trPr>
-          <w:tblHeader w:val="true"/>
-          <w:cantSplit/>
-        </w:trPr>
         <w:tc>
           <w:tcPr>
-            <w:tcW w:type="dxa" w:w="3175"/>
+            <w:tcW w:type="dxa" w:w="2880"/>
+            <w:vAlign w:val="top"/>
             <w:shd w:fill="1F4E79"/>
-            <w:vAlign w:val="center"/>
             <w:tcBorders>
-              <w:top w:sz="4" w:val="single" w:color="D9D9D9"/>
-              <w:left w:sz="4" w:val="single" w:color="D9D9D9"/>
-              <w:bottom w:sz="4" w:val="single" w:color="D9D9D9"/>
-              <w:right w:sz="4" w:val="single" w:color="D9D9D9"/>
+              <w:top w:val="single" w:sz="4" w:space="0" w:color="D9E2F3"/>
+              <w:left w:val="single" w:sz="4" w:space="0" w:color="D9E2F3"/>
+              <w:bottom w:val="single" w:sz="4" w:space="0" w:color="D9E2F3"/>
+              <w:right w:val="single" w:sz="4" w:space="0" w:color="D9E2F3"/>
+              <w:insideH w:val="single" w:sz="4" w:space="0" w:color="D9E2F3"/>
+              <w:insideV w:val="single" w:sz="4" w:space="0" w:color="D9E2F3"/>
             </w:tcBorders>
           </w:tcPr>
           <w:p>
-            <w:pPr>
-              <w:keepLines/>
-              <w:spacing w:before="0" w:after="20" w:line="240" w:lineRule="auto"/>
-            </w:pPr>
+            <w:pPr/>
+            <w:r/>
             <w:r>
               <w:rPr>
                 <w:b/>
                 <w:color w:val="FFFFFF"/>
-                <w:sz w:val="17"/>
               </w:rPr>
               <w:t>Пункт меню</w:t>
             </w:r>
@@ -6561,26 +6539,25 @@
         </w:tc>
         <w:tc>
           <w:tcPr>
-            <w:tcW w:type="dxa" w:w="6123"/>
+            <w:tcW w:type="dxa" w:w="6480"/>
+            <w:vAlign w:val="top"/>
             <w:shd w:fill="1F4E79"/>
-            <w:vAlign w:val="center"/>
             <w:tcBorders>
-              <w:top w:sz="4" w:val="single" w:color="D9D9D9"/>
-              <w:left w:sz="4" w:val="single" w:color="D9D9D9"/>
-              <w:bottom w:sz="4" w:val="single" w:color="D9D9D9"/>
-              <w:right w:sz="4" w:val="single" w:color="D9D9D9"/>
+              <w:top w:val="single" w:sz="4" w:space="0" w:color="D9E2F3"/>
+              <w:left w:val="single" w:sz="4" w:space="0" w:color="D9E2F3"/>
+              <w:bottom w:val="single" w:sz="4" w:space="0" w:color="D9E2F3"/>
+              <w:right w:val="single" w:sz="4" w:space="0" w:color="D9E2F3"/>
+              <w:insideH w:val="single" w:sz="4" w:space="0" w:color="D9E2F3"/>
+              <w:insideV w:val="single" w:sz="4" w:space="0" w:color="D9E2F3"/>
             </w:tcBorders>
           </w:tcPr>
           <w:p>
-            <w:pPr>
-              <w:keepLines/>
-              <w:spacing w:before="0" w:after="20" w:line="240" w:lineRule="auto"/>
-            </w:pPr>
+            <w:pPr/>
+            <w:r/>
             <w:r>
               <w:rPr>
                 <w:b/>
                 <w:color w:val="FFFFFF"/>
-                <w:sz w:val="17"/>
               </w:rPr>
               <w:t>Для чего нужен</w:t>
             </w:r>
@@ -6588,418 +6565,45 @@
         </w:tc>
       </w:tr>
       <w:tr>
-        <w:trPr>
-          <w:cantSplit/>
-        </w:trPr>
         <w:tc>
           <w:tcPr>
-            <w:tcW w:type="dxa" w:w="3175"/>
+            <w:tcW w:type="dxa" w:w="2880"/>
             <w:vAlign w:val="top"/>
             <w:tcBorders>
-              <w:top w:sz="4" w:val="single" w:color="D9D9D9"/>
-              <w:left w:sz="4" w:val="single" w:color="D9D9D9"/>
-              <w:bottom w:sz="4" w:val="single" w:color="D9D9D9"/>
-              <w:right w:sz="4" w:val="single" w:color="D9D9D9"/>
+              <w:top w:val="single" w:sz="4" w:space="0" w:color="D9E2F3"/>
+              <w:left w:val="single" w:sz="4" w:space="0" w:color="D9E2F3"/>
+              <w:bottom w:val="single" w:sz="4" w:space="0" w:color="D9E2F3"/>
+              <w:right w:val="single" w:sz="4" w:space="0" w:color="D9E2F3"/>
+              <w:insideH w:val="single" w:sz="4" w:space="0" w:color="D9E2F3"/>
+              <w:insideV w:val="single" w:sz="4" w:space="0" w:color="D9E2F3"/>
             </w:tcBorders>
           </w:tcPr>
           <w:p>
-            <w:pPr>
-              <w:keepLines/>
-              <w:spacing w:after="20" w:before="0" w:line="240" w:lineRule="auto"/>
-            </w:pPr>
+            <w:pPr/>
+            <w:r/>
             <w:r>
-              <w:rPr>
-                <w:sz w:val="17"/>
-              </w:rPr>
               <w:t>0) SSH-безопасность / создать prefix-команду</w:t>
             </w:r>
           </w:p>
         </w:tc>
         <w:tc>
           <w:tcPr>
-            <w:tcW w:type="dxa" w:w="6123"/>
+            <w:tcW w:type="dxa" w:w="6480"/>
             <w:vAlign w:val="top"/>
             <w:tcBorders>
-              <w:top w:sz="4" w:val="single" w:color="D9D9D9"/>
-              <w:left w:sz="4" w:val="single" w:color="D9D9D9"/>
-              <w:bottom w:sz="4" w:val="single" w:color="D9D9D9"/>
-              <w:right w:sz="4" w:val="single" w:color="D9D9D9"/>
+              <w:top w:val="single" w:sz="4" w:space="0" w:color="D9E2F3"/>
+              <w:left w:val="single" w:sz="4" w:space="0" w:color="D9E2F3"/>
+              <w:bottom w:val="single" w:sz="4" w:space="0" w:color="D9E2F3"/>
+              <w:right w:val="single" w:sz="4" w:space="0" w:color="D9E2F3"/>
+              <w:insideH w:val="single" w:sz="4" w:space="0" w:color="D9E2F3"/>
+              <w:insideV w:val="single" w:sz="4" w:space="0" w:color="D9E2F3"/>
             </w:tcBorders>
           </w:tcPr>
           <w:p>
-            <w:pPr>
-              <w:keepLines/>
-              <w:spacing w:after="20" w:before="0" w:line="240" w:lineRule="auto"/>
-            </w:pPr>
+            <w:pPr/>
+            <w:r/>
             <w:r>
-              <w:rPr>
-                <w:sz w:val="17"/>
-              </w:rPr>
-              <w:t>Первый обязательный этап. Проверяет вход по SSH-ключу, отключает парольный SSH-вход, применяет IPv4-only SSH policy, создаёт prefix-команды и сохраняет SERVER_PREFIX.</w:t>
-            </w:r>
-          </w:p>
-        </w:tc>
-      </w:tr>
-      <w:tr>
-        <w:trPr>
-          <w:cantSplit/>
-        </w:trPr>
-        <w:tc>
-          <w:tcPr>
-            <w:tcW w:type="dxa" w:w="3175"/>
-            <w:vAlign w:val="top"/>
-            <w:tcBorders>
-              <w:top w:sz="4" w:val="single" w:color="D9D9D9"/>
-              <w:left w:sz="4" w:val="single" w:color="D9D9D9"/>
-              <w:bottom w:sz="4" w:val="single" w:color="D9D9D9"/>
-              <w:right w:sz="4" w:val="single" w:color="D9D9D9"/>
-            </w:tcBorders>
-          </w:tcPr>
-          <w:p>
-            <w:pPr>
-              <w:keepLines/>
-              <w:spacing w:after="20" w:before="0" w:line="240" w:lineRule="auto"/>
-            </w:pPr>
-            <w:r>
-              <w:rPr>
-                <w:sz w:val="17"/>
-              </w:rPr>
-              <w:t>1) Установить / продолжить настройку сервера</w:t>
-            </w:r>
-          </w:p>
-        </w:tc>
-        <w:tc>
-          <w:tcPr>
-            <w:tcW w:type="dxa" w:w="6123"/>
-            <w:vAlign w:val="top"/>
-            <w:tcBorders>
-              <w:top w:sz="4" w:val="single" w:color="D9D9D9"/>
-              <w:left w:sz="4" w:val="single" w:color="D9D9D9"/>
-              <w:bottom w:sz="4" w:val="single" w:color="D9D9D9"/>
-              <w:right w:sz="4" w:val="single" w:color="D9D9D9"/>
-            </w:tcBorders>
-          </w:tcPr>
-          <w:p>
-            <w:pPr>
-              <w:keepLines/>
-              <w:spacing w:after="20" w:before="0" w:line="240" w:lineRule="auto"/>
-            </w:pPr>
-            <w:r>
-              <w:rPr>
-                <w:sz w:val="17"/>
-              </w:rPr>
-              <w:t>Основной пункт установки. На новом сервере задаёт вопросы, ставит компоненты и создаёт рабочую схему. После reboot продолжает финализацию с того места, где остановился.</w:t>
-            </w:r>
-          </w:p>
-        </w:tc>
-      </w:tr>
-      <w:tr>
-        <w:trPr>
-          <w:cantSplit/>
-        </w:trPr>
-        <w:tc>
-          <w:tcPr>
-            <w:tcW w:type="dxa" w:w="3175"/>
-            <w:vAlign w:val="top"/>
-            <w:tcBorders>
-              <w:top w:sz="4" w:val="single" w:color="D9D9D9"/>
-              <w:left w:sz="4" w:val="single" w:color="D9D9D9"/>
-              <w:bottom w:sz="4" w:val="single" w:color="D9D9D9"/>
-              <w:right w:sz="4" w:val="single" w:color="D9D9D9"/>
-            </w:tcBorders>
-          </w:tcPr>
-          <w:p>
-            <w:pPr>
-              <w:keepLines/>
-              <w:spacing w:after="20" w:before="0" w:line="240" w:lineRule="auto"/>
-            </w:pPr>
-            <w:r>
-              <w:rPr>
-                <w:sz w:val="17"/>
-              </w:rPr>
-              <w:t>2) Показать данные для подключения</w:t>
-            </w:r>
-          </w:p>
-        </w:tc>
-        <w:tc>
-          <w:tcPr>
-            <w:tcW w:type="dxa" w:w="6123"/>
-            <w:vAlign w:val="top"/>
-            <w:tcBorders>
-              <w:top w:sz="4" w:val="single" w:color="D9D9D9"/>
-              <w:left w:sz="4" w:val="single" w:color="D9D9D9"/>
-              <w:bottom w:sz="4" w:val="single" w:color="D9D9D9"/>
-              <w:right w:sz="4" w:val="single" w:color="D9D9D9"/>
-            </w:tcBorders>
-          </w:tcPr>
-          <w:p>
-            <w:r>
-              <w:t>Показывает безопасную сводку по сайтам, панели, VLESS/MTProto и путям к secure-notes. Секреты не печатает без явного подтверждения.</w:t>
-            </w:r>
-          </w:p>
-        </w:tc>
-      </w:tr>
-      <w:tr>
-        <w:trPr>
-          <w:cantSplit/>
-        </w:trPr>
-        <w:tc>
-          <w:tcPr>
-            <w:tcW w:type="dxa" w:w="3175"/>
-            <w:vAlign w:val="top"/>
-            <w:tcBorders>
-              <w:top w:sz="4" w:val="single" w:color="D9D9D9"/>
-              <w:left w:sz="4" w:val="single" w:color="D9D9D9"/>
-              <w:bottom w:sz="4" w:val="single" w:color="D9D9D9"/>
-              <w:right w:sz="4" w:val="single" w:color="D9D9D9"/>
-            </w:tcBorders>
-          </w:tcPr>
-          <w:p>
-            <w:pPr>
-              <w:keepLines/>
-              <w:spacing w:after="20" w:before="0" w:line="240" w:lineRule="auto"/>
-            </w:pPr>
-            <w:r>
-              <w:rPr>
-                <w:sz w:val="17"/>
-              </w:rPr>
-              <w:t>3) Проверить состояние сервера</w:t>
-            </w:r>
-          </w:p>
-        </w:tc>
-        <w:tc>
-          <w:tcPr>
-            <w:tcW w:type="dxa" w:w="6123"/>
-            <w:vAlign w:val="top"/>
-            <w:tcBorders>
-              <w:top w:sz="4" w:val="single" w:color="D9D9D9"/>
-              <w:left w:sz="4" w:val="single" w:color="D9D9D9"/>
-              <w:bottom w:sz="4" w:val="single" w:color="D9D9D9"/>
-              <w:right w:sz="4" w:val="single" w:color="D9D9D9"/>
-            </w:tcBorders>
-          </w:tcPr>
-          <w:p>
-            <w:pPr>
-              <w:keepLines/>
-              <w:spacing w:after="20" w:before="0" w:line="240" w:lineRule="auto"/>
-            </w:pPr>
-            <w:r>
-              <w:rPr>
-                <w:sz w:val="17"/>
-              </w:rPr>
-              <w:t>Запускает quick health. Это первый пункт, который стоит открыть, если кажется, что что-то работает не так.</w:t>
-            </w:r>
-          </w:p>
-        </w:tc>
-      </w:tr>
-      <w:tr>
-        <w:trPr>
-          <w:cantSplit/>
-        </w:trPr>
-        <w:tc>
-          <w:tcPr>
-            <w:tcW w:type="dxa" w:w="3175"/>
-            <w:vAlign w:val="top"/>
-            <w:tcBorders>
-              <w:top w:sz="4" w:val="single" w:color="D9D9D9"/>
-              <w:left w:sz="4" w:val="single" w:color="D9D9D9"/>
-              <w:bottom w:sz="4" w:val="single" w:color="D9D9D9"/>
-              <w:right w:sz="4" w:val="single" w:color="D9D9D9"/>
-            </w:tcBorders>
-          </w:tcPr>
-          <w:p>
-            <w:pPr>
-              <w:keepLines/>
-              <w:spacing w:after="20" w:before="0" w:line="240" w:lineRule="auto"/>
-            </w:pPr>
-            <w:r>
-              <w:rPr>
-                <w:sz w:val="17"/>
-              </w:rPr>
-              <w:t>4) Telegram-уведомления</w:t>
-            </w:r>
-          </w:p>
-        </w:tc>
-        <w:tc>
-          <w:tcPr>
-            <w:tcW w:type="dxa" w:w="6123"/>
-            <w:vAlign w:val="top"/>
-            <w:tcBorders>
-              <w:top w:sz="4" w:val="single" w:color="D9D9D9"/>
-              <w:left w:sz="4" w:val="single" w:color="D9D9D9"/>
-              <w:bottom w:sz="4" w:val="single" w:color="D9D9D9"/>
-              <w:right w:sz="4" w:val="single" w:color="D9D9D9"/>
-            </w:tcBorders>
-          </w:tcPr>
-          <w:p>
-            <w:pPr>
-              <w:keepLines/>
-              <w:spacing w:after="20" w:before="0" w:line="240" w:lineRule="auto"/>
-            </w:pPr>
-            <w:r>
-              <w:rPr>
-                <w:sz w:val="17"/>
-              </w:rPr>
-              <w:t>Настраивает Direct Telegram alerts, Relay server, Relay client, проверку сохранённых настроек или сознательный пропуск уведомлений.</w:t>
-            </w:r>
-          </w:p>
-        </w:tc>
-      </w:tr>
-      <w:tr>
-        <w:trPr>
-          <w:cantSplit/>
-        </w:trPr>
-        <w:tc>
-          <w:tcPr>
-            <w:tcW w:type="dxa" w:w="3175"/>
-            <w:vAlign w:val="top"/>
-            <w:tcBorders>
-              <w:top w:sz="4" w:val="single" w:color="D9D9D9"/>
-              <w:left w:sz="4" w:val="single" w:color="D9D9D9"/>
-              <w:bottom w:sz="4" w:val="single" w:color="D9D9D9"/>
-              <w:right w:sz="4" w:val="single" w:color="D9D9D9"/>
-            </w:tcBorders>
-          </w:tcPr>
-          <w:p>
-            <w:pPr>
-              <w:keepLines/>
-              <w:spacing w:after="20" w:before="0" w:line="240" w:lineRule="auto"/>
-            </w:pPr>
-            <w:r>
-              <w:rPr>
-                <w:sz w:val="17"/>
-              </w:rPr>
-              <w:t>5) WARP через 3x-ui/Xray</w:t>
-            </w:r>
-          </w:p>
-        </w:tc>
-        <w:tc>
-          <w:tcPr>
-            <w:tcW w:type="dxa" w:w="6123"/>
-            <w:vAlign w:val="top"/>
-            <w:tcBorders>
-              <w:top w:sz="4" w:val="single" w:color="D9D9D9"/>
-              <w:left w:sz="4" w:val="single" w:color="D9D9D9"/>
-              <w:bottom w:sz="4" w:val="single" w:color="D9D9D9"/>
-              <w:right w:sz="4" w:val="single" w:color="D9D9D9"/>
-            </w:tcBorders>
-          </w:tcPr>
-          <w:p>
-            <w:pPr>
-              <w:keepLines/>
-              <w:spacing w:after="20" w:before="0" w:line="240" w:lineRule="auto"/>
-            </w:pPr>
-            <w:r>
-              <w:rPr>
-                <w:sz w:val="17"/>
-              </w:rPr>
-              <w:t>Опциональный пункт. Используется после того, как пользователь создал WARP/WireGuard outbound в 3x-ui. XPAM проверяет и приводит outbound к безопасной схеме.</w:t>
-            </w:r>
-          </w:p>
-        </w:tc>
-      </w:tr>
-      <w:tr>
-        <w:trPr>
-          <w:cantSplit/>
-        </w:trPr>
-        <w:tc>
-          <w:tcPr>
-            <w:tcW w:type="dxa" w:w="3175"/>
-            <w:vAlign w:val="top"/>
-            <w:tcBorders>
-              <w:top w:sz="4" w:val="single" w:color="D9D9D9"/>
-              <w:left w:sz="4" w:val="single" w:color="D9D9D9"/>
-              <w:bottom w:sz="4" w:val="single" w:color="D9D9D9"/>
-              <w:right w:sz="4" w:val="single" w:color="D9D9D9"/>
-            </w:tcBorders>
-          </w:tcPr>
-          <w:p>
-            <w:pPr>
-              <w:keepLines/>
-              <w:spacing w:after="20" w:before="0" w:line="240" w:lineRule="auto"/>
-            </w:pPr>
-            <w:r>
-              <w:rPr>
-                <w:sz w:val="17"/>
-              </w:rPr>
-              <w:t>6) Управление сайтами</w:t>
-            </w:r>
-          </w:p>
-        </w:tc>
-        <w:tc>
-          <w:tcPr>
-            <w:tcW w:type="dxa" w:w="6123"/>
-            <w:vAlign w:val="top"/>
-            <w:tcBorders>
-              <w:top w:sz="4" w:val="single" w:color="D9D9D9"/>
-              <w:left w:sz="4" w:val="single" w:color="D9D9D9"/>
-              <w:bottom w:sz="4" w:val="single" w:color="D9D9D9"/>
-              <w:right w:sz="4" w:val="single" w:color="D9D9D9"/>
-            </w:tcBorders>
-          </w:tcPr>
-          <w:p>
-            <w:pPr>
-              <w:keepLines/>
-              <w:spacing w:after="20" w:before="0" w:line="240" w:lineRule="auto"/>
-            </w:pPr>
-            <w:r>
-              <w:rPr>
-                <w:sz w:val="17"/>
-              </w:rPr>
-              <w:t>Помогает проверить webroot-папки, применить загруженный сайт, вернуть стандартные сайты XPAM и убедиться, что nginx/служебные пути не сломаны.</w:t>
-            </w:r>
-          </w:p>
-        </w:tc>
-      </w:tr>
-      <w:tr>
-        <w:trPr>
-          <w:cantSplit/>
-        </w:trPr>
-        <w:tc>
-          <w:tcPr>
-            <w:tcW w:type="dxa" w:w="3175"/>
-            <w:vAlign w:val="top"/>
-            <w:tcBorders>
-              <w:top w:sz="4" w:val="single" w:color="D9D9D9"/>
-              <w:left w:sz="4" w:val="single" w:color="D9D9D9"/>
-              <w:bottom w:sz="4" w:val="single" w:color="D9D9D9"/>
-              <w:right w:sz="4" w:val="single" w:color="D9D9D9"/>
-            </w:tcBorders>
-          </w:tcPr>
-          <w:p>
-            <w:pPr>
-              <w:keepLines/>
-              <w:spacing w:after="20" w:before="0" w:line="240" w:lineRule="auto"/>
-            </w:pPr>
-            <w:r>
-              <w:rPr>
-                <w:sz w:val="17"/>
-              </w:rPr>
-              <w:t>7) Дополнительно</w:t>
-            </w:r>
-          </w:p>
-        </w:tc>
-        <w:tc>
-          <w:tcPr>
-            <w:tcW w:type="dxa" w:w="6123"/>
-            <w:vAlign w:val="top"/>
-            <w:tcBorders>
-              <w:top w:sz="4" w:val="single" w:color="D9D9D9"/>
-              <w:left w:sz="4" w:val="single" w:color="D9D9D9"/>
-              <w:bottom w:sz="4" w:val="single" w:color="D9D9D9"/>
-              <w:right w:sz="4" w:val="single" w:color="D9D9D9"/>
-            </w:tcBorders>
-          </w:tcPr>
-          <w:p>
-            <w:pPr>
-              <w:keepLines/>
-              <w:spacing w:after="20" w:before="0" w:line="240" w:lineRule="auto"/>
-            </w:pPr>
-            <w:r>
-              <w:rPr>
-                <w:sz w:val="17"/>
-              </w:rPr>
-              <w:t>Подменю для подробной диагностики, netdiag, repair, финальной production-очистки и просмотра текущей конфигурации без секретов.</w:t>
+              <w:t>Первый обязательный этап: SSH-ключ, отключение парольного входа, IPv4-only SSH policy, prefix-команды и SERVER_PREFIX.</w:t>
             </w:r>
           </w:p>
         </w:tc>
@@ -7007,9 +6611,328 @@
       <w:tr>
         <w:tc>
           <w:tcPr>
-            <w:tcW w:type="dxa" w:w="4933"/>
+            <w:tcW w:type="dxa" w:w="2880"/>
+            <w:vAlign w:val="top"/>
+            <w:tcBorders>
+              <w:top w:val="single" w:sz="4" w:space="0" w:color="D9E2F3"/>
+              <w:left w:val="single" w:sz="4" w:space="0" w:color="D9E2F3"/>
+              <w:bottom w:val="single" w:sz="4" w:space="0" w:color="D9E2F3"/>
+              <w:right w:val="single" w:sz="4" w:space="0" w:color="D9E2F3"/>
+              <w:insideH w:val="single" w:sz="4" w:space="0" w:color="D9E2F3"/>
+              <w:insideV w:val="single" w:sz="4" w:space="0" w:color="D9E2F3"/>
+            </w:tcBorders>
           </w:tcPr>
           <w:p>
+            <w:pPr/>
+            <w:r/>
+            <w:r>
+              <w:t>1) Установить / продолжить настройку сервера</w:t>
+            </w:r>
+          </w:p>
+        </w:tc>
+        <w:tc>
+          <w:tcPr>
+            <w:tcW w:type="dxa" w:w="6480"/>
+            <w:vAlign w:val="top"/>
+            <w:tcBorders>
+              <w:top w:val="single" w:sz="4" w:space="0" w:color="D9E2F3"/>
+              <w:left w:val="single" w:sz="4" w:space="0" w:color="D9E2F3"/>
+              <w:bottom w:val="single" w:sz="4" w:space="0" w:color="D9E2F3"/>
+              <w:right w:val="single" w:sz="4" w:space="0" w:color="D9E2F3"/>
+              <w:insideH w:val="single" w:sz="4" w:space="0" w:color="D9E2F3"/>
+              <w:insideV w:val="single" w:sz="4" w:space="0" w:color="D9E2F3"/>
+            </w:tcBorders>
+          </w:tcPr>
+          <w:p>
+            <w:pPr/>
+            <w:r/>
+            <w:r>
+              <w:t>Основной пункт установки. На новом сервере задаёт вопросы, ставит компоненты и создаёт рабочую схему. После reboot продолжает финализацию.</w:t>
+            </w:r>
+          </w:p>
+        </w:tc>
+      </w:tr>
+      <w:tr>
+        <w:tc>
+          <w:tcPr>
+            <w:tcW w:type="dxa" w:w="2880"/>
+            <w:vAlign w:val="top"/>
+            <w:tcBorders>
+              <w:top w:val="single" w:sz="4" w:space="0" w:color="D9E2F3"/>
+              <w:left w:val="single" w:sz="4" w:space="0" w:color="D9E2F3"/>
+              <w:bottom w:val="single" w:sz="4" w:space="0" w:color="D9E2F3"/>
+              <w:right w:val="single" w:sz="4" w:space="0" w:color="D9E2F3"/>
+              <w:insideH w:val="single" w:sz="4" w:space="0" w:color="D9E2F3"/>
+              <w:insideV w:val="single" w:sz="4" w:space="0" w:color="D9E2F3"/>
+            </w:tcBorders>
+          </w:tcPr>
+          <w:p>
+            <w:pPr/>
+            <w:r/>
+            <w:r>
+              <w:t>2) Показать данные для подключения</w:t>
+            </w:r>
+          </w:p>
+        </w:tc>
+        <w:tc>
+          <w:tcPr>
+            <w:tcW w:type="dxa" w:w="6480"/>
+            <w:vAlign w:val="top"/>
+            <w:tcBorders>
+              <w:top w:val="single" w:sz="4" w:space="0" w:color="D9E2F3"/>
+              <w:left w:val="single" w:sz="4" w:space="0" w:color="D9E2F3"/>
+              <w:bottom w:val="single" w:sz="4" w:space="0" w:color="D9E2F3"/>
+              <w:right w:val="single" w:sz="4" w:space="0" w:color="D9E2F3"/>
+              <w:insideH w:val="single" w:sz="4" w:space="0" w:color="D9E2F3"/>
+              <w:insideV w:val="single" w:sz="4" w:space="0" w:color="D9E2F3"/>
+            </w:tcBorders>
+          </w:tcPr>
+          <w:p>
+            <w:pPr/>
+            <w:r/>
+            <w:r>
+              <w:t>Показывает безопасную сводку по сайтам, панели, VLESS/MTProto и путям к secure-notes. Секреты без подтверждения не печатает.</w:t>
+            </w:r>
+          </w:p>
+        </w:tc>
+      </w:tr>
+      <w:tr>
+        <w:tc>
+          <w:tcPr>
+            <w:tcW w:type="dxa" w:w="2880"/>
+            <w:vAlign w:val="top"/>
+            <w:tcBorders>
+              <w:top w:val="single" w:sz="4" w:space="0" w:color="D9E2F3"/>
+              <w:left w:val="single" w:sz="4" w:space="0" w:color="D9E2F3"/>
+              <w:bottom w:val="single" w:sz="4" w:space="0" w:color="D9E2F3"/>
+              <w:right w:val="single" w:sz="4" w:space="0" w:color="D9E2F3"/>
+              <w:insideH w:val="single" w:sz="4" w:space="0" w:color="D9E2F3"/>
+              <w:insideV w:val="single" w:sz="4" w:space="0" w:color="D9E2F3"/>
+            </w:tcBorders>
+          </w:tcPr>
+          <w:p>
+            <w:pPr/>
+            <w:r/>
+            <w:r>
+              <w:t>3) Проверить состояние сервера</w:t>
+            </w:r>
+          </w:p>
+        </w:tc>
+        <w:tc>
+          <w:tcPr>
+            <w:tcW w:type="dxa" w:w="6480"/>
+            <w:vAlign w:val="top"/>
+            <w:tcBorders>
+              <w:top w:val="single" w:sz="4" w:space="0" w:color="D9E2F3"/>
+              <w:left w:val="single" w:sz="4" w:space="0" w:color="D9E2F3"/>
+              <w:bottom w:val="single" w:sz="4" w:space="0" w:color="D9E2F3"/>
+              <w:right w:val="single" w:sz="4" w:space="0" w:color="D9E2F3"/>
+              <w:insideH w:val="single" w:sz="4" w:space="0" w:color="D9E2F3"/>
+              <w:insideV w:val="single" w:sz="4" w:space="0" w:color="D9E2F3"/>
+            </w:tcBorders>
+          </w:tcPr>
+          <w:p>
+            <w:pPr/>
+            <w:r/>
+            <w:r>
+              <w:t>Запускает quick health. Это первый пункт, который стоит открыть, если кажется, что что-то работает не так.</w:t>
+            </w:r>
+          </w:p>
+        </w:tc>
+      </w:tr>
+      <w:tr>
+        <w:tc>
+          <w:tcPr>
+            <w:tcW w:type="dxa" w:w="2880"/>
+            <w:vAlign w:val="top"/>
+            <w:tcBorders>
+              <w:top w:val="single" w:sz="4" w:space="0" w:color="D9E2F3"/>
+              <w:left w:val="single" w:sz="4" w:space="0" w:color="D9E2F3"/>
+              <w:bottom w:val="single" w:sz="4" w:space="0" w:color="D9E2F3"/>
+              <w:right w:val="single" w:sz="4" w:space="0" w:color="D9E2F3"/>
+              <w:insideH w:val="single" w:sz="4" w:space="0" w:color="D9E2F3"/>
+              <w:insideV w:val="single" w:sz="4" w:space="0" w:color="D9E2F3"/>
+            </w:tcBorders>
+          </w:tcPr>
+          <w:p>
+            <w:pPr/>
+            <w:r/>
+            <w:r>
+              <w:t>4) Telegram-уведомления</w:t>
+            </w:r>
+          </w:p>
+        </w:tc>
+        <w:tc>
+          <w:tcPr>
+            <w:tcW w:type="dxa" w:w="6480"/>
+            <w:vAlign w:val="top"/>
+            <w:tcBorders>
+              <w:top w:val="single" w:sz="4" w:space="0" w:color="D9E2F3"/>
+              <w:left w:val="single" w:sz="4" w:space="0" w:color="D9E2F3"/>
+              <w:bottom w:val="single" w:sz="4" w:space="0" w:color="D9E2F3"/>
+              <w:right w:val="single" w:sz="4" w:space="0" w:color="D9E2F3"/>
+              <w:insideH w:val="single" w:sz="4" w:space="0" w:color="D9E2F3"/>
+              <w:insideV w:val="single" w:sz="4" w:space="0" w:color="D9E2F3"/>
+            </w:tcBorders>
+          </w:tcPr>
+          <w:p>
+            <w:pPr/>
+            <w:r/>
+            <w:r>
+              <w:t>Настраивает Direct alerts, Relay client, Relay server для подходящих профилей, проверку сохранённых настроек или пропуск уведомлений.</w:t>
+            </w:r>
+          </w:p>
+        </w:tc>
+      </w:tr>
+      <w:tr>
+        <w:tc>
+          <w:tcPr>
+            <w:tcW w:type="dxa" w:w="2880"/>
+            <w:vAlign w:val="top"/>
+            <w:tcBorders>
+              <w:top w:val="single" w:sz="4" w:space="0" w:color="D9E2F3"/>
+              <w:left w:val="single" w:sz="4" w:space="0" w:color="D9E2F3"/>
+              <w:bottom w:val="single" w:sz="4" w:space="0" w:color="D9E2F3"/>
+              <w:right w:val="single" w:sz="4" w:space="0" w:color="D9E2F3"/>
+              <w:insideH w:val="single" w:sz="4" w:space="0" w:color="D9E2F3"/>
+              <w:insideV w:val="single" w:sz="4" w:space="0" w:color="D9E2F3"/>
+            </w:tcBorders>
+          </w:tcPr>
+          <w:p>
+            <w:pPr/>
+            <w:r/>
+            <w:r>
+              <w:t>5) WARP через 3x-ui/Xray</w:t>
+            </w:r>
+          </w:p>
+        </w:tc>
+        <w:tc>
+          <w:tcPr>
+            <w:tcW w:type="dxa" w:w="6480"/>
+            <w:vAlign w:val="top"/>
+            <w:tcBorders>
+              <w:top w:val="single" w:sz="4" w:space="0" w:color="D9E2F3"/>
+              <w:left w:val="single" w:sz="4" w:space="0" w:color="D9E2F3"/>
+              <w:bottom w:val="single" w:sz="4" w:space="0" w:color="D9E2F3"/>
+              <w:right w:val="single" w:sz="4" w:space="0" w:color="D9E2F3"/>
+              <w:insideH w:val="single" w:sz="4" w:space="0" w:color="D9E2F3"/>
+              <w:insideV w:val="single" w:sz="4" w:space="0" w:color="D9E2F3"/>
+            </w:tcBorders>
+          </w:tcPr>
+          <w:p>
+            <w:pPr/>
+            <w:r/>
+            <w:r>
+              <w:t>Позволяет проверить/настроить WARP, созданный в 3x-ui, или отключить XPAM-managed WARP state и вернуть профиль к baseline.</w:t>
+            </w:r>
+          </w:p>
+        </w:tc>
+      </w:tr>
+      <w:tr>
+        <w:tc>
+          <w:tcPr>
+            <w:tcW w:type="dxa" w:w="2880"/>
+            <w:vAlign w:val="top"/>
+            <w:tcBorders>
+              <w:top w:val="single" w:sz="4" w:space="0" w:color="D9E2F3"/>
+              <w:left w:val="single" w:sz="4" w:space="0" w:color="D9E2F3"/>
+              <w:bottom w:val="single" w:sz="4" w:space="0" w:color="D9E2F3"/>
+              <w:right w:val="single" w:sz="4" w:space="0" w:color="D9E2F3"/>
+              <w:insideH w:val="single" w:sz="4" w:space="0" w:color="D9E2F3"/>
+              <w:insideV w:val="single" w:sz="4" w:space="0" w:color="D9E2F3"/>
+            </w:tcBorders>
+          </w:tcPr>
+          <w:p>
+            <w:pPr/>
+            <w:r/>
+            <w:r>
+              <w:t>6) Управление сайтами</w:t>
+            </w:r>
+          </w:p>
+        </w:tc>
+        <w:tc>
+          <w:tcPr>
+            <w:tcW w:type="dxa" w:w="6480"/>
+            <w:vAlign w:val="top"/>
+            <w:tcBorders>
+              <w:top w:val="single" w:sz="4" w:space="0" w:color="D9E2F3"/>
+              <w:left w:val="single" w:sz="4" w:space="0" w:color="D9E2F3"/>
+              <w:bottom w:val="single" w:sz="4" w:space="0" w:color="D9E2F3"/>
+              <w:right w:val="single" w:sz="4" w:space="0" w:color="D9E2F3"/>
+              <w:insideH w:val="single" w:sz="4" w:space="0" w:color="D9E2F3"/>
+              <w:insideV w:val="single" w:sz="4" w:space="0" w:color="D9E2F3"/>
+            </w:tcBorders>
+          </w:tcPr>
+          <w:p>
+            <w:pPr/>
+            <w:r/>
+            <w:r>
+              <w:t>Проверяет webroot-папки, применяет загруженный сайт, возвращает стандартные сайты XPAM и проверяет nginx/служебные пути.</w:t>
+            </w:r>
+          </w:p>
+        </w:tc>
+      </w:tr>
+      <w:tr>
+        <w:tc>
+          <w:tcPr>
+            <w:tcW w:type="dxa" w:w="2880"/>
+            <w:vAlign w:val="top"/>
+            <w:tcBorders>
+              <w:top w:val="single" w:sz="4" w:space="0" w:color="D9E2F3"/>
+              <w:left w:val="single" w:sz="4" w:space="0" w:color="D9E2F3"/>
+              <w:bottom w:val="single" w:sz="4" w:space="0" w:color="D9E2F3"/>
+              <w:right w:val="single" w:sz="4" w:space="0" w:color="D9E2F3"/>
+              <w:insideH w:val="single" w:sz="4" w:space="0" w:color="D9E2F3"/>
+              <w:insideV w:val="single" w:sz="4" w:space="0" w:color="D9E2F3"/>
+            </w:tcBorders>
+          </w:tcPr>
+          <w:p>
+            <w:pPr/>
+            <w:r/>
+            <w:r>
+              <w:t>7) Дополнительно</w:t>
+            </w:r>
+          </w:p>
+        </w:tc>
+        <w:tc>
+          <w:tcPr>
+            <w:tcW w:type="dxa" w:w="6480"/>
+            <w:vAlign w:val="top"/>
+            <w:tcBorders>
+              <w:top w:val="single" w:sz="4" w:space="0" w:color="D9E2F3"/>
+              <w:left w:val="single" w:sz="4" w:space="0" w:color="D9E2F3"/>
+              <w:bottom w:val="single" w:sz="4" w:space="0" w:color="D9E2F3"/>
+              <w:right w:val="single" w:sz="4" w:space="0" w:color="D9E2F3"/>
+              <w:insideH w:val="single" w:sz="4" w:space="0" w:color="D9E2F3"/>
+              <w:insideV w:val="single" w:sz="4" w:space="0" w:color="D9E2F3"/>
+            </w:tcBorders>
+          </w:tcPr>
+          <w:p>
+            <w:pPr/>
+            <w:r/>
+            <w:r>
+              <w:t>Подменю для deep-health, netdiag, repair, финальной production-очистки и просмотра текущей конфигурации без секретов.</w:t>
+            </w:r>
+          </w:p>
+        </w:tc>
+      </w:tr>
+      <w:tr>
+        <w:tc>
+          <w:tcPr>
+            <w:tcW w:type="dxa" w:w="2880"/>
+            <w:vAlign w:val="top"/>
+            <w:tcBorders>
+              <w:top w:val="single" w:sz="4" w:space="0" w:color="D9E2F3"/>
+              <w:left w:val="single" w:sz="4" w:space="0" w:color="D9E2F3"/>
+              <w:bottom w:val="single" w:sz="4" w:space="0" w:color="D9E2F3"/>
+              <w:right w:val="single" w:sz="4" w:space="0" w:color="D9E2F3"/>
+              <w:insideH w:val="single" w:sz="4" w:space="0" w:color="D9E2F3"/>
+              <w:insideV w:val="single" w:sz="4" w:space="0" w:color="D9E2F3"/>
+            </w:tcBorders>
+          </w:tcPr>
+          <w:p>
+            <w:pPr/>
+            <w:r/>
             <w:r>
               <w:t>8) Выход</w:t>
             </w:r>
@@ -7017,9 +6940,20 @@
         </w:tc>
         <w:tc>
           <w:tcPr>
-            <w:tcW w:type="dxa" w:w="4933"/>
+            <w:tcW w:type="dxa" w:w="6480"/>
+            <w:vAlign w:val="top"/>
+            <w:tcBorders>
+              <w:top w:val="single" w:sz="4" w:space="0" w:color="D9E2F3"/>
+              <w:left w:val="single" w:sz="4" w:space="0" w:color="D9E2F3"/>
+              <w:bottom w:val="single" w:sz="4" w:space="0" w:color="D9E2F3"/>
+              <w:right w:val="single" w:sz="4" w:space="0" w:color="D9E2F3"/>
+              <w:insideH w:val="single" w:sz="4" w:space="0" w:color="D9E2F3"/>
+              <w:insideV w:val="single" w:sz="4" w:space="0" w:color="D9E2F3"/>
+            </w:tcBorders>
           </w:tcPr>
           <w:p>
+            <w:pPr/>
+            <w:r/>
             <w:r>
               <w:t>Закрывает меню без изменений.</w:t>
             </w:r>
@@ -7028,23 +6962,14 @@
       </w:tr>
     </w:tbl>
     <w:p>
-      <w:pPr>
-        <w:spacing w:after="60" w:line="245" w:lineRule="auto"/>
-      </w:pPr>
+      <w:pPr/>
     </w:p>
     <w:p>
       <w:pPr>
         <w:pStyle w:val="Heading2"/>
         <w:keepNext/>
-        <w:keepLines/>
-        <w:pageBreakBefore w:val="0"/>
-        <w:spacing w:before="80" w:after="60" w:line="240" w:lineRule="auto"/>
-      </w:pPr>
-      <w:r>
-        <w:rPr>
-          <w:rFonts w:ascii="Calibri" w:hAnsi="Calibri" w:eastAsia="Calibri"/>
-          <w:sz w:val="25"/>
-        </w:rPr>
+      </w:pPr>
+      <w:r>
         <w:t>10.1. Подменю Дополнительно</w:t>
       </w:r>
     </w:p>
@@ -7054,44 +6979,33 @@
         <w:jc w:val="center"/>
         <w:tblLayout w:type="autofit"/>
         <w:tblLook w:firstColumn="1" w:firstRow="1" w:lastColumn="0" w:lastRow="0" w:noHBand="0" w:noVBand="1" w:val="04A0"/>
-        <w:tblCellMar>
-          <w:top w:w="40" w:type="dxa"/>
-          <w:start w:w="60" w:type="dxa"/>
-          <w:bottom w:w="40" w:type="dxa"/>
-          <w:end w:w="60" w:type="dxa"/>
-        </w:tblCellMar>
       </w:tblPr>
       <w:tblGrid>
-        <w:gridCol w:w="4933"/>
-        <w:gridCol w:w="4933"/>
+        <w:gridCol w:w="5131"/>
+        <w:gridCol w:w="5131"/>
       </w:tblGrid>
       <w:tr>
-        <w:trPr>
-          <w:tblHeader w:val="true"/>
-          <w:cantSplit/>
-        </w:trPr>
         <w:tc>
           <w:tcPr>
-            <w:tcW w:type="dxa" w:w="3402"/>
+            <w:tcW w:type="dxa" w:w="2880"/>
+            <w:vAlign w:val="top"/>
             <w:shd w:fill="1F4E79"/>
-            <w:vAlign w:val="center"/>
             <w:tcBorders>
-              <w:top w:sz="4" w:val="single" w:color="D9D9D9"/>
-              <w:left w:sz="4" w:val="single" w:color="D9D9D9"/>
-              <w:bottom w:sz="4" w:val="single" w:color="D9D9D9"/>
-              <w:right w:sz="4" w:val="single" w:color="D9D9D9"/>
+              <w:top w:val="single" w:sz="4" w:space="0" w:color="D9E2F3"/>
+              <w:left w:val="single" w:sz="4" w:space="0" w:color="D9E2F3"/>
+              <w:bottom w:val="single" w:sz="4" w:space="0" w:color="D9E2F3"/>
+              <w:right w:val="single" w:sz="4" w:space="0" w:color="D9E2F3"/>
+              <w:insideH w:val="single" w:sz="4" w:space="0" w:color="D9E2F3"/>
+              <w:insideV w:val="single" w:sz="4" w:space="0" w:color="D9E2F3"/>
             </w:tcBorders>
           </w:tcPr>
           <w:p>
-            <w:pPr>
-              <w:keepLines/>
-              <w:spacing w:before="0" w:after="20" w:line="240" w:lineRule="auto"/>
-            </w:pPr>
+            <w:pPr/>
+            <w:r/>
             <w:r>
               <w:rPr>
                 <w:b/>
                 <w:color w:val="FFFFFF"/>
-                <w:sz w:val="17"/>
               </w:rPr>
               <w:t>Пункт подменю</w:t>
             </w:r>
@@ -7099,26 +7013,25 @@
         </w:tc>
         <w:tc>
           <w:tcPr>
-            <w:tcW w:type="dxa" w:w="5896"/>
+            <w:tcW w:type="dxa" w:w="6480"/>
+            <w:vAlign w:val="top"/>
             <w:shd w:fill="1F4E79"/>
-            <w:vAlign w:val="center"/>
             <w:tcBorders>
-              <w:top w:sz="4" w:val="single" w:color="D9D9D9"/>
-              <w:left w:sz="4" w:val="single" w:color="D9D9D9"/>
-              <w:bottom w:sz="4" w:val="single" w:color="D9D9D9"/>
-              <w:right w:sz="4" w:val="single" w:color="D9D9D9"/>
+              <w:top w:val="single" w:sz="4" w:space="0" w:color="D9E2F3"/>
+              <w:left w:val="single" w:sz="4" w:space="0" w:color="D9E2F3"/>
+              <w:bottom w:val="single" w:sz="4" w:space="0" w:color="D9E2F3"/>
+              <w:right w:val="single" w:sz="4" w:space="0" w:color="D9E2F3"/>
+              <w:insideH w:val="single" w:sz="4" w:space="0" w:color="D9E2F3"/>
+              <w:insideV w:val="single" w:sz="4" w:space="0" w:color="D9E2F3"/>
             </w:tcBorders>
           </w:tcPr>
           <w:p>
-            <w:pPr>
-              <w:keepLines/>
-              <w:spacing w:before="0" w:after="20" w:line="240" w:lineRule="auto"/>
-            </w:pPr>
+            <w:pPr/>
+            <w:r/>
             <w:r>
               <w:rPr>
                 <w:b/>
                 <w:color w:val="FFFFFF"/>
-                <w:sz w:val="17"/>
               </w:rPr>
               <w:t>Для чего нужен</w:t>
             </w:r>
@@ -7126,339 +7039,277 @@
         </w:tc>
       </w:tr>
       <w:tr>
-        <w:trPr>
-          <w:cantSplit/>
-        </w:trPr>
         <w:tc>
           <w:tcPr>
-            <w:tcW w:type="dxa" w:w="3402"/>
+            <w:tcW w:type="dxa" w:w="2880"/>
             <w:vAlign w:val="top"/>
             <w:tcBorders>
-              <w:top w:sz="4" w:val="single" w:color="D9D9D9"/>
-              <w:left w:sz="4" w:val="single" w:color="D9D9D9"/>
-              <w:bottom w:sz="4" w:val="single" w:color="D9D9D9"/>
-              <w:right w:sz="4" w:val="single" w:color="D9D9D9"/>
+              <w:top w:val="single" w:sz="4" w:space="0" w:color="D9E2F3"/>
+              <w:left w:val="single" w:sz="4" w:space="0" w:color="D9E2F3"/>
+              <w:bottom w:val="single" w:sz="4" w:space="0" w:color="D9E2F3"/>
+              <w:right w:val="single" w:sz="4" w:space="0" w:color="D9E2F3"/>
+              <w:insideH w:val="single" w:sz="4" w:space="0" w:color="D9E2F3"/>
+              <w:insideV w:val="single" w:sz="4" w:space="0" w:color="D9E2F3"/>
             </w:tcBorders>
           </w:tcPr>
           <w:p>
-            <w:pPr>
-              <w:keepLines/>
-              <w:spacing w:after="20" w:before="0" w:line="240" w:lineRule="auto"/>
-            </w:pPr>
+            <w:pPr/>
+            <w:r/>
             <w:r>
-              <w:rPr>
-                <w:sz w:val="17"/>
-              </w:rPr>
               <w:t>0) SSH-безопасность / создать prefix-команду</w:t>
             </w:r>
           </w:p>
         </w:tc>
         <w:tc>
           <w:tcPr>
-            <w:tcW w:type="dxa" w:w="5896"/>
+            <w:tcW w:type="dxa" w:w="6480"/>
             <w:vAlign w:val="top"/>
             <w:tcBorders>
-              <w:top w:sz="4" w:val="single" w:color="D9D9D9"/>
-              <w:left w:sz="4" w:val="single" w:color="D9D9D9"/>
-              <w:bottom w:sz="4" w:val="single" w:color="D9D9D9"/>
-              <w:right w:sz="4" w:val="single" w:color="D9D9D9"/>
+              <w:top w:val="single" w:sz="4" w:space="0" w:color="D9E2F3"/>
+              <w:left w:val="single" w:sz="4" w:space="0" w:color="D9E2F3"/>
+              <w:bottom w:val="single" w:sz="4" w:space="0" w:color="D9E2F3"/>
+              <w:right w:val="single" w:sz="4" w:space="0" w:color="D9E2F3"/>
+              <w:insideH w:val="single" w:sz="4" w:space="0" w:color="D9E2F3"/>
+              <w:insideV w:val="single" w:sz="4" w:space="0" w:color="D9E2F3"/>
             </w:tcBorders>
           </w:tcPr>
           <w:p>
-            <w:pPr>
-              <w:keepLines/>
-              <w:spacing w:after="20" w:before="0" w:line="240" w:lineRule="auto"/>
-            </w:pPr>
+            <w:pPr/>
+            <w:r/>
             <w:r>
-              <w:rPr>
-                <w:sz w:val="17"/>
-              </w:rPr>
-              <w:t>Повторный вход в SSH-hardening. Нужен редко: например, если вы только что добавили новый ключ или восстанавливаете prefix-команду.</w:t>
+              <w:t>Повторный вход в SSH-hardening. Нужен редко: например, если вы добавили новый ключ или восстанавливаете prefix-команду.</w:t>
             </w:r>
           </w:p>
         </w:tc>
       </w:tr>
       <w:tr>
-        <w:trPr>
-          <w:cantSplit/>
-        </w:trPr>
         <w:tc>
           <w:tcPr>
-            <w:tcW w:type="dxa" w:w="3402"/>
+            <w:tcW w:type="dxa" w:w="2880"/>
             <w:vAlign w:val="top"/>
             <w:tcBorders>
-              <w:top w:sz="4" w:val="single" w:color="D9D9D9"/>
-              <w:left w:sz="4" w:val="single" w:color="D9D9D9"/>
-              <w:bottom w:sz="4" w:val="single" w:color="D9D9D9"/>
-              <w:right w:sz="4" w:val="single" w:color="D9D9D9"/>
+              <w:top w:val="single" w:sz="4" w:space="0" w:color="D9E2F3"/>
+              <w:left w:val="single" w:sz="4" w:space="0" w:color="D9E2F3"/>
+              <w:bottom w:val="single" w:sz="4" w:space="0" w:color="D9E2F3"/>
+              <w:right w:val="single" w:sz="4" w:space="0" w:color="D9E2F3"/>
+              <w:insideH w:val="single" w:sz="4" w:space="0" w:color="D9E2F3"/>
+              <w:insideV w:val="single" w:sz="4" w:space="0" w:color="D9E2F3"/>
             </w:tcBorders>
           </w:tcPr>
           <w:p>
-            <w:pPr>
-              <w:keepLines/>
-              <w:spacing w:after="20" w:before="0" w:line="240" w:lineRule="auto"/>
-            </w:pPr>
+            <w:pPr/>
+            <w:r/>
             <w:r>
-              <w:rPr>
-                <w:sz w:val="17"/>
-              </w:rPr>
               <w:t>1) Подробная health-диагностика</w:t>
             </w:r>
           </w:p>
         </w:tc>
         <w:tc>
           <w:tcPr>
-            <w:tcW w:type="dxa" w:w="5896"/>
+            <w:tcW w:type="dxa" w:w="6480"/>
             <w:vAlign w:val="top"/>
             <w:tcBorders>
-              <w:top w:sz="4" w:val="single" w:color="D9D9D9"/>
-              <w:left w:sz="4" w:val="single" w:color="D9D9D9"/>
-              <w:bottom w:sz="4" w:val="single" w:color="D9D9D9"/>
-              <w:right w:sz="4" w:val="single" w:color="D9D9D9"/>
+              <w:top w:val="single" w:sz="4" w:space="0" w:color="D9E2F3"/>
+              <w:left w:val="single" w:sz="4" w:space="0" w:color="D9E2F3"/>
+              <w:bottom w:val="single" w:sz="4" w:space="0" w:color="D9E2F3"/>
+              <w:right w:val="single" w:sz="4" w:space="0" w:color="D9E2F3"/>
+              <w:insideH w:val="single" w:sz="4" w:space="0" w:color="D9E2F3"/>
+              <w:insideV w:val="single" w:sz="4" w:space="0" w:color="D9E2F3"/>
             </w:tcBorders>
           </w:tcPr>
           <w:p>
-            <w:pPr>
-              <w:keepLines/>
-              <w:spacing w:after="20" w:before="0" w:line="240" w:lineRule="auto"/>
-            </w:pPr>
+            <w:pPr/>
+            <w:r/>
             <w:r>
-              <w:rPr>
-                <w:sz w:val="17"/>
-              </w:rPr>
-              <w:t>Запускает sudo &lt;prefix&gt;-health --deep. Показывает расширенную диагностику сервисов, портов, TLS, DNS, Xray, HAProxy, MTProto, WARP, Relay, tuning и cleanup policy.</w:t>
+              <w:t>Запускает sudo &lt;prefix&gt;-health --deep и показывает расширенную диагностику сервисов, портов, TLS, DNS, Xray, HAProxy, MTProto, WARP, Relay и tuning.</w:t>
             </w:r>
           </w:p>
         </w:tc>
       </w:tr>
       <w:tr>
-        <w:trPr>
-          <w:cantSplit/>
-        </w:trPr>
         <w:tc>
           <w:tcPr>
-            <w:tcW w:type="dxa" w:w="3402"/>
+            <w:tcW w:type="dxa" w:w="2880"/>
             <w:vAlign w:val="top"/>
             <w:tcBorders>
-              <w:top w:sz="4" w:val="single" w:color="D9D9D9"/>
-              <w:left w:sz="4" w:val="single" w:color="D9D9D9"/>
-              <w:bottom w:sz="4" w:val="single" w:color="D9D9D9"/>
-              <w:right w:sz="4" w:val="single" w:color="D9D9D9"/>
+              <w:top w:val="single" w:sz="4" w:space="0" w:color="D9E2F3"/>
+              <w:left w:val="single" w:sz="4" w:space="0" w:color="D9E2F3"/>
+              <w:bottom w:val="single" w:sz="4" w:space="0" w:color="D9E2F3"/>
+              <w:right w:val="single" w:sz="4" w:space="0" w:color="D9E2F3"/>
+              <w:insideH w:val="single" w:sz="4" w:space="0" w:color="D9E2F3"/>
+              <w:insideV w:val="single" w:sz="4" w:space="0" w:color="D9E2F3"/>
             </w:tcBorders>
           </w:tcPr>
           <w:p>
-            <w:pPr>
-              <w:keepLines/>
-              <w:spacing w:after="20" w:before="0" w:line="240" w:lineRule="auto"/>
-            </w:pPr>
+            <w:pPr/>
+            <w:r/>
             <w:r>
-              <w:rPr>
-                <w:sz w:val="17"/>
-              </w:rPr>
               <w:t>2) Диагностика сети Debian/провайдера</w:t>
             </w:r>
           </w:p>
         </w:tc>
         <w:tc>
           <w:tcPr>
-            <w:tcW w:type="dxa" w:w="5896"/>
+            <w:tcW w:type="dxa" w:w="6480"/>
             <w:vAlign w:val="top"/>
             <w:tcBorders>
-              <w:top w:sz="4" w:val="single" w:color="D9D9D9"/>
-              <w:left w:sz="4" w:val="single" w:color="D9D9D9"/>
-              <w:bottom w:sz="4" w:val="single" w:color="D9D9D9"/>
-              <w:right w:sz="4" w:val="single" w:color="D9D9D9"/>
+              <w:top w:val="single" w:sz="4" w:space="0" w:color="D9E2F3"/>
+              <w:left w:val="single" w:sz="4" w:space="0" w:color="D9E2F3"/>
+              <w:bottom w:val="single" w:sz="4" w:space="0" w:color="D9E2F3"/>
+              <w:right w:val="single" w:sz="4" w:space="0" w:color="D9E2F3"/>
+              <w:insideH w:val="single" w:sz="4" w:space="0" w:color="D9E2F3"/>
+              <w:insideV w:val="single" w:sz="4" w:space="0" w:color="D9E2F3"/>
             </w:tcBorders>
           </w:tcPr>
           <w:p>
-            <w:pPr>
-              <w:keepLines/>
-              <w:spacing w:after="20" w:before="0" w:line="240" w:lineRule="auto"/>
-            </w:pPr>
+            <w:pPr/>
+            <w:r/>
             <w:r>
-              <w:rPr>
-                <w:sz w:val="17"/>
-              </w:rPr>
-              <w:t>Запускает netdiag. Команда ничего не чинит, а собирает сведения о DNS, routes, interfaces, resolv.conf, networking.service и провайдерской сетевой схеме.</w:t>
+              <w:t>Запускает netdiag. Команда ничего не чинит, а собирает сведения о DNS, routes, interfaces, resolv.conf и провайдерской сетевой схеме.</w:t>
             </w:r>
           </w:p>
         </w:tc>
       </w:tr>
       <w:tr>
-        <w:trPr>
-          <w:cantSplit/>
-        </w:trPr>
         <w:tc>
           <w:tcPr>
-            <w:tcW w:type="dxa" w:w="3402"/>
+            <w:tcW w:type="dxa" w:w="2880"/>
             <w:vAlign w:val="top"/>
             <w:tcBorders>
-              <w:top w:sz="4" w:val="single" w:color="D9D9D9"/>
-              <w:left w:sz="4" w:val="single" w:color="D9D9D9"/>
-              <w:bottom w:sz="4" w:val="single" w:color="D9D9D9"/>
-              <w:right w:sz="4" w:val="single" w:color="D9D9D9"/>
+              <w:top w:val="single" w:sz="4" w:space="0" w:color="D9E2F3"/>
+              <w:left w:val="single" w:sz="4" w:space="0" w:color="D9E2F3"/>
+              <w:bottom w:val="single" w:sz="4" w:space="0" w:color="D9E2F3"/>
+              <w:right w:val="single" w:sz="4" w:space="0" w:color="D9E2F3"/>
+              <w:insideH w:val="single" w:sz="4" w:space="0" w:color="D9E2F3"/>
+              <w:insideV w:val="single" w:sz="4" w:space="0" w:color="D9E2F3"/>
             </w:tcBorders>
           </w:tcPr>
           <w:p>
-            <w:pPr>
-              <w:keepLines/>
-              <w:spacing w:after="20" w:before="0" w:line="240" w:lineRule="auto"/>
-            </w:pPr>
+            <w:pPr/>
+            <w:r/>
             <w:r>
-              <w:rPr>
-                <w:sz w:val="17"/>
-              </w:rPr>
               <w:t>3) Repair: восстановить XPAM service policy</w:t>
             </w:r>
           </w:p>
         </w:tc>
         <w:tc>
           <w:tcPr>
-            <w:tcW w:type="dxa" w:w="5896"/>
+            <w:tcW w:type="dxa" w:w="6480"/>
             <w:vAlign w:val="top"/>
             <w:tcBorders>
-              <w:top w:sz="4" w:val="single" w:color="D9D9D9"/>
-              <w:left w:sz="4" w:val="single" w:color="D9D9D9"/>
-              <w:bottom w:sz="4" w:val="single" w:color="D9D9D9"/>
-              <w:right w:sz="4" w:val="single" w:color="D9D9D9"/>
+              <w:top w:val="single" w:sz="4" w:space="0" w:color="D9E2F3"/>
+              <w:left w:val="single" w:sz="4" w:space="0" w:color="D9E2F3"/>
+              <w:bottom w:val="single" w:sz="4" w:space="0" w:color="D9E2F3"/>
+              <w:right w:val="single" w:sz="4" w:space="0" w:color="D9E2F3"/>
+              <w:insideH w:val="single" w:sz="4" w:space="0" w:color="D9E2F3"/>
+              <w:insideV w:val="single" w:sz="4" w:space="0" w:color="D9E2F3"/>
             </w:tcBorders>
           </w:tcPr>
           <w:p>
-            <w:pPr>
-              <w:keepLines/>
-              <w:spacing w:after="20" w:before="0" w:line="240" w:lineRule="auto"/>
-            </w:pPr>
+            <w:pPr/>
+            <w:r/>
             <w:r>
-              <w:rPr>
-                <w:sz w:val="17"/>
-              </w:rPr>
-              <w:t>Мягко восстанавливает XPAM-обвязку после ручных изменений или обновлений: команды, health/weekly, limits, startup order, fail2ban policy, certbot hook и hygiene.</w:t>
+              <w:t>Мягко восстанавливает XPAM-обвязку после ручных изменений или обновлений: runtime, команды, health/weekly, limits, startup order и service hygiene.</w:t>
             </w:r>
           </w:p>
         </w:tc>
       </w:tr>
       <w:tr>
-        <w:trPr>
-          <w:cantSplit/>
-        </w:trPr>
         <w:tc>
           <w:tcPr>
-            <w:tcW w:type="dxa" w:w="3402"/>
+            <w:tcW w:type="dxa" w:w="2880"/>
             <w:vAlign w:val="top"/>
             <w:tcBorders>
-              <w:top w:sz="4" w:val="single" w:color="D9D9D9"/>
-              <w:left w:sz="4" w:val="single" w:color="D9D9D9"/>
-              <w:bottom w:sz="4" w:val="single" w:color="D9D9D9"/>
-              <w:right w:sz="4" w:val="single" w:color="D9D9D9"/>
+              <w:top w:val="single" w:sz="4" w:space="0" w:color="D9E2F3"/>
+              <w:left w:val="single" w:sz="4" w:space="0" w:color="D9E2F3"/>
+              <w:bottom w:val="single" w:sz="4" w:space="0" w:color="D9E2F3"/>
+              <w:right w:val="single" w:sz="4" w:space="0" w:color="D9E2F3"/>
+              <w:insideH w:val="single" w:sz="4" w:space="0" w:color="D9E2F3"/>
+              <w:insideV w:val="single" w:sz="4" w:space="0" w:color="D9E2F3"/>
             </w:tcBorders>
           </w:tcPr>
           <w:p>
-            <w:pPr>
-              <w:keepLines/>
-              <w:spacing w:after="20" w:before="0" w:line="240" w:lineRule="auto"/>
-            </w:pPr>
+            <w:pPr/>
+            <w:r/>
             <w:r>
-              <w:rPr>
-                <w:sz w:val="17"/>
-              </w:rPr>
               <w:t>4) Финальная production-очистка</w:t>
             </w:r>
           </w:p>
         </w:tc>
         <w:tc>
           <w:tcPr>
-            <w:tcW w:type="dxa" w:w="5896"/>
+            <w:tcW w:type="dxa" w:w="6480"/>
             <w:vAlign w:val="top"/>
             <w:tcBorders>
-              <w:top w:sz="4" w:val="single" w:color="D9D9D9"/>
-              <w:left w:sz="4" w:val="single" w:color="D9D9D9"/>
-              <w:bottom w:sz="4" w:val="single" w:color="D9D9D9"/>
-              <w:right w:sz="4" w:val="single" w:color="D9D9D9"/>
+              <w:top w:val="single" w:sz="4" w:space="0" w:color="D9E2F3"/>
+              <w:left w:val="single" w:sz="4" w:space="0" w:color="D9E2F3"/>
+              <w:bottom w:val="single" w:sz="4" w:space="0" w:color="D9E2F3"/>
+              <w:right w:val="single" w:sz="4" w:space="0" w:color="D9E2F3"/>
+              <w:insideH w:val="single" w:sz="4" w:space="0" w:color="D9E2F3"/>
+              <w:insideV w:val="single" w:sz="4" w:space="0" w:color="D9E2F3"/>
             </w:tcBorders>
           </w:tcPr>
           <w:p>
-            <w:pPr>
-              <w:keepLines/>
-              <w:spacing w:after="20" w:before="0" w:line="240" w:lineRule="auto"/>
-            </w:pPr>
+            <w:pPr/>
+            <w:r/>
             <w:r>
-              <w:rPr>
-                <w:sz w:val="17"/>
-              </w:rPr>
-              <w:t>Удаляет установочные архивы, временные файлы, старые debug-хвосты, пустые root-cache директории и оставляет сервер в чистом эксплуатационном состоянии.</w:t>
+              <w:t>Удаляет установочные архивы, временные файлы, debug-хвосты и оставляет сервер в чистом эксплуатационном состоянии.</w:t>
             </w:r>
           </w:p>
         </w:tc>
       </w:tr>
       <w:tr>
-        <w:trPr>
-          <w:cantSplit/>
-        </w:trPr>
         <w:tc>
           <w:tcPr>
-            <w:tcW w:type="dxa" w:w="3402"/>
+            <w:tcW w:type="dxa" w:w="2880"/>
             <w:vAlign w:val="top"/>
             <w:tcBorders>
-              <w:top w:sz="4" w:val="single" w:color="D9D9D9"/>
-              <w:left w:sz="4" w:val="single" w:color="D9D9D9"/>
-              <w:bottom w:sz="4" w:val="single" w:color="D9D9D9"/>
-              <w:right w:sz="4" w:val="single" w:color="D9D9D9"/>
+              <w:top w:val="single" w:sz="4" w:space="0" w:color="D9E2F3"/>
+              <w:left w:val="single" w:sz="4" w:space="0" w:color="D9E2F3"/>
+              <w:bottom w:val="single" w:sz="4" w:space="0" w:color="D9E2F3"/>
+              <w:right w:val="single" w:sz="4" w:space="0" w:color="D9E2F3"/>
+              <w:insideH w:val="single" w:sz="4" w:space="0" w:color="D9E2F3"/>
+              <w:insideV w:val="single" w:sz="4" w:space="0" w:color="D9E2F3"/>
             </w:tcBorders>
           </w:tcPr>
           <w:p>
-            <w:pPr>
-              <w:keepLines/>
-              <w:spacing w:after="20" w:before="0" w:line="240" w:lineRule="auto"/>
-            </w:pPr>
+            <w:pPr/>
+            <w:r/>
             <w:r>
-              <w:rPr>
-                <w:sz w:val="17"/>
-              </w:rPr>
               <w:t>5) Показать текущую конфигурацию</w:t>
             </w:r>
           </w:p>
         </w:tc>
         <w:tc>
           <w:tcPr>
-            <w:tcW w:type="dxa" w:w="5896"/>
+            <w:tcW w:type="dxa" w:w="6480"/>
             <w:vAlign w:val="top"/>
             <w:tcBorders>
-              <w:top w:sz="4" w:val="single" w:color="D9D9D9"/>
-              <w:left w:sz="4" w:val="single" w:color="D9D9D9"/>
-              <w:bottom w:sz="4" w:val="single" w:color="D9D9D9"/>
-              <w:right w:sz="4" w:val="single" w:color="D9D9D9"/>
+              <w:top w:val="single" w:sz="4" w:space="0" w:color="D9E2F3"/>
+              <w:left w:val="single" w:sz="4" w:space="0" w:color="D9E2F3"/>
+              <w:bottom w:val="single" w:sz="4" w:space="0" w:color="D9E2F3"/>
+              <w:right w:val="single" w:sz="4" w:space="0" w:color="D9E2F3"/>
+              <w:insideH w:val="single" w:sz="4" w:space="0" w:color="D9E2F3"/>
+              <w:insideV w:val="single" w:sz="4" w:space="0" w:color="D9E2F3"/>
             </w:tcBorders>
           </w:tcPr>
           <w:p>
-            <w:pPr>
-              <w:keepLines/>
-              <w:spacing w:after="20" w:before="0" w:line="240" w:lineRule="auto"/>
-            </w:pPr>
+            <w:pPr/>
+            <w:r/>
             <w:r>
-              <w:rPr>
-                <w:sz w:val="17"/>
-              </w:rPr>
-              <w:t>Показывает основные настройки config.env без секретов. Полезно, если нужно понять домены, профиль и выбранные порты.</w:t>
+              <w:t>Показывает основные настройки config.env без секретов: домены, профиль и выбранные порты.</w:t>
             </w:r>
           </w:p>
         </w:tc>
       </w:tr>
     </w:tbl>
     <w:p>
-      <w:pPr>
-        <w:spacing w:after="60" w:line="245" w:lineRule="auto"/>
-      </w:pPr>
-    </w:p>
-    <w:p>
-      <w:pPr>
-        <w:spacing w:after="60" w:line="245" w:lineRule="auto"/>
-      </w:pPr>
-      <w:r>
-        <w:rPr>
-          <w:rFonts w:ascii="Calibri" w:hAnsi="Calibri" w:eastAsia="Calibri"/>
-          <w:sz w:val="19"/>
-        </w:rPr>
-        <w:t>После установки меню нужно для просмотра безопасной сводки, настройки Telegram, WARP, сайтов, health, repair и cleanup. Если сервер здоров, меняйте только то, что действительно нужно.</w:t>
+      <w:pPr/>
+    </w:p>
+    <w:p>
+      <w:pPr/>
+      <w:r>
+        <w:t>После установки меню нужно для просмотра безопасной сводки, настройки Telegram, WARP, сайтов, health, repair и cleanup. Если сервер здоров, меняйте только то, что действительно нужно. Некоторые пункты отображаются только там, где применимы к выбранному профилю.</w:t>
       </w:r>
     </w:p>
     <w:p>
@@ -7478,6 +7329,333 @@
       </w:r>
     </w:p>
     <w:p>
+      <w:pPr/>
+      <w:r>
+        <w:t>Как устроена основная proxy-часть</w:t>
+      </w:r>
+    </w:p>
+    <w:p>
+      <w:pPr/>
+      <w:r>
+        <w:t>XPAM Script использует 3x-ui как панель управления Xray/VLESS. 3x-ui остаётся upstream-проектом и устанавливается с официального репозитория 3x-ui. XPAM Script не является форком 3x-ui: он конфигурирует панель, inbound, сертификаты, fallback и безопасную внешнюю схему.</w:t>
+      </w:r>
+    </w:p>
+    <w:p>
+      <w:pPr/>
+      <w:r>
+        <w:t>•</w:t>
+        <w:tab/>
+        <w:t>Панель 3x-ui слушает локально: 127.0.0.1:&lt;panel-port&gt;.</w:t>
+      </w:r>
+    </w:p>
+    <w:p>
+      <w:pPr/>
+      <w:r>
+        <w:t>•</w:t>
+        <w:tab/>
+        <w:t>Снаружи панель доступна только по HTTPS-домену и скрытому panel path.</w:t>
+      </w:r>
+    </w:p>
+    <w:p>
+      <w:pPr/>
+      <w:r>
+        <w:t>•</w:t>
+        <w:tab/>
+        <w:t>Перед панелью стоит Basic Auth nginx.</w:t>
+      </w:r>
+    </w:p>
+    <w:p>
+      <w:pPr/>
+      <w:r>
+        <w:t>•</w:t>
+        <w:tab/>
+        <w:t>VLESS inbound работает с TLS, TCP и fallback на сайт-маскировку.</w:t>
+      </w:r>
+    </w:p>
+    <w:p>
+      <w:pPr/>
+      <w:r>
+        <w:t>•</w:t>
+        <w:tab/>
+        <w:t>Proxy Protocol выключен: не включайте его вручную, если не меняете всю HAProxy/nginx/Xray-схему.</w:t>
+      </w:r>
+    </w:p>
+    <w:p>
+      <w:pPr/>
+      <w:r>
+        <w:t>•</w:t>
+        <w:tab/>
+        <w:t>External Proxy включается для XPAM-managed VLESS inbound во всех профилях, чтобы клиентские ссылки 3x-ui указывали на публичный домен:443, а не на локальный backend или IP/listen сервера.</w:t>
+      </w:r>
+    </w:p>
+    <w:p>
+      <w:pPr/>
+      <w:r>
+        <w:t>•</w:t>
+        <w:tab/>
+        <w:t>В профиле VLESS only Xray слушает публичный IPv4 сервера на 443. В MTProto-профилях Xray слушает только 127.0.0.1:&lt;локальный VLESS/Xray порт&gt;, а публичный 443 держит HAProxy.</w:t>
+      </w:r>
+    </w:p>
+    <w:p>
+      <w:pPr/>
+      <w:r>
+        <w:t>•</w:t>
+        <w:tab/>
+        <w:t>Sniffing в direct VLESS профиле является штатным Route-only baseline. В HAProxy/MTProto профилях штатное состояние - OFF, если WARP не используется.</w:t>
+      </w:r>
+    </w:p>
+    <w:p>
+      <w:pPr/>
+      <w:r>
+        <w:t>•</w:t>
+        <w:tab/>
+        <w:t>XPAM Script поддерживает 3x-ui только в режиме SQLite backend. PostgreSQL backend не поддерживается; при обнаружении PostgreSQL health и repair остановятся, чтобы не повредить данные.</w:t>
+      </w:r>
+    </w:p>
+    <w:p>
+      <w:pPr/>
+      <w:r>
+        <w:t>•</w:t>
+        <w:tab/>
+        <w:t>XPAM-managed VLESS inbound по умолчанию называется &lt;prefix&gt;-vless. Если пользователь меняет имя inbound или имя клиента, health/repair/&lt;prefix&gt;-vless ориентируются на функциональные признаки подключения, а не только на красивое имя.</w:t>
+      </w:r>
+    </w:p>
+    <w:p>
+      <w:pPr/>
+      <w:r>
+        <w:t>•</w:t>
+        <w:tab/>
+        <w:t>Новый default uTLS fingerprint для XPAM-created VLESS - firefox. Пользователь может выбрать другой валидный fingerprint; repair не должен перетирать его без причины.</w:t>
+      </w:r>
+    </w:p>
+    <w:tbl>
+      <w:tblPr>
+        <w:tblW w:type="auto" w:w="0"/>
+        <w:jc w:val="center"/>
+        <w:tblLayout w:type="autofit"/>
+        <w:tblLook w:firstColumn="1" w:firstRow="1" w:lastColumn="0" w:lastRow="0" w:noHBand="0" w:noVBand="1" w:val="04A0"/>
+      </w:tblPr>
+      <w:tblGrid>
+        <w:gridCol w:w="5131"/>
+        <w:gridCol w:w="5131"/>
+      </w:tblGrid>
+      <w:tr>
+        <w:tc>
+          <w:tcPr>
+            <w:tcW w:type="dxa" w:w="5131"/>
+            <w:vAlign w:val="top"/>
+            <w:shd w:fill="DDEBF7"/>
+            <w:tcBorders>
+              <w:top w:val="single" w:sz="4" w:space="0" w:color="D9E2F3"/>
+              <w:left w:val="single" w:sz="4" w:space="0" w:color="D9E2F3"/>
+              <w:bottom w:val="single" w:sz="4" w:space="0" w:color="D9E2F3"/>
+              <w:right w:val="single" w:sz="4" w:space="0" w:color="D9E2F3"/>
+              <w:insideH w:val="single" w:sz="4" w:space="0" w:color="D9E2F3"/>
+              <w:insideV w:val="single" w:sz="4" w:space="0" w:color="D9E2F3"/>
+            </w:tcBorders>
+          </w:tcPr>
+          <w:p>
+            <w:pPr/>
+            <w:r/>
+            <w:r>
+              <w:rPr>
+                <w:b/>
+              </w:rPr>
+              <w:t>Где управлять VLESS-клиентами</w:t>
+            </w:r>
+          </w:p>
+        </w:tc>
+        <w:tc>
+          <w:tcPr>
+            <w:tcW w:type="dxa" w:w="5131"/>
+            <w:vAlign w:val="top"/>
+            <w:shd w:fill="DDEBF7"/>
+            <w:tcBorders>
+              <w:top w:val="single" w:sz="4" w:space="0" w:color="D9E2F3"/>
+              <w:left w:val="single" w:sz="4" w:space="0" w:color="D9E2F3"/>
+              <w:bottom w:val="single" w:sz="4" w:space="0" w:color="D9E2F3"/>
+              <w:right w:val="single" w:sz="4" w:space="0" w:color="D9E2F3"/>
+              <w:insideH w:val="single" w:sz="4" w:space="0" w:color="D9E2F3"/>
+              <w:insideV w:val="single" w:sz="4" w:space="0" w:color="D9E2F3"/>
+            </w:tcBorders>
+          </w:tcPr>
+          <w:p>
+            <w:pPr/>
+            <w:r/>
+            <w:r>
+              <w:t>Дополнительных VLESS-клиентов создавайте в панели 3x-ui. Переименование клиента не должно ломать health, &lt;prefix&gt;-vless и repair. Не удаляйте единственного/рабочего XPAM-managed клиента, пока не создали замену и не проверили подключение. Команды XPAM Script не удаляют VLESS-клиентов: &lt;prefix&gt;-vless и &lt;prefix&gt;-links только читают данные и показывают безопасную сводку или ссылки по явному запросу.</w:t>
+            </w:r>
+          </w:p>
+        </w:tc>
+      </w:tr>
+    </w:tbl>
+    <w:p>
+      <w:pPr/>
+    </w:p>
+    <w:p>
+      <w:pPr>
+        <w:pStyle w:val="Heading2"/>
+        <w:keepNext/>
+      </w:pPr>
+      <w:r>
+        <w:t>11.1. Как безопасно получить VLESS-ссылку</w:t>
+      </w:r>
+    </w:p>
+    <w:p>
+      <w:pPr/>
+      <w:r>
+        <w:t>•</w:t>
+        <w:tab/>
+        <w:t>sudo &lt;prefix&gt;-vless по умолчанию не печатает VLESS-ссылку, чтобы её случайно не раскрыли в скриншоте, чате или install-log.</w:t>
+      </w:r>
+    </w:p>
+    <w:p>
+      <w:pPr/>
+      <w:r>
+        <w:t>•</w:t>
+        <w:tab/>
+        <w:t>Чтобы вывести ссылку на экран, используйте sudo &lt;prefix&gt;-vless --show.</w:t>
+      </w:r>
+    </w:p>
+    <w:p>
+      <w:pPr/>
+      <w:r>
+        <w:t>•</w:t>
+        <w:tab/>
+        <w:t>Вывод --show является секретом. Не отправляйте его в поддержку, публичный чат или issue на GitHub.</w:t>
+      </w:r>
+    </w:p>
+    <w:p>
+      <w:pPr/>
+      <w:r>
+        <w:t>•</w:t>
+        <w:tab/>
+        <w:t>VLESS-ссылки также сохраняются в /root/secure-notes/&lt;prefix&gt;-vless-links.txt с правами доступа root.</w:t>
+      </w:r>
+    </w:p>
+    <w:p>
+      <w:pPr>
+        <w:pStyle w:val="Heading2"/>
+        <w:keepNext/>
+      </w:pPr>
+      <w:r>
+        <w:t>11.2. После обновления 3x-ui</w:t>
+      </w:r>
+    </w:p>
+    <w:p>
+      <w:pPr/>
+      <w:r>
+        <w:t>3x-ui можно обновлять через штатную панель 3x-ui. После обновления проверьте сервер:</w:t>
+      </w:r>
+    </w:p>
+    <w:p>
+      <w:pPr>
+        <w:pStyle w:val="CodeBlock"/>
+      </w:pPr>
+      <w:r>
+        <w:t>sudo &lt;prefix&gt;-health</w:t>
+      </w:r>
+    </w:p>
+    <w:p>
+      <w:pPr/>
+      <w:r>
+        <w:t>Если health показывает проблему, сначала выполните repair и повторите проверку:</w:t>
+      </w:r>
+    </w:p>
+    <w:p>
+      <w:pPr>
+        <w:pStyle w:val="CodeBlock"/>
+      </w:pPr>
+      <w:r>
+        <w:t>sudo &lt;prefix&gt;-repair</w:t>
+      </w:r>
+    </w:p>
+    <w:p>
+      <w:pPr>
+        <w:pStyle w:val="CodeBlock"/>
+      </w:pPr>
+      <w:r>
+        <w:t>sudo &lt;prefix&gt;-health</w:t>
+      </w:r>
+    </w:p>
+    <w:tbl>
+      <w:tblPr>
+        <w:tblW w:type="auto" w:w="0"/>
+        <w:jc w:val="center"/>
+        <w:tblLayout w:type="autofit"/>
+        <w:tblLook w:firstColumn="1" w:firstRow="1" w:lastColumn="0" w:lastRow="0" w:noHBand="0" w:noVBand="1" w:val="04A0"/>
+      </w:tblPr>
+      <w:tblGrid>
+        <w:gridCol w:w="5131"/>
+        <w:gridCol w:w="5131"/>
+      </w:tblGrid>
+      <w:tr>
+        <w:tc>
+          <w:tcPr>
+            <w:tcW w:type="dxa" w:w="5131"/>
+            <w:vAlign w:val="top"/>
+            <w:shd w:fill="DDEBF7"/>
+            <w:tcBorders>
+              <w:top w:val="single" w:sz="4" w:space="0" w:color="D9E2F3"/>
+              <w:left w:val="single" w:sz="4" w:space="0" w:color="D9E2F3"/>
+              <w:bottom w:val="single" w:sz="4" w:space="0" w:color="D9E2F3"/>
+              <w:right w:val="single" w:sz="4" w:space="0" w:color="D9E2F3"/>
+              <w:insideH w:val="single" w:sz="4" w:space="0" w:color="D9E2F3"/>
+              <w:insideV w:val="single" w:sz="4" w:space="0" w:color="D9E2F3"/>
+            </w:tcBorders>
+          </w:tcPr>
+          <w:p>
+            <w:pPr/>
+            <w:r/>
+            <w:r>
+              <w:rPr>
+                <w:b/>
+              </w:rPr>
+              <w:t>Не чините базу руками</w:t>
+            </w:r>
+          </w:p>
+        </w:tc>
+        <w:tc>
+          <w:tcPr>
+            <w:tcW w:type="dxa" w:w="5131"/>
+            <w:vAlign w:val="top"/>
+            <w:shd w:fill="DDEBF7"/>
+            <w:tcBorders>
+              <w:top w:val="single" w:sz="4" w:space="0" w:color="D9E2F3"/>
+              <w:left w:val="single" w:sz="4" w:space="0" w:color="D9E2F3"/>
+              <w:bottom w:val="single" w:sz="4" w:space="0" w:color="D9E2F3"/>
+              <w:right w:val="single" w:sz="4" w:space="0" w:color="D9E2F3"/>
+              <w:insideH w:val="single" w:sz="4" w:space="0" w:color="D9E2F3"/>
+              <w:insideV w:val="single" w:sz="4" w:space="0" w:color="D9E2F3"/>
+            </w:tcBorders>
+          </w:tcPr>
+          <w:p>
+            <w:pPr/>
+            <w:r/>
+            <w:r>
+              <w:t>Если после обновления 3x-ui health или repair останавливается с ошибкой, не правьте /etc/x-ui/x-ui.db и generated Xray config вслепую. Сначала сохраните лог health/deep-health и проверьте, не изменилась ли схема 3x-ui.</w:t>
+            </w:r>
+          </w:p>
+        </w:tc>
+      </w:tr>
+    </w:tbl>
+    <w:p>
+      <w:pPr>
+        <w:pStyle w:val="Heading1"/>
+        <w:keepNext/>
+        <w:keepLines/>
+        <w:pageBreakBefore/>
+        <w:spacing w:before="0" w:after="100" w:line="240" w:lineRule="auto"/>
+      </w:pPr>
+      <w:r>
+        <w:rPr>
+          <w:rFonts w:ascii="Calibri" w:hAnsi="Calibri" w:eastAsia="Calibri"/>
+          <w:sz w:val="36"/>
+        </w:rPr>
+        <w:t>12. MTProto и Telegram proxy</w:t>
+      </w:r>
+    </w:p>
+    <w:p>
       <w:pPr>
         <w:spacing w:after="60" w:line="245" w:lineRule="auto"/>
       </w:pPr>
@@ -7486,7 +7664,7 @@
           <w:rFonts w:ascii="Calibri" w:hAnsi="Calibri" w:eastAsia="Calibri"/>
           <w:sz w:val="19"/>
         </w:rPr>
-        <w:t>Как устроена основная proxy-часть</w:t>
+        <w:t>Как работает MTProto-профиль</w:t>
       </w:r>
     </w:p>
     <w:p>
@@ -7498,7 +7676,7 @@
           <w:rFonts w:ascii="Calibri" w:hAnsi="Calibri" w:eastAsia="Calibri"/>
           <w:sz w:val="19"/>
         </w:rPr>
-        <w:t>XPAM Script использует 3x-ui как панель управления Xray/VLESS. 3x-ui остаётся upstream-проектом и устанавливается с официального репозитория 3x-ui. XPAM Script не является форком 3x-ui: он конфигурирует панель, inbound, сертификаты, fallback и безопасную внешнюю схему.</w:t>
+        <w:t>В MTProto-профилях XPAM Script использует Python MTProto proxy с TLS/masking-схемой. Публично отдельный MTProto-порт не открывается: снаружи используется тот же HTTPS/TLS порт 443, а HAProxy по SNI отправляет трафик MTProto-домена на локальный backend.</w:t>
       </w:r>
     </w:p>
     <w:p>
@@ -7518,7 +7696,7 @@
         </w:rPr>
         <w:t>•</w:t>
         <w:tab/>
-        <w:t>Панель 3x-ui слушает локально: 127.0.0.1:&lt;panel-port&gt;.</w:t>
+        <w:t>MTProto backend слушает только 127.0.0.1:&lt;mtproto-port&gt;.</w:t>
       </w:r>
     </w:p>
     <w:p>
@@ -7538,7 +7716,7 @@
         </w:rPr>
         <w:t>•</w:t>
         <w:tab/>
-        <w:t>Снаружи панель доступна только по HTTPS-домену и скрытому panel path.</w:t>
+        <w:t>MTProto-домен имеет свой сертификат Let's Encrypt.</w:t>
       </w:r>
     </w:p>
     <w:p>
@@ -7558,7 +7736,7 @@
         </w:rPr>
         <w:t>•</w:t>
         <w:tab/>
-        <w:t>Перед панелью стоит Basic Auth nginx.</w:t>
+        <w:t>Сайт на MTProto-домене выглядит как обычная sync/API поверхность.</w:t>
       </w:r>
     </w:p>
     <w:p>
@@ -7578,7 +7756,7 @@
         </w:rPr>
         <w:t>•</w:t>
         <w:tab/>
-        <w:t>VLESS inbound работает с TLS, TCP и fallback на сайт-маскировку.</w:t>
+        <w:t>Служебные пути /health, /status, /v1 и /v1/ нужны для диагностики, Telegram Relay/API-like поверхности и корректной работы MTProto-профиля.</w:t>
       </w:r>
     </w:p>
     <w:p>
@@ -7598,7 +7776,7 @@
         </w:rPr>
         <w:t>•</w:t>
         <w:tab/>
-        <w:t>Proxy Protocol выключен: не включайте его вручную, если не меняете всю HAProxy/nginx/Xray-схему.</w:t>
+        <w:t>/health должен возвращать 200 OK. /v1 без Bearer token должен возвращать 401 Unauthorized; это нормально и не означает проблему сертификата.</w:t>
       </w:r>
     </w:p>
     <w:p>
@@ -7618,7 +7796,7 @@
         </w:rPr>
         <w:t>•</w:t>
         <w:tab/>
-        <w:t>External Proxy включается для XPAM-managed VLESS inbound во всех профилях, чтобы клиентские ссылки 3x-ui указывали на публичный домен:443, а не на локальный backend или IP/listen сервера.</w:t>
+        <w:t>Не размещайте пользовательский сайт на путях /health, /status, /v1, /v1/ и не меняйте их вручную: эти маршруты зарезервированы XPAM Script.</w:t>
       </w:r>
     </w:p>
     <w:p>
@@ -7638,7 +7816,23 @@
         </w:rPr>
         <w:t>•</w:t>
         <w:tab/>
-        <w:t>В профиле VLESS only Xray слушает публичный IPv4 сервера на 443. В MTProto-профилях Xray слушает только 127.0.0.1:&lt;локальный VLESS/Xray порт&gt;, а публичный 443 держит HAProxy.</w:t>
+        <w:t>MTProto ссылки являются секретами: их нельзя публиковать в логах, чатах и скриншотах.</w:t>
+      </w:r>
+    </w:p>
+    <w:p>
+      <w:pPr>
+        <w:pStyle w:val="Heading2"/>
+        <w:keepNext/>
+        <w:keepLines/>
+        <w:pageBreakBefore w:val="0"/>
+        <w:spacing w:before="80" w:after="60" w:line="240" w:lineRule="auto"/>
+      </w:pPr>
+      <w:r>
+        <w:rPr>
+          <w:rFonts w:ascii="Calibri" w:hAnsi="Calibri" w:eastAsia="Calibri"/>
+          <w:sz w:val="25"/>
+        </w:rPr>
+        <w:t>12.1. Команды MTProto</w:t>
       </w:r>
     </w:p>
     <w:p>
@@ -7658,152 +7852,7 @@
         </w:rPr>
         <w:t>•</w:t>
         <w:tab/>
-        <w:t>Sniffing по умолчанию выключен для HAProxy-схемы; при WARP-маршрутизации скрипт включает Route only для нужного inbound.</w:t>
-      </w:r>
-    </w:p>
-    <w:p>
-      <w:pPr>
-        <w:tabs>
-          <w:tab w:pos="425" w:val="left"/>
-          <w:tab w:pos="425" w:val="left"/>
-        </w:tabs>
-        <w:spacing w:after="40" w:before="0"/>
-        <w:ind w:left="425" w:hanging="198"/>
-      </w:pPr>
-      <w:r>
-        <w:rPr>
-          <w:rFonts w:ascii="Arial" w:hAnsi="Arial" w:eastAsia="Arial"/>
-          <w:sz w:val="21"/>
-        </w:rPr>
-        <w:t>•</w:t>
-        <w:tab/>
-        <w:t>XPAM Script поддерживает 3x-ui только в режиме SQLite backend. PostgreSQL backend не поддерживается; при обнаружении PostgreSQL health и repair остановятся, чтобы не повредить данные.</w:t>
-      </w:r>
-    </w:p>
-    <w:p>
-      <w:pPr>
-        <w:tabs>
-          <w:tab w:pos="425" w:val="left"/>
-          <w:tab w:pos="425" w:val="left"/>
-        </w:tabs>
-        <w:spacing w:after="40" w:before="0"/>
-        <w:ind w:left="425" w:hanging="198"/>
-      </w:pPr>
-      <w:r>
-        <w:rPr>
-          <w:rFonts w:ascii="Arial" w:hAnsi="Arial" w:eastAsia="Arial"/>
-          <w:sz w:val="21"/>
-        </w:rPr>
-        <w:t>•</w:t>
-        <w:tab/>
-        <w:t>XPAM-managed VLESS inbound по умолчанию называется &lt;prefix&gt;-vless. Если пользователь меняет имя inbound или имя клиента, health/repair/&lt;prefix&gt;-vless ориентируются на функциональные признаки подключения, а не только на красивое имя.</w:t>
-      </w:r>
-    </w:p>
-    <w:p>
-      <w:pPr>
-        <w:tabs>
-          <w:tab w:pos="425" w:val="left"/>
-          <w:tab w:pos="425" w:val="left"/>
-        </w:tabs>
-        <w:spacing w:after="40" w:before="0"/>
-        <w:ind w:left="425" w:hanging="198"/>
-      </w:pPr>
-      <w:r>
-        <w:rPr>
-          <w:rFonts w:ascii="Arial" w:hAnsi="Arial" w:eastAsia="Arial"/>
-          <w:sz w:val="21"/>
-        </w:rPr>
-        <w:t>•</w:t>
-        <w:tab/>
-        <w:t>Новый default uTLS fingerprint для XPAM-created VLESS — firefox. Пользователь может выбрать другой валидный fingerprint; repair не должен перетирать его без причины.</w:t>
-      </w:r>
-    </w:p>
-    <w:tbl>
-      <w:tblPr>
-        <w:tblW w:type="auto" w:w="0"/>
-        <w:jc w:val="center"/>
-        <w:tblLayout w:type="autofit"/>
-        <w:tblLook w:firstColumn="1" w:firstRow="1" w:lastColumn="0" w:lastRow="0" w:noHBand="0" w:noVBand="1" w:val="04A0"/>
-        <w:tblCellMar>
-          <w:top w:w="40" w:type="dxa"/>
-          <w:start w:w="60" w:type="dxa"/>
-          <w:bottom w:w="40" w:type="dxa"/>
-          <w:end w:w="60" w:type="dxa"/>
-        </w:tblCellMar>
-      </w:tblPr>
-      <w:tblGrid>
-        <w:gridCol w:w="4933"/>
-        <w:gridCol w:w="4933"/>
-      </w:tblGrid>
-      <w:tr>
-        <w:trPr>
-          <w:cantSplit/>
-        </w:trPr>
-        <w:tc>
-          <w:tcPr>
-            <w:tcW w:type="dxa" w:w="2381"/>
-            <w:vAlign w:val="top"/>
-            <w:shd w:fill="DDEBF7"/>
-            <w:tcBorders>
-              <w:top w:sz="4" w:val="single" w:color="BDD7EE"/>
-              <w:left w:sz="4" w:val="single" w:color="BDD7EE"/>
-              <w:bottom w:sz="4" w:val="single" w:color="BDD7EE"/>
-              <w:right w:sz="4" w:val="single" w:color="BDD7EE"/>
-            </w:tcBorders>
-          </w:tcPr>
-          <w:p>
-            <w:pPr>
-              <w:keepLines/>
-              <w:spacing w:after="20" w:before="0" w:line="240" w:lineRule="auto"/>
-            </w:pPr>
-            <w:r>
-              <w:rPr>
-                <w:b/>
-                <w:sz w:val="17"/>
-              </w:rPr>
-              <w:t>Где управлять VLESS-клиентами</w:t>
-            </w:r>
-          </w:p>
-        </w:tc>
-        <w:tc>
-          <w:tcPr>
-            <w:tcW w:type="dxa" w:w="7087"/>
-            <w:vAlign w:val="top"/>
-            <w:shd w:fill="F4F8FC"/>
-            <w:tcBorders>
-              <w:top w:sz="4" w:val="single" w:color="BDD7EE"/>
-              <w:left w:sz="4" w:val="single" w:color="BDD7EE"/>
-              <w:bottom w:sz="4" w:val="single" w:color="BDD7EE"/>
-              <w:right w:sz="4" w:val="single" w:color="BDD7EE"/>
-            </w:tcBorders>
-          </w:tcPr>
-          <w:p>
-            <w:r>
-              <w:t>Дополнительных VLESS-клиентов создавайте в панели 3x-ui. Переименование клиента не должно ломать health, &lt;prefix&gt;-vless и repair. Не удаляйте единственного/рабочего XPAM-managed клиента, пока не создали замену и не проверили подключение. Команды XPAM Script не удаляют VLESS-клиентов: &lt;prefix&gt;-vless и &lt;prefix&gt;-links только читают данные и показывают безопасную сводку или ссылки по явному запросу.</w:t>
-            </w:r>
-          </w:p>
-        </w:tc>
-      </w:tr>
-    </w:tbl>
-    <w:p>
-      <w:pPr>
-        <w:spacing w:after="60" w:line="245" w:lineRule="auto"/>
-      </w:pPr>
-    </w:p>
-    <w:p>
-      <w:pPr>
-        <w:pStyle w:val="Heading2"/>
-        <w:keepNext/>
-        <w:keepLines/>
-        <w:pageBreakBefore w:val="0"/>
-        <w:spacing w:before="80" w:after="60" w:line="240" w:lineRule="auto"/>
-      </w:pPr>
-      <w:r>
-        <w:rPr>
-          <w:rFonts w:ascii="Calibri" w:hAnsi="Calibri" w:eastAsia="Calibri"/>
-          <w:sz w:val="25"/>
-        </w:rPr>
-        <w:t>11.1. Как безопасно получить VLESS-ссылку</w:t>
+        <w:t>sudo &lt;prefix&gt;-tg по умолчанию не печатает приватные ссылки.</w:t>
       </w:r>
     </w:p>
     <w:p>
@@ -7823,7 +7872,7 @@
         </w:rPr>
         <w:t>•</w:t>
         <w:tab/>
-        <w:t>sudo &lt;prefix&gt;-vless по умолчанию не печатает VLESS-ссылку, чтобы её случайно не раскрыли в скриншоте, чате или install-log.</w:t>
+        <w:t>sudo &lt;prefix&gt;-tg --show показывает MTProto-ссылки. Это секретный вывод.</w:t>
       </w:r>
     </w:p>
     <w:p>
@@ -7843,7 +7892,23 @@
         </w:rPr>
         <w:t>•</w:t>
         <w:tab/>
-        <w:t>Чтобы вывести ссылку на экран, используйте sudo &lt;prefix&gt;-vless --show.</w:t>
+        <w:t>sudo &lt;prefix&gt;-tg --manage открывает управление MTProto-пользователями.</w:t>
+      </w:r>
+    </w:p>
+    <w:p>
+      <w:pPr>
+        <w:pStyle w:val="Heading2"/>
+        <w:keepNext/>
+        <w:keepLines/>
+        <w:pageBreakBefore w:val="0"/>
+        <w:spacing w:before="80" w:after="60" w:line="240" w:lineRule="auto"/>
+      </w:pPr>
+      <w:r>
+        <w:rPr>
+          <w:rFonts w:ascii="Calibri" w:hAnsi="Calibri" w:eastAsia="Calibri"/>
+          <w:sz w:val="25"/>
+        </w:rPr>
+        <w:t>12.2. Управление пользователями MTProto</w:t>
       </w:r>
     </w:p>
     <w:p>
@@ -7863,7 +7928,7 @@
         </w:rPr>
         <w:t>•</w:t>
         <w:tab/>
-        <w:t>Вывод --show является секретом. Не отправляйте его в поддержку, публичный чат или issue на GitHub.</w:t>
+        <w:t>Показать список пользователей - показывает имена и замаскированные ключи.</w:t>
       </w:r>
     </w:p>
     <w:p>
@@ -7883,47 +7948,7 @@
         </w:rPr>
         <w:t>•</w:t>
         <w:tab/>
-        <w:t>VLESS-ссылки также сохраняются в /root/secure-notes/&lt;prefix&gt;-vless-links.txt с правами доступа root.</w:t>
-      </w:r>
-    </w:p>
-    <w:p>
-      <w:pPr>
-        <w:pStyle w:val="Heading1"/>
-        <w:keepNext/>
-        <w:keepLines/>
-        <w:pageBreakBefore/>
-        <w:spacing w:before="0" w:after="100" w:line="240" w:lineRule="auto"/>
-      </w:pPr>
-      <w:r>
-        <w:rPr>
-          <w:rFonts w:ascii="Calibri" w:hAnsi="Calibri" w:eastAsia="Calibri"/>
-          <w:sz w:val="36"/>
-        </w:rPr>
-        <w:t>12. MTProto и Telegram proxy</w:t>
-      </w:r>
-    </w:p>
-    <w:p>
-      <w:pPr>
-        <w:spacing w:after="60" w:line="245" w:lineRule="auto"/>
-      </w:pPr>
-      <w:r>
-        <w:rPr>
-          <w:rFonts w:ascii="Calibri" w:hAnsi="Calibri" w:eastAsia="Calibri"/>
-          <w:sz w:val="19"/>
-        </w:rPr>
-        <w:t>Как работает MTProto-профиль</w:t>
-      </w:r>
-    </w:p>
-    <w:p>
-      <w:pPr>
-        <w:spacing w:after="60" w:line="245" w:lineRule="auto"/>
-      </w:pPr>
-      <w:r>
-        <w:rPr>
-          <w:rFonts w:ascii="Calibri" w:hAnsi="Calibri" w:eastAsia="Calibri"/>
-          <w:sz w:val="19"/>
-        </w:rPr>
-        <w:t>В MTProto-профилях XPAM Script использует Python MTProto proxy с TLS/masking-схемой. Публично отдельный MTProto-порт не открывается: снаружи используется тот же HTTPS/TLS порт 443, а HAProxy по SNI отправляет трафик MTProto-домена на локальный backend.</w:t>
+        <w:t>Добавить пользователя - создаёт новый секрет и выводит приватную tg:// ссылку.</w:t>
       </w:r>
     </w:p>
     <w:p>
@@ -7943,7 +7968,7 @@
         </w:rPr>
         <w:t>•</w:t>
         <w:tab/>
-        <w:t>MTProto backend слушает только 127.0.0.1:&lt;mtproto-port&gt;.</w:t>
+        <w:t>Показать ссылку пользователя - повторно выводит ссылку конкретного пользователя.</w:t>
       </w:r>
     </w:p>
     <w:p>
@@ -7963,7 +7988,7 @@
         </w:rPr>
         <w:t>•</w:t>
         <w:tab/>
-        <w:t>MTProto-домен имеет свой сертификат Let's Encrypt.</w:t>
+        <w:t>Удалить пользователя - удаляет пользователя, но не даст удалить последнего.</w:t>
       </w:r>
     </w:p>
     <w:p>
@@ -7983,278 +8008,6 @@
         </w:rPr>
         <w:t>•</w:t>
         <w:tab/>
-        <w:t>Сайт на MTProto-домене выглядит как обычная sync/API поверхность.</w:t>
-      </w:r>
-    </w:p>
-    <w:p>
-      <w:pPr>
-        <w:keepLines/>
-        <w:tabs>
-          <w:tab w:pos="425" w:val="left"/>
-          <w:tab w:pos="425" w:val="left"/>
-        </w:tabs>
-        <w:spacing w:after="40" w:line="245" w:lineRule="auto" w:before="0"/>
-        <w:ind w:left="425" w:hanging="198"/>
-      </w:pPr>
-      <w:r>
-        <w:rPr>
-          <w:rFonts w:ascii="Arial" w:hAnsi="Arial" w:eastAsia="Arial"/>
-          <w:sz w:val="21"/>
-        </w:rPr>
-        <w:t>•</w:t>
-        <w:tab/>
-        <w:t>Служебные пути /health, /status, /v1 и /v1/ нужны для диагностики, Telegram Relay/API-like поверхности и корректной работы MTProto-профиля.</w:t>
-      </w:r>
-    </w:p>
-    <w:p>
-      <w:pPr>
-        <w:keepLines/>
-        <w:tabs>
-          <w:tab w:pos="425" w:val="left"/>
-          <w:tab w:pos="425" w:val="left"/>
-        </w:tabs>
-        <w:spacing w:after="40" w:line="245" w:lineRule="auto" w:before="0"/>
-        <w:ind w:left="425" w:hanging="198"/>
-      </w:pPr>
-      <w:r>
-        <w:rPr>
-          <w:rFonts w:ascii="Arial" w:hAnsi="Arial" w:eastAsia="Arial"/>
-          <w:sz w:val="21"/>
-        </w:rPr>
-        <w:t>•</w:t>
-        <w:tab/>
-        <w:t>/health должен возвращать 200 OK. /v1 без Bearer token должен возвращать 401 Unauthorized; это нормально и не означает проблему сертификата.</w:t>
-      </w:r>
-    </w:p>
-    <w:p>
-      <w:pPr>
-        <w:keepLines/>
-        <w:tabs>
-          <w:tab w:pos="425" w:val="left"/>
-          <w:tab w:pos="425" w:val="left"/>
-        </w:tabs>
-        <w:spacing w:after="40" w:line="245" w:lineRule="auto" w:before="0"/>
-        <w:ind w:left="425" w:hanging="198"/>
-      </w:pPr>
-      <w:r>
-        <w:rPr>
-          <w:rFonts w:ascii="Arial" w:hAnsi="Arial" w:eastAsia="Arial"/>
-          <w:sz w:val="21"/>
-        </w:rPr>
-        <w:t>•</w:t>
-        <w:tab/>
-        <w:t>Не размещайте пользовательский сайт на путях /health, /status, /v1, /v1/ и не меняйте их вручную: эти маршруты зарезервированы XPAM Script.</w:t>
-      </w:r>
-    </w:p>
-    <w:p>
-      <w:pPr>
-        <w:keepLines/>
-        <w:tabs>
-          <w:tab w:pos="425" w:val="left"/>
-          <w:tab w:pos="425" w:val="left"/>
-        </w:tabs>
-        <w:spacing w:after="40" w:line="245" w:lineRule="auto" w:before="0"/>
-        <w:ind w:left="425" w:hanging="198"/>
-      </w:pPr>
-      <w:r>
-        <w:rPr>
-          <w:rFonts w:ascii="Arial" w:hAnsi="Arial" w:eastAsia="Arial"/>
-          <w:sz w:val="21"/>
-        </w:rPr>
-        <w:t>•</w:t>
-        <w:tab/>
-        <w:t>MTProto ссылки являются секретами: их нельзя публиковать в логах, чатах и скриншотах.</w:t>
-      </w:r>
-    </w:p>
-    <w:p>
-      <w:pPr>
-        <w:pStyle w:val="Heading2"/>
-        <w:keepNext/>
-        <w:keepLines/>
-        <w:pageBreakBefore w:val="0"/>
-        <w:spacing w:before="80" w:after="60" w:line="240" w:lineRule="auto"/>
-      </w:pPr>
-      <w:r>
-        <w:rPr>
-          <w:rFonts w:ascii="Calibri" w:hAnsi="Calibri" w:eastAsia="Calibri"/>
-          <w:sz w:val="25"/>
-        </w:rPr>
-        <w:t>12.1. Команды MTProto</w:t>
-      </w:r>
-    </w:p>
-    <w:p>
-      <w:pPr>
-        <w:keepLines/>
-        <w:tabs>
-          <w:tab w:pos="425" w:val="left"/>
-          <w:tab w:pos="425" w:val="left"/>
-        </w:tabs>
-        <w:spacing w:after="40" w:line="245" w:lineRule="auto" w:before="0"/>
-        <w:ind w:left="425" w:hanging="198"/>
-      </w:pPr>
-      <w:r>
-        <w:rPr>
-          <w:rFonts w:ascii="Arial" w:hAnsi="Arial" w:eastAsia="Arial"/>
-          <w:sz w:val="21"/>
-        </w:rPr>
-        <w:t>•</w:t>
-        <w:tab/>
-        <w:t>sudo &lt;prefix&gt;-tg по умолчанию не печатает приватные ссылки.</w:t>
-      </w:r>
-    </w:p>
-    <w:p>
-      <w:pPr>
-        <w:keepLines/>
-        <w:tabs>
-          <w:tab w:pos="425" w:val="left"/>
-          <w:tab w:pos="425" w:val="left"/>
-        </w:tabs>
-        <w:spacing w:after="40" w:line="245" w:lineRule="auto" w:before="0"/>
-        <w:ind w:left="425" w:hanging="198"/>
-      </w:pPr>
-      <w:r>
-        <w:rPr>
-          <w:rFonts w:ascii="Arial" w:hAnsi="Arial" w:eastAsia="Arial"/>
-          <w:sz w:val="21"/>
-        </w:rPr>
-        <w:t>•</w:t>
-        <w:tab/>
-        <w:t>sudo &lt;prefix&gt;-tg --show показывает MTProto-ссылки. Это секретный вывод.</w:t>
-      </w:r>
-    </w:p>
-    <w:p>
-      <w:pPr>
-        <w:keepLines/>
-        <w:tabs>
-          <w:tab w:pos="425" w:val="left"/>
-          <w:tab w:pos="425" w:val="left"/>
-        </w:tabs>
-        <w:spacing w:after="40" w:line="245" w:lineRule="auto" w:before="0"/>
-        <w:ind w:left="425" w:hanging="198"/>
-      </w:pPr>
-      <w:r>
-        <w:rPr>
-          <w:rFonts w:ascii="Arial" w:hAnsi="Arial" w:eastAsia="Arial"/>
-          <w:sz w:val="21"/>
-        </w:rPr>
-        <w:t>•</w:t>
-        <w:tab/>
-        <w:t>sudo &lt;prefix&gt;-tg --manage открывает управление MTProto-пользователями.</w:t>
-      </w:r>
-    </w:p>
-    <w:p>
-      <w:pPr>
-        <w:pStyle w:val="Heading2"/>
-        <w:keepNext/>
-        <w:keepLines/>
-        <w:pageBreakBefore w:val="0"/>
-        <w:spacing w:before="80" w:after="60" w:line="240" w:lineRule="auto"/>
-      </w:pPr>
-      <w:r>
-        <w:rPr>
-          <w:rFonts w:ascii="Calibri" w:hAnsi="Calibri" w:eastAsia="Calibri"/>
-          <w:sz w:val="25"/>
-        </w:rPr>
-        <w:t>12.2. Управление пользователями MTProto</w:t>
-      </w:r>
-    </w:p>
-    <w:p>
-      <w:pPr>
-        <w:keepLines/>
-        <w:tabs>
-          <w:tab w:pos="425" w:val="left"/>
-          <w:tab w:pos="425" w:val="left"/>
-        </w:tabs>
-        <w:spacing w:after="40" w:line="245" w:lineRule="auto" w:before="0"/>
-        <w:ind w:left="425" w:hanging="198"/>
-      </w:pPr>
-      <w:r>
-        <w:rPr>
-          <w:rFonts w:ascii="Arial" w:hAnsi="Arial" w:eastAsia="Arial"/>
-          <w:sz w:val="21"/>
-        </w:rPr>
-        <w:t>•</w:t>
-        <w:tab/>
-        <w:t>Показать список пользователей - показывает имена и замаскированные ключи.</w:t>
-      </w:r>
-    </w:p>
-    <w:p>
-      <w:pPr>
-        <w:keepLines/>
-        <w:tabs>
-          <w:tab w:pos="425" w:val="left"/>
-          <w:tab w:pos="425" w:val="left"/>
-        </w:tabs>
-        <w:spacing w:after="40" w:line="245" w:lineRule="auto" w:before="0"/>
-        <w:ind w:left="425" w:hanging="198"/>
-      </w:pPr>
-      <w:r>
-        <w:rPr>
-          <w:rFonts w:ascii="Arial" w:hAnsi="Arial" w:eastAsia="Arial"/>
-          <w:sz w:val="21"/>
-        </w:rPr>
-        <w:t>•</w:t>
-        <w:tab/>
-        <w:t>Добавить пользователя - создаёт новый секрет и выводит приватную tg:// ссылку.</w:t>
-      </w:r>
-    </w:p>
-    <w:p>
-      <w:pPr>
-        <w:keepLines/>
-        <w:tabs>
-          <w:tab w:pos="425" w:val="left"/>
-          <w:tab w:pos="425" w:val="left"/>
-        </w:tabs>
-        <w:spacing w:after="40" w:line="245" w:lineRule="auto" w:before="0"/>
-        <w:ind w:left="425" w:hanging="198"/>
-      </w:pPr>
-      <w:r>
-        <w:rPr>
-          <w:rFonts w:ascii="Arial" w:hAnsi="Arial" w:eastAsia="Arial"/>
-          <w:sz w:val="21"/>
-        </w:rPr>
-        <w:t>•</w:t>
-        <w:tab/>
-        <w:t>Показать ссылку пользователя - повторно выводит ссылку конкретного пользователя.</w:t>
-      </w:r>
-    </w:p>
-    <w:p>
-      <w:pPr>
-        <w:keepLines/>
-        <w:tabs>
-          <w:tab w:pos="425" w:val="left"/>
-          <w:tab w:pos="425" w:val="left"/>
-        </w:tabs>
-        <w:spacing w:after="40" w:line="245" w:lineRule="auto" w:before="0"/>
-        <w:ind w:left="425" w:hanging="198"/>
-      </w:pPr>
-      <w:r>
-        <w:rPr>
-          <w:rFonts w:ascii="Arial" w:hAnsi="Arial" w:eastAsia="Arial"/>
-          <w:sz w:val="21"/>
-        </w:rPr>
-        <w:t>•</w:t>
-        <w:tab/>
-        <w:t>Удалить пользователя - удаляет пользователя, но не даст удалить последнего.</w:t>
-      </w:r>
-    </w:p>
-    <w:p>
-      <w:pPr>
-        <w:keepLines/>
-        <w:tabs>
-          <w:tab w:pos="425" w:val="left"/>
-          <w:tab w:pos="425" w:val="left"/>
-        </w:tabs>
-        <w:spacing w:after="40" w:line="245" w:lineRule="auto" w:before="0"/>
-        <w:ind w:left="425" w:hanging="198"/>
-      </w:pPr>
-      <w:r>
-        <w:rPr>
-          <w:rFonts w:ascii="Arial" w:hAnsi="Arial" w:eastAsia="Arial"/>
-          <w:sz w:val="21"/>
-        </w:rPr>
-        <w:t>•</w:t>
-        <w:tab/>
         <w:t>Перегенерировать ключ - старый link перестаёт работать, новый нужно выдать пользователю.</w:t>
       </w:r>
     </w:p>
@@ -8275,14 +8028,8 @@
       </w:r>
     </w:p>
     <w:p>
-      <w:pPr>
-        <w:spacing w:after="60" w:line="245" w:lineRule="auto"/>
-      </w:pPr>
-      <w:r>
-        <w:rPr>
-          <w:rFonts w:ascii="Calibri" w:hAnsi="Calibri" w:eastAsia="Calibri"/>
-          <w:sz w:val="19"/>
-        </w:rPr>
+      <w:pPr/>
+      <w:r>
         <w:t>Когда нужны и как выбрать режим</w:t>
       </w:r>
     </w:p>
@@ -8292,42 +8039,32 @@
         <w:jc w:val="center"/>
         <w:tblLayout w:type="autofit"/>
         <w:tblLook w:firstColumn="1" w:firstRow="1" w:lastColumn="0" w:lastRow="0" w:noHBand="0" w:noVBand="1" w:val="04A0"/>
-        <w:tblCellMar>
-          <w:top w:w="40" w:type="dxa"/>
-          <w:start w:w="60" w:type="dxa"/>
-          <w:bottom w:w="40" w:type="dxa"/>
-          <w:end w:w="60" w:type="dxa"/>
-        </w:tblCellMar>
       </w:tblPr>
       <w:tblGrid>
-        <w:gridCol w:w="4933"/>
-        <w:gridCol w:w="4933"/>
+        <w:gridCol w:w="5131"/>
+        <w:gridCol w:w="5131"/>
       </w:tblGrid>
       <w:tr>
-        <w:trPr>
-          <w:cantSplit/>
-        </w:trPr>
         <w:tc>
           <w:tcPr>
-            <w:tcW w:type="dxa" w:w="2381"/>
+            <w:tcW w:type="dxa" w:w="5131"/>
             <w:vAlign w:val="top"/>
             <w:shd w:fill="DDEBF7"/>
             <w:tcBorders>
-              <w:top w:sz="4" w:val="single" w:color="BDD7EE"/>
-              <w:left w:sz="4" w:val="single" w:color="BDD7EE"/>
-              <w:bottom w:sz="4" w:val="single" w:color="BDD7EE"/>
-              <w:right w:sz="4" w:val="single" w:color="BDD7EE"/>
+              <w:top w:val="single" w:sz="4" w:space="0" w:color="D9E2F3"/>
+              <w:left w:val="single" w:sz="4" w:space="0" w:color="D9E2F3"/>
+              <w:bottom w:val="single" w:sz="4" w:space="0" w:color="D9E2F3"/>
+              <w:right w:val="single" w:sz="4" w:space="0" w:color="D9E2F3"/>
+              <w:insideH w:val="single" w:sz="4" w:space="0" w:color="D9E2F3"/>
+              <w:insideV w:val="single" w:sz="4" w:space="0" w:color="D9E2F3"/>
             </w:tcBorders>
           </w:tcPr>
           <w:p>
-            <w:pPr>
-              <w:keepLines/>
-              <w:spacing w:after="20" w:before="0" w:line="240" w:lineRule="auto"/>
-            </w:pPr>
+            <w:pPr/>
+            <w:r/>
             <w:r>
               <w:rPr>
                 <w:b/>
-                <w:sz w:val="17"/>
               </w:rPr>
               <w:t>Когда приходят уведомления</w:t>
             </w:r>
@@ -8335,470 +8072,35 @@
         </w:tc>
         <w:tc>
           <w:tcPr>
-            <w:tcW w:type="dxa" w:w="7087"/>
+            <w:tcW w:type="dxa" w:w="5131"/>
             <w:vAlign w:val="top"/>
-            <w:shd w:fill="F4F8FC"/>
+            <w:shd w:fill="DDEBF7"/>
             <w:tcBorders>
-              <w:top w:sz="4" w:val="single" w:color="BDD7EE"/>
-              <w:left w:sz="4" w:val="single" w:color="BDD7EE"/>
-              <w:bottom w:sz="4" w:val="single" w:color="BDD7EE"/>
-              <w:right w:sz="4" w:val="single" w:color="BDD7EE"/>
+              <w:top w:val="single" w:sz="4" w:space="0" w:color="D9E2F3"/>
+              <w:left w:val="single" w:sz="4" w:space="0" w:color="D9E2F3"/>
+              <w:bottom w:val="single" w:sz="4" w:space="0" w:color="D9E2F3"/>
+              <w:right w:val="single" w:sz="4" w:space="0" w:color="D9E2F3"/>
+              <w:insideH w:val="single" w:sz="4" w:space="0" w:color="D9E2F3"/>
+              <w:insideV w:val="single" w:sz="4" w:space="0" w:color="D9E2F3"/>
             </w:tcBorders>
           </w:tcPr>
           <w:p>
-            <w:pPr>
-              <w:keepLines/>
-              <w:spacing w:after="20" w:before="0" w:line="240" w:lineRule="auto"/>
-            </w:pPr>
+            <w:pPr/>
+            <w:r/>
             <w:r>
-              <w:rPr>
-                <w:sz w:val="17"/>
-              </w:rPr>
-              <w:t>Telegram-уведомления нужны для автоматических сообщений после еженедельной проверки: если проверка завершилась ошибкой или серверу нужна ручная перезагрузка после обновлений. Успешная штатная неделя обычно не засыпает пользователя сообщениями.</w:t>
+              <w:t>Telegram-уведомления нужны для сообщений о проблемах weekly/health и необходимости ручной перезагрузки после обновлений. Успешная штатная неделя обычно не засыпает пользователя сообщениями.</w:t>
             </w:r>
           </w:p>
         </w:tc>
       </w:tr>
     </w:tbl>
     <w:p>
-      <w:pPr>
-        <w:spacing w:after="60" w:line="245" w:lineRule="auto"/>
-      </w:pPr>
-    </w:p>
-    <w:p>
-      <w:pPr>
-        <w:spacing w:after="60" w:line="245" w:lineRule="auto"/>
-      </w:pPr>
-      <w:r>
-        <w:rPr>
-          <w:rFonts w:ascii="Calibri" w:hAnsi="Calibri" w:eastAsia="Calibri"/>
-          <w:sz w:val="19"/>
-        </w:rPr>
+      <w:pPr/>
+    </w:p>
+    <w:p>
+      <w:pPr/>
+      <w:r>
         <w:t>Для всех режимов нужен личный чат один-на-один с вашим Telegram-ботом. Группы, каналы и темы форумов в простой установке не используются.</w:t>
-      </w:r>
-    </w:p>
-    <w:p>
-      <w:pPr>
-        <w:pStyle w:val="Heading2"/>
-        <w:keepNext/>
-        <w:keepLines/>
-        <w:pageBreakBefore w:val="0"/>
-        <w:spacing w:before="80" w:after="60" w:line="240" w:lineRule="auto"/>
-      </w:pPr>
-      <w:r>
-        <w:rPr>
-          <w:rFonts w:ascii="Calibri" w:hAnsi="Calibri" w:eastAsia="Calibri"/>
-          <w:sz w:val="25"/>
-        </w:rPr>
-        <w:t>13.1. Режим 1 - Direct Telegram alerts</w:t>
-      </w:r>
-    </w:p>
-    <w:p>
-      <w:pPr>
-        <w:keepLines/>
-        <w:tabs>
-          <w:tab w:pos="425" w:val="left"/>
-          <w:tab w:pos="425" w:val="left"/>
-        </w:tabs>
-        <w:spacing w:after="40" w:line="245" w:lineRule="auto" w:before="0"/>
-        <w:ind w:left="425" w:hanging="198"/>
-      </w:pPr>
-      <w:r>
-        <w:rPr>
-          <w:rFonts w:ascii="Arial" w:hAnsi="Arial" w:eastAsia="Arial"/>
-          <w:sz w:val="21"/>
-        </w:rPr>
-        <w:t>•</w:t>
-        <w:tab/>
-        <w:t>Выбирайте, если у вас один сервер и этот VPS напрямую достучится до api.telegram.org.</w:t>
-      </w:r>
-    </w:p>
-    <w:p>
-      <w:pPr>
-        <w:keepLines/>
-        <w:tabs>
-          <w:tab w:pos="425" w:val="left"/>
-          <w:tab w:pos="425" w:val="left"/>
-        </w:tabs>
-        <w:spacing w:after="40" w:line="245" w:lineRule="auto" w:before="0"/>
-        <w:ind w:left="425" w:hanging="198"/>
-      </w:pPr>
-      <w:r>
-        <w:rPr>
-          <w:rFonts w:ascii="Arial" w:hAnsi="Arial" w:eastAsia="Arial"/>
-          <w:sz w:val="21"/>
-        </w:rPr>
-        <w:t>•</w:t>
-        <w:tab/>
-        <w:t>Нужен bot token от @BotFather и chat ID пользователя.</w:t>
-      </w:r>
-    </w:p>
-    <w:p>
-      <w:pPr>
-        <w:keepLines/>
-        <w:tabs>
-          <w:tab w:pos="425" w:val="left"/>
-          <w:tab w:pos="425" w:val="left"/>
-        </w:tabs>
-        <w:spacing w:after="40" w:line="245" w:lineRule="auto" w:before="0"/>
-        <w:ind w:left="425" w:hanging="198"/>
-      </w:pPr>
-      <w:r>
-        <w:rPr>
-          <w:rFonts w:ascii="Arial" w:hAnsi="Arial" w:eastAsia="Arial"/>
-          <w:sz w:val="21"/>
-        </w:rPr>
-        <w:t>•</w:t>
-        <w:tab/>
-        <w:t>Перед проверкой отправьте вашему боту команду /start в личном чате.</w:t>
-      </w:r>
-    </w:p>
-    <w:p>
-      <w:pPr>
-        <w:keepLines/>
-        <w:tabs>
-          <w:tab w:pos="425" w:val="left"/>
-          <w:tab w:pos="425" w:val="left"/>
-        </w:tabs>
-        <w:spacing w:after="40" w:line="245" w:lineRule="auto" w:before="0"/>
-        <w:ind w:left="425" w:hanging="198"/>
-      </w:pPr>
-      <w:r>
-        <w:rPr>
-          <w:rFonts w:ascii="Arial" w:hAnsi="Arial" w:eastAsia="Arial"/>
-          <w:sz w:val="21"/>
-        </w:rPr>
-        <w:t>•</w:t>
-        <w:tab/>
-        <w:t>Скрипт сохраняет настройки в /root/secure-notes/notify.env с правами 600 и отправляет тестовое сообщение.</w:t>
-      </w:r>
-    </w:p>
-    <w:p>
-      <w:pPr>
-        <w:keepLines/>
-        <w:tabs>
-          <w:tab w:pos="425" w:val="left"/>
-          <w:tab w:pos="425" w:val="left"/>
-        </w:tabs>
-        <w:spacing w:after="40" w:line="245" w:lineRule="auto" w:before="0"/>
-        <w:ind w:left="425" w:hanging="198"/>
-      </w:pPr>
-      <w:r>
-        <w:rPr>
-          <w:rFonts w:ascii="Arial" w:hAnsi="Arial" w:eastAsia="Arial"/>
-          <w:sz w:val="21"/>
-        </w:rPr>
-        <w:t>•</w:t>
-        <w:tab/>
-        <w:t>Этот режим самый простой и лучший для одиночного сервера.</w:t>
-      </w:r>
-    </w:p>
-    <w:p>
-      <w:pPr>
-        <w:pStyle w:val="Heading2"/>
-        <w:keepNext/>
-        <w:keepLines/>
-        <w:pageBreakBefore w:val="0"/>
-        <w:spacing w:before="80" w:after="60" w:line="240" w:lineRule="auto"/>
-      </w:pPr>
-      <w:r>
-        <w:rPr>
-          <w:rFonts w:ascii="Calibri" w:hAnsi="Calibri" w:eastAsia="Calibri"/>
-          <w:sz w:val="25"/>
-        </w:rPr>
-        <w:t>13.2. Режим 3 - сделать сервер Relay-сервером</w:t>
-      </w:r>
-    </w:p>
-    <w:p>
-      <w:pPr>
-        <w:keepLines/>
-        <w:tabs>
-          <w:tab w:pos="425" w:val="left"/>
-          <w:tab w:pos="425" w:val="left"/>
-        </w:tabs>
-        <w:spacing w:after="40" w:line="245" w:lineRule="auto" w:before="0"/>
-        <w:ind w:left="425" w:hanging="198"/>
-      </w:pPr>
-      <w:r>
-        <w:rPr>
-          <w:rFonts w:ascii="Arial" w:hAnsi="Arial" w:eastAsia="Arial"/>
-          <w:sz w:val="21"/>
-        </w:rPr>
-        <w:t>•</w:t>
-        <w:tab/>
-        <w:t>Выбирайте на сервере, который может напрямую отправлять сообщения в Telegram.</w:t>
-      </w:r>
-    </w:p>
-    <w:p>
-      <w:pPr>
-        <w:keepLines/>
-        <w:tabs>
-          <w:tab w:pos="425" w:val="left"/>
-          <w:tab w:pos="425" w:val="left"/>
-        </w:tabs>
-        <w:spacing w:after="40" w:line="245" w:lineRule="auto" w:before="0"/>
-        <w:ind w:left="425" w:hanging="198"/>
-      </w:pPr>
-      <w:r>
-        <w:rPr>
-          <w:rFonts w:ascii="Arial" w:hAnsi="Arial" w:eastAsia="Arial"/>
-          <w:sz w:val="21"/>
-        </w:rPr>
-        <w:t>•</w:t>
-        <w:tab/>
-        <w:t>Этот сервер принимает HTTPS POST от других XPAM Script серверов и пересылает сообщения в Telegram.</w:t>
-      </w:r>
-    </w:p>
-    <w:p>
-      <w:pPr>
-        <w:keepLines/>
-        <w:tabs>
-          <w:tab w:pos="425" w:val="left"/>
-          <w:tab w:pos="425" w:val="left"/>
-        </w:tabs>
-        <w:spacing w:after="40" w:line="245" w:lineRule="auto" w:before="0"/>
-        <w:ind w:left="425" w:hanging="198"/>
-      </w:pPr>
-      <w:r>
-        <w:rPr>
-          <w:rFonts w:ascii="Arial" w:hAnsi="Arial" w:eastAsia="Arial"/>
-          <w:sz w:val="21"/>
-        </w:rPr>
-        <w:t>•</w:t>
-        <w:tab/>
-        <w:t>Новый публичный порт не открывается: используется существующая HTTPS/443 поверхность на MTProto-домене.</w:t>
-      </w:r>
-    </w:p>
-    <w:p>
-      <w:pPr>
-        <w:keepLines/>
-        <w:tabs>
-          <w:tab w:pos="425" w:val="left"/>
-          <w:tab w:pos="425" w:val="left"/>
-        </w:tabs>
-        <w:spacing w:after="40" w:line="245" w:lineRule="auto" w:before="0"/>
-        <w:ind w:left="425" w:hanging="198"/>
-      </w:pPr>
-      <w:r>
-        <w:rPr>
-          <w:rFonts w:ascii="Arial" w:hAnsi="Arial" w:eastAsia="Arial"/>
-          <w:sz w:val="21"/>
-        </w:rPr>
-        <w:t>•</w:t>
-        <w:tab/>
-        <w:t>Скрипт создаёт telegram-https-relay.service, Unix socket и nginx route.</w:t>
-      </w:r>
-    </w:p>
-    <w:p>
-      <w:pPr>
-        <w:keepLines/>
-        <w:tabs>
-          <w:tab w:pos="425" w:val="left"/>
-          <w:tab w:pos="425" w:val="left"/>
-        </w:tabs>
-        <w:spacing w:after="40" w:line="245" w:lineRule="auto" w:before="0"/>
-        <w:ind w:left="425" w:hanging="198"/>
-      </w:pPr>
-      <w:r>
-        <w:rPr>
-          <w:rFonts w:ascii="Arial" w:hAnsi="Arial" w:eastAsia="Arial"/>
-          <w:sz w:val="21"/>
-        </w:rPr>
-        <w:t>•</w:t>
-        <w:tab/>
-        <w:t>Relay URL выводится после настройки, а Relay token хранится в /root/secure-notes/notify-relay.env и не печатается в обычные логи.</w:t>
-      </w:r>
-    </w:p>
-    <w:p>
-      <w:pPr>
-        <w:keepLines/>
-        <w:tabs>
-          <w:tab w:pos="425" w:val="left"/>
-          <w:tab w:pos="425" w:val="left"/>
-        </w:tabs>
-        <w:spacing w:after="40" w:line="245" w:lineRule="auto" w:before="0"/>
-        <w:ind w:left="425" w:hanging="198"/>
-      </w:pPr>
-      <w:r>
-        <w:rPr>
-          <w:rFonts w:ascii="Arial" w:hAnsi="Arial" w:eastAsia="Arial"/>
-          <w:sz w:val="21"/>
-        </w:rPr>
-        <w:t>•</w:t>
-        <w:tab/>
-        <w:t>Health проверяет, что Relay service активен, Unix socket существует, endpoint без token возвращает 401, а GET с token не принимается как POST-уведомление.</w:t>
-      </w:r>
-    </w:p>
-    <w:p>
-      <w:pPr>
-        <w:pStyle w:val="Heading2"/>
-        <w:keepNext/>
-        <w:keepLines/>
-        <w:pageBreakBefore w:val="0"/>
-        <w:spacing w:before="80" w:after="60" w:line="240" w:lineRule="auto"/>
-      </w:pPr>
-      <w:r>
-        <w:rPr>
-          <w:rFonts w:ascii="Calibri" w:hAnsi="Calibri" w:eastAsia="Calibri"/>
-          <w:sz w:val="25"/>
-        </w:rPr>
-        <w:t>13.3. Режим 2 - Relay client</w:t>
-      </w:r>
-    </w:p>
-    <w:p>
-      <w:pPr>
-        <w:keepLines/>
-        <w:tabs>
-          <w:tab w:pos="425" w:val="left"/>
-          <w:tab w:pos="425" w:val="left"/>
-        </w:tabs>
-        <w:spacing w:after="40" w:line="245" w:lineRule="auto" w:before="0"/>
-        <w:ind w:left="425" w:hanging="198"/>
-      </w:pPr>
-      <w:r>
-        <w:rPr>
-          <w:rFonts w:ascii="Arial" w:hAnsi="Arial" w:eastAsia="Arial"/>
-          <w:sz w:val="21"/>
-        </w:rPr>
-        <w:t>•</w:t>
-        <w:tab/>
-        <w:t>Выбирайте на сервере, который сам не может достучаться до Telegram API.</w:t>
-      </w:r>
-    </w:p>
-    <w:p>
-      <w:pPr>
-        <w:keepLines/>
-        <w:tabs>
-          <w:tab w:pos="425" w:val="left"/>
-          <w:tab w:pos="425" w:val="left"/>
-        </w:tabs>
-        <w:spacing w:after="40" w:line="245" w:lineRule="auto" w:before="0"/>
-        <w:ind w:left="425" w:hanging="198"/>
-      </w:pPr>
-      <w:r>
-        <w:rPr>
-          <w:rFonts w:ascii="Arial" w:hAnsi="Arial" w:eastAsia="Arial"/>
-          <w:sz w:val="21"/>
-        </w:rPr>
-        <w:t>•</w:t>
-        <w:tab/>
-        <w:t>Bot token на клиентском сервере не нужен.</w:t>
-      </w:r>
-    </w:p>
-    <w:p>
-      <w:pPr>
-        <w:keepLines/>
-        <w:tabs>
-          <w:tab w:pos="425" w:val="left"/>
-          <w:tab w:pos="425" w:val="left"/>
-        </w:tabs>
-        <w:spacing w:after="40" w:line="245" w:lineRule="auto" w:before="0"/>
-        <w:ind w:left="425" w:hanging="198"/>
-      </w:pPr>
-      <w:r>
-        <w:rPr>
-          <w:rFonts w:ascii="Arial" w:hAnsi="Arial" w:eastAsia="Arial"/>
-          <w:sz w:val="21"/>
-        </w:rPr>
-        <w:t>•</w:t>
-        <w:tab/>
-        <w:t>Нужно ввести Relay URL и Relay token, полученные с Relay-сервера.</w:t>
-      </w:r>
-    </w:p>
-    <w:p>
-      <w:pPr>
-        <w:keepLines/>
-        <w:tabs>
-          <w:tab w:pos="425" w:val="left"/>
-          <w:tab w:pos="425" w:val="left"/>
-        </w:tabs>
-        <w:spacing w:after="40" w:line="245" w:lineRule="auto" w:before="0"/>
-        <w:ind w:left="425" w:hanging="198"/>
-      </w:pPr>
-      <w:r>
-        <w:rPr>
-          <w:rFonts w:ascii="Arial" w:hAnsi="Arial" w:eastAsia="Arial"/>
-          <w:sz w:val="21"/>
-        </w:rPr>
-        <w:t>•</w:t>
-        <w:tab/>
-        <w:t>Клиентский сервер отправляет уведомление на Relay-сервер по HTTPS, а Relay-сервер уже отправляет его в Telegram.</w:t>
-      </w:r>
-    </w:p>
-    <w:p>
-      <w:pPr>
-        <w:keepLines/>
-        <w:tabs>
-          <w:tab w:pos="425" w:val="left"/>
-          <w:tab w:pos="425" w:val="left"/>
-        </w:tabs>
-        <w:spacing w:after="40" w:line="245" w:lineRule="auto" w:before="0"/>
-        <w:ind w:left="425" w:hanging="198"/>
-      </w:pPr>
-      <w:r>
-        <w:rPr>
-          <w:rFonts w:ascii="Arial" w:hAnsi="Arial" w:eastAsia="Arial"/>
-          <w:sz w:val="21"/>
-        </w:rPr>
-        <w:t>•</w:t>
-        <w:tab/>
-        <w:t>Если Relay URL или token введены неверно, тестовое уведомление не пройдёт, и weekly-уведомления тоже работать не будут.</w:t>
-      </w:r>
-    </w:p>
-    <w:p>
-      <w:pPr>
-        <w:pStyle w:val="Heading2"/>
-        <w:keepNext/>
-        <w:keepLines/>
-        <w:pageBreakBefore w:val="0"/>
-        <w:spacing w:before="80" w:after="60" w:line="240" w:lineRule="auto"/>
-      </w:pPr>
-      <w:r>
-        <w:rPr>
-          <w:rFonts w:ascii="Calibri" w:hAnsi="Calibri" w:eastAsia="Calibri"/>
-          <w:sz w:val="25"/>
-        </w:rPr>
-        <w:t>13.4. Режимы 4 и 5</w:t>
-      </w:r>
-    </w:p>
-    <w:p>
-      <w:pPr>
-        <w:keepLines/>
-        <w:tabs>
-          <w:tab w:pos="425" w:val="left"/>
-          <w:tab w:pos="425" w:val="left"/>
-        </w:tabs>
-        <w:spacing w:after="40" w:line="245" w:lineRule="auto" w:before="0"/>
-        <w:ind w:left="425" w:hanging="198"/>
-      </w:pPr>
-      <w:r>
-        <w:rPr>
-          <w:rFonts w:ascii="Arial" w:hAnsi="Arial" w:eastAsia="Arial"/>
-          <w:sz w:val="21"/>
-        </w:rPr>
-        <w:t>•</w:t>
-        <w:tab/>
-        <w:t>Режим 4 проверяет уже сохранённые Telegram-настройки из /root/secure-notes/notify.env.</w:t>
-      </w:r>
-    </w:p>
-    <w:p>
-      <w:pPr>
-        <w:keepLines/>
-        <w:tabs>
-          <w:tab w:pos="425" w:val="left"/>
-          <w:tab w:pos="425" w:val="left"/>
-        </w:tabs>
-        <w:spacing w:after="40" w:line="245" w:lineRule="auto" w:before="0"/>
-        <w:ind w:left="425" w:hanging="198"/>
-      </w:pPr>
-      <w:r>
-        <w:rPr>
-          <w:rFonts w:ascii="Arial" w:hAnsi="Arial" w:eastAsia="Arial"/>
-          <w:sz w:val="21"/>
-        </w:rPr>
-        <w:t>•</w:t>
-        <w:tab/>
-        <w:t>Режим 5 пропускает Telegram-уведомления. Это нормально, если они не нужны.</w:t>
       </w:r>
     </w:p>
     <w:tbl>
@@ -8807,118 +8109,244 @@
         <w:jc w:val="center"/>
         <w:tblLayout w:type="autofit"/>
         <w:tblLook w:firstColumn="1" w:firstRow="1" w:lastColumn="0" w:lastRow="0" w:noHBand="0" w:noVBand="1" w:val="04A0"/>
-        <w:tblCellMar>
-          <w:top w:w="40" w:type="dxa"/>
-          <w:start w:w="60" w:type="dxa"/>
-          <w:bottom w:w="40" w:type="dxa"/>
-          <w:end w:w="60" w:type="dxa"/>
-        </w:tblCellMar>
       </w:tblPr>
       <w:tblGrid>
-        <w:gridCol w:w="4933"/>
-        <w:gridCol w:w="4933"/>
+        <w:gridCol w:w="5131"/>
+        <w:gridCol w:w="5131"/>
       </w:tblGrid>
       <w:tr>
-        <w:trPr>
-          <w:cantSplit/>
-        </w:trPr>
         <w:tc>
           <w:tcPr>
-            <w:tcW w:type="dxa" w:w="2381"/>
+            <w:tcW w:type="dxa" w:w="2880"/>
             <w:vAlign w:val="top"/>
-            <w:shd w:fill="DDEBF7"/>
+            <w:shd w:fill="1F4E79"/>
             <w:tcBorders>
-              <w:top w:sz="4" w:val="single" w:color="BDD7EE"/>
-              <w:left w:sz="4" w:val="single" w:color="BDD7EE"/>
-              <w:bottom w:sz="4" w:val="single" w:color="BDD7EE"/>
-              <w:right w:sz="4" w:val="single" w:color="BDD7EE"/>
+              <w:top w:val="single" w:sz="4" w:space="0" w:color="D9E2F3"/>
+              <w:left w:val="single" w:sz="4" w:space="0" w:color="D9E2F3"/>
+              <w:bottom w:val="single" w:sz="4" w:space="0" w:color="D9E2F3"/>
+              <w:right w:val="single" w:sz="4" w:space="0" w:color="D9E2F3"/>
+              <w:insideH w:val="single" w:sz="4" w:space="0" w:color="D9E2F3"/>
+              <w:insideV w:val="single" w:sz="4" w:space="0" w:color="D9E2F3"/>
             </w:tcBorders>
           </w:tcPr>
           <w:p>
-            <w:pPr>
-              <w:keepLines/>
-              <w:spacing w:after="20" w:before="0" w:line="240" w:lineRule="auto"/>
-            </w:pPr>
+            <w:pPr/>
+            <w:r/>
             <w:r>
               <w:rPr>
                 <w:b/>
-                <w:sz w:val="17"/>
+                <w:color w:val="FFFFFF"/>
               </w:rPr>
-              <w:t>Что нельзя публиковать</w:t>
+              <w:t>Режим</w:t>
             </w:r>
           </w:p>
         </w:tc>
         <w:tc>
           <w:tcPr>
-            <w:tcW w:type="dxa" w:w="7087"/>
+            <w:tcW w:type="dxa" w:w="6480"/>
             <w:vAlign w:val="top"/>
-            <w:shd w:fill="F4F8FC"/>
+            <w:shd w:fill="1F4E79"/>
             <w:tcBorders>
-              <w:top w:sz="4" w:val="single" w:color="BDD7EE"/>
-              <w:left w:sz="4" w:val="single" w:color="BDD7EE"/>
-              <w:bottom w:sz="4" w:val="single" w:color="BDD7EE"/>
-              <w:right w:sz="4" w:val="single" w:color="BDD7EE"/>
+              <w:top w:val="single" w:sz="4" w:space="0" w:color="D9E2F3"/>
+              <w:left w:val="single" w:sz="4" w:space="0" w:color="D9E2F3"/>
+              <w:bottom w:val="single" w:sz="4" w:space="0" w:color="D9E2F3"/>
+              <w:right w:val="single" w:sz="4" w:space="0" w:color="D9E2F3"/>
+              <w:insideH w:val="single" w:sz="4" w:space="0" w:color="D9E2F3"/>
+              <w:insideV w:val="single" w:sz="4" w:space="0" w:color="D9E2F3"/>
             </w:tcBorders>
           </w:tcPr>
           <w:p>
-            <w:pPr>
-              <w:keepLines/>
-              <w:spacing w:after="20" w:before="0" w:line="240" w:lineRule="auto"/>
-            </w:pPr>
+            <w:pPr/>
+            <w:r/>
             <w:r>
               <w:rPr>
-                <w:sz w:val="17"/>
+                <w:b/>
+                <w:color w:val="FFFFFF"/>
               </w:rPr>
-              <w:t>Bot token, chat ID, Relay token и содержимое notify.env нельзя отправлять в чаты, issue, скриншоты и публичные логи. Для диагностики достаточно написать: Direct OK, Relay server OK или Relay client OK.</w:t>
+              <w:t>Когда выбирать</w:t>
+            </w:r>
+          </w:p>
+        </w:tc>
+      </w:tr>
+      <w:tr>
+        <w:tc>
+          <w:tcPr>
+            <w:tcW w:type="dxa" w:w="2880"/>
+            <w:vAlign w:val="top"/>
+            <w:tcBorders>
+              <w:top w:val="single" w:sz="4" w:space="0" w:color="D9E2F3"/>
+              <w:left w:val="single" w:sz="4" w:space="0" w:color="D9E2F3"/>
+              <w:bottom w:val="single" w:sz="4" w:space="0" w:color="D9E2F3"/>
+              <w:right w:val="single" w:sz="4" w:space="0" w:color="D9E2F3"/>
+              <w:insideH w:val="single" w:sz="4" w:space="0" w:color="D9E2F3"/>
+              <w:insideV w:val="single" w:sz="4" w:space="0" w:color="D9E2F3"/>
+            </w:tcBorders>
+          </w:tcPr>
+          <w:p>
+            <w:pPr/>
+            <w:r/>
+            <w:r>
+              <w:t>Direct Telegram alerts</w:t>
+            </w:r>
+          </w:p>
+        </w:tc>
+        <w:tc>
+          <w:tcPr>
+            <w:tcW w:type="dxa" w:w="6480"/>
+            <w:vAlign w:val="top"/>
+            <w:tcBorders>
+              <w:top w:val="single" w:sz="4" w:space="0" w:color="D9E2F3"/>
+              <w:left w:val="single" w:sz="4" w:space="0" w:color="D9E2F3"/>
+              <w:bottom w:val="single" w:sz="4" w:space="0" w:color="D9E2F3"/>
+              <w:right w:val="single" w:sz="4" w:space="0" w:color="D9E2F3"/>
+              <w:insideH w:val="single" w:sz="4" w:space="0" w:color="D9E2F3"/>
+              <w:insideV w:val="single" w:sz="4" w:space="0" w:color="D9E2F3"/>
+            </w:tcBorders>
+          </w:tcPr>
+          <w:p>
+            <w:pPr/>
+            <w:r/>
+            <w:r>
+              <w:t>Один сервер сам отправляет уведомления в Telegram. Нужен bot token и chat ID.</w:t>
+            </w:r>
+          </w:p>
+        </w:tc>
+      </w:tr>
+      <w:tr>
+        <w:tc>
+          <w:tcPr>
+            <w:tcW w:type="dxa" w:w="2880"/>
+            <w:vAlign w:val="top"/>
+            <w:tcBorders>
+              <w:top w:val="single" w:sz="4" w:space="0" w:color="D9E2F3"/>
+              <w:left w:val="single" w:sz="4" w:space="0" w:color="D9E2F3"/>
+              <w:bottom w:val="single" w:sz="4" w:space="0" w:color="D9E2F3"/>
+              <w:right w:val="single" w:sz="4" w:space="0" w:color="D9E2F3"/>
+              <w:insideH w:val="single" w:sz="4" w:space="0" w:color="D9E2F3"/>
+              <w:insideV w:val="single" w:sz="4" w:space="0" w:color="D9E2F3"/>
+            </w:tcBorders>
+          </w:tcPr>
+          <w:p>
+            <w:pPr/>
+            <w:r/>
+            <w:r>
+              <w:t>Relay client</w:t>
+            </w:r>
+          </w:p>
+        </w:tc>
+        <w:tc>
+          <w:tcPr>
+            <w:tcW w:type="dxa" w:w="6480"/>
+            <w:vAlign w:val="top"/>
+            <w:tcBorders>
+              <w:top w:val="single" w:sz="4" w:space="0" w:color="D9E2F3"/>
+              <w:left w:val="single" w:sz="4" w:space="0" w:color="D9E2F3"/>
+              <w:bottom w:val="single" w:sz="4" w:space="0" w:color="D9E2F3"/>
+              <w:right w:val="single" w:sz="4" w:space="0" w:color="D9E2F3"/>
+              <w:insideH w:val="single" w:sz="4" w:space="0" w:color="D9E2F3"/>
+              <w:insideV w:val="single" w:sz="4" w:space="0" w:color="D9E2F3"/>
+            </w:tcBorders>
+          </w:tcPr>
+          <w:p>
+            <w:pPr/>
+            <w:r/>
+            <w:r>
+              <w:t>Сервер отправляет уведомления через другой XPAM Relay server. Нужны Relay URL и Relay token.</w:t>
+            </w:r>
+          </w:p>
+        </w:tc>
+      </w:tr>
+      <w:tr>
+        <w:tc>
+          <w:tcPr>
+            <w:tcW w:type="dxa" w:w="2880"/>
+            <w:vAlign w:val="top"/>
+            <w:tcBorders>
+              <w:top w:val="single" w:sz="4" w:space="0" w:color="D9E2F3"/>
+              <w:left w:val="single" w:sz="4" w:space="0" w:color="D9E2F3"/>
+              <w:bottom w:val="single" w:sz="4" w:space="0" w:color="D9E2F3"/>
+              <w:right w:val="single" w:sz="4" w:space="0" w:color="D9E2F3"/>
+              <w:insideH w:val="single" w:sz="4" w:space="0" w:color="D9E2F3"/>
+              <w:insideV w:val="single" w:sz="4" w:space="0" w:color="D9E2F3"/>
+            </w:tcBorders>
+          </w:tcPr>
+          <w:p>
+            <w:pPr/>
+            <w:r/>
+            <w:r>
+              <w:t>HTTPS Relay server</w:t>
+            </w:r>
+          </w:p>
+        </w:tc>
+        <w:tc>
+          <w:tcPr>
+            <w:tcW w:type="dxa" w:w="6480"/>
+            <w:vAlign w:val="top"/>
+            <w:tcBorders>
+              <w:top w:val="single" w:sz="4" w:space="0" w:color="D9E2F3"/>
+              <w:left w:val="single" w:sz="4" w:space="0" w:color="D9E2F3"/>
+              <w:bottom w:val="single" w:sz="4" w:space="0" w:color="D9E2F3"/>
+              <w:right w:val="single" w:sz="4" w:space="0" w:color="D9E2F3"/>
+              <w:insideH w:val="single" w:sz="4" w:space="0" w:color="D9E2F3"/>
+              <w:insideV w:val="single" w:sz="4" w:space="0" w:color="D9E2F3"/>
+            </w:tcBorders>
+          </w:tcPr>
+          <w:p>
+            <w:pPr/>
+            <w:r/>
+            <w:r>
+              <w:t>Сервер принимает уведомления от других XPAM Script серверов и пересылает их в Telegram. Доступен только в подходящих HAProxy/MTProto профилях.</w:t>
+            </w:r>
+          </w:p>
+        </w:tc>
+      </w:tr>
+      <w:tr>
+        <w:tc>
+          <w:tcPr>
+            <w:tcW w:type="dxa" w:w="2880"/>
+            <w:vAlign w:val="top"/>
+            <w:tcBorders>
+              <w:top w:val="single" w:sz="4" w:space="0" w:color="D9E2F3"/>
+              <w:left w:val="single" w:sz="4" w:space="0" w:color="D9E2F3"/>
+              <w:bottom w:val="single" w:sz="4" w:space="0" w:color="D9E2F3"/>
+              <w:right w:val="single" w:sz="4" w:space="0" w:color="D9E2F3"/>
+              <w:insideH w:val="single" w:sz="4" w:space="0" w:color="D9E2F3"/>
+              <w:insideV w:val="single" w:sz="4" w:space="0" w:color="D9E2F3"/>
+            </w:tcBorders>
+          </w:tcPr>
+          <w:p>
+            <w:pPr/>
+            <w:r/>
+            <w:r>
+              <w:t>Проверить / пропустить</w:t>
+            </w:r>
+          </w:p>
+        </w:tc>
+        <w:tc>
+          <w:tcPr>
+            <w:tcW w:type="dxa" w:w="6480"/>
+            <w:vAlign w:val="top"/>
+            <w:tcBorders>
+              <w:top w:val="single" w:sz="4" w:space="0" w:color="D9E2F3"/>
+              <w:left w:val="single" w:sz="4" w:space="0" w:color="D9E2F3"/>
+              <w:bottom w:val="single" w:sz="4" w:space="0" w:color="D9E2F3"/>
+              <w:right w:val="single" w:sz="4" w:space="0" w:color="D9E2F3"/>
+              <w:insideH w:val="single" w:sz="4" w:space="0" w:color="D9E2F3"/>
+              <w:insideV w:val="single" w:sz="4" w:space="0" w:color="D9E2F3"/>
+            </w:tcBorders>
+          </w:tcPr>
+          <w:p>
+            <w:pPr/>
+            <w:r/>
+            <w:r>
+              <w:t>Можно проверить уже сохранённые настройки или сознательно пропустить уведомления.</w:t>
             </w:r>
           </w:p>
         </w:tc>
       </w:tr>
     </w:tbl>
     <w:p>
-      <w:pPr>
-        <w:spacing w:after="60" w:line="245" w:lineRule="auto"/>
-      </w:pPr>
-    </w:p>
-    <w:p>
-      <w:pPr>
-        <w:pStyle w:val="Heading1"/>
-        <w:keepNext/>
-        <w:keepLines/>
-        <w:pageBreakBefore/>
-        <w:spacing w:before="0" w:after="100" w:line="240" w:lineRule="auto"/>
-      </w:pPr>
-      <w:r>
-        <w:rPr>
-          <w:rFonts w:ascii="Calibri" w:hAnsi="Calibri" w:eastAsia="Calibri"/>
-          <w:sz w:val="36"/>
-        </w:rPr>
-        <w:t>14. WARP через 3x-ui/Xray</w:t>
-      </w:r>
-    </w:p>
-    <w:p>
-      <w:pPr>
-        <w:spacing w:after="60" w:line="245" w:lineRule="auto"/>
-      </w:pPr>
-      <w:r>
-        <w:rPr>
-          <w:rFonts w:ascii="Calibri" w:hAnsi="Calibri" w:eastAsia="Calibri"/>
-          <w:sz w:val="19"/>
-        </w:rPr>
-        <w:t>Опционально, только если понятно зачем</w:t>
-      </w:r>
-    </w:p>
-    <w:p>
-      <w:pPr>
-        <w:spacing w:after="60" w:line="245" w:lineRule="auto"/>
-      </w:pPr>
-      <w:r>
-        <w:rPr>
-          <w:rFonts w:ascii="Calibri" w:hAnsi="Calibri" w:eastAsia="Calibri"/>
-          <w:sz w:val="19"/>
-        </w:rPr>
-        <w:t>XPAM Script не ставит warp-cli и не делает WARP системным VPN для всего сервера. Выбранная схема безопаснее для VPS: WARP используется как WireGuard outbound внутри Xray, только для тех маршрутов, которые пользователь явно направит в 3x-ui.</w:t>
-      </w:r>
+      <w:pPr/>
     </w:p>
     <w:tbl>
       <w:tblPr>
@@ -8926,530 +8354,230 @@
         <w:jc w:val="center"/>
         <w:tblLayout w:type="autofit"/>
         <w:tblLook w:firstColumn="1" w:firstRow="1" w:lastColumn="0" w:lastRow="0" w:noHBand="0" w:noVBand="1" w:val="04A0"/>
-        <w:tblCellMar>
-          <w:top w:w="40" w:type="dxa"/>
-          <w:start w:w="60" w:type="dxa"/>
-          <w:bottom w:w="40" w:type="dxa"/>
-          <w:end w:w="60" w:type="dxa"/>
-        </w:tblCellMar>
       </w:tblPr>
       <w:tblGrid>
-        <w:gridCol w:w="4933"/>
-        <w:gridCol w:w="4933"/>
+        <w:gridCol w:w="5131"/>
+        <w:gridCol w:w="5131"/>
       </w:tblGrid>
       <w:tr>
-        <w:trPr>
-          <w:cantSplit/>
-        </w:trPr>
         <w:tc>
           <w:tcPr>
-            <w:tcW w:type="dxa" w:w="2381"/>
+            <w:tcW w:type="dxa" w:w="5131"/>
             <w:vAlign w:val="top"/>
             <w:shd w:fill="DDEBF7"/>
             <w:tcBorders>
-              <w:top w:sz="4" w:val="single" w:color="BDD7EE"/>
-              <w:left w:sz="4" w:val="single" w:color="BDD7EE"/>
-              <w:bottom w:sz="4" w:val="single" w:color="BDD7EE"/>
-              <w:right w:sz="4" w:val="single" w:color="BDD7EE"/>
+              <w:top w:val="single" w:sz="4" w:space="0" w:color="D9E2F3"/>
+              <w:left w:val="single" w:sz="4" w:space="0" w:color="D9E2F3"/>
+              <w:bottom w:val="single" w:sz="4" w:space="0" w:color="D9E2F3"/>
+              <w:right w:val="single" w:sz="4" w:space="0" w:color="D9E2F3"/>
+              <w:insideH w:val="single" w:sz="4" w:space="0" w:color="D9E2F3"/>
+              <w:insideV w:val="single" w:sz="4" w:space="0" w:color="D9E2F3"/>
             </w:tcBorders>
           </w:tcPr>
           <w:p>
-            <w:pPr>
-              <w:keepLines/>
-              <w:spacing w:after="20" w:before="0" w:line="240" w:lineRule="auto"/>
-            </w:pPr>
+            <w:pPr/>
+            <w:r/>
             <w:r>
               <w:rPr>
                 <w:b/>
-                <w:sz w:val="17"/>
               </w:rPr>
-              <w:t>Почему не warp-cli</w:t>
+              <w:t>Важно для Profile 1</w:t>
             </w:r>
           </w:p>
         </w:tc>
         <w:tc>
           <w:tcPr>
-            <w:tcW w:type="dxa" w:w="7087"/>
+            <w:tcW w:type="dxa" w:w="5131"/>
             <w:vAlign w:val="top"/>
-            <w:shd w:fill="F4F8FC"/>
+            <w:shd w:fill="DDEBF7"/>
             <w:tcBorders>
-              <w:top w:sz="4" w:val="single" w:color="BDD7EE"/>
-              <w:left w:sz="4" w:val="single" w:color="BDD7EE"/>
-              <w:bottom w:sz="4" w:val="single" w:color="BDD7EE"/>
-              <w:right w:sz="4" w:val="single" w:color="BDD7EE"/>
+              <w:top w:val="single" w:sz="4" w:space="0" w:color="D9E2F3"/>
+              <w:left w:val="single" w:sz="4" w:space="0" w:color="D9E2F3"/>
+              <w:bottom w:val="single" w:sz="4" w:space="0" w:color="D9E2F3"/>
+              <w:right w:val="single" w:sz="4" w:space="0" w:color="D9E2F3"/>
+              <w:insideH w:val="single" w:sz="4" w:space="0" w:color="D9E2F3"/>
+              <w:insideV w:val="single" w:sz="4" w:space="0" w:color="D9E2F3"/>
             </w:tcBorders>
           </w:tcPr>
           <w:p>
-            <w:pPr>
-              <w:keepLines/>
-              <w:spacing w:after="20" w:before="0" w:line="240" w:lineRule="auto"/>
-            </w:pPr>
+            <w:pPr/>
+            <w:r/>
             <w:r>
-              <w:rPr>
-                <w:sz w:val="17"/>
-              </w:rPr>
-              <w:t>warp-cli меняет системное сетевое поведение, DNS и default route, что может неожиданно повлиять на SSH, certbot, nginx, Telegram Relay и health-check. В XPAM Script WARP живёт внутри Xray и не должен тащить весь сервер через wg0.</w:t>
+              <w:t>В direct VLESS профиле доступны Direct alerts и Relay client. Режим HTTPS Relay server в этом профиле не показывается.</w:t>
             </w:r>
           </w:p>
         </w:tc>
       </w:tr>
     </w:tbl>
     <w:p>
-      <w:pPr>
-        <w:spacing w:after="60" w:line="245" w:lineRule="auto"/>
-      </w:pPr>
+      <w:pPr/>
     </w:p>
     <w:p>
       <w:pPr>
         <w:pStyle w:val="Heading2"/>
         <w:keepNext/>
+      </w:pPr>
+      <w:r>
+        <w:t>13.1. Direct Telegram alerts</w:t>
+      </w:r>
+    </w:p>
+    <w:p>
+      <w:pPr/>
+      <w:r>
+        <w:t>•</w:t>
+        <w:tab/>
+        <w:t>Выбирайте, если VPS напрямую достучится до api.telegram.org.</w:t>
+      </w:r>
+    </w:p>
+    <w:p>
+      <w:pPr/>
+      <w:r>
+        <w:t>•</w:t>
+        <w:tab/>
+        <w:t>Нужен bot token от @BotFather и chat ID пользователя.</w:t>
+      </w:r>
+    </w:p>
+    <w:p>
+      <w:pPr/>
+      <w:r>
+        <w:t>•</w:t>
+        <w:tab/>
+        <w:t>Перед проверкой отправьте вашему боту команду /start в личном чате.</w:t>
+      </w:r>
+    </w:p>
+    <w:p>
+      <w:pPr>
+        <w:pStyle w:val="Heading2"/>
+        <w:keepNext/>
+      </w:pPr>
+      <w:r>
+        <w:t>13.2. Relay client</w:t>
+      </w:r>
+    </w:p>
+    <w:p>
+      <w:pPr/>
+      <w:r>
+        <w:t>•</w:t>
+        <w:tab/>
+        <w:t>Выбирайте, если сервер не должен хранить bot token или не может напрямую отправлять сообщения в Telegram.</w:t>
+      </w:r>
+    </w:p>
+    <w:p>
+      <w:pPr/>
+      <w:r>
+        <w:t>•</w:t>
+        <w:tab/>
+        <w:t>Нужны Relay URL и Relay token с другого XPAM Script сервера.</w:t>
+      </w:r>
+    </w:p>
+    <w:p>
+      <w:pPr/>
+      <w:r>
+        <w:t>•</w:t>
+        <w:tab/>
+        <w:t>Bot token хранится только на Relay server.</w:t>
+      </w:r>
+    </w:p>
+    <w:p>
+      <w:pPr>
+        <w:pStyle w:val="Heading2"/>
+        <w:keepNext/>
+      </w:pPr>
+      <w:r>
+        <w:t>13.3. HTTPS Relay server</w:t>
+      </w:r>
+    </w:p>
+    <w:p>
+      <w:pPr/>
+      <w:r>
+        <w:t>•</w:t>
+        <w:tab/>
+        <w:t>Выбирайте на сервере, который может напрямую отправлять сообщения в Telegram и принимать уведомления от других XPAM Script серверов.</w:t>
+      </w:r>
+    </w:p>
+    <w:p>
+      <w:pPr/>
+      <w:r>
+        <w:t>•</w:t>
+        <w:tab/>
+        <w:t>Новый публичный порт не открывается: используется существующая HTTPS/443 поверхность подходящего профиля.</w:t>
+      </w:r>
+    </w:p>
+    <w:p>
+      <w:pPr/>
+      <w:r>
+        <w:t>•</w:t>
+        <w:tab/>
+        <w:t>Relay token хранится в защищённом файле и не печатается в обычные логи.</w:t>
+      </w:r>
+    </w:p>
+    <w:p>
+      <w:pPr/>
+      <w:r>
+        <w:t>•</w:t>
+        <w:tab/>
+        <w:t>Health проверяет состояние Relay без вывода секретов.</w:t>
+      </w:r>
+    </w:p>
+    <w:p>
+      <w:pPr>
+        <w:pStyle w:val="Heading2"/>
+        <w:keepNext/>
+      </w:pPr>
+      <w:r>
+        <w:t>13.4. Проверка и пропуск</w:t>
+      </w:r>
+    </w:p>
+    <w:p>
+      <w:pPr/>
+      <w:r>
+        <w:t>•</w:t>
+        <w:tab/>
+        <w:t>Проверка сохранённых настроек использует существующий /root/secure-notes/notify.env и ничего заново не спрашивает.</w:t>
+      </w:r>
+    </w:p>
+    <w:p>
+      <w:pPr/>
+      <w:r>
+        <w:t>•</w:t>
+        <w:tab/>
+        <w:t>Пропуск уведомлений не ломает сервер: health, deep-health и weekly maintenance остаются доступными.</w:t>
+      </w:r>
+    </w:p>
+    <w:p>
+      <w:pPr/>
+      <w:r>
+        <w:t>•</w:t>
+        <w:tab/>
+        <w:t>Bot token, Relay token и chat ID нельзя отправлять в чаты, скриншоты и публичные логи.</w:t>
+      </w:r>
+    </w:p>
+    <w:p>
+      <w:pPr>
+        <w:pStyle w:val="Heading1"/>
+        <w:keepNext/>
         <w:keepLines/>
-        <w:pageBreakBefore w:val="0"/>
-        <w:spacing w:before="80" w:after="60" w:line="240" w:lineRule="auto"/>
+        <w:pageBreakBefore/>
+        <w:spacing w:before="0" w:after="100" w:line="240" w:lineRule="auto"/>
       </w:pPr>
       <w:r>
         <w:rPr>
           <w:rFonts w:ascii="Calibri" w:hAnsi="Calibri" w:eastAsia="Calibri"/>
-          <w:sz w:val="25"/>
+          <w:sz w:val="36"/>
         </w:rPr>
-        <w:t>14.1. Что пользователь делает вручную</w:t>
-      </w:r>
-    </w:p>
-    <w:p>
-      <w:pPr>
-        <w:keepLines/>
-        <w:tabs>
-          <w:tab w:pos="425" w:val="left"/>
-          <w:tab w:pos="425" w:val="left"/>
-        </w:tabs>
-        <w:spacing w:after="40" w:line="245" w:lineRule="auto" w:before="0"/>
-        <w:ind w:left="425" w:hanging="198"/>
-      </w:pPr>
-      <w:r>
-        <w:rPr>
-          <w:rFonts w:ascii="Arial" w:hAnsi="Arial" w:eastAsia="Arial"/>
-          <w:sz w:val="21"/>
-        </w:rPr>
-        <w:t>•</w:t>
-        <w:tab/>
-        <w:t>Сначала зайдите в панель 3x-ui.</w:t>
-      </w:r>
-    </w:p>
-    <w:p>
-      <w:pPr>
-        <w:keepLines/>
-        <w:tabs>
-          <w:tab w:pos="425" w:val="left"/>
-          <w:tab w:pos="425" w:val="left"/>
-        </w:tabs>
-        <w:spacing w:after="40" w:line="245" w:lineRule="auto" w:before="0"/>
-        <w:ind w:left="425" w:hanging="198"/>
-      </w:pPr>
-      <w:r>
-        <w:rPr>
-          <w:rFonts w:ascii="Arial" w:hAnsi="Arial" w:eastAsia="Arial"/>
-          <w:sz w:val="21"/>
-        </w:rPr>
-        <w:t>•</w:t>
-        <w:tab/>
-        <w:t>Создайте WARP/WireGuard outbound средствами 3x-ui.</w:t>
-      </w:r>
-    </w:p>
-    <w:p>
-      <w:pPr>
-        <w:keepLines/>
-        <w:tabs>
-          <w:tab w:pos="425" w:val="left"/>
-          <w:tab w:pos="425" w:val="left"/>
-        </w:tabs>
-        <w:spacing w:after="40" w:line="245" w:lineRule="auto" w:before="0"/>
-        <w:ind w:left="425" w:hanging="198"/>
-      </w:pPr>
-      <w:r>
-        <w:rPr>
-          <w:rFonts w:ascii="Arial" w:hAnsi="Arial" w:eastAsia="Arial"/>
-          <w:sz w:val="21"/>
-        </w:rPr>
-        <w:t>•</w:t>
-        <w:tab/>
-        <w:t>Обязательно нажмите Add outbound, иначе outbound фактически не появится.</w:t>
-      </w:r>
-    </w:p>
-    <w:p>
-      <w:pPr>
-        <w:keepLines/>
-        <w:tabs>
-          <w:tab w:pos="425" w:val="left"/>
-          <w:tab w:pos="425" w:val="left"/>
-        </w:tabs>
-        <w:spacing w:after="40" w:line="245" w:lineRule="auto" w:before="0"/>
-        <w:ind w:left="425" w:hanging="198"/>
-      </w:pPr>
-      <w:r>
-        <w:rPr>
-          <w:rFonts w:ascii="Arial" w:hAnsi="Arial" w:eastAsia="Arial"/>
-          <w:sz w:val="21"/>
-        </w:rPr>
-        <w:t>•</w:t>
-        <w:tab/>
-        <w:t>Не публикуйте WARP private key, reserved, license key и скриншоты с ними.</w:t>
-      </w:r>
-    </w:p>
-    <w:p>
-      <w:pPr>
-        <w:tabs>
-          <w:tab w:pos="425" w:val="left"/>
-          <w:tab w:pos="425" w:val="left"/>
-        </w:tabs>
-        <w:spacing w:after="40" w:before="0"/>
-        <w:ind w:left="425" w:hanging="198"/>
-      </w:pPr>
-      <w:r>
-        <w:rPr>
-          <w:rFonts w:ascii="Arial" w:hAnsi="Arial" w:eastAsia="Arial"/>
-          <w:sz w:val="21"/>
-        </w:rPr>
-        <w:t>•</w:t>
-        <w:tab/>
-        <w:t>Не копируйте WARP reserved bytes с другого сервера и не ставьте 0,0,0 "для красоты". Если reserved есть, эти 3 числа должны относиться к конкретному WARP-профилю.</w:t>
-      </w:r>
-    </w:p>
-    <w:p>
-      <w:pPr>
-        <w:keepLines/>
-        <w:tabs>
-          <w:tab w:pos="425" w:val="left"/>
-          <w:tab w:pos="425" w:val="left"/>
-        </w:tabs>
-        <w:spacing w:after="40" w:line="245" w:lineRule="auto" w:before="0"/>
-        <w:ind w:left="425" w:hanging="198"/>
-      </w:pPr>
-      <w:r>
-        <w:rPr>
-          <w:rFonts w:ascii="Arial" w:hAnsi="Arial" w:eastAsia="Arial"/>
-          <w:sz w:val="21"/>
-        </w:rPr>
-        <w:t>•</w:t>
-        <w:tab/>
-        <w:t>После создания вернитесь в меню XPAM Script: sudo &lt;prefix&gt;-install -&gt; 5) WARP через 3x-ui/Xray -&gt; проверить и привести к настройкам XPAM Script.</w:t>
-      </w:r>
-    </w:p>
-    <w:p>
-      <w:pPr>
-        <w:pStyle w:val="Heading2"/>
-        <w:keepNext/>
-        <w:keepLines/>
-        <w:pageBreakBefore w:val="0"/>
-        <w:spacing w:before="80" w:after="60" w:line="240" w:lineRule="auto"/>
-      </w:pPr>
-      <w:r>
-        <w:rPr>
-          <w:rFonts w:ascii="Calibri" w:hAnsi="Calibri" w:eastAsia="Calibri"/>
-          <w:sz w:val="25"/>
-        </w:rPr>
-        <w:t>14.2. Что меняет XPAM Script</w:t>
-      </w:r>
-    </w:p>
-    <w:p>
-      <w:pPr>
-        <w:keepLines/>
-        <w:tabs>
-          <w:tab w:pos="425" w:val="left"/>
-          <w:tab w:pos="425" w:val="left"/>
-        </w:tabs>
-        <w:spacing w:after="40" w:line="245" w:lineRule="auto" w:before="0"/>
-        <w:ind w:left="425" w:hanging="198"/>
-      </w:pPr>
-      <w:r>
-        <w:rPr>
-          <w:rFonts w:ascii="Arial" w:hAnsi="Arial" w:eastAsia="Arial"/>
-          <w:sz w:val="21"/>
-        </w:rPr>
-        <w:t>•</w:t>
-        <w:tab/>
-        <w:t>Находит WireGuard outbound и приводит tag к warp, если outbound один.</w:t>
-      </w:r>
-    </w:p>
-    <w:p>
-      <w:pPr>
-        <w:keepLines/>
-        <w:tabs>
-          <w:tab w:pos="425" w:val="left"/>
-          <w:tab w:pos="425" w:val="left"/>
-        </w:tabs>
-        <w:spacing w:after="40" w:line="245" w:lineRule="auto" w:before="0"/>
-        <w:ind w:left="425" w:hanging="198"/>
-      </w:pPr>
-      <w:r>
-        <w:rPr>
-          <w:rFonts w:ascii="Arial" w:hAnsi="Arial" w:eastAsia="Arial"/>
-          <w:sz w:val="21"/>
-        </w:rPr>
-        <w:t>•</w:t>
-        <w:tab/>
-        <w:t>Выставляет mtu=1420, workers=2, domainStrategy=ForceIPv4, noKernelTun=false.</w:t>
-      </w:r>
-    </w:p>
-    <w:p>
-      <w:pPr>
-        <w:keepLines/>
-        <w:tabs>
-          <w:tab w:pos="425" w:val="left"/>
-          <w:tab w:pos="425" w:val="left"/>
-        </w:tabs>
-        <w:spacing w:after="40" w:line="245" w:lineRule="auto" w:before="0"/>
-        <w:ind w:left="425" w:hanging="198"/>
-      </w:pPr>
-      <w:r>
-        <w:rPr>
-          <w:rFonts w:ascii="Arial" w:hAnsi="Arial" w:eastAsia="Arial"/>
-          <w:sz w:val="21"/>
-        </w:rPr>
-        <w:t>•</w:t>
-        <w:tab/>
-        <w:t>Оставляет только IPv4 address вида 172.16.x.x/32.</w:t>
-      </w:r>
-    </w:p>
-    <w:p>
-      <w:pPr>
-        <w:keepLines/>
-        <w:tabs>
-          <w:tab w:pos="425" w:val="left"/>
-          <w:tab w:pos="425" w:val="left"/>
-        </w:tabs>
-        <w:spacing w:after="40" w:line="245" w:lineRule="auto" w:before="0"/>
-        <w:ind w:left="425" w:hanging="198"/>
-      </w:pPr>
-      <w:r>
-        <w:rPr>
-          <w:rFonts w:ascii="Arial" w:hAnsi="Arial" w:eastAsia="Arial"/>
-          <w:sz w:val="21"/>
-        </w:rPr>
-        <w:t>•</w:t>
-        <w:tab/>
-        <w:t>В peer выставляет allowedIPs = 0.0.0.0/0 и keepAlive = 25.</w:t>
-      </w:r>
-    </w:p>
-    <w:p>
-      <w:pPr>
-        <w:keepLines/>
-        <w:tabs>
-          <w:tab w:pos="425" w:val="left"/>
-          <w:tab w:pos="425" w:val="left"/>
-        </w:tabs>
-        <w:spacing w:after="40" w:line="245" w:lineRule="auto" w:before="0"/>
-        <w:ind w:left="425" w:hanging="198"/>
-      </w:pPr>
-      <w:r>
-        <w:rPr>
-          <w:rFonts w:ascii="Arial" w:hAnsi="Arial" w:eastAsia="Arial"/>
-          <w:sz w:val="21"/>
-        </w:rPr>
-        <w:t>•</w:t>
-        <w:tab/>
-        <w:t>Восстанавливает стандартное правило YouTube -&gt; outboundTag=warp, если оно отсутствует.</w:t>
-      </w:r>
-    </w:p>
-    <w:p>
-      <w:pPr>
-        <w:keepLines/>
-        <w:tabs>
-          <w:tab w:pos="425" w:val="left"/>
-          <w:tab w:pos="425" w:val="left"/>
-        </w:tabs>
-        <w:spacing w:after="40" w:line="245" w:lineRule="auto" w:before="0"/>
-        <w:ind w:left="425" w:hanging="198"/>
-      </w:pPr>
-      <w:r>
-        <w:rPr>
-          <w:rFonts w:ascii="Arial" w:hAnsi="Arial" w:eastAsia="Arial"/>
-          <w:sz w:val="21"/>
-        </w:rPr>
-        <w:t>•</w:t>
-        <w:tab/>
-        <w:t>Включает sniffing Route only для VLESS inbound, чтобы доменная маршрутизация работала.</w:t>
-      </w:r>
-    </w:p>
-    <w:p>
-      <w:pPr>
-        <w:keepLines/>
-        <w:tabs>
-          <w:tab w:pos="425" w:val="left"/>
-          <w:tab w:pos="425" w:val="left"/>
-        </w:tabs>
-        <w:spacing w:after="40" w:line="245" w:lineRule="auto" w:before="0"/>
-        <w:ind w:left="425" w:hanging="198"/>
-      </w:pPr>
-      <w:r>
-        <w:rPr>
-          <w:rFonts w:ascii="Arial" w:hAnsi="Arial" w:eastAsia="Arial"/>
-          <w:sz w:val="21"/>
-        </w:rPr>
-        <w:t>•</w:t>
-        <w:tab/>
-        <w:t>Перезапускает x-ui/Xray и запускает health-check.</w:t>
-      </w:r>
-    </w:p>
-    <w:p>
-      <w:pPr>
-        <w:pStyle w:val="Heading2"/>
-        <w:keepNext/>
-        <w:keepLines/>
-        <w:pageBreakBefore w:val="0"/>
-        <w:spacing w:before="80" w:after="60" w:line="240" w:lineRule="auto"/>
-      </w:pPr>
-      <w:r>
-        <w:rPr>
-          <w:rFonts w:ascii="Calibri" w:hAnsi="Calibri" w:eastAsia="Calibri"/>
-          <w:sz w:val="25"/>
-        </w:rPr>
-        <w:t>14.3. Что проверяет health</w:t>
-      </w:r>
-    </w:p>
-    <w:p>
-      <w:pPr>
-        <w:keepLines/>
-        <w:tabs>
-          <w:tab w:pos="425" w:val="left"/>
-          <w:tab w:pos="425" w:val="left"/>
-        </w:tabs>
-        <w:spacing w:after="40" w:line="245" w:lineRule="auto" w:before="0"/>
-        <w:ind w:left="425" w:hanging="198"/>
-      </w:pPr>
-      <w:r>
-        <w:rPr>
-          <w:rFonts w:ascii="Arial" w:hAnsi="Arial" w:eastAsia="Arial"/>
-          <w:sz w:val="21"/>
-        </w:rPr>
-        <w:t>•</w:t>
-        <w:tab/>
-        <w:t>Health проверяет техническую форму WARP outbound: tag=warp, mtu=1420, IPv4-only address, ForceIPv4, workers=2, keepAlive=25 и noKernelTun=false.</w:t>
-      </w:r>
-    </w:p>
-    <w:p>
-      <w:pPr>
-        <w:keepLines/>
-        <w:tabs>
-          <w:tab w:pos="425" w:val="left"/>
-          <w:tab w:pos="425" w:val="left"/>
-        </w:tabs>
-        <w:spacing w:after="40" w:line="245" w:lineRule="auto" w:before="0"/>
-        <w:ind w:left="425" w:hanging="198"/>
-      </w:pPr>
-      <w:r>
-        <w:rPr>
-          <w:rFonts w:ascii="Arial" w:hAnsi="Arial" w:eastAsia="Arial"/>
-          <w:sz w:val="21"/>
-        </w:rPr>
-        <w:t>•</w:t>
-        <w:tab/>
-        <w:t>Содержимое пользовательских routing rules health не валидирует. Пользователь сам решает, какие домены/IP отправлять через WARP.</w:t>
-      </w:r>
-    </w:p>
-    <w:p>
-      <w:pPr>
-        <w:keepLines/>
-        <w:tabs>
-          <w:tab w:pos="425" w:val="left"/>
-          <w:tab w:pos="425" w:val="left"/>
-        </w:tabs>
-        <w:spacing w:after="40" w:line="245" w:lineRule="auto" w:before="0"/>
-        <w:ind w:left="425" w:hanging="198"/>
-      </w:pPr>
-      <w:r>
-        <w:rPr>
-          <w:rFonts w:ascii="Arial" w:hAnsi="Arial" w:eastAsia="Arial"/>
-          <w:sz w:val="21"/>
-        </w:rPr>
-        <w:t>•</w:t>
-        <w:tab/>
-        <w:t>Если WARP не настроен, health считает это нормой: WARP является опциональной функцией.</w:t>
-      </w:r>
-    </w:p>
-    <w:p>
-      <w:pPr>
-        <w:keepLines/>
-        <w:tabs>
-          <w:tab w:pos="425" w:val="left"/>
-          <w:tab w:pos="425" w:val="left"/>
-        </w:tabs>
-        <w:spacing w:after="40" w:line="245" w:lineRule="auto" w:before="0"/>
-        <w:ind w:left="425" w:hanging="198"/>
-      </w:pPr>
-      <w:r>
-        <w:rPr>
-          <w:rFonts w:ascii="Arial" w:hAnsi="Arial" w:eastAsia="Arial"/>
-          <w:sz w:val="21"/>
-        </w:rPr>
-        <w:t>•</w:t>
-        <w:tab/>
-        <w:t>WARP работает одинаково во всех профилях, потому что это outbound внутри Xray. В MTProto-профилях HAProxy влияет только на входящий TLS/SNI-трафик и не мешает WARP outbound.</w:t>
-      </w:r>
-    </w:p>
-    <w:p>
-      <w:pPr>
-        <w:tabs>
-          <w:tab w:pos="425" w:val="left"/>
-          <w:tab w:pos="425" w:val="left"/>
-        </w:tabs>
-        <w:spacing w:after="40" w:before="0"/>
-        <w:ind w:left="425" w:hanging="198"/>
-      </w:pPr>
-      <w:r>
-        <w:rPr>
-          <w:rFonts w:ascii="Arial" w:hAnsi="Arial" w:eastAsia="Arial"/>
-          <w:sz w:val="21"/>
-        </w:rPr>
-        <w:t>•</w:t>
-        <w:tab/>
-        <w:t>Если Cloudflare WARP outbound создан без reserved bytes, deep health покажет WARN. Это не ломает сервер и не является FAIL, но профиль с 3 reserved bytes/clientid предпочтительнее. XPAM Script не выдумывает reserved bytes и не копирует их с других серверов.</w:t>
-      </w:r>
-    </w:p>
-    <w:p>
-      <w:pPr>
-        <w:tabs>
-          <w:tab w:pos="425" w:val="left"/>
-          <w:tab w:pos="425" w:val="left"/>
-        </w:tabs>
-        <w:spacing w:after="40" w:before="0"/>
-        <w:ind w:left="425" w:hanging="198"/>
-      </w:pPr>
-      <w:r>
-        <w:rPr>
-          <w:rFonts w:ascii="Arial" w:hAnsi="Arial" w:eastAsia="Arial"/>
-          <w:sz w:val="21"/>
-        </w:rPr>
-        <w:t>•</w:t>
-        <w:tab/>
-        <w:t>Если SSH-сессия идёт через тот же VLESS/Xray, который перезапускается при WARP-нормализации, соединение может оборваться. После переподключения выполните sudo &lt;prefix&gt;-health.</w:t>
-      </w:r>
-    </w:p>
-    <w:p>
-      <w:pPr>
-        <w:pStyle w:val="Heading2"/>
-        <w:keepNext/>
-        <w:keepLines/>
-        <w:pageBreakBefore w:val="0"/>
-        <w:spacing w:before="80" w:after="60" w:line="240" w:lineRule="auto"/>
-      </w:pPr>
-      <w:r>
-        <w:rPr>
-          <w:rFonts w:ascii="Calibri" w:hAnsi="Calibri" w:eastAsia="Calibri"/>
-          <w:sz w:val="25"/>
-        </w:rPr>
-        <w:t>14.4. Что можно менять самому</w:t>
-      </w:r>
-    </w:p>
-    <w:p>
-      <w:pPr>
-        <w:spacing w:after="60" w:line="245" w:lineRule="auto"/>
-      </w:pPr>
-      <w:r>
-        <w:rPr>
-          <w:rFonts w:ascii="Calibri" w:hAnsi="Calibri" w:eastAsia="Calibri"/>
-          <w:sz w:val="19"/>
-        </w:rPr>
-        <w:t>Пользователь может самостоятельно добавлять домены и IP-адреса в routing rules 3x-ui/Xray и направлять их через outboundTag=warp. Это не ломает систему, если не менять служебные inbound, порты, сертификаты и fallback.</w:t>
+        <w:t>14. WARP через 3x-ui/Xray</w:t>
+      </w:r>
+    </w:p>
+    <w:p>
+      <w:pPr/>
+      <w:r>
+        <w:t>Опциональный WARP outbound внутри Xray</w:t>
+      </w:r>
+    </w:p>
+    <w:p>
+      <w:pPr/>
+      <w:r>
+        <w:t>WARP в XPAM Script - это опциональный outbound внутри Xray. Он не является обязательной частью установки. Если WARP не нужен, этот раздел можно пропустить.</w:t>
       </w:r>
     </w:p>
     <w:tbl>
@@ -9458,79 +8586,538 @@
         <w:jc w:val="center"/>
         <w:tblLayout w:type="autofit"/>
         <w:tblLook w:firstColumn="1" w:firstRow="1" w:lastColumn="0" w:lastRow="0" w:noHBand="0" w:noVBand="1" w:val="04A0"/>
-        <w:tblCellMar>
-          <w:top w:w="40" w:type="dxa"/>
-          <w:start w:w="60" w:type="dxa"/>
-          <w:bottom w:w="40" w:type="dxa"/>
-          <w:end w:w="60" w:type="dxa"/>
-        </w:tblCellMar>
       </w:tblPr>
       <w:tblGrid>
-        <w:gridCol w:w="4933"/>
-        <w:gridCol w:w="4933"/>
+        <w:gridCol w:w="5131"/>
+        <w:gridCol w:w="5131"/>
       </w:tblGrid>
       <w:tr>
-        <w:trPr>
-          <w:cantSplit/>
-        </w:trPr>
         <w:tc>
           <w:tcPr>
-            <w:tcW w:type="dxa" w:w="2381"/>
+            <w:tcW w:type="dxa" w:w="5131"/>
             <w:vAlign w:val="top"/>
             <w:shd w:fill="DDEBF7"/>
             <w:tcBorders>
-              <w:top w:sz="4" w:val="single" w:color="BDD7EE"/>
-              <w:left w:sz="4" w:val="single" w:color="BDD7EE"/>
-              <w:bottom w:sz="4" w:val="single" w:color="BDD7EE"/>
-              <w:right w:sz="4" w:val="single" w:color="BDD7EE"/>
+              <w:top w:val="single" w:sz="4" w:space="0" w:color="D9E2F3"/>
+              <w:left w:val="single" w:sz="4" w:space="0" w:color="D9E2F3"/>
+              <w:bottom w:val="single" w:sz="4" w:space="0" w:color="D9E2F3"/>
+              <w:right w:val="single" w:sz="4" w:space="0" w:color="D9E2F3"/>
+              <w:insideH w:val="single" w:sz="4" w:space="0" w:color="D9E2F3"/>
+              <w:insideV w:val="single" w:sz="4" w:space="0" w:color="D9E2F3"/>
             </w:tcBorders>
           </w:tcPr>
           <w:p>
-            <w:pPr>
-              <w:keepLines/>
-              <w:spacing w:after="20" w:before="0" w:line="240" w:lineRule="auto"/>
-            </w:pPr>
+            <w:pPr/>
+            <w:r/>
             <w:r>
               <w:rPr>
                 <w:b/>
-                <w:sz w:val="17"/>
               </w:rPr>
-              <w:t>Стандартный пресет можно восстановить</w:t>
+              <w:t>Главное правило</w:t>
             </w:r>
           </w:p>
         </w:tc>
         <w:tc>
           <w:tcPr>
-            <w:tcW w:type="dxa" w:w="7087"/>
+            <w:tcW w:type="dxa" w:w="5131"/>
             <w:vAlign w:val="top"/>
-            <w:shd w:fill="F4F8FC"/>
+            <w:shd w:fill="DDEBF7"/>
             <w:tcBorders>
-              <w:top w:sz="4" w:val="single" w:color="BDD7EE"/>
-              <w:left w:sz="4" w:val="single" w:color="BDD7EE"/>
-              <w:bottom w:sz="4" w:val="single" w:color="BDD7EE"/>
-              <w:right w:sz="4" w:val="single" w:color="BDD7EE"/>
+              <w:top w:val="single" w:sz="4" w:space="0" w:color="D9E2F3"/>
+              <w:left w:val="single" w:sz="4" w:space="0" w:color="D9E2F3"/>
+              <w:bottom w:val="single" w:sz="4" w:space="0" w:color="D9E2F3"/>
+              <w:right w:val="single" w:sz="4" w:space="0" w:color="D9E2F3"/>
+              <w:insideH w:val="single" w:sz="4" w:space="0" w:color="D9E2F3"/>
+              <w:insideV w:val="single" w:sz="4" w:space="0" w:color="D9E2F3"/>
             </w:tcBorders>
           </w:tcPr>
           <w:p>
-            <w:pPr>
-              <w:keepLines/>
-              <w:spacing w:after="20" w:before="0" w:line="240" w:lineRule="auto"/>
-            </w:pPr>
+            <w:pPr/>
+            <w:r/>
             <w:r>
-              <w:rPr>
-                <w:sz w:val="17"/>
-              </w:rPr>
-              <w:t>Если пользователь запутался с YouTube-маршрутом, можно снова запустить WARP-пункт меню. Скрипт не удаляет пользовательские маршруты, а восстанавливает/дополняет свой стандартный YouTube -&gt; warp preset.</w:t>
+              <w:t>WARP настраивается через 3x-ui и управляется XPAM только в пределах XPAM-managed WARP state. Не публикуйте WARP private key, reserved, license key и скриншоты с ними.</w:t>
             </w:r>
           </w:p>
         </w:tc>
       </w:tr>
     </w:tbl>
     <w:p>
-      <w:pPr>
-        <w:spacing w:after="60" w:line="245" w:lineRule="auto"/>
-      </w:pPr>
-    </w:p>
+      <w:pPr/>
+    </w:p>
+    <w:p>
+      <w:pPr>
+        <w:pStyle w:val="Heading2"/>
+        <w:keepNext/>
+      </w:pPr>
+      <w:r>
+        <w:t>14.1. Что пользователь делает вручную</w:t>
+      </w:r>
+    </w:p>
+    <w:p>
+      <w:pPr/>
+      <w:r>
+        <w:t>•</w:t>
+        <w:tab/>
+        <w:t>Откройте панель 3x-ui.</w:t>
+      </w:r>
+    </w:p>
+    <w:p>
+      <w:pPr/>
+      <w:r>
+        <w:t>•</w:t>
+        <w:tab/>
+        <w:t>Перейдите в Xray settings / Outbounds.</w:t>
+      </w:r>
+    </w:p>
+    <w:p>
+      <w:pPr/>
+      <w:r>
+        <w:t>•</w:t>
+        <w:tab/>
+        <w:t>Нажмите WARP.</w:t>
+      </w:r>
+    </w:p>
+    <w:p>
+      <w:pPr/>
+      <w:r>
+        <w:t>•</w:t>
+        <w:tab/>
+        <w:t>Обязательно нажмите Add outbound.</w:t>
+      </w:r>
+    </w:p>
+    <w:p>
+      <w:pPr/>
+      <w:r>
+        <w:t>•</w:t>
+        <w:tab/>
+        <w:t>Нажмите Save.</w:t>
+      </w:r>
+    </w:p>
+    <w:p>
+      <w:pPr/>
+      <w:r>
+        <w:t>•</w:t>
+        <w:tab/>
+        <w:t>Вернитесь в меню XPAM Script и выберите WARP-пункт для проверки и настройки.</w:t>
+      </w:r>
+    </w:p>
+    <w:tbl>
+      <w:tblPr>
+        <w:tblW w:type="auto" w:w="0"/>
+        <w:jc w:val="center"/>
+        <w:tblLayout w:type="autofit"/>
+        <w:tblLook w:firstColumn="1" w:firstRow="1" w:lastColumn="0" w:lastRow="0" w:noHBand="0" w:noVBand="1" w:val="04A0"/>
+      </w:tblPr>
+      <w:tblGrid>
+        <w:gridCol w:w="5131"/>
+        <w:gridCol w:w="5131"/>
+      </w:tblGrid>
+      <w:tr>
+        <w:tc>
+          <w:tcPr>
+            <w:tcW w:type="dxa" w:w="5131"/>
+            <w:vAlign w:val="top"/>
+            <w:shd w:fill="DDEBF7"/>
+            <w:tcBorders>
+              <w:top w:val="single" w:sz="4" w:space="0" w:color="D9E2F3"/>
+              <w:left w:val="single" w:sz="4" w:space="0" w:color="D9E2F3"/>
+              <w:bottom w:val="single" w:sz="4" w:space="0" w:color="D9E2F3"/>
+              <w:right w:val="single" w:sz="4" w:space="0" w:color="D9E2F3"/>
+              <w:insideH w:val="single" w:sz="4" w:space="0" w:color="D9E2F3"/>
+              <w:insideV w:val="single" w:sz="4" w:space="0" w:color="D9E2F3"/>
+            </w:tcBorders>
+          </w:tcPr>
+          <w:p>
+            <w:pPr/>
+            <w:r/>
+            <w:r>
+              <w:rPr>
+                <w:b/>
+              </w:rPr>
+              <w:t>Add outbound обязателен</w:t>
+            </w:r>
+          </w:p>
+        </w:tc>
+        <w:tc>
+          <w:tcPr>
+            <w:tcW w:type="dxa" w:w="5131"/>
+            <w:vAlign w:val="top"/>
+            <w:shd w:fill="DDEBF7"/>
+            <w:tcBorders>
+              <w:top w:val="single" w:sz="4" w:space="0" w:color="D9E2F3"/>
+              <w:left w:val="single" w:sz="4" w:space="0" w:color="D9E2F3"/>
+              <w:bottom w:val="single" w:sz="4" w:space="0" w:color="D9E2F3"/>
+              <w:right w:val="single" w:sz="4" w:space="0" w:color="D9E2F3"/>
+              <w:insideH w:val="single" w:sz="4" w:space="0" w:color="D9E2F3"/>
+              <w:insideV w:val="single" w:sz="4" w:space="0" w:color="D9E2F3"/>
+            </w:tcBorders>
+          </w:tcPr>
+          <w:p>
+            <w:pPr/>
+            <w:r/>
+            <w:r>
+              <w:t>Если нажать только WARP, но не нажать Add outbound и Save, WARP outbound фактически не появится. В этом случае XPAM не сможет его проверить и настроить.</w:t>
+            </w:r>
+          </w:p>
+        </w:tc>
+      </w:tr>
+    </w:tbl>
+    <w:p>
+      <w:pPr/>
+    </w:p>
+    <w:p>
+      <w:pPr>
+        <w:pStyle w:val="Heading2"/>
+        <w:keepNext/>
+      </w:pPr>
+      <w:r>
+        <w:t>14.2. Проверить и настроить WARP</w:t>
+      </w:r>
+    </w:p>
+    <w:p>
+      <w:pPr/>
+      <w:r>
+        <w:t>После создания WARP outbound в 3x-ui откройте:</w:t>
+      </w:r>
+    </w:p>
+    <w:p>
+      <w:pPr>
+        <w:pStyle w:val="CodeBlock"/>
+      </w:pPr>
+      <w:r>
+        <w:t>sudo &lt;prefix&gt;-install</w:t>
+      </w:r>
+    </w:p>
+    <w:p>
+      <w:pPr/>
+      <w:r>
+        <w:t>Затем выберите:</w:t>
+      </w:r>
+    </w:p>
+    <w:p>
+      <w:pPr>
+        <w:pStyle w:val="CodeBlock"/>
+      </w:pPr>
+      <w:r>
+        <w:t>5) WARP через 3x-ui/Xray</w:t>
+      </w:r>
+    </w:p>
+    <w:p>
+      <w:pPr>
+        <w:pStyle w:val="CodeBlock"/>
+      </w:pPr>
+      <w:r>
+        <w:t>1) Настроить или проверить WARP outbound</w:t>
+      </w:r>
+    </w:p>
+    <w:p>
+      <w:pPr/>
+      <w:r>
+        <w:t>XPAM создаёт backup базы 3x-ui, проверяет WARP-состояние и приводит XPAM-managed WARP state к совместимому baseline выбранного профиля. После этого 3x-ui/Xray перезапускается, а скрипт запускает health-проверку.</w:t>
+      </w:r>
+    </w:p>
+    <w:p>
+      <w:pPr>
+        <w:pStyle w:val="Heading2"/>
+        <w:keepNext/>
+      </w:pPr>
+      <w:r>
+        <w:t>14.3. Отключить WARP и вернуть профиль к baseline</w:t>
+      </w:r>
+    </w:p>
+    <w:p>
+      <w:pPr/>
+      <w:r>
+        <w:t>Если WARP больше не нужен, не удаляйте его вручную в разных местах панели. Используйте WARP reset:</w:t>
+      </w:r>
+    </w:p>
+    <w:p>
+      <w:pPr>
+        <w:pStyle w:val="CodeBlock"/>
+      </w:pPr>
+      <w:r>
+        <w:t>sudo &lt;prefix&gt;-install</w:t>
+      </w:r>
+    </w:p>
+    <w:p>
+      <w:pPr/>
+      <w:r>
+        <w:t>Затем выберите:</w:t>
+      </w:r>
+    </w:p>
+    <w:p>
+      <w:pPr>
+        <w:pStyle w:val="CodeBlock"/>
+      </w:pPr>
+      <w:r>
+        <w:t>5) WARP через 3x-ui/Xray</w:t>
+      </w:r>
+    </w:p>
+    <w:p>
+      <w:pPr>
+        <w:pStyle w:val="CodeBlock"/>
+      </w:pPr>
+      <w:r>
+        <w:t>2) Отключить WARP и вернуть VLESS в обычный режим</w:t>
+      </w:r>
+    </w:p>
+    <w:p>
+      <w:pPr/>
+      <w:r>
+        <w:t>XPAM отключает только XPAM-managed WARP state, создаёт backup базы 3x-ui и возвращает VLESS/sniffing/routing поведение к baseline текущего профиля.</w:t>
+      </w:r>
+    </w:p>
+    <w:tbl>
+      <w:tblPr>
+        <w:tblW w:type="auto" w:w="0"/>
+        <w:jc w:val="center"/>
+        <w:tblLayout w:type="autofit"/>
+        <w:tblLook w:firstColumn="1" w:firstRow="1" w:lastColumn="0" w:lastRow="0" w:noHBand="0" w:noVBand="1" w:val="04A0"/>
+      </w:tblPr>
+      <w:tblGrid>
+        <w:gridCol w:w="5131"/>
+        <w:gridCol w:w="5131"/>
+      </w:tblGrid>
+      <w:tr>
+        <w:tc>
+          <w:tcPr>
+            <w:tcW w:type="dxa" w:w="3168"/>
+            <w:vAlign w:val="top"/>
+            <w:shd w:fill="1F4E79"/>
+            <w:tcBorders>
+              <w:top w:val="single" w:sz="4" w:space="0" w:color="D9E2F3"/>
+              <w:left w:val="single" w:sz="4" w:space="0" w:color="D9E2F3"/>
+              <w:bottom w:val="single" w:sz="4" w:space="0" w:color="D9E2F3"/>
+              <w:right w:val="single" w:sz="4" w:space="0" w:color="D9E2F3"/>
+              <w:insideH w:val="single" w:sz="4" w:space="0" w:color="D9E2F3"/>
+              <w:insideV w:val="single" w:sz="4" w:space="0" w:color="D9E2F3"/>
+            </w:tcBorders>
+          </w:tcPr>
+          <w:p>
+            <w:pPr/>
+            <w:r/>
+            <w:r>
+              <w:rPr>
+                <w:b/>
+                <w:color w:val="FFFFFF"/>
+              </w:rPr>
+              <w:t>Профиль</w:t>
+            </w:r>
+          </w:p>
+        </w:tc>
+        <w:tc>
+          <w:tcPr>
+            <w:tcW w:type="dxa" w:w="6192"/>
+            <w:vAlign w:val="top"/>
+            <w:shd w:fill="1F4E79"/>
+            <w:tcBorders>
+              <w:top w:val="single" w:sz="4" w:space="0" w:color="D9E2F3"/>
+              <w:left w:val="single" w:sz="4" w:space="0" w:color="D9E2F3"/>
+              <w:bottom w:val="single" w:sz="4" w:space="0" w:color="D9E2F3"/>
+              <w:right w:val="single" w:sz="4" w:space="0" w:color="D9E2F3"/>
+              <w:insideH w:val="single" w:sz="4" w:space="0" w:color="D9E2F3"/>
+              <w:insideV w:val="single" w:sz="4" w:space="0" w:color="D9E2F3"/>
+            </w:tcBorders>
+          </w:tcPr>
+          <w:p>
+            <w:pPr/>
+            <w:r/>
+            <w:r>
+              <w:rPr>
+                <w:b/>
+                <w:color w:val="FFFFFF"/>
+              </w:rPr>
+              <w:t>Baseline после WARP reset</w:t>
+            </w:r>
+          </w:p>
+        </w:tc>
+      </w:tr>
+      <w:tr>
+        <w:tc>
+          <w:tcPr>
+            <w:tcW w:type="dxa" w:w="3168"/>
+            <w:vAlign w:val="top"/>
+            <w:tcBorders>
+              <w:top w:val="single" w:sz="4" w:space="0" w:color="D9E2F3"/>
+              <w:left w:val="single" w:sz="4" w:space="0" w:color="D9E2F3"/>
+              <w:bottom w:val="single" w:sz="4" w:space="0" w:color="D9E2F3"/>
+              <w:right w:val="single" w:sz="4" w:space="0" w:color="D9E2F3"/>
+              <w:insideH w:val="single" w:sz="4" w:space="0" w:color="D9E2F3"/>
+              <w:insideV w:val="single" w:sz="4" w:space="0" w:color="D9E2F3"/>
+            </w:tcBorders>
+          </w:tcPr>
+          <w:p>
+            <w:pPr/>
+            <w:r/>
+            <w:r>
+              <w:t>Profile 1 / direct VLESS</w:t>
+            </w:r>
+          </w:p>
+        </w:tc>
+        <w:tc>
+          <w:tcPr>
+            <w:tcW w:type="dxa" w:w="6192"/>
+            <w:vAlign w:val="top"/>
+            <w:tcBorders>
+              <w:top w:val="single" w:sz="4" w:space="0" w:color="D9E2F3"/>
+              <w:left w:val="single" w:sz="4" w:space="0" w:color="D9E2F3"/>
+              <w:bottom w:val="single" w:sz="4" w:space="0" w:color="D9E2F3"/>
+              <w:right w:val="single" w:sz="4" w:space="0" w:color="D9E2F3"/>
+              <w:insideH w:val="single" w:sz="4" w:space="0" w:color="D9E2F3"/>
+              <w:insideV w:val="single" w:sz="4" w:space="0" w:color="D9E2F3"/>
+            </w:tcBorders>
+          </w:tcPr>
+          <w:p>
+            <w:pPr/>
+            <w:r/>
+            <w:r>
+              <w:t>Route-only sniffing остаётся штатным состоянием direct VLESS профиля.</w:t>
+            </w:r>
+          </w:p>
+        </w:tc>
+      </w:tr>
+      <w:tr>
+        <w:tc>
+          <w:tcPr>
+            <w:tcW w:type="dxa" w:w="3168"/>
+            <w:vAlign w:val="top"/>
+            <w:tcBorders>
+              <w:top w:val="single" w:sz="4" w:space="0" w:color="D9E2F3"/>
+              <w:left w:val="single" w:sz="4" w:space="0" w:color="D9E2F3"/>
+              <w:bottom w:val="single" w:sz="4" w:space="0" w:color="D9E2F3"/>
+              <w:right w:val="single" w:sz="4" w:space="0" w:color="D9E2F3"/>
+              <w:insideH w:val="single" w:sz="4" w:space="0" w:color="D9E2F3"/>
+              <w:insideV w:val="single" w:sz="4" w:space="0" w:color="D9E2F3"/>
+            </w:tcBorders>
+          </w:tcPr>
+          <w:p>
+            <w:pPr/>
+            <w:r/>
+            <w:r>
+              <w:t>Profile 2/3 / HAProxy + MTProto</w:t>
+            </w:r>
+          </w:p>
+        </w:tc>
+        <w:tc>
+          <w:tcPr>
+            <w:tcW w:type="dxa" w:w="6192"/>
+            <w:vAlign w:val="top"/>
+            <w:tcBorders>
+              <w:top w:val="single" w:sz="4" w:space="0" w:color="D9E2F3"/>
+              <w:left w:val="single" w:sz="4" w:space="0" w:color="D9E2F3"/>
+              <w:bottom w:val="single" w:sz="4" w:space="0" w:color="D9E2F3"/>
+              <w:right w:val="single" w:sz="4" w:space="0" w:color="D9E2F3"/>
+              <w:insideH w:val="single" w:sz="4" w:space="0" w:color="D9E2F3"/>
+              <w:insideV w:val="single" w:sz="4" w:space="0" w:color="D9E2F3"/>
+            </w:tcBorders>
+          </w:tcPr>
+          <w:p>
+            <w:pPr/>
+            <w:r/>
+            <w:r>
+              <w:t>Sniffing возвращается в OFF для HAProxy/MTProto схемы.</w:t>
+            </w:r>
+          </w:p>
+        </w:tc>
+      </w:tr>
+    </w:tbl>
+    <w:p>
+      <w:pPr/>
+    </w:p>
+    <w:p>
+      <w:pPr>
+        <w:pStyle w:val="Heading2"/>
+        <w:keepNext/>
+      </w:pPr>
+      <w:r>
+        <w:t>14.4. Что можно менять самому</w:t>
+      </w:r>
+    </w:p>
+    <w:p>
+      <w:pPr/>
+      <w:r>
+        <w:t>•</w:t>
+        <w:tab/>
+        <w:t>Можно добавлять пользовательские routing rules в 3x-ui/Xray, если вы понимаете, какие домены или IP хотите отправлять через WARP.</w:t>
+      </w:r>
+    </w:p>
+    <w:p>
+      <w:pPr/>
+      <w:r>
+        <w:t>•</w:t>
+        <w:tab/>
+        <w:t>Не меняйте служебные inbound, порты, сертификаты, fallback, External Proxy и Proxy Protocol без понимания всей схемы.</w:t>
+      </w:r>
+    </w:p>
+    <w:p>
+      <w:pPr/>
+      <w:r>
+        <w:t>•</w:t>
+        <w:tab/>
+        <w:t>Если после изменений WARP стал работать непредсказуемо, сначала выполните WARP reset, затем sudo &lt;prefix&gt;-health.</w:t>
+      </w:r>
+    </w:p>
+    <w:tbl>
+      <w:tblPr>
+        <w:tblW w:type="auto" w:w="0"/>
+        <w:jc w:val="center"/>
+        <w:tblLayout w:type="autofit"/>
+        <w:tblLook w:firstColumn="1" w:firstRow="1" w:lastColumn="0" w:lastRow="0" w:noHBand="0" w:noVBand="1" w:val="04A0"/>
+      </w:tblPr>
+      <w:tblGrid>
+        <w:gridCol w:w="5131"/>
+        <w:gridCol w:w="5131"/>
+      </w:tblGrid>
+      <w:tr>
+        <w:tc>
+          <w:tcPr>
+            <w:tcW w:type="dxa" w:w="5131"/>
+            <w:vAlign w:val="top"/>
+            <w:shd w:fill="DDEBF7"/>
+            <w:tcBorders>
+              <w:top w:val="single" w:sz="4" w:space="0" w:color="D9E2F3"/>
+              <w:left w:val="single" w:sz="4" w:space="0" w:color="D9E2F3"/>
+              <w:bottom w:val="single" w:sz="4" w:space="0" w:color="D9E2F3"/>
+              <w:right w:val="single" w:sz="4" w:space="0" w:color="D9E2F3"/>
+              <w:insideH w:val="single" w:sz="4" w:space="0" w:color="D9E2F3"/>
+              <w:insideV w:val="single" w:sz="4" w:space="0" w:color="D9E2F3"/>
+            </w:tcBorders>
+          </w:tcPr>
+          <w:p>
+            <w:pPr/>
+            <w:r/>
+            <w:r>
+              <w:rPr>
+                <w:b/>
+              </w:rPr>
+              <w:t>SSH может оборваться</w:t>
+            </w:r>
+          </w:p>
+        </w:tc>
+        <w:tc>
+          <w:tcPr>
+            <w:tcW w:type="dxa" w:w="5131"/>
+            <w:vAlign w:val="top"/>
+            <w:shd w:fill="DDEBF7"/>
+            <w:tcBorders>
+              <w:top w:val="single" w:sz="4" w:space="0" w:color="D9E2F3"/>
+              <w:left w:val="single" w:sz="4" w:space="0" w:color="D9E2F3"/>
+              <w:bottom w:val="single" w:sz="4" w:space="0" w:color="D9E2F3"/>
+              <w:right w:val="single" w:sz="4" w:space="0" w:color="D9E2F3"/>
+              <w:insideH w:val="single" w:sz="4" w:space="0" w:color="D9E2F3"/>
+              <w:insideV w:val="single" w:sz="4" w:space="0" w:color="D9E2F3"/>
+            </w:tcBorders>
+          </w:tcPr>
+          <w:p>
+            <w:pPr/>
+            <w:r/>
+            <w:r>
+              <w:t>Если SSH-сессия идёт через тот же VLESS/Xray, который перезапускается при WARP-настройке или WARP reset, соединение может оборваться. Подключитесь снова через 30-60 секунд и выполните sudo &lt;prefix&gt;-health.</w:t>
+            </w:r>
+          </w:p>
+        </w:tc>
+      </w:tr>
+    </w:tbl>
     <w:p>
       <w:pPr>
         <w:pStyle w:val="Heading1"/>
@@ -10615,14 +10202,8 @@
       </w:r>
     </w:p>
     <w:p>
-      <w:pPr>
-        <w:spacing w:after="60" w:line="245" w:lineRule="auto"/>
-      </w:pPr>
-      <w:r>
-        <w:rPr>
-          <w:rFonts w:ascii="Calibri" w:hAnsi="Calibri" w:eastAsia="Calibri"/>
-          <w:sz w:val="19"/>
-        </w:rPr>
+      <w:pPr/>
+      <w:r>
         <w:t>Безопасная эксплуатация после установки</w:t>
       </w:r>
     </w:p>
@@ -10631,234 +10212,109 @@
         <w:pStyle w:val="GuideNote"/>
       </w:pPr>
       <w:r>
-        <w:t>Короткое правило: пользователь может менять содержимое сайтов, пользовательские routing rules WARP, имена VLESS inbound/client и валидный uTLS fingerprint. Нельзя менять backend 3x-ui на PostgreSQL, удалять XPAM-managed inbound/client или вручную ломать TLS/fallback/External Proxy.</w:t>
+        <w:t>Короткое правило: пользователь может менять содержимое сайтов, пользовательские WARP routing rules, VLESS-клиентов и валидный uTLS fingerprint. Нельзя ломать backend 3x-ui, XPAM-managed runtime, TLS/fallback/External Proxy и служебные файлы XPAM.</w:t>
       </w:r>
     </w:p>
     <w:p>
       <w:pPr>
         <w:pStyle w:val="Heading2"/>
         <w:keepNext/>
-        <w:keepLines/>
-        <w:pageBreakBefore w:val="0"/>
-        <w:spacing w:before="80" w:after="60" w:line="240" w:lineRule="auto"/>
       </w:pPr>
       <w:r>
         <w:t>17.1. Что можно делать</w:t>
       </w:r>
     </w:p>
     <w:p>
-      <w:pPr>
-        <w:keepLines/>
-        <w:tabs>
-          <w:tab w:pos="425" w:val="left"/>
-          <w:tab w:pos="425" w:val="left"/>
-        </w:tabs>
-        <w:spacing w:after="40" w:line="245" w:lineRule="auto" w:before="0"/>
-        <w:ind w:left="425" w:hanging="198"/>
-      </w:pPr>
-      <w:r>
-        <w:rPr>
-          <w:rFonts w:ascii="Arial" w:hAnsi="Arial" w:eastAsia="Arial"/>
-          <w:sz w:val="21"/>
-        </w:rPr>
+      <w:pPr/>
+      <w:r>
         <w:t>•</w:t>
         <w:tab/>
         <w:t>Запускать sudo &lt;prefix&gt;-health после любых изменений.</w:t>
       </w:r>
     </w:p>
     <w:p>
-      <w:pPr>
-        <w:keepLines/>
-        <w:tabs>
-          <w:tab w:pos="425" w:val="left"/>
-          <w:tab w:pos="425" w:val="left"/>
-        </w:tabs>
-        <w:spacing w:after="40" w:line="245" w:lineRule="auto" w:before="0"/>
-        <w:ind w:left="425" w:hanging="198"/>
-      </w:pPr>
-      <w:r>
-        <w:rPr>
-          <w:rFonts w:ascii="Arial" w:hAnsi="Arial" w:eastAsia="Arial"/>
-          <w:sz w:val="21"/>
-        </w:rPr>
+      <w:pPr/>
+      <w:r>
         <w:t>•</w:t>
         <w:tab/>
         <w:t>Запускать sudo &lt;prefix&gt;-health --deep для подробной диагностики.</w:t>
       </w:r>
     </w:p>
     <w:p>
-      <w:pPr>
-        <w:keepLines/>
-        <w:tabs>
-          <w:tab w:pos="425" w:val="left"/>
-          <w:tab w:pos="425" w:val="left"/>
-        </w:tabs>
-        <w:spacing w:after="40" w:line="245" w:lineRule="auto" w:before="0"/>
-        <w:ind w:left="425" w:hanging="198"/>
-      </w:pPr>
-      <w:r>
-        <w:rPr>
-          <w:rFonts w:ascii="Arial" w:hAnsi="Arial" w:eastAsia="Arial"/>
-          <w:sz w:val="21"/>
-        </w:rPr>
+      <w:pPr/>
+      <w:r>
         <w:t>•</w:t>
         <w:tab/>
         <w:t>Запускать sudo &lt;prefix&gt;-netdiag для диагностики сети и DNS.</w:t>
       </w:r>
     </w:p>
     <w:p>
-      <w:pPr>
-        <w:keepLines/>
-        <w:tabs>
-          <w:tab w:pos="425" w:val="left"/>
-          <w:tab w:pos="425" w:val="left"/>
-        </w:tabs>
-        <w:spacing w:after="40" w:line="245" w:lineRule="auto" w:before="0"/>
-        <w:ind w:left="425" w:hanging="198"/>
-      </w:pPr>
-      <w:r>
-        <w:rPr>
-          <w:rFonts w:ascii="Arial" w:hAnsi="Arial" w:eastAsia="Arial"/>
-          <w:sz w:val="21"/>
-        </w:rPr>
+      <w:pPr/>
+      <w:r>
         <w:t>•</w:t>
         <w:tab/>
-        <w:t>Запускать sudo &lt;prefix&gt;-repair, если после ручных изменений слетела XPAM-обвязка.</w:t>
-      </w:r>
-    </w:p>
-    <w:p>
-      <w:pPr>
-        <w:keepLines/>
-        <w:tabs>
-          <w:tab w:pos="425" w:val="left"/>
-          <w:tab w:pos="425" w:val="left"/>
-        </w:tabs>
-        <w:spacing w:after="40" w:line="245" w:lineRule="auto" w:before="0"/>
-        <w:ind w:left="425" w:hanging="198"/>
-      </w:pPr>
-      <w:r>
-        <w:rPr>
-          <w:rFonts w:ascii="Arial" w:hAnsi="Arial" w:eastAsia="Arial"/>
-          <w:sz w:val="21"/>
-        </w:rPr>
+        <w:t>Запускать sudo &lt;prefix&gt;-repair, если после ручных изменений или обновления 3x-ui слетела XPAM-обвязка.</w:t>
+      </w:r>
+    </w:p>
+    <w:p>
+      <w:pPr/>
+      <w:r>
+        <w:t>•</w:t>
+        <w:tab/>
+        <w:t>Обновлять 3x-ui через штатную панель 3x-ui, затем проверять сервер через sudo &lt;prefix&gt;-health.</w:t>
+      </w:r>
+    </w:p>
+    <w:p>
+      <w:pPr/>
+      <w:r>
         <w:t>•</w:t>
         <w:tab/>
         <w:t>Добавлять дополнительных VLESS-клиентов через 3x-ui и переименовывать клиентов, если рабочее подключение уже проверено.</w:t>
       </w:r>
     </w:p>
     <w:p>
-      <w:pPr>
-        <w:tabs>
-          <w:tab w:pos="425" w:val="left"/>
-          <w:tab w:pos="425" w:val="left"/>
-        </w:tabs>
-        <w:spacing w:after="40" w:before="0"/>
-        <w:ind w:left="425" w:hanging="198"/>
-      </w:pPr>
-      <w:r>
-        <w:rPr>
-          <w:rFonts w:ascii="Arial" w:hAnsi="Arial" w:eastAsia="Arial"/>
-          <w:sz w:val="21"/>
-        </w:rPr>
+      <w:pPr/>
+      <w:r>
         <w:t>•</w:t>
         <w:tab/>
         <w:t>Переименовывать XPAM-managed VLESS inbound и VLESS-клиентов: health, &lt;prefix&gt;-vless и repair ориентируются на функциональные признаки подключения.</w:t>
       </w:r>
     </w:p>
     <w:p>
-      <w:pPr>
-        <w:tabs>
-          <w:tab w:pos="425" w:val="left"/>
-          <w:tab w:pos="425" w:val="left"/>
-        </w:tabs>
-        <w:spacing w:after="40" w:before="0"/>
-        <w:ind w:left="425" w:hanging="198"/>
-      </w:pPr>
-      <w:r>
-        <w:rPr>
-          <w:rFonts w:ascii="Arial" w:hAnsi="Arial" w:eastAsia="Arial"/>
-          <w:sz w:val="21"/>
-        </w:rPr>
+      <w:pPr/>
+      <w:r>
         <w:t>•</w:t>
         <w:tab/>
         <w:t>Менять uTLS fingerprint на другой валидный вариант, если вы понимаете, зачем это нужно.</w:t>
       </w:r>
     </w:p>
     <w:p>
-      <w:pPr>
-        <w:keepLines/>
-        <w:tabs>
-          <w:tab w:pos="425" w:val="left"/>
-          <w:tab w:pos="425" w:val="left"/>
-        </w:tabs>
-        <w:spacing w:after="40" w:line="245" w:lineRule="auto" w:before="0"/>
-        <w:ind w:left="425" w:hanging="198"/>
-      </w:pPr>
-      <w:r>
-        <w:rPr>
-          <w:rFonts w:ascii="Arial" w:hAnsi="Arial" w:eastAsia="Arial"/>
-          <w:sz w:val="21"/>
-        </w:rPr>
+      <w:pPr/>
+      <w:r>
         <w:t>•</w:t>
         <w:tab/>
         <w:t>Менять сайты внутри /var/www/&lt;domain&gt;, не занимая служебные пути.</w:t>
       </w:r>
     </w:p>
     <w:p>
-      <w:pPr>
-        <w:keepLines/>
-        <w:tabs>
-          <w:tab w:pos="425" w:val="left"/>
-          <w:tab w:pos="425" w:val="left"/>
-        </w:tabs>
-        <w:spacing w:after="40" w:line="245" w:lineRule="auto" w:before="0"/>
-        <w:ind w:left="425" w:hanging="198"/>
-      </w:pPr>
-      <w:r>
-        <w:rPr>
-          <w:rFonts w:ascii="Arial" w:hAnsi="Arial" w:eastAsia="Arial"/>
-          <w:sz w:val="21"/>
-        </w:rPr>
+      <w:pPr/>
+      <w:r>
         <w:t>•</w:t>
         <w:tab/>
         <w:t>Добавлять WARP routing rules в 3x-ui, если вы понимаете, что направляете через WARP.</w:t>
       </w:r>
     </w:p>
     <w:p>
-      <w:pPr>
-        <w:keepLines/>
-        <w:tabs>
-          <w:tab w:pos="425" w:val="left"/>
-          <w:tab w:pos="425" w:val="left"/>
-        </w:tabs>
-        <w:spacing w:after="40" w:line="245" w:lineRule="auto" w:before="0"/>
-        <w:ind w:left="425" w:hanging="198"/>
-      </w:pPr>
-      <w:r>
-        <w:rPr>
-          <w:rFonts w:ascii="Arial" w:hAnsi="Arial" w:eastAsia="Arial"/>
-          <w:sz w:val="21"/>
-        </w:rPr>
+      <w:pPr/>
+      <w:r>
         <w:t>•</w:t>
         <w:tab/>
         <w:t>Хранить секреты в менеджере паролей, а не в чатах.</w:t>
       </w:r>
     </w:p>
     <w:p>
-      <w:pPr>
-        <w:keepLines/>
-        <w:tabs>
-          <w:tab w:pos="425" w:val="left"/>
-          <w:tab w:pos="425" w:val="left"/>
-        </w:tabs>
-        <w:spacing w:after="40" w:line="245" w:lineRule="auto" w:before="0"/>
-        <w:ind w:left="425" w:hanging="198"/>
-      </w:pPr>
-      <w:r>
-        <w:rPr>
-          <w:rFonts w:ascii="Arial" w:hAnsi="Arial" w:eastAsia="Arial"/>
-          <w:sz w:val="21"/>
-        </w:rPr>
+      <w:pPr/>
+      <w:r>
         <w:t>•</w:t>
         <w:tab/>
         <w:t>Сохранять резервные данные из /root/secure-notes в безопасном месте.</w:t>
@@ -10868,247 +10324,110 @@
       <w:pPr>
         <w:pStyle w:val="Heading2"/>
         <w:keepNext/>
-        <w:keepLines/>
-        <w:pageBreakBefore w:val="0"/>
-        <w:spacing w:before="80" w:after="60" w:line="240" w:lineRule="auto"/>
       </w:pPr>
       <w:r>
         <w:t>17.2. Что нельзя делать</w:t>
       </w:r>
     </w:p>
     <w:p>
-      <w:pPr>
-        <w:keepLines/>
-        <w:tabs>
-          <w:tab w:pos="425" w:val="left"/>
-          <w:tab w:pos="425" w:val="left"/>
-        </w:tabs>
-        <w:spacing w:after="40" w:line="245" w:lineRule="auto" w:before="0"/>
-        <w:ind w:left="425" w:hanging="198"/>
-      </w:pPr>
-      <w:r>
-        <w:rPr>
-          <w:rFonts w:ascii="Arial" w:hAnsi="Arial" w:eastAsia="Arial"/>
-          <w:sz w:val="21"/>
-        </w:rPr>
+      <w:pPr/>
+      <w:r>
         <w:t>•</w:t>
         <w:tab/>
-        <w:t>Удалять /opt/xpam-script, /root/secure-notes, /root/config-backups, /root/manual-backups или /root/.ssh без понимания последствий.</w:t>
-      </w:r>
-    </w:p>
-    <w:p>
-      <w:pPr>
-        <w:tabs>
-          <w:tab w:pos="425" w:val="left"/>
-          <w:tab w:pos="425" w:val="left"/>
-        </w:tabs>
-        <w:spacing w:after="40" w:before="0"/>
-        <w:ind w:left="425" w:hanging="198"/>
-      </w:pPr>
-      <w:r>
-        <w:rPr>
-          <w:rFonts w:ascii="Arial" w:hAnsi="Arial" w:eastAsia="Arial"/>
-          <w:sz w:val="21"/>
-        </w:rPr>
+        <w:t>Удалять /etc/xpam-script, /opt/xpam-script, /root/secure-notes, /root/config-backups, /root/manual-backups или /root/.ssh без понимания последствий.</w:t>
+      </w:r>
+    </w:p>
+    <w:p>
+      <w:pPr/>
+      <w:r>
         <w:t>•</w:t>
         <w:tab/>
         <w:t>Переключать backend 3x-ui с SQLite на PostgreSQL. XPAM Script поддерживает только SQLite backend /etc/x-ui/x-ui.db.</w:t>
       </w:r>
     </w:p>
     <w:p>
-      <w:pPr>
-        <w:tabs>
-          <w:tab w:pos="425" w:val="left"/>
-          <w:tab w:pos="425" w:val="left"/>
-        </w:tabs>
-        <w:spacing w:after="40" w:before="0"/>
-        <w:ind w:left="425" w:hanging="198"/>
-      </w:pPr>
-      <w:r>
-        <w:rPr>
-          <w:rFonts w:ascii="Arial" w:hAnsi="Arial" w:eastAsia="Arial"/>
-          <w:sz w:val="21"/>
-        </w:rPr>
+      <w:pPr/>
+      <w:r>
         <w:t>•</w:t>
         <w:tab/>
         <w:t>Удалять XPAM-managed VLESS inbound или единственного рабочего VLESS-клиента без заранее созданной и проверенной замены.</w:t>
       </w:r>
     </w:p>
     <w:p>
-      <w:pPr>
-        <w:keepLines/>
-        <w:tabs>
-          <w:tab w:pos="425" w:val="left"/>
-          <w:tab w:pos="425" w:val="left"/>
-        </w:tabs>
-        <w:spacing w:after="40" w:line="245" w:lineRule="auto" w:before="0"/>
-        <w:ind w:left="425" w:hanging="198"/>
-      </w:pPr>
-      <w:r>
-        <w:rPr>
-          <w:rFonts w:ascii="Arial" w:hAnsi="Arial" w:eastAsia="Arial"/>
-          <w:sz w:val="21"/>
-        </w:rPr>
+      <w:pPr/>
+      <w:r>
+        <w:t>•</w:t>
+        <w:tab/>
+        <w:t>Удалять файлы API token, Telegram notify settings, Relay token или secure-notes вручную.</w:t>
+      </w:r>
+    </w:p>
+    <w:p>
+      <w:pPr/>
+      <w:r>
         <w:t>•</w:t>
         <w:tab/>
         <w:t>Публиковать вывод команд --show и --show-secrets.</w:t>
       </w:r>
     </w:p>
     <w:p>
-      <w:pPr>
-        <w:keepLines/>
-        <w:tabs>
-          <w:tab w:pos="425" w:val="left"/>
-          <w:tab w:pos="425" w:val="left"/>
-        </w:tabs>
-        <w:spacing w:after="40" w:line="245" w:lineRule="auto" w:before="0"/>
-        <w:ind w:left="425" w:hanging="198"/>
-      </w:pPr>
-      <w:r>
-        <w:rPr>
-          <w:rFonts w:ascii="Arial" w:hAnsi="Arial" w:eastAsia="Arial"/>
-          <w:sz w:val="21"/>
-        </w:rPr>
+      <w:pPr/>
+      <w:r>
         <w:t>•</w:t>
         <w:tab/>
-        <w:t>Редактировать nginx, HAProxy, systemd, Xray config, x-ui DB и certbot hooks "на глаз".</w:t>
-      </w:r>
-    </w:p>
-    <w:p>
-      <w:pPr>
-        <w:keepLines/>
-        <w:tabs>
-          <w:tab w:pos="425" w:val="left"/>
-          <w:tab w:pos="425" w:val="left"/>
-        </w:tabs>
-        <w:spacing w:after="40" w:line="245" w:lineRule="auto" w:before="0"/>
-        <w:ind w:left="425" w:hanging="198"/>
-      </w:pPr>
-      <w:r>
-        <w:rPr>
-          <w:rFonts w:ascii="Arial" w:hAnsi="Arial" w:eastAsia="Arial"/>
-          <w:sz w:val="21"/>
-        </w:rPr>
+        <w:t>Редактировать nginx, HAProxy, systemd, generated Xray config, x-ui DB и certbot hooks "на глаз".</w:t>
+      </w:r>
+    </w:p>
+    <w:p>
+      <w:pPr/>
+      <w:r>
         <w:t>•</w:t>
         <w:tab/>
         <w:t>Включать Proxy Protocol в 3x-ui без полной переделки HAProxy/nginx/fallback.</w:t>
       </w:r>
     </w:p>
     <w:p>
-      <w:pPr>
-        <w:keepLines/>
-        <w:tabs>
-          <w:tab w:pos="425" w:val="left"/>
-          <w:tab w:pos="425" w:val="left"/>
-        </w:tabs>
-        <w:spacing w:after="40" w:line="245" w:lineRule="auto" w:before="0"/>
-        <w:ind w:left="425" w:hanging="198"/>
-      </w:pPr>
-      <w:r>
-        <w:rPr>
-          <w:rFonts w:ascii="Arial" w:hAnsi="Arial" w:eastAsia="Arial"/>
-          <w:sz w:val="21"/>
-        </w:rPr>
+      <w:pPr/>
+      <w:r>
         <w:t>•</w:t>
         <w:tab/>
-        <w:t>Открывать наружу локальные порты 3x-ui, Xray, MTProto, nginx backend.</w:t>
-      </w:r>
-    </w:p>
-    <w:p>
-      <w:pPr>
-        <w:keepLines/>
-        <w:tabs>
-          <w:tab w:pos="425" w:val="left"/>
-          <w:tab w:pos="425" w:val="left"/>
-        </w:tabs>
-        <w:spacing w:after="40" w:line="245" w:lineRule="auto" w:before="0"/>
-        <w:ind w:left="425" w:hanging="198"/>
-      </w:pPr>
-      <w:r>
-        <w:rPr>
-          <w:rFonts w:ascii="Arial" w:hAnsi="Arial" w:eastAsia="Arial"/>
-          <w:sz w:val="21"/>
-        </w:rPr>
+        <w:t>Открывать наружу локальные порты 3x-ui, Xray, MTProto, nginx backend или Telegram Relay backend.</w:t>
+      </w:r>
+    </w:p>
+    <w:p>
+      <w:pPr/>
+      <w:r>
         <w:t>•</w:t>
         <w:tab/>
         <w:t>Менять /etc/hosts так, чтобы managed domains указывали на 127.0.0.1 или 127.0.1.1.</w:t>
       </w:r>
     </w:p>
     <w:p>
-      <w:pPr>
-        <w:keepLines/>
-        <w:tabs>
-          <w:tab w:pos="425" w:val="left"/>
-          <w:tab w:pos="425" w:val="left"/>
-        </w:tabs>
-        <w:spacing w:after="40" w:line="245" w:lineRule="auto" w:before="0"/>
-        <w:ind w:left="425" w:hanging="198"/>
-      </w:pPr>
-      <w:r>
-        <w:rPr>
-          <w:rFonts w:ascii="Arial" w:hAnsi="Arial" w:eastAsia="Arial"/>
-          <w:sz w:val="21"/>
-        </w:rPr>
+      <w:pPr/>
+      <w:r>
         <w:t>•</w:t>
         <w:tab/>
         <w:t>Публиковать VLESS/MTProto ссылки, bot token, Relay token, WARP private key и private SSH key.</w:t>
       </w:r>
     </w:p>
     <w:p>
-      <w:pPr>
-        <w:keepLines/>
-        <w:tabs>
-          <w:tab w:pos="425" w:val="left"/>
-          <w:tab w:pos="425" w:val="left"/>
-        </w:tabs>
-        <w:spacing w:after="40" w:line="245" w:lineRule="auto" w:before="0"/>
-        <w:ind w:left="425" w:hanging="198"/>
-      </w:pPr>
-      <w:r>
-        <w:rPr>
-          <w:rFonts w:ascii="Arial" w:hAnsi="Arial" w:eastAsia="Arial"/>
-          <w:sz w:val="21"/>
-        </w:rPr>
+      <w:pPr/>
+      <w:r>
         <w:t>•</w:t>
         <w:tab/>
         <w:t>Использовать служебные пути сайта под свои страницы.</w:t>
       </w:r>
     </w:p>
     <w:p>
-      <w:pPr>
-        <w:keepLines/>
-        <w:tabs>
-          <w:tab w:pos="425" w:val="left"/>
-          <w:tab w:pos="425" w:val="left"/>
-        </w:tabs>
-        <w:spacing w:after="40" w:line="245" w:lineRule="auto" w:before="0"/>
-        <w:ind w:left="425" w:hanging="198"/>
-      </w:pPr>
-      <w:r>
-        <w:rPr>
-          <w:rFonts w:ascii="Arial" w:hAnsi="Arial" w:eastAsia="Arial"/>
-          <w:sz w:val="21"/>
-        </w:rPr>
+      <w:pPr/>
+      <w:r>
         <w:t>•</w:t>
         <w:tab/>
         <w:t>Отключать UFW, fail2ban, certbot.timer и cron ради экспериментов.</w:t>
       </w:r>
     </w:p>
     <w:p>
-      <w:pPr>
-        <w:keepLines/>
-        <w:tabs>
-          <w:tab w:pos="425" w:val="left"/>
-          <w:tab w:pos="425" w:val="left"/>
-        </w:tabs>
-        <w:spacing w:after="40" w:line="245" w:lineRule="auto" w:before="0"/>
-        <w:ind w:left="425" w:hanging="198"/>
-      </w:pPr>
-      <w:r>
-        <w:rPr>
-          <w:rFonts w:ascii="Arial" w:hAnsi="Arial" w:eastAsia="Arial"/>
-          <w:sz w:val="21"/>
-        </w:rPr>
+      <w:pPr/>
+      <w:r>
         <w:t>•</w:t>
         <w:tab/>
         <w:t>Вручную переключать сервер на системный WARP/warp-cli без понимания последствий.</w:t>
@@ -11131,14 +10450,8 @@
       </w:r>
     </w:p>
     <w:p>
-      <w:pPr>
-        <w:spacing w:after="60" w:line="245" w:lineRule="auto"/>
-      </w:pPr>
-      <w:r>
-        <w:rPr>
-          <w:rFonts w:ascii="Calibri" w:hAnsi="Calibri" w:eastAsia="Calibri"/>
-          <w:sz w:val="19"/>
-        </w:rPr>
+      <w:pPr/>
+      <w:r>
         <w:t>Что проверять до паники</w:t>
       </w:r>
     </w:p>
@@ -11146,93 +10459,38 @@
       <w:pPr>
         <w:pStyle w:val="Heading2"/>
         <w:keepNext/>
-        <w:keepLines/>
-        <w:pageBreakBefore w:val="0"/>
-        <w:spacing w:before="80" w:after="60" w:line="240" w:lineRule="auto"/>
-      </w:pPr>
-      <w:r>
-        <w:rPr>
-          <w:rFonts w:ascii="Calibri" w:hAnsi="Calibri" w:eastAsia="Calibri"/>
-          <w:sz w:val="25"/>
-        </w:rPr>
+      </w:pPr>
+      <w:r>
         <w:t>18.1. Не входит по SSH после шага 0</w:t>
       </w:r>
     </w:p>
     <w:p>
-      <w:pPr>
-        <w:keepLines/>
-        <w:tabs>
-          <w:tab w:pos="425" w:val="left"/>
-          <w:tab w:pos="425" w:val="left"/>
-        </w:tabs>
-        <w:spacing w:after="40" w:line="245" w:lineRule="auto" w:before="0"/>
-        <w:ind w:left="425" w:hanging="198"/>
-      </w:pPr>
-      <w:r>
-        <w:rPr>
-          <w:rFonts w:ascii="Arial" w:hAnsi="Arial" w:eastAsia="Arial"/>
-          <w:sz w:val="21"/>
-        </w:rPr>
+      <w:pPr/>
+      <w:r>
         <w:t>•</w:t>
         <w:tab/>
         <w:t>Проверьте, что private key выбран в SSH-клиенте.</w:t>
       </w:r>
     </w:p>
     <w:p>
-      <w:pPr>
-        <w:keepLines/>
-        <w:tabs>
-          <w:tab w:pos="425" w:val="left"/>
-          <w:tab w:pos="425" w:val="left"/>
-        </w:tabs>
-        <w:spacing w:after="40" w:line="245" w:lineRule="auto" w:before="0"/>
-        <w:ind w:left="425" w:hanging="198"/>
-      </w:pPr>
-      <w:r>
-        <w:rPr>
-          <w:rFonts w:ascii="Arial" w:hAnsi="Arial" w:eastAsia="Arial"/>
-          <w:sz w:val="21"/>
-        </w:rPr>
+      <w:pPr/>
+      <w:r>
         <w:t>•</w:t>
         <w:tab/>
         <w:t>Проверьте, что public key одной строкой лежит в /root/.ssh/authorized_keys.</w:t>
       </w:r>
     </w:p>
     <w:p>
-      <w:pPr>
-        <w:keepLines/>
-        <w:tabs>
-          <w:tab w:pos="425" w:val="left"/>
-          <w:tab w:pos="425" w:val="left"/>
-        </w:tabs>
-        <w:spacing w:after="40" w:line="245" w:lineRule="auto" w:before="0"/>
-        <w:ind w:left="425" w:hanging="198"/>
-      </w:pPr>
-      <w:r>
-        <w:rPr>
-          <w:rFonts w:ascii="Arial" w:hAnsi="Arial" w:eastAsia="Arial"/>
-          <w:sz w:val="21"/>
-        </w:rPr>
+      <w:pPr/>
+      <w:r>
         <w:t>•</w:t>
         <w:tab/>
         <w:t>Права должны быть: /root/.ssh = 700, authorized_keys = 600.</w:t>
       </w:r>
     </w:p>
     <w:p>
-      <w:pPr>
-        <w:keepLines/>
-        <w:tabs>
-          <w:tab w:pos="425" w:val="left"/>
-          <w:tab w:pos="425" w:val="left"/>
-        </w:tabs>
-        <w:spacing w:after="40" w:line="245" w:lineRule="auto" w:before="0"/>
-        <w:ind w:left="425" w:hanging="198"/>
-      </w:pPr>
-      <w:r>
-        <w:rPr>
-          <w:rFonts w:ascii="Arial" w:hAnsi="Arial" w:eastAsia="Arial"/>
-          <w:sz w:val="21"/>
-        </w:rPr>
+      <w:pPr/>
+      <w:r>
         <w:t>•</w:t>
         <w:tab/>
         <w:t>Если доступ потерян, используйте VNC/Recovery Console провайдера.</w:t>
@@ -11242,52 +10500,22 @@
       <w:pPr>
         <w:pStyle w:val="Heading2"/>
         <w:keepNext/>
-        <w:keepLines/>
-        <w:pageBreakBefore w:val="0"/>
-        <w:spacing w:before="80" w:after="60" w:line="240" w:lineRule="auto"/>
-      </w:pPr>
-      <w:r>
-        <w:rPr>
-          <w:rFonts w:ascii="Calibri" w:hAnsi="Calibri" w:eastAsia="Calibri"/>
-          <w:sz w:val="25"/>
-        </w:rPr>
+      </w:pPr>
+      <w:r>
         <w:t>18.2. Certbot не выдаёт сертификат</w:t>
       </w:r>
     </w:p>
     <w:p>
-      <w:pPr>
-        <w:keepLines/>
-        <w:tabs>
-          <w:tab w:pos="425" w:val="left"/>
-          <w:tab w:pos="425" w:val="left"/>
-        </w:tabs>
-        <w:spacing w:after="40" w:line="245" w:lineRule="auto" w:before="0"/>
-        <w:ind w:left="425" w:hanging="198"/>
-      </w:pPr>
-      <w:r>
-        <w:rPr>
-          <w:rFonts w:ascii="Arial" w:hAnsi="Arial" w:eastAsia="Arial"/>
-          <w:sz w:val="21"/>
-        </w:rPr>
+      <w:pPr/>
+      <w:r>
         <w:t>•</w:t>
         <w:tab/>
         <w:t>Проверьте A-записи доменов на IPv4-адрес VPS.</w:t>
       </w:r>
     </w:p>
     <w:p>
-      <w:pPr>
-        <w:tabs>
-          <w:tab w:pos="425" w:val="left"/>
-          <w:tab w:pos="425" w:val="left"/>
-        </w:tabs>
-        <w:spacing w:after="40" w:before="0"/>
-        <w:ind w:left="425" w:hanging="198"/>
-      </w:pPr>
-      <w:r>
-        <w:rPr>
-          <w:rFonts w:ascii="Arial" w:hAnsi="Arial" w:eastAsia="Arial"/>
-          <w:sz w:val="21"/>
-        </w:rPr>
+      <w:pPr/>
+      <w:r>
         <w:t>•</w:t>
         <w:tab/>
         <w:t>Если Let's Encrypt пишет unauthorized или 404 на /.well-known/acme-challenge/, чаще всего домен смотрит не на текущий VPS, DNS ещё не обновился или webroot обслуживается не тем сервером.</w:t>
@@ -11310,80 +10538,32 @@
       </w:r>
     </w:p>
     <w:p>
-      <w:pPr>
-        <w:keepLines/>
-        <w:tabs>
-          <w:tab w:pos="425" w:val="left"/>
-          <w:tab w:pos="425" w:val="left"/>
-        </w:tabs>
-        <w:spacing w:after="40" w:line="245" w:lineRule="auto" w:before="0"/>
-        <w:ind w:left="425" w:hanging="198"/>
-      </w:pPr>
-      <w:r>
-        <w:rPr>
-          <w:rFonts w:ascii="Arial" w:hAnsi="Arial" w:eastAsia="Arial"/>
-          <w:sz w:val="21"/>
-        </w:rPr>
+      <w:pPr/>
+      <w:r>
         <w:t>•</w:t>
         <w:tab/>
         <w:t>Проверьте, что порт 80 открыт у провайдера.</w:t>
       </w:r>
     </w:p>
     <w:p>
-      <w:pPr>
-        <w:keepLines/>
-        <w:tabs>
-          <w:tab w:pos="425" w:val="left"/>
-          <w:tab w:pos="425" w:val="left"/>
-        </w:tabs>
-        <w:spacing w:after="40" w:line="245" w:lineRule="auto" w:before="0"/>
-        <w:ind w:left="425" w:hanging="198"/>
-      </w:pPr>
-      <w:r>
-        <w:rPr>
-          <w:rFonts w:ascii="Arial" w:hAnsi="Arial" w:eastAsia="Arial"/>
-          <w:sz w:val="21"/>
-        </w:rPr>
+      <w:pPr/>
+      <w:r>
         <w:t>•</w:t>
         <w:tab/>
         <w:t>Убедитесь, что для доменов XPAM Script нет AAAA-записей.</w:t>
       </w:r>
     </w:p>
     <w:p>
-      <w:pPr>
-        <w:keepLines/>
-        <w:tabs>
-          <w:tab w:pos="425" w:val="left"/>
-          <w:tab w:pos="425" w:val="left"/>
-        </w:tabs>
-        <w:spacing w:after="40" w:line="245" w:lineRule="auto" w:before="0"/>
-        <w:ind w:left="425" w:hanging="198"/>
-      </w:pPr>
-      <w:r>
-        <w:rPr>
-          <w:rFonts w:ascii="Arial" w:hAnsi="Arial" w:eastAsia="Arial"/>
-          <w:sz w:val="21"/>
-        </w:rPr>
+      <w:pPr/>
+      <w:r>
         <w:t>•</w:t>
         <w:tab/>
         <w:t>Проверьте, что домен не указывает локально на 127.0.0.1 или 127.0.1.1 в /etc/hosts.</w:t>
       </w:r>
     </w:p>
     <w:p>
-      <w:pPr>
-        <w:keepLines/>
-        <w:tabs>
-          <w:tab w:pos="425" w:val="left"/>
-          <w:tab w:pos="425" w:val="left"/>
-        </w:tabs>
-        <w:spacing w:after="40" w:line="245" w:lineRule="auto" w:before="0"/>
-        <w:ind w:left="425" w:hanging="198"/>
-      </w:pPr>
-      <w:r>
-        <w:rPr>
-          <w:rFonts w:ascii="Arial" w:hAnsi="Arial" w:eastAsia="Arial"/>
-          <w:sz w:val="21"/>
-        </w:rPr>
+      <w:pPr/>
+      <w:r>
         <w:t>•</w:t>
         <w:tab/>
         <w:t>Если DNS только что изменён, подождите распространения записей.</w:t>
@@ -11393,33 +10573,14 @@
       <w:pPr>
         <w:pStyle w:val="Heading2"/>
         <w:keepNext/>
-        <w:keepLines/>
-        <w:pageBreakBefore w:val="0"/>
-        <w:spacing w:before="80" w:after="60" w:line="240" w:lineRule="auto"/>
-      </w:pPr>
-      <w:r>
-        <w:rPr>
-          <w:rFonts w:ascii="Calibri" w:hAnsi="Calibri" w:eastAsia="Calibri"/>
-          <w:sz w:val="25"/>
-        </w:rPr>
+      </w:pPr>
+      <w:r>
         <w:t>18.3. Панель 3x-ui отвечает HTTP 401</w:t>
       </w:r>
     </w:p>
     <w:p>
-      <w:pPr>
-        <w:keepLines/>
-        <w:tabs>
-          <w:tab w:pos="425" w:val="left"/>
-          <w:tab w:pos="425" w:val="left"/>
-        </w:tabs>
-        <w:spacing w:after="40" w:line="245" w:lineRule="auto" w:before="0"/>
-        <w:ind w:left="425" w:hanging="198"/>
-      </w:pPr>
-      <w:r>
-        <w:rPr>
-          <w:rFonts w:ascii="Arial" w:hAnsi="Arial" w:eastAsia="Arial"/>
-          <w:sz w:val="21"/>
-        </w:rPr>
+      <w:pPr/>
+      <w:r>
         <w:t>•</w:t>
         <w:tab/>
         <w:t>Это нормально. Сначала срабатывает Basic Auth nginx. После него открывается логин самой панели 3x-ui.</w:t>
@@ -11429,113 +10590,46 @@
       <w:pPr>
         <w:pStyle w:val="Heading2"/>
         <w:keepNext/>
-        <w:keepLines/>
-        <w:pageBreakBefore w:val="0"/>
-        <w:spacing w:before="80" w:after="60" w:line="240" w:lineRule="auto"/>
-      </w:pPr>
-      <w:r>
-        <w:rPr>
-          <w:rFonts w:ascii="Calibri" w:hAnsi="Calibri" w:eastAsia="Calibri"/>
-          <w:sz w:val="25"/>
-        </w:rPr>
+      </w:pPr>
+      <w:r>
         <w:t>18.4. VLESS не подключается</w:t>
       </w:r>
     </w:p>
     <w:p>
-      <w:pPr>
-        <w:keepLines/>
-        <w:tabs>
-          <w:tab w:pos="425" w:val="left"/>
-          <w:tab w:pos="425" w:val="left"/>
-        </w:tabs>
-        <w:spacing w:after="40" w:line="245" w:lineRule="auto" w:before="0"/>
-        <w:ind w:left="425" w:hanging="198"/>
-      </w:pPr>
-      <w:r>
-        <w:rPr>
-          <w:rFonts w:ascii="Arial" w:hAnsi="Arial" w:eastAsia="Arial"/>
-          <w:sz w:val="21"/>
-        </w:rPr>
+      <w:pPr/>
+      <w:r>
         <w:t>•</w:t>
         <w:tab/>
         <w:t>Запустите sudo &lt;prefix&gt;-health.</w:t>
       </w:r>
     </w:p>
     <w:p>
-      <w:pPr>
-        <w:keepLines/>
-        <w:tabs>
-          <w:tab w:pos="425" w:val="left"/>
-          <w:tab w:pos="425" w:val="left"/>
-        </w:tabs>
-        <w:spacing w:after="40" w:line="245" w:lineRule="auto" w:before="0"/>
-        <w:ind w:left="425" w:hanging="198"/>
-      </w:pPr>
-      <w:r>
-        <w:rPr>
-          <w:rFonts w:ascii="Arial" w:hAnsi="Arial" w:eastAsia="Arial"/>
-          <w:sz w:val="21"/>
-        </w:rPr>
+      <w:pPr/>
+      <w:r>
         <w:t>•</w:t>
         <w:tab/>
         <w:t>Проверьте, что ссылка из sudo &lt;prefix&gt;-vless --show указывает на домен и порт 443.</w:t>
       </w:r>
     </w:p>
     <w:p>
-      <w:pPr>
-        <w:keepLines/>
-        <w:tabs>
-          <w:tab w:pos="425" w:val="left"/>
-          <w:tab w:pos="425" w:val="left"/>
-        </w:tabs>
-        <w:spacing w:after="40" w:line="245" w:lineRule="auto" w:before="0"/>
-        <w:ind w:left="425" w:hanging="198"/>
-      </w:pPr>
-      <w:r>
-        <w:rPr>
-          <w:rFonts w:ascii="Arial" w:hAnsi="Arial" w:eastAsia="Arial"/>
-          <w:sz w:val="21"/>
-        </w:rPr>
+      <w:pPr/>
+      <w:r>
         <w:t>•</w:t>
         <w:tab/>
         <w:t>Проверьте SNI/domain в клиенте.</w:t>
       </w:r>
     </w:p>
     <w:p>
-      <w:pPr>
-        <w:keepLines/>
-        <w:tabs>
-          <w:tab w:pos="425" w:val="left"/>
-          <w:tab w:pos="425" w:val="left"/>
-        </w:tabs>
-        <w:spacing w:after="40" w:line="245" w:lineRule="auto" w:before="0"/>
-        <w:ind w:left="425" w:hanging="198"/>
-      </w:pPr>
-      <w:r>
-        <w:rPr>
-          <w:rFonts w:ascii="Arial" w:hAnsi="Arial" w:eastAsia="Arial"/>
-          <w:sz w:val="21"/>
-        </w:rPr>
+      <w:pPr/>
+      <w:r>
         <w:t>•</w:t>
         <w:tab/>
         <w:t>Проверьте, что inbound в 3x-ui включён.</w:t>
       </w:r>
     </w:p>
     <w:p>
-      <w:pPr>
-        <w:keepLines/>
-        <w:tabs>
-          <w:tab w:pos="425" w:val="left"/>
-          <w:tab w:pos="425" w:val="left"/>
-        </w:tabs>
-        <w:spacing w:after="40" w:line="245" w:lineRule="auto" w:before="0"/>
-        <w:ind w:left="425" w:hanging="198"/>
-      </w:pPr>
-      <w:r>
-        <w:rPr>
-          <w:rFonts w:ascii="Arial" w:hAnsi="Arial" w:eastAsia="Arial"/>
-          <w:sz w:val="21"/>
-        </w:rPr>
+      <w:pPr/>
+      <w:r>
         <w:t>•</w:t>
         <w:tab/>
         <w:t>Не меняли ли вы TLS, fallback, external proxy, sniffing или proxy protocol вручную.</w:t>
@@ -11545,113 +10639,87 @@
       <w:pPr>
         <w:pStyle w:val="Heading2"/>
         <w:keepNext/>
-        <w:keepLines/>
-        <w:pageBreakBefore w:val="0"/>
-        <w:spacing w:before="80" w:after="60" w:line="240" w:lineRule="auto"/>
-      </w:pPr>
-      <w:r>
-        <w:rPr>
-          <w:rFonts w:ascii="Calibri" w:hAnsi="Calibri" w:eastAsia="Calibri"/>
-          <w:sz w:val="25"/>
-        </w:rPr>
-        <w:t>18.5. Telegram уведомления не приходят</w:t>
-      </w:r>
-    </w:p>
-    <w:p>
-      <w:pPr>
-        <w:keepLines/>
-        <w:tabs>
-          <w:tab w:pos="425" w:val="left"/>
-          <w:tab w:pos="425" w:val="left"/>
-        </w:tabs>
-        <w:spacing w:after="40" w:line="245" w:lineRule="auto" w:before="0"/>
-        <w:ind w:left="425" w:hanging="198"/>
-      </w:pPr>
-      <w:r>
-        <w:rPr>
-          <w:rFonts w:ascii="Arial" w:hAnsi="Arial" w:eastAsia="Arial"/>
-          <w:sz w:val="21"/>
-        </w:rPr>
+      </w:pPr>
+      <w:r>
+        <w:t>18.5. После обновления 3x-ui health показывает ошибку</w:t>
+      </w:r>
+    </w:p>
+    <w:p>
+      <w:pPr/>
+      <w:r>
+        <w:t>•</w:t>
+        <w:tab/>
+        <w:t>Запустите sudo &lt;prefix&gt;-health --deep и посмотрите, какой блок дал FAIL.</w:t>
+      </w:r>
+    </w:p>
+    <w:p>
+      <w:pPr/>
+      <w:r>
+        <w:t>•</w:t>
+        <w:tab/>
+        <w:t>Запустите sudo &lt;prefix&gt;-repair, затем повторите sudo &lt;prefix&gt;-health.</w:t>
+      </w:r>
+    </w:p>
+    <w:p>
+      <w:pPr/>
+      <w:r>
+        <w:t>•</w:t>
+        <w:tab/>
+        <w:t>Не правьте /etc/x-ui/x-ui.db и generated Xray config вручную без backup.</w:t>
+      </w:r>
+    </w:p>
+    <w:p>
+      <w:pPr/>
+      <w:r>
+        <w:t>•</w:t>
+        <w:tab/>
+        <w:t>Если ошибка осталась, сохраните лог health/deep-health и проверьте, не изменилась ли схема 3x-ui.</w:t>
+      </w:r>
+    </w:p>
+    <w:p>
+      <w:pPr>
+        <w:pStyle w:val="Heading2"/>
+        <w:keepNext/>
+      </w:pPr>
+      <w:r>
+        <w:t>18.6. Telegram уведомления не приходят</w:t>
+      </w:r>
+    </w:p>
+    <w:p>
+      <w:pPr/>
+      <w:r>
         <w:t>•</w:t>
         <w:tab/>
         <w:t>В Direct режиме проверьте bot token и chat ID.</w:t>
       </w:r>
     </w:p>
     <w:p>
-      <w:pPr>
-        <w:keepLines/>
-        <w:tabs>
-          <w:tab w:pos="425" w:val="left"/>
-          <w:tab w:pos="425" w:val="left"/>
-        </w:tabs>
-        <w:spacing w:after="40" w:line="245" w:lineRule="auto" w:before="0"/>
-        <w:ind w:left="425" w:hanging="198"/>
-      </w:pPr>
-      <w:r>
-        <w:rPr>
-          <w:rFonts w:ascii="Arial" w:hAnsi="Arial" w:eastAsia="Arial"/>
-          <w:sz w:val="21"/>
-        </w:rPr>
+      <w:pPr/>
+      <w:r>
         <w:t>•</w:t>
         <w:tab/>
         <w:t>Проверьте, что бот уже получил /start от пользователя.</w:t>
       </w:r>
     </w:p>
     <w:p>
-      <w:pPr>
-        <w:keepLines/>
-        <w:tabs>
-          <w:tab w:pos="425" w:val="left"/>
-          <w:tab w:pos="425" w:val="left"/>
-        </w:tabs>
-        <w:spacing w:after="40" w:line="245" w:lineRule="auto" w:before="0"/>
-        <w:ind w:left="425" w:hanging="198"/>
-      </w:pPr>
-      <w:r>
-        <w:rPr>
-          <w:rFonts w:ascii="Arial" w:hAnsi="Arial" w:eastAsia="Arial"/>
-          <w:sz w:val="21"/>
-        </w:rPr>
+      <w:pPr/>
+      <w:r>
         <w:t>•</w:t>
         <w:tab/>
         <w:t>В Relay client проверьте Relay URL с завершающим / и Relay token.</w:t>
       </w:r>
     </w:p>
     <w:p>
-      <w:pPr>
-        <w:keepLines/>
-        <w:tabs>
-          <w:tab w:pos="425" w:val="left"/>
-          <w:tab w:pos="425" w:val="left"/>
-        </w:tabs>
-        <w:spacing w:after="40" w:line="245" w:lineRule="auto" w:before="0"/>
-        <w:ind w:left="425" w:hanging="198"/>
-      </w:pPr>
-      <w:r>
-        <w:rPr>
-          <w:rFonts w:ascii="Arial" w:hAnsi="Arial" w:eastAsia="Arial"/>
-          <w:sz w:val="21"/>
-        </w:rPr>
+      <w:pPr/>
+      <w:r>
         <w:t>•</w:t>
         <w:tab/>
         <w:t>На Relay server проверьте telegram-https-relay.service и health.</w:t>
       </w:r>
     </w:p>
     <w:p>
-      <w:pPr>
-        <w:keepLines/>
-        <w:tabs>
-          <w:tab w:pos="425" w:val="left"/>
-          <w:tab w:pos="425" w:val="left"/>
-        </w:tabs>
-        <w:spacing w:after="40" w:line="245" w:lineRule="auto" w:before="0"/>
-        <w:ind w:left="425" w:hanging="198"/>
-      </w:pPr>
-      <w:r>
-        <w:rPr>
-          <w:rFonts w:ascii="Arial" w:hAnsi="Arial" w:eastAsia="Arial"/>
-          <w:sz w:val="21"/>
-        </w:rPr>
+      <w:pPr/>
+      <w:r>
         <w:t>•</w:t>
         <w:tab/>
         <w:t>Помните: уведомления не обязаны приходить каждую неделю при успешной проверке.</w:t>
@@ -11661,93 +10729,87 @@
       <w:pPr>
         <w:pStyle w:val="Heading2"/>
         <w:keepNext/>
-        <w:keepLines/>
-        <w:pageBreakBefore w:val="0"/>
-        <w:spacing w:before="80" w:after="60" w:line="240" w:lineRule="auto"/>
-      </w:pPr>
-      <w:r>
-        <w:rPr>
-          <w:rFonts w:ascii="Calibri" w:hAnsi="Calibri" w:eastAsia="Calibri"/>
-          <w:sz w:val="25"/>
-        </w:rPr>
-        <w:t>18.6. sudo пишет unable to resolve host</w:t>
-      </w:r>
-    </w:p>
-    <w:p>
-      <w:pPr>
-        <w:keepLines/>
-        <w:tabs>
-          <w:tab w:pos="425" w:val="left"/>
-          <w:tab w:pos="425" w:val="left"/>
-        </w:tabs>
-        <w:spacing w:after="40" w:line="245" w:lineRule="auto" w:before="0"/>
-        <w:ind w:left="425" w:hanging="198"/>
-      </w:pPr>
-      <w:r>
-        <w:rPr>
-          <w:rFonts w:ascii="Arial" w:hAnsi="Arial" w:eastAsia="Arial"/>
-          <w:sz w:val="21"/>
-        </w:rPr>
+      </w:pPr>
+      <w:r>
+        <w:t>18.7. MTProto работает в одной сети, но не работает в другой</w:t>
+      </w:r>
+    </w:p>
+    <w:p>
+      <w:pPr/>
+      <w:r>
+        <w:t>•</w:t>
+        <w:tab/>
+        <w:t>Проверьте sudo &lt;prefix&gt;-health и sudo &lt;prefix&gt;-health --deep.</w:t>
+      </w:r>
+    </w:p>
+    <w:p>
+      <w:pPr/>
+      <w:r>
+        <w:t>•</w:t>
+        <w:tab/>
+        <w:t>Откройте https://tg.example.com/health. Ожидаемый результат - 200 OK.</w:t>
+      </w:r>
+    </w:p>
+    <w:p>
+      <w:pPr/>
+      <w:r>
+        <w:t>•</w:t>
+        <w:tab/>
+        <w:t>Проверьте MTProto с другой сети: Wi-Fi, LTE, другой провайдер или desktop-клиент.</w:t>
+      </w:r>
+    </w:p>
+    <w:p>
+      <w:pPr/>
+      <w:r>
+        <w:t>•</w:t>
+        <w:tab/>
+        <w:t>Если server-side health OK, VLESS работает, а MTProto не работает только в одной сети, причина может быть во внешней фильтрации, маршруте или поведении конкретного клиента.</w:t>
+      </w:r>
+    </w:p>
+    <w:p>
+      <w:pPr/>
+      <w:r>
+        <w:t>•</w:t>
+        <w:tab/>
+        <w:t>Не меняйте MTProto config наугад: сначала соберите health/deep-health и сетевую диагностику.</w:t>
+      </w:r>
+    </w:p>
+    <w:p>
+      <w:pPr>
+        <w:pStyle w:val="Heading2"/>
+        <w:keepNext/>
+      </w:pPr>
+      <w:r>
+        <w:t>18.8. sudo пишет unable to resolve host</w:t>
+      </w:r>
+    </w:p>
+    <w:p>
+      <w:pPr/>
+      <w:r>
         <w:t>•</w:t>
         <w:tab/>
         <w:t>Это означает, что системный hostname VPS не резолвится локально через /etc/hosts.</w:t>
       </w:r>
     </w:p>
     <w:p>
-      <w:pPr>
-        <w:keepLines/>
-        <w:tabs>
-          <w:tab w:pos="425" w:val="left"/>
-          <w:tab w:pos="425" w:val="left"/>
-        </w:tabs>
-        <w:spacing w:after="40" w:line="245" w:lineRule="auto" w:before="0"/>
-        <w:ind w:left="425" w:hanging="198"/>
-      </w:pPr>
-      <w:r>
-        <w:rPr>
-          <w:rFonts w:ascii="Arial" w:hAnsi="Arial" w:eastAsia="Arial"/>
-          <w:sz w:val="21"/>
-        </w:rPr>
+      <w:pPr/>
+      <w:r>
         <w:t>•</w:t>
         <w:tab/>
         <w:t>XPAM Script обычно нормализует /etc/hosts автоматически.</w:t>
       </w:r>
     </w:p>
     <w:p>
-      <w:pPr>
-        <w:keepLines/>
-        <w:tabs>
-          <w:tab w:pos="425" w:val="left"/>
-          <w:tab w:pos="425" w:val="left"/>
-        </w:tabs>
-        <w:spacing w:after="40" w:line="245" w:lineRule="auto" w:before="0"/>
-        <w:ind w:left="425" w:hanging="198"/>
-      </w:pPr>
-      <w:r>
-        <w:rPr>
-          <w:rFonts w:ascii="Arial" w:hAnsi="Arial" w:eastAsia="Arial"/>
-          <w:sz w:val="21"/>
-        </w:rPr>
+      <w:pPr/>
+      <w:r>
         <w:t>•</w:t>
         <w:tab/>
         <w:t>Если предупреждение осталось, запустите sudo &lt;prefix&gt;-repair, затем sudo &lt;prefix&gt;-health.</w:t>
       </w:r>
     </w:p>
     <w:p>
-      <w:pPr>
-        <w:keepLines/>
-        <w:tabs>
-          <w:tab w:pos="425" w:val="left"/>
-          <w:tab w:pos="425" w:val="left"/>
-        </w:tabs>
-        <w:spacing w:after="40" w:line="245" w:lineRule="auto" w:before="0"/>
-        <w:ind w:left="425" w:hanging="198"/>
-      </w:pPr>
-      <w:r>
-        <w:rPr>
-          <w:rFonts w:ascii="Arial" w:hAnsi="Arial" w:eastAsia="Arial"/>
-          <w:sz w:val="21"/>
-        </w:rPr>
+      <w:pPr/>
+      <w:r>
         <w:t>•</w:t>
         <w:tab/>
         <w:t>Managed domains XPAM не должны указывать на 127.*; hostname и домены должны быть на public IPv4, если они являются публичными FQDN.</w:t>
@@ -11757,93 +10819,38 @@
       <w:pPr>
         <w:pStyle w:val="Heading2"/>
         <w:keepNext/>
-        <w:keepLines/>
-        <w:pageBreakBefore w:val="0"/>
-        <w:spacing w:before="80" w:after="60" w:line="240" w:lineRule="auto"/>
-      </w:pPr>
-      <w:r>
-        <w:rPr>
-          <w:rFonts w:ascii="Calibri" w:hAnsi="Calibri" w:eastAsia="Calibri"/>
-          <w:sz w:val="25"/>
-        </w:rPr>
-        <w:t>18.7. Команда &lt;prefix&gt;-links не показывает VLESS/MTProto ссылки</w:t>
-      </w:r>
-    </w:p>
-    <w:p>
-      <w:pPr>
-        <w:keepLines/>
-        <w:tabs>
-          <w:tab w:pos="425" w:val="left"/>
-          <w:tab w:pos="425" w:val="left"/>
-        </w:tabs>
-        <w:spacing w:after="40" w:line="245" w:lineRule="auto" w:before="0"/>
-        <w:ind w:left="425" w:hanging="198"/>
-      </w:pPr>
-      <w:r>
-        <w:rPr>
-          <w:rFonts w:ascii="Arial" w:hAnsi="Arial" w:eastAsia="Arial"/>
-          <w:sz w:val="21"/>
-        </w:rPr>
+      </w:pPr>
+      <w:r>
+        <w:t>18.9. Команда &lt;prefix&gt;-links не показывает VLESS/MTProto ссылки</w:t>
+      </w:r>
+    </w:p>
+    <w:p>
+      <w:pPr/>
+      <w:r>
         <w:t>•</w:t>
         <w:tab/>
         <w:t>Это нормальное поведение: секреты не печатаются по умолчанию.</w:t>
       </w:r>
     </w:p>
     <w:p>
-      <w:pPr>
-        <w:keepLines/>
-        <w:tabs>
-          <w:tab w:pos="425" w:val="left"/>
-          <w:tab w:pos="425" w:val="left"/>
-        </w:tabs>
-        <w:spacing w:after="40" w:line="245" w:lineRule="auto" w:before="0"/>
-        <w:ind w:left="425" w:hanging="198"/>
-      </w:pPr>
-      <w:r>
-        <w:rPr>
-          <w:rFonts w:ascii="Arial" w:hAnsi="Arial" w:eastAsia="Arial"/>
-          <w:sz w:val="21"/>
-        </w:rPr>
+      <w:pPr/>
+      <w:r>
         <w:t>•</w:t>
         <w:tab/>
         <w:t>Для VLESS используйте sudo &lt;prefix&gt;-vless --show.</w:t>
       </w:r>
     </w:p>
     <w:p>
-      <w:pPr>
-        <w:keepLines/>
-        <w:tabs>
-          <w:tab w:pos="425" w:val="left"/>
-          <w:tab w:pos="425" w:val="left"/>
-        </w:tabs>
-        <w:spacing w:after="40" w:line="245" w:lineRule="auto" w:before="0"/>
-        <w:ind w:left="425" w:hanging="198"/>
-      </w:pPr>
-      <w:r>
-        <w:rPr>
-          <w:rFonts w:ascii="Arial" w:hAnsi="Arial" w:eastAsia="Arial"/>
-          <w:sz w:val="21"/>
-        </w:rPr>
+      <w:pPr/>
+      <w:r>
         <w:t>•</w:t>
         <w:tab/>
         <w:t>Для MTProto используйте sudo &lt;prefix&gt;-tg --show.</w:t>
       </w:r>
     </w:p>
     <w:p>
-      <w:pPr>
-        <w:keepLines/>
-        <w:tabs>
-          <w:tab w:pos="425" w:val="left"/>
-          <w:tab w:pos="425" w:val="left"/>
-        </w:tabs>
-        <w:spacing w:after="40" w:line="245" w:lineRule="auto" w:before="0"/>
-        <w:ind w:left="425" w:hanging="198"/>
-      </w:pPr>
-      <w:r>
-        <w:rPr>
-          <w:rFonts w:ascii="Arial" w:hAnsi="Arial" w:eastAsia="Arial"/>
-          <w:sz w:val="21"/>
-        </w:rPr>
+      <w:pPr/>
+      <w:r>
         <w:t>•</w:t>
         <w:tab/>
         <w:t>Для полного вывода используйте sudo &lt;prefix&gt;-links --show-secrets и не публикуйте результат.</w:t>
@@ -11853,92 +10860,38 @@
       <w:pPr>
         <w:pStyle w:val="Heading2"/>
         <w:keepNext/>
-        <w:keepLines/>
-        <w:pageBreakBefore w:val="0"/>
-        <w:spacing w:before="80" w:after="60" w:line="240" w:lineRule="auto"/>
-      </w:pPr>
-      <w:r>
-        <w:rPr>
-          <w:rFonts w:ascii="Calibri" w:hAnsi="Calibri" w:eastAsia="Calibri"/>
-          <w:sz w:val="25"/>
-        </w:rPr>
-        <w:t>18.8. В /root остались непонятные файлы</w:t>
-      </w:r>
-    </w:p>
-    <w:p>
-      <w:pPr>
-        <w:keepLines/>
-        <w:tabs>
-          <w:tab w:pos="425" w:val="left"/>
-          <w:tab w:pos="425" w:val="left"/>
-        </w:tabs>
-        <w:spacing w:after="40" w:line="245" w:lineRule="auto" w:before="0"/>
-        <w:ind w:left="425" w:hanging="198"/>
-      </w:pPr>
-      <w:r>
-        <w:rPr>
-          <w:rFonts w:ascii="Arial" w:hAnsi="Arial" w:eastAsia="Arial"/>
-          <w:sz w:val="21"/>
-        </w:rPr>
+      </w:pPr>
+      <w:r>
+        <w:t>18.10. В /root остались непонятные файлы</w:t>
+      </w:r>
+    </w:p>
+    <w:p>
+      <w:pPr/>
+      <w:r>
         <w:t>•</w:t>
         <w:tab/>
         <w:t>После установки выполните финальную production-очистку через меню.</w:t>
       </w:r>
     </w:p>
     <w:p>
-      <w:pPr>
-        <w:keepLines/>
-        <w:tabs>
-          <w:tab w:pos="425" w:val="left"/>
-          <w:tab w:pos="425" w:val="left"/>
-        </w:tabs>
-        <w:spacing w:after="40" w:line="245" w:lineRule="auto" w:before="0"/>
-        <w:ind w:left="425" w:hanging="198"/>
-      </w:pPr>
-      <w:r>
-        <w:rPr>
-          <w:rFonts w:ascii="Arial" w:hAnsi="Arial" w:eastAsia="Arial"/>
-          <w:sz w:val="21"/>
-        </w:rPr>
+      <w:pPr/>
+      <w:r>
         <w:t>•</w:t>
         <w:tab/>
         <w:t>Оставшиеся /root/secure-notes, /root/config-backups, /root/manual-backups и /root/.ssh - это не мусор.</w:t>
       </w:r>
     </w:p>
     <w:p>
-      <w:pPr>
-        <w:keepLines/>
-        <w:tabs>
-          <w:tab w:pos="425" w:val="left"/>
-          <w:tab w:pos="425" w:val="left"/>
-        </w:tabs>
-        <w:spacing w:after="40" w:line="245" w:lineRule="auto" w:before="0"/>
-        <w:ind w:left="425" w:hanging="198"/>
-      </w:pPr>
-      <w:r>
-        <w:rPr>
-          <w:rFonts w:ascii="Arial" w:hAnsi="Arial" w:eastAsia="Arial"/>
-          <w:sz w:val="21"/>
-        </w:rPr>
+      <w:pPr/>
+      <w:r>
         <w:t>•</w:t>
         <w:tab/>
         <w:t>Если вы сами создавали файлы через tee или ручные тесты, очистка может удалить типовые health/debug-хвосты, но пользовательские файлы в защищённых папках не трогает.</w:t>
       </w:r>
     </w:p>
     <w:p>
-      <w:pPr>
-        <w:tabs>
-          <w:tab w:pos="425" w:val="left"/>
-          <w:tab w:pos="425" w:val="left"/>
-        </w:tabs>
-        <w:spacing w:after="40" w:before="0"/>
-        <w:ind w:left="425" w:hanging="198"/>
-      </w:pPr>
-      <w:r>
-        <w:rPr>
-          <w:rFonts w:ascii="Arial" w:hAnsi="Arial" w:eastAsia="Arial"/>
-          <w:sz w:val="21"/>
-        </w:rPr>
+      <w:pPr/>
+      <w:r>
         <w:t>•</w:t>
         <w:tab/>
         <w:t>Типовые хвосты /root/xpam-script-v*.log относятся к установочным/диагностическим логам и очищаются финальной production-очисткой или weekly cleanup.</w:t>
@@ -11948,72 +10901,30 @@
       <w:pPr>
         <w:pStyle w:val="Heading2"/>
         <w:keepNext/>
-        <w:keepLines/>
-        <w:pageBreakBefore w:val="0"/>
-        <w:spacing w:before="80" w:after="60" w:line="240" w:lineRule="auto"/>
-      </w:pPr>
-      <w:r>
-        <w:rPr>
-          <w:sz w:val="25"/>
-        </w:rPr>
-        <w:t>18.9. На MTProto-домене /v1 показывает unauthorized</w:t>
-      </w:r>
-    </w:p>
-    <w:p>
-      <w:pPr>
-        <w:keepLines/>
-        <w:tabs>
-          <w:tab w:pos="425" w:val="left"/>
-          <w:tab w:pos="425" w:val="left"/>
-        </w:tabs>
-        <w:spacing w:after="40" w:line="245" w:lineRule="auto" w:before="0"/>
-        <w:ind w:left="425" w:hanging="198"/>
-      </w:pPr>
-      <w:r>
-        <w:rPr>
-          <w:rFonts w:ascii="Arial" w:hAnsi="Arial" w:eastAsia="Arial"/>
-          <w:sz w:val="21"/>
-        </w:rPr>
+      </w:pPr>
+      <w:r>
+        <w:t>18.11. На MTProto-домене /v1 показывает unauthorized</w:t>
+      </w:r>
+    </w:p>
+    <w:p>
+      <w:pPr/>
+      <w:r>
         <w:t>•</w:t>
         <w:tab/>
         <w:t>/v1 - служебный HTTPS Relay/API endpoint. Без Bearer token он должен возвращать 401 Unauthorized.</w:t>
       </w:r>
     </w:p>
     <w:p>
-      <w:pPr>
-        <w:keepLines/>
-        <w:tabs>
-          <w:tab w:pos="425" w:val="left"/>
-          <w:tab w:pos="425" w:val="left"/>
-        </w:tabs>
-        <w:spacing w:after="40" w:line="245" w:lineRule="auto" w:before="0"/>
-        <w:ind w:left="425" w:hanging="198"/>
-      </w:pPr>
-      <w:r>
-        <w:rPr>
-          <w:rFonts w:ascii="Arial" w:hAnsi="Arial" w:eastAsia="Arial"/>
-          <w:sz w:val="21"/>
-        </w:rPr>
+      <w:pPr/>
+      <w:r>
         <w:t>•</w:t>
         <w:tab/>
         <w:t>Для обычной проверки в браузере используйте https://tg.example.com/health. Он должен возвращать 200 OK.</w:t>
       </w:r>
     </w:p>
     <w:p>
-      <w:pPr>
-        <w:keepLines/>
-        <w:tabs>
-          <w:tab w:pos="425" w:val="left"/>
-          <w:tab w:pos="425" w:val="left"/>
-        </w:tabs>
-        <w:spacing w:after="40" w:line="245" w:lineRule="auto" w:before="0"/>
-        <w:ind w:left="425" w:hanging="198"/>
-      </w:pPr>
-      <w:r>
-        <w:rPr>
-          <w:rFonts w:ascii="Arial" w:hAnsi="Arial" w:eastAsia="Arial"/>
-          <w:sz w:val="21"/>
-        </w:rPr>
+      <w:pPr/>
+      <w:r>
         <w:t>•</w:t>
         <w:tab/>
         <w:t>Если /health работает, а /v1 показывает JSON unauthorized, это штатное поведение, а не ошибка TLS-сертификата.</w:t>
@@ -12022,131 +10933,108 @@
     <w:p>
       <w:pPr>
         <w:pStyle w:val="Heading2"/>
-      </w:pPr>
-      <w:r>
-        <w:t>18.10. WARP показывает warning про reserved bytes</w:t>
-      </w:r>
-    </w:p>
-    <w:p>
-      <w:pPr>
-        <w:tabs>
-          <w:tab w:pos="425" w:val="left"/>
-          <w:tab w:pos="425" w:val="left"/>
-        </w:tabs>
-        <w:spacing w:after="40" w:before="0"/>
-        <w:ind w:left="425" w:hanging="198"/>
-      </w:pPr>
-      <w:r>
-        <w:rPr>
-          <w:rFonts w:ascii="Arial" w:hAnsi="Arial" w:eastAsia="Arial"/>
-          <w:sz w:val="21"/>
-        </w:rPr>
+        <w:keepNext/>
+      </w:pPr>
+      <w:r>
+        <w:t>18.12. WARP показывает warning</w:t>
+      </w:r>
+    </w:p>
+    <w:p>
+      <w:pPr/>
+      <w:r>
         <w:t>•</w:t>
         <w:tab/>
-        <w:t>Cloudflare WARP обычно использует 3 reserved bytes/clientid. Если текущий 3x-ui создал WARP outbound с пустым reserved, deep health покажет WARN, но не FAIL.</w:t>
-      </w:r>
-    </w:p>
-    <w:p>
-      <w:pPr>
-        <w:tabs>
-          <w:tab w:pos="425" w:val="left"/>
-          <w:tab w:pos="425" w:val="left"/>
-        </w:tabs>
-        <w:spacing w:after="40" w:before="0"/>
-        <w:ind w:left="425" w:hanging="198"/>
-      </w:pPr>
-      <w:r>
-        <w:rPr>
-          <w:rFonts w:ascii="Arial" w:hAnsi="Arial" w:eastAsia="Arial"/>
-          <w:sz w:val="21"/>
-        </w:rPr>
+        <w:t>Повторите WARP-настройку через меню XPAM Script.</w:t>
+      </w:r>
+    </w:p>
+    <w:p>
+      <w:pPr/>
+      <w:r>
         <w:t>•</w:t>
         <w:tab/>
-        <w:t>XPAM Script не выдумывает reserved bytes, не копирует их с других серверов и не ставит 0,0,0 автоматически.</w:t>
-      </w:r>
-    </w:p>
-    <w:p>
-      <w:pPr>
-        <w:tabs>
-          <w:tab w:pos="425" w:val="left"/>
-          <w:tab w:pos="425" w:val="left"/>
-        </w:tabs>
-        <w:spacing w:after="40" w:before="0"/>
-        <w:ind w:left="425" w:hanging="198"/>
-      </w:pPr>
-      <w:r>
-        <w:rPr>
-          <w:rFonts w:ascii="Arial" w:hAnsi="Arial" w:eastAsia="Arial"/>
-          <w:sz w:val="21"/>
-        </w:rPr>
+        <w:t>Не копируйте WARP-ключи и reserved-значения с других серверов.</w:t>
+      </w:r>
+    </w:p>
+    <w:p>
+      <w:pPr/>
+      <w:r>
         <w:t>•</w:t>
         <w:tab/>
-        <w:t>Если WARP работает, default route сервера не ушёл в wg0, а DNS сервера не ушёл в WARP, сервер можно считать рабочим. Профиль с корректными reserved bytes предпочтительнее.</w:t>
-      </w:r>
-    </w:p>
-    <w:p>
-      <w:pPr>
-        <w:pStyle w:val="Heading2"/>
-      </w:pPr>
-      <w:r>
-        <w:t>18.11. SSH оборвался при WARP-нормализации</w:t>
-      </w:r>
-    </w:p>
-    <w:p>
-      <w:pPr>
-        <w:tabs>
-          <w:tab w:pos="425" w:val="left"/>
-          <w:tab w:pos="425" w:val="left"/>
-        </w:tabs>
-        <w:spacing w:after="40" w:before="0"/>
-        <w:ind w:left="425" w:hanging="198"/>
-      </w:pPr>
-      <w:r>
-        <w:rPr>
-          <w:rFonts w:ascii="Arial" w:hAnsi="Arial" w:eastAsia="Arial"/>
-          <w:sz w:val="21"/>
-        </w:rPr>
+        <w:t>Если WARP не нужен, отключите его через WARP reset.</w:t>
+      </w:r>
+    </w:p>
+    <w:p>
+      <w:pPr/>
+      <w:r>
         <w:t>•</w:t>
         <w:tab/>
-        <w:t>Если SSH-сессия идёт через тот же VLESS/Xray, который перезапускается при WARP-нормализации, соединение может оборваться. Это не означает, что VPS сломан.</w:t>
-      </w:r>
-    </w:p>
-    <w:p>
-      <w:pPr>
-        <w:tabs>
-          <w:tab w:pos="425" w:val="left"/>
-          <w:tab w:pos="425" w:val="left"/>
-        </w:tabs>
-        <w:spacing w:after="40" w:before="0"/>
-        <w:ind w:left="425" w:hanging="198"/>
-      </w:pPr>
-      <w:r>
-        <w:rPr>
-          <w:rFonts w:ascii="Arial" w:hAnsi="Arial" w:eastAsia="Arial"/>
-          <w:sz w:val="21"/>
-        </w:rPr>
+        <w:t>Если WARP отключён, health должен считать отсутствие WARP нормальным состоянием.</w:t>
+      </w:r>
+    </w:p>
+    <w:p>
+      <w:pPr>
+        <w:pStyle w:val="Heading2"/>
+        <w:keepNext/>
+      </w:pPr>
+      <w:r>
+        <w:t>18.13. WARP отключён, но sniffing остался включён</w:t>
+      </w:r>
+    </w:p>
+    <w:p>
+      <w:pPr/>
+      <w:r>
+        <w:t>•</w:t>
+        <w:tab/>
+        <w:t>Для Profile 1 / direct VLESS это штатное состояние: Route-only sniffing является baseline этого профиля.</w:t>
+      </w:r>
+    </w:p>
+    <w:p>
+      <w:pPr/>
+      <w:r>
+        <w:t>•</w:t>
+        <w:tab/>
+        <w:t>Для Profile 2/3 / HAProxy + MTProto после WARP reset sniffing должен вернуться в OFF.</w:t>
+      </w:r>
+    </w:p>
+    <w:p>
+      <w:pPr/>
+      <w:r>
+        <w:t>•</w:t>
+        <w:tab/>
+        <w:t>Если сомневаетесь, запустите sudo &lt;prefix&gt;-health --deep и смотрите профильную строку sniffing.</w:t>
+      </w:r>
+    </w:p>
+    <w:p>
+      <w:pPr>
+        <w:pStyle w:val="Heading2"/>
+        <w:keepNext/>
+      </w:pPr>
+      <w:r>
+        <w:t>18.14. SSH оборвался при WARP-настройке или WARP reset</w:t>
+      </w:r>
+    </w:p>
+    <w:p>
+      <w:pPr/>
+      <w:r>
+        <w:t>•</w:t>
+        <w:tab/>
+        <w:t>Если SSH-сессия идёт через тот же VLESS/Xray, который перезапускается при WARP-действиях, соединение может оборваться. Это не означает, что VPS сломан.</w:t>
+      </w:r>
+    </w:p>
+    <w:p>
+      <w:pPr/>
+      <w:r>
         <w:t>•</w:t>
         <w:tab/>
         <w:t>Подключитесь к серверу снова напрямую или тем же способом после 30-60 секунд и выполните sudo &lt;prefix&gt;-health.</w:t>
       </w:r>
     </w:p>
     <w:p>
-      <w:pPr>
-        <w:tabs>
-          <w:tab w:pos="425" w:val="left"/>
-          <w:tab w:pos="425" w:val="left"/>
-        </w:tabs>
-        <w:spacing w:after="40" w:before="0"/>
-        <w:ind w:left="425" w:hanging="198"/>
-      </w:pPr>
-      <w:r>
-        <w:rPr>
-          <w:rFonts w:ascii="Arial" w:hAnsi="Arial" w:eastAsia="Arial"/>
-          <w:sz w:val="21"/>
-        </w:rPr>
+      <w:pPr/>
+      <w:r>
         <w:t>•</w:t>
         <w:tab/>
-        <w:t>Если health показывает OK, нормализация WARP прошла штатно.</w:t>
+        <w:t>Если health показывает OK, действие прошло штатно.</w:t>
       </w:r>
     </w:p>
     <w:p>
@@ -12655,398 +11543,15 @@
       </w:r>
     </w:p>
     <w:p>
-      <w:pPr>
-        <w:spacing w:after="60" w:line="245" w:lineRule="auto"/>
-      </w:pPr>
-      <w:r>
-        <w:rPr>
-          <w:rFonts w:ascii="Calibri" w:hAnsi="Calibri" w:eastAsia="Calibri"/>
-          <w:sz w:val="19"/>
-        </w:rPr>
+      <w:pPr/>
+      <w:r>
         <w:t>Что она удаляет и зачем</w:t>
       </w:r>
     </w:p>
     <w:p>
-      <w:pPr>
-        <w:spacing w:after="60" w:line="245" w:lineRule="auto"/>
-      </w:pPr>
-      <w:r>
-        <w:rPr>
-          <w:rFonts w:ascii="Calibri" w:hAnsi="Calibri" w:eastAsia="Calibri"/>
-          <w:sz w:val="19"/>
-        </w:rPr>
+      <w:pPr/>
+      <w:r>
         <w:t>Финальная production-очистка запускается через sudo &lt;prefix&gt;-install -&gt; 7) Дополнительно -&gt; 4) Финальная production-очистка. Её стоит выполнить после того, как сайты, VLESS, MTProto, health и нужные опциональные функции уже проверены.</w:t>
-      </w:r>
-    </w:p>
-    <w:p>
-      <w:pPr>
-        <w:pStyle w:val="Heading2"/>
-        <w:keepNext/>
-        <w:keepLines/>
-        <w:pageBreakBefore w:val="0"/>
-        <w:spacing w:before="80" w:after="60" w:line="240" w:lineRule="auto"/>
-      </w:pPr>
-      <w:r>
-        <w:rPr>
-          <w:rFonts w:ascii="Calibri" w:hAnsi="Calibri" w:eastAsia="Calibri"/>
-          <w:sz w:val="25"/>
-        </w:rPr>
-        <w:t>20.1. Что удаляется</w:t>
-      </w:r>
-    </w:p>
-    <w:p>
-      <w:pPr>
-        <w:keepLines/>
-        <w:tabs>
-          <w:tab w:pos="425" w:val="left"/>
-          <w:tab w:pos="425" w:val="left"/>
-        </w:tabs>
-        <w:spacing w:after="40" w:line="245" w:lineRule="auto" w:before="0"/>
-        <w:ind w:left="425" w:hanging="198"/>
-      </w:pPr>
-      <w:r>
-        <w:rPr>
-          <w:rFonts w:ascii="Arial" w:hAnsi="Arial" w:eastAsia="Arial"/>
-          <w:sz w:val="21"/>
-        </w:rPr>
-        <w:t>•</w:t>
-        <w:tab/>
-        <w:t>Установочные архивы XPAM Script и .sha256.</w:t>
-      </w:r>
-    </w:p>
-    <w:p>
-      <w:pPr>
-        <w:keepLines/>
-        <w:tabs>
-          <w:tab w:pos="425" w:val="left"/>
-          <w:tab w:pos="425" w:val="left"/>
-        </w:tabs>
-        <w:spacing w:after="40" w:line="245" w:lineRule="auto" w:before="0"/>
-        <w:ind w:left="425" w:hanging="198"/>
-      </w:pPr>
-      <w:r>
-        <w:rPr>
-          <w:rFonts w:ascii="Arial" w:hAnsi="Arial" w:eastAsia="Arial"/>
-          <w:sz w:val="21"/>
-        </w:rPr>
-        <w:t>•</w:t>
-        <w:tab/>
-        <w:t>Распакованная папка установки.</w:t>
-      </w:r>
-    </w:p>
-    <w:p>
-      <w:pPr>
-        <w:keepLines/>
-        <w:tabs>
-          <w:tab w:pos="425" w:val="left"/>
-          <w:tab w:pos="425" w:val="left"/>
-        </w:tabs>
-        <w:spacing w:after="40" w:line="245" w:lineRule="auto" w:before="0"/>
-        <w:ind w:left="425" w:hanging="198"/>
-      </w:pPr>
-      <w:r>
-        <w:rPr>
-          <w:rFonts w:ascii="Arial" w:hAnsi="Arial" w:eastAsia="Arial"/>
-          <w:sz w:val="21"/>
-        </w:rPr>
-        <w:t>•</w:t>
-        <w:tab/>
-        <w:t>Временные install/debug файлы.</w:t>
-      </w:r>
-    </w:p>
-    <w:p>
-      <w:pPr>
-        <w:keepLines/>
-        <w:tabs>
-          <w:tab w:pos="425" w:val="left"/>
-          <w:tab w:pos="425" w:val="left"/>
-        </w:tabs>
-        <w:spacing w:after="40" w:line="245" w:lineRule="auto" w:before="0"/>
-        <w:ind w:left="425" w:hanging="198"/>
-      </w:pPr>
-      <w:r>
-        <w:rPr>
-          <w:rFonts w:ascii="Arial" w:hAnsi="Arial" w:eastAsia="Arial"/>
-          <w:sz w:val="21"/>
-        </w:rPr>
-        <w:t>•</w:t>
-        <w:tab/>
-        <w:t>/root/xpam-install и /root/xpam-release-build.</w:t>
-      </w:r>
-    </w:p>
-    <w:p>
-      <w:pPr>
-        <w:keepLines/>
-        <w:tabs>
-          <w:tab w:pos="425" w:val="left"/>
-          <w:tab w:pos="425" w:val="left"/>
-        </w:tabs>
-        <w:spacing w:after="40" w:line="245" w:lineRule="auto" w:before="0"/>
-        <w:ind w:left="425" w:hanging="198"/>
-      </w:pPr>
-      <w:r>
-        <w:rPr>
-          <w:rFonts w:ascii="Arial" w:hAnsi="Arial" w:eastAsia="Arial"/>
-          <w:sz w:val="21"/>
-        </w:rPr>
-        <w:t>•</w:t>
-        <w:tab/>
-        <w:t>Типовые health/debug test-файлы в /root.</w:t>
-      </w:r>
-    </w:p>
-    <w:p>
-      <w:pPr>
-        <w:tabs>
-          <w:tab w:pos="425" w:val="left"/>
-          <w:tab w:pos="425" w:val="left"/>
-        </w:tabs>
-        <w:spacing w:after="40" w:before="0"/>
-        <w:ind w:left="425" w:hanging="198"/>
-      </w:pPr>
-      <w:r>
-        <w:rPr>
-          <w:rFonts w:ascii="Arial" w:hAnsi="Arial" w:eastAsia="Arial"/>
-          <w:sz w:val="21"/>
-        </w:rPr>
-        <w:t>•</w:t>
-        <w:tab/>
-        <w:t>/root/xpam-script-v*.log - временные установочные и диагностические логи.</w:t>
-      </w:r>
-    </w:p>
-    <w:p>
-      <w:pPr>
-        <w:keepLines/>
-        <w:tabs>
-          <w:tab w:pos="425" w:val="left"/>
-          <w:tab w:pos="425" w:val="left"/>
-        </w:tabs>
-        <w:spacing w:after="40" w:line="245" w:lineRule="auto" w:before="0"/>
-        <w:ind w:left="425" w:hanging="198"/>
-      </w:pPr>
-      <w:r>
-        <w:rPr>
-          <w:rFonts w:ascii="Arial" w:hAnsi="Arial" w:eastAsia="Arial"/>
-          <w:sz w:val="21"/>
-        </w:rPr>
-        <w:t>•</w:t>
-        <w:tab/>
-        <w:t>Пустые /root/.local и /root/.ansible, если внутри нет пользовательских файлов.</w:t>
-      </w:r>
-    </w:p>
-    <w:p>
-      <w:pPr>
-        <w:keepLines/>
-        <w:tabs>
-          <w:tab w:pos="425" w:val="left"/>
-          <w:tab w:pos="425" w:val="left"/>
-        </w:tabs>
-        <w:spacing w:after="40" w:line="245" w:lineRule="auto" w:before="0"/>
-        <w:ind w:left="425" w:hanging="198"/>
-      </w:pPr>
-      <w:r>
-        <w:rPr>
-          <w:rFonts w:ascii="Arial" w:hAnsi="Arial" w:eastAsia="Arial"/>
-          <w:sz w:val="21"/>
-        </w:rPr>
-        <w:t>•</w:t>
-        <w:tab/>
-        <w:t>/tmp/xpam-* и /var/tmp/xpam-*.</w:t>
-      </w:r>
-    </w:p>
-    <w:p>
-      <w:pPr>
-        <w:keepLines/>
-        <w:tabs>
-          <w:tab w:pos="425" w:val="left"/>
-          <w:tab w:pos="425" w:val="left"/>
-        </w:tabs>
-        <w:spacing w:after="40" w:line="245" w:lineRule="auto" w:before="0"/>
-        <w:ind w:left="425" w:hanging="198"/>
-      </w:pPr>
-      <w:r>
-        <w:rPr>
-          <w:rFonts w:ascii="Arial" w:hAnsi="Arial" w:eastAsia="Arial"/>
-          <w:sz w:val="21"/>
-        </w:rPr>
-        <w:t>•</w:t>
-        <w:tab/>
-        <w:t>Стандартный /var/www/html, если он не нужен.</w:t>
-      </w:r>
-    </w:p>
-    <w:p>
-      <w:pPr>
-        <w:keepLines/>
-        <w:tabs>
-          <w:tab w:pos="425" w:val="left"/>
-          <w:tab w:pos="425" w:val="left"/>
-        </w:tabs>
-        <w:spacing w:after="40" w:line="245" w:lineRule="auto" w:before="0"/>
-        <w:ind w:left="425" w:hanging="198"/>
-      </w:pPr>
-      <w:r>
-        <w:rPr>
-          <w:rFonts w:ascii="Arial" w:hAnsi="Arial" w:eastAsia="Arial"/>
-          <w:sz w:val="21"/>
-        </w:rPr>
-        <w:t>•</w:t>
-        <w:tab/>
-        <w:t>Часть apt cache и старые журналы systemd.</w:t>
-      </w:r>
-    </w:p>
-    <w:p>
-      <w:pPr>
-        <w:pStyle w:val="Heading2"/>
-        <w:keepNext/>
-        <w:keepLines/>
-        <w:pageBreakBefore w:val="0"/>
-        <w:spacing w:before="80" w:after="60" w:line="240" w:lineRule="auto"/>
-      </w:pPr>
-      <w:r>
-        <w:rPr>
-          <w:rFonts w:ascii="Calibri" w:hAnsi="Calibri" w:eastAsia="Calibri"/>
-          <w:sz w:val="25"/>
-        </w:rPr>
-        <w:t>20.2. Что остаётся</w:t>
-      </w:r>
-    </w:p>
-    <w:p>
-      <w:pPr>
-        <w:keepLines/>
-        <w:tabs>
-          <w:tab w:pos="425" w:val="left"/>
-          <w:tab w:pos="425" w:val="left"/>
-        </w:tabs>
-        <w:spacing w:after="40" w:line="245" w:lineRule="auto" w:before="0"/>
-        <w:ind w:left="425" w:hanging="198"/>
-      </w:pPr>
-      <w:r>
-        <w:rPr>
-          <w:rFonts w:ascii="Arial" w:hAnsi="Arial" w:eastAsia="Arial"/>
-          <w:sz w:val="21"/>
-        </w:rPr>
-        <w:t>•</w:t>
-        <w:tab/>
-        <w:t>/opt/xpam-script - runtime XPAM Script.</w:t>
-      </w:r>
-    </w:p>
-    <w:p>
-      <w:pPr>
-        <w:keepLines/>
-        <w:tabs>
-          <w:tab w:pos="425" w:val="left"/>
-          <w:tab w:pos="425" w:val="left"/>
-        </w:tabs>
-        <w:spacing w:after="40" w:line="245" w:lineRule="auto" w:before="0"/>
-        <w:ind w:left="425" w:hanging="198"/>
-      </w:pPr>
-      <w:r>
-        <w:rPr>
-          <w:rFonts w:ascii="Arial" w:hAnsi="Arial" w:eastAsia="Arial"/>
-          <w:sz w:val="21"/>
-        </w:rPr>
-        <w:t>•</w:t>
-        <w:tab/>
-        <w:t>/root/secure-notes - пароли, ссылки и токены.</w:t>
-      </w:r>
-    </w:p>
-    <w:p>
-      <w:pPr>
-        <w:keepLines/>
-        <w:tabs>
-          <w:tab w:pos="425" w:val="left"/>
-          <w:tab w:pos="425" w:val="left"/>
-        </w:tabs>
-        <w:spacing w:after="40" w:line="245" w:lineRule="auto" w:before="0"/>
-        <w:ind w:left="425" w:hanging="198"/>
-      </w:pPr>
-      <w:r>
-        <w:rPr>
-          <w:rFonts w:ascii="Arial" w:hAnsi="Arial" w:eastAsia="Arial"/>
-          <w:sz w:val="21"/>
-        </w:rPr>
-        <w:t>•</w:t>
-        <w:tab/>
-        <w:t>/root/config-backups - резервные снимки конфигурации.</w:t>
-      </w:r>
-    </w:p>
-    <w:p>
-      <w:pPr>
-        <w:keepLines/>
-        <w:tabs>
-          <w:tab w:pos="425" w:val="left"/>
-          <w:tab w:pos="425" w:val="left"/>
-        </w:tabs>
-        <w:spacing w:after="40" w:line="245" w:lineRule="auto" w:before="0"/>
-        <w:ind w:left="425" w:hanging="198"/>
-      </w:pPr>
-      <w:r>
-        <w:rPr>
-          <w:rFonts w:ascii="Arial" w:hAnsi="Arial" w:eastAsia="Arial"/>
-          <w:sz w:val="21"/>
-        </w:rPr>
-        <w:t>•</w:t>
-        <w:tab/>
-        <w:t>/root/manual-backups - ручные и rollback backup-файлы.</w:t>
-      </w:r>
-    </w:p>
-    <w:p>
-      <w:pPr>
-        <w:keepLines/>
-        <w:tabs>
-          <w:tab w:pos="425" w:val="left"/>
-          <w:tab w:pos="425" w:val="left"/>
-        </w:tabs>
-        <w:spacing w:after="40" w:line="245" w:lineRule="auto" w:before="0"/>
-        <w:ind w:left="425" w:hanging="198"/>
-      </w:pPr>
-      <w:r>
-        <w:rPr>
-          <w:rFonts w:ascii="Arial" w:hAnsi="Arial" w:eastAsia="Arial"/>
-          <w:sz w:val="21"/>
-        </w:rPr>
-        <w:t>•</w:t>
-        <w:tab/>
-        <w:t>/root/.ssh - SSH-ключи доступа.</w:t>
-      </w:r>
-    </w:p>
-    <w:p>
-      <w:pPr>
-        <w:keepLines/>
-        <w:tabs>
-          <w:tab w:pos="425" w:val="left"/>
-          <w:tab w:pos="425" w:val="left"/>
-        </w:tabs>
-        <w:spacing w:after="40" w:line="245" w:lineRule="auto" w:before="0"/>
-        <w:ind w:left="425" w:hanging="198"/>
-      </w:pPr>
-      <w:r>
-        <w:rPr>
-          <w:rFonts w:ascii="Arial" w:hAnsi="Arial" w:eastAsia="Arial"/>
-          <w:sz w:val="21"/>
-        </w:rPr>
-        <w:t>•</w:t>
-        <w:tab/>
-        <w:t>/var/www/&lt;domain&gt; - сайты-маскировки.</w:t>
-      </w:r>
-    </w:p>
-    <w:p>
-      <w:pPr>
-        <w:keepLines/>
-        <w:tabs>
-          <w:tab w:pos="425" w:val="left"/>
-          <w:tab w:pos="425" w:val="left"/>
-        </w:tabs>
-        <w:spacing w:after="40" w:line="245" w:lineRule="auto" w:before="0"/>
-        <w:ind w:left="425" w:hanging="198"/>
-      </w:pPr>
-      <w:r>
-        <w:rPr>
-          <w:rFonts w:ascii="Arial" w:hAnsi="Arial" w:eastAsia="Arial"/>
-          <w:sz w:val="21"/>
-        </w:rPr>
-        <w:t>•</w:t>
-        <w:tab/>
-        <w:t>systemd-сервисы и рабочие конфигурации nginx, HAProxy, Xray, 3x-ui, MTProto, Certbot, UFW и fail2ban.</w:t>
       </w:r>
     </w:p>
     <w:tbl>
@@ -13055,42 +11560,258 @@
         <w:jc w:val="center"/>
         <w:tblLayout w:type="autofit"/>
         <w:tblLook w:firstColumn="1" w:firstRow="1" w:lastColumn="0" w:lastRow="0" w:noHBand="0" w:noVBand="1" w:val="04A0"/>
-        <w:tblCellMar>
-          <w:top w:w="40" w:type="dxa"/>
-          <w:start w:w="60" w:type="dxa"/>
-          <w:bottom w:w="40" w:type="dxa"/>
-          <w:end w:w="60" w:type="dxa"/>
-        </w:tblCellMar>
       </w:tblPr>
       <w:tblGrid>
-        <w:gridCol w:w="4933"/>
-        <w:gridCol w:w="4933"/>
+        <w:gridCol w:w="5131"/>
+        <w:gridCol w:w="5131"/>
       </w:tblGrid>
       <w:tr>
-        <w:trPr>
-          <w:cantSplit/>
-        </w:trPr>
         <w:tc>
           <w:tcPr>
-            <w:tcW w:type="dxa" w:w="2381"/>
+            <w:tcW w:type="dxa" w:w="5131"/>
             <w:vAlign w:val="top"/>
             <w:shd w:fill="DDEBF7"/>
             <w:tcBorders>
-              <w:top w:sz="4" w:val="single" w:color="BDD7EE"/>
-              <w:left w:sz="4" w:val="single" w:color="BDD7EE"/>
-              <w:bottom w:sz="4" w:val="single" w:color="BDD7EE"/>
-              <w:right w:sz="4" w:val="single" w:color="BDD7EE"/>
+              <w:top w:val="single" w:sz="4" w:space="0" w:color="D9E2F3"/>
+              <w:left w:val="single" w:sz="4" w:space="0" w:color="D9E2F3"/>
+              <w:bottom w:val="single" w:sz="4" w:space="0" w:color="D9E2F3"/>
+              <w:right w:val="single" w:sz="4" w:space="0" w:color="D9E2F3"/>
+              <w:insideH w:val="single" w:sz="4" w:space="0" w:color="D9E2F3"/>
+              <w:insideV w:val="single" w:sz="4" w:space="0" w:color="D9E2F3"/>
             </w:tcBorders>
           </w:tcPr>
           <w:p>
-            <w:pPr>
-              <w:keepLines/>
-              <w:spacing w:after="20" w:before="0" w:line="240" w:lineRule="auto"/>
-            </w:pPr>
+            <w:pPr/>
+            <w:r/>
             <w:r>
               <w:rPr>
                 <w:b/>
-                <w:sz w:val="17"/>
+              </w:rPr>
+              <w:t>Повторный запуск</w:t>
+            </w:r>
+          </w:p>
+        </w:tc>
+        <w:tc>
+          <w:tcPr>
+            <w:tcW w:type="dxa" w:w="5131"/>
+            <w:vAlign w:val="top"/>
+            <w:shd w:fill="DDEBF7"/>
+            <w:tcBorders>
+              <w:top w:val="single" w:sz="4" w:space="0" w:color="D9E2F3"/>
+              <w:left w:val="single" w:sz="4" w:space="0" w:color="D9E2F3"/>
+              <w:bottom w:val="single" w:sz="4" w:space="0" w:color="D9E2F3"/>
+              <w:right w:val="single" w:sz="4" w:space="0" w:color="D9E2F3"/>
+              <w:insideH w:val="single" w:sz="4" w:space="0" w:color="D9E2F3"/>
+              <w:insideV w:val="single" w:sz="4" w:space="0" w:color="D9E2F3"/>
+            </w:tcBorders>
+          </w:tcPr>
+          <w:p>
+            <w:pPr/>
+            <w:r/>
+            <w:r>
+              <w:t>Если вы пропустили финальную production-очистку или хотите запустить её ещё раз, откройте меню sudo &lt;prefix&gt;-install -&gt; 7) Дополнительно -&gt; 4) Финальная production-очистка. Повторный запуск безопасен: рабочая конфигурация, secure-notes, runtime, сайты, systemd-сервисы и нужные backup-файлы не удаляются.</w:t>
+            </w:r>
+          </w:p>
+        </w:tc>
+      </w:tr>
+    </w:tbl>
+    <w:p>
+      <w:pPr/>
+    </w:p>
+    <w:p>
+      <w:pPr>
+        <w:pStyle w:val="Heading2"/>
+        <w:keepNext/>
+      </w:pPr>
+      <w:r>
+        <w:t>20.1. Что удаляется</w:t>
+      </w:r>
+    </w:p>
+    <w:p>
+      <w:pPr/>
+      <w:r>
+        <w:t>•</w:t>
+        <w:tab/>
+        <w:t>Установочные архивы XPAM Script и .sha256.</w:t>
+      </w:r>
+    </w:p>
+    <w:p>
+      <w:pPr/>
+      <w:r>
+        <w:t>•</w:t>
+        <w:tab/>
+        <w:t>Распакованная папка установки.</w:t>
+      </w:r>
+    </w:p>
+    <w:p>
+      <w:pPr/>
+      <w:r>
+        <w:t>•</w:t>
+        <w:tab/>
+        <w:t>Временные install/debug файлы.</w:t>
+      </w:r>
+    </w:p>
+    <w:p>
+      <w:pPr/>
+      <w:r>
+        <w:t>•</w:t>
+        <w:tab/>
+        <w:t>/root/xpam-install и /root/xpam-release-build.</w:t>
+      </w:r>
+    </w:p>
+    <w:p>
+      <w:pPr/>
+      <w:r>
+        <w:t>•</w:t>
+        <w:tab/>
+        <w:t>Типовые health/debug test-файлы в /root.</w:t>
+      </w:r>
+    </w:p>
+    <w:p>
+      <w:pPr/>
+      <w:r>
+        <w:t>•</w:t>
+        <w:tab/>
+        <w:t>/root/xpam-script-v*.log - временные установочные и диагностические логи.</w:t>
+      </w:r>
+    </w:p>
+    <w:p>
+      <w:pPr/>
+      <w:r>
+        <w:t>•</w:t>
+        <w:tab/>
+        <w:t>Пустые /root/.local и /root/.ansible, если внутри нет пользовательских файлов.</w:t>
+      </w:r>
+    </w:p>
+    <w:p>
+      <w:pPr/>
+      <w:r>
+        <w:t>•</w:t>
+        <w:tab/>
+        <w:t>/tmp/xpam-* и /var/tmp/xpam-*.</w:t>
+      </w:r>
+    </w:p>
+    <w:p>
+      <w:pPr/>
+      <w:r>
+        <w:t>•</w:t>
+        <w:tab/>
+        <w:t>Стандартный /var/www/html, если он не нужен.</w:t>
+      </w:r>
+    </w:p>
+    <w:p>
+      <w:pPr/>
+      <w:r>
+        <w:t>•</w:t>
+        <w:tab/>
+        <w:t>Часть apt cache и старые журналы systemd.</w:t>
+      </w:r>
+    </w:p>
+    <w:p>
+      <w:pPr>
+        <w:pStyle w:val="Heading2"/>
+        <w:keepNext/>
+      </w:pPr>
+      <w:r>
+        <w:t>20.2. Что остаётся</w:t>
+      </w:r>
+    </w:p>
+    <w:p>
+      <w:pPr/>
+      <w:r>
+        <w:t>•</w:t>
+        <w:tab/>
+        <w:t>/opt/xpam-script - runtime XPAM Script.</w:t>
+      </w:r>
+    </w:p>
+    <w:p>
+      <w:pPr/>
+      <w:r>
+        <w:t>•</w:t>
+        <w:tab/>
+        <w:t>/etc/xpam-script - основная конфигурация XPAM Script.</w:t>
+      </w:r>
+    </w:p>
+    <w:p>
+      <w:pPr/>
+      <w:r>
+        <w:t>•</w:t>
+        <w:tab/>
+        <w:t>/root/secure-notes - пароли, ссылки и токены.</w:t>
+      </w:r>
+    </w:p>
+    <w:p>
+      <w:pPr/>
+      <w:r>
+        <w:t>•</w:t>
+        <w:tab/>
+        <w:t>/root/config-backups - резервные снимки конфигурации.</w:t>
+      </w:r>
+    </w:p>
+    <w:p>
+      <w:pPr/>
+      <w:r>
+        <w:t>•</w:t>
+        <w:tab/>
+        <w:t>/root/manual-backups - ручные и rollback backup-файлы.</w:t>
+      </w:r>
+    </w:p>
+    <w:p>
+      <w:pPr/>
+      <w:r>
+        <w:t>•</w:t>
+        <w:tab/>
+        <w:t>/root/.ssh - SSH-ключи доступа.</w:t>
+      </w:r>
+    </w:p>
+    <w:p>
+      <w:pPr/>
+      <w:r>
+        <w:t>•</w:t>
+        <w:tab/>
+        <w:t>/var/www/&lt;domain&gt; - сайты-маскировки.</w:t>
+      </w:r>
+    </w:p>
+    <w:p>
+      <w:pPr/>
+      <w:r>
+        <w:t>•</w:t>
+        <w:tab/>
+        <w:t>systemd-сервисы и рабочие конфигурации nginx, HAProxy, Xray, 3x-ui, MTProto, Certbot, UFW и fail2ban.</w:t>
+      </w:r>
+    </w:p>
+    <w:tbl>
+      <w:tblPr>
+        <w:tblW w:type="auto" w:w="0"/>
+        <w:jc w:val="center"/>
+        <w:tblLayout w:type="autofit"/>
+        <w:tblLook w:firstColumn="1" w:firstRow="1" w:lastColumn="0" w:lastRow="0" w:noHBand="0" w:noVBand="1" w:val="04A0"/>
+      </w:tblPr>
+      <w:tblGrid>
+        <w:gridCol w:w="5131"/>
+        <w:gridCol w:w="5131"/>
+      </w:tblGrid>
+      <w:tr>
+        <w:tc>
+          <w:tcPr>
+            <w:tcW w:type="dxa" w:w="5131"/>
+            <w:vAlign w:val="top"/>
+            <w:shd w:fill="DDEBF7"/>
+            <w:tcBorders>
+              <w:top w:val="single" w:sz="4" w:space="0" w:color="D9E2F3"/>
+              <w:left w:val="single" w:sz="4" w:space="0" w:color="D9E2F3"/>
+              <w:bottom w:val="single" w:sz="4" w:space="0" w:color="D9E2F3"/>
+              <w:right w:val="single" w:sz="4" w:space="0" w:color="D9E2F3"/>
+              <w:insideH w:val="single" w:sz="4" w:space="0" w:color="D9E2F3"/>
+              <w:insideV w:val="single" w:sz="4" w:space="0" w:color="D9E2F3"/>
+            </w:tcBorders>
+          </w:tcPr>
+          <w:p>
+            <w:pPr/>
+            <w:r/>
+            <w:r>
+              <w:rPr>
+                <w:b/>
               </w:rPr>
               <w:t>Не удаляйте secure-notes</w:t>
             </w:r>
@@ -13098,25 +11819,22 @@
         </w:tc>
         <w:tc>
           <w:tcPr>
-            <w:tcW w:type="dxa" w:w="7087"/>
+            <w:tcW w:type="dxa" w:w="5131"/>
             <w:vAlign w:val="top"/>
-            <w:shd w:fill="F4F8FC"/>
+            <w:shd w:fill="DDEBF7"/>
             <w:tcBorders>
-              <w:top w:sz="4" w:val="single" w:color="BDD7EE"/>
-              <w:left w:sz="4" w:val="single" w:color="BDD7EE"/>
-              <w:bottom w:sz="4" w:val="single" w:color="BDD7EE"/>
-              <w:right w:sz="4" w:val="single" w:color="BDD7EE"/>
+              <w:top w:val="single" w:sz="4" w:space="0" w:color="D9E2F3"/>
+              <w:left w:val="single" w:sz="4" w:space="0" w:color="D9E2F3"/>
+              <w:bottom w:val="single" w:sz="4" w:space="0" w:color="D9E2F3"/>
+              <w:right w:val="single" w:sz="4" w:space="0" w:color="D9E2F3"/>
+              <w:insideH w:val="single" w:sz="4" w:space="0" w:color="D9E2F3"/>
+              <w:insideV w:val="single" w:sz="4" w:space="0" w:color="D9E2F3"/>
             </w:tcBorders>
           </w:tcPr>
           <w:p>
-            <w:pPr>
-              <w:keepLines/>
-              <w:spacing w:after="20" w:before="0" w:line="240" w:lineRule="auto"/>
-            </w:pPr>
+            <w:pPr/>
+            <w:r/>
             <w:r>
-              <w:rPr>
-                <w:sz w:val="17"/>
-              </w:rPr>
               <w:t>/root/secure-notes содержит пароли, ссылки и токены. Это не мусор, а сейф сервера. Храните локальную копию важных данных в менеджере паролей.</w:t>
             </w:r>
           </w:p>
@@ -13124,9 +11842,7 @@
       </w:tr>
     </w:tbl>
     <w:p>
-      <w:pPr>
-        <w:spacing w:after="60" w:line="245" w:lineRule="auto"/>
-      </w:pPr>
+      <w:pPr/>
     </w:p>
     <w:p>
       <w:pPr>
@@ -13143,561 +11859,6 @@
         </w:rPr>
         <w:t>21. Чек-лист готового сервера</w:t>
       </w:r>
-    </w:p>
-    <w:p>
-      <w:pPr>
-        <w:spacing w:after="60" w:line="245" w:lineRule="auto"/>
-      </w:pPr>
-      <w:r>
-        <w:rPr>
-          <w:rFonts w:ascii="Calibri" w:hAnsi="Calibri" w:eastAsia="Calibri"/>
-          <w:sz w:val="19"/>
-        </w:rPr>
-        <w:t>Перед тем как считать VPS рабочим</w:t>
-      </w:r>
-    </w:p>
-    <w:p>
-      <w:pPr>
-        <w:keepLines/>
-        <w:tabs>
-          <w:tab w:pos="425" w:val="left"/>
-          <w:tab w:pos="425" w:val="left"/>
-        </w:tabs>
-        <w:spacing w:after="40" w:line="245" w:lineRule="auto" w:before="0"/>
-        <w:ind w:left="425" w:hanging="198"/>
-      </w:pPr>
-      <w:r>
-        <w:rPr>
-          <w:rFonts w:ascii="Arial" w:hAnsi="Arial" w:eastAsia="Arial"/>
-          <w:sz w:val="21"/>
-        </w:rPr>
-        <w:t>•</w:t>
-        <w:tab/>
-        <w:t>Вход по SSH-ключу работает, парольный вход отключён.</w:t>
-      </w:r>
-    </w:p>
-    <w:p>
-      <w:pPr>
-        <w:keepLines/>
-        <w:tabs>
-          <w:tab w:pos="425" w:val="left"/>
-          <w:tab w:pos="425" w:val="left"/>
-        </w:tabs>
-        <w:spacing w:after="40" w:line="245" w:lineRule="auto" w:before="0"/>
-        <w:ind w:left="425" w:hanging="198"/>
-      </w:pPr>
-      <w:r>
-        <w:rPr>
-          <w:rFonts w:ascii="Arial" w:hAnsi="Arial" w:eastAsia="Arial"/>
-          <w:sz w:val="21"/>
-        </w:rPr>
-        <w:t>•</w:t>
-        <w:tab/>
-        <w:t>sudo не пишет unable to resolve host.</w:t>
-      </w:r>
-    </w:p>
-    <w:p>
-      <w:pPr>
-        <w:keepLines/>
-        <w:tabs>
-          <w:tab w:pos="425" w:val="left"/>
-          <w:tab w:pos="425" w:val="left"/>
-        </w:tabs>
-        <w:spacing w:after="40" w:line="245" w:lineRule="auto" w:before="0"/>
-        <w:ind w:left="425" w:hanging="198"/>
-      </w:pPr>
-      <w:r>
-        <w:rPr>
-          <w:rFonts w:ascii="Arial" w:hAnsi="Arial" w:eastAsia="Arial"/>
-          <w:sz w:val="21"/>
-        </w:rPr>
-        <w:t>•</w:t>
-        <w:tab/>
-        <w:t>/etc/hosts не содержит managed domains на 127.0.0.1 или 127.0.1.1.</w:t>
-      </w:r>
-    </w:p>
-    <w:p>
-      <w:pPr>
-        <w:keepLines/>
-        <w:tabs>
-          <w:tab w:pos="425" w:val="left"/>
-          <w:tab w:pos="425" w:val="left"/>
-        </w:tabs>
-        <w:spacing w:after="40" w:line="245" w:lineRule="auto" w:before="0"/>
-        <w:ind w:left="425" w:hanging="198"/>
-      </w:pPr>
-      <w:r>
-        <w:rPr>
-          <w:rFonts w:ascii="Arial" w:hAnsi="Arial" w:eastAsia="Arial"/>
-          <w:sz w:val="21"/>
-        </w:rPr>
-        <w:t>•</w:t>
-        <w:tab/>
-        <w:t>sudo &lt;prefix&gt;-health завершился OK.</w:t>
-      </w:r>
-    </w:p>
-    <w:p>
-      <w:pPr>
-        <w:keepLines/>
-        <w:tabs>
-          <w:tab w:pos="425" w:val="left"/>
-          <w:tab w:pos="425" w:val="left"/>
-        </w:tabs>
-        <w:spacing w:after="40" w:line="245" w:lineRule="auto" w:before="0"/>
-        <w:ind w:left="425" w:hanging="198"/>
-      </w:pPr>
-      <w:r>
-        <w:rPr>
-          <w:rFonts w:ascii="Arial" w:hAnsi="Arial" w:eastAsia="Arial"/>
-          <w:sz w:val="21"/>
-        </w:rPr>
-        <w:t>•</w:t>
-        <w:tab/>
-        <w:t>sudo &lt;prefix&gt;-health --deep не показывает реальных FAIL.</w:t>
-      </w:r>
-    </w:p>
-    <w:p>
-      <w:pPr>
-        <w:keepLines/>
-        <w:tabs>
-          <w:tab w:pos="425" w:val="left"/>
-          <w:tab w:pos="425" w:val="left"/>
-        </w:tabs>
-        <w:spacing w:after="40" w:line="245" w:lineRule="auto" w:before="0"/>
-        <w:ind w:left="425" w:hanging="198"/>
-      </w:pPr>
-      <w:r>
-        <w:rPr>
-          <w:rFonts w:ascii="Arial" w:hAnsi="Arial" w:eastAsia="Arial"/>
-          <w:sz w:val="21"/>
-        </w:rPr>
-        <w:t>•</w:t>
-        <w:tab/>
-        <w:t>systemctl --failed показывает 0 failed units.</w:t>
-      </w:r>
-    </w:p>
-    <w:p>
-      <w:pPr>
-        <w:keepLines/>
-        <w:tabs>
-          <w:tab w:pos="425" w:val="left"/>
-          <w:tab w:pos="425" w:val="left"/>
-        </w:tabs>
-        <w:spacing w:after="40" w:line="245" w:lineRule="auto" w:before="0"/>
-        <w:ind w:left="425" w:hanging="198"/>
-      </w:pPr>
-      <w:r>
-        <w:rPr>
-          <w:rFonts w:ascii="Arial" w:hAnsi="Arial" w:eastAsia="Arial"/>
-          <w:sz w:val="21"/>
-        </w:rPr>
-        <w:t>•</w:t>
-        <w:tab/>
-        <w:t>UFW разрешает публично только TCP 22, 80 и 443.</w:t>
-      </w:r>
-    </w:p>
-    <w:p>
-      <w:pPr>
-        <w:keepLines/>
-        <w:tabs>
-          <w:tab w:pos="425" w:val="left"/>
-          <w:tab w:pos="425" w:val="left"/>
-        </w:tabs>
-        <w:spacing w:after="40" w:line="245" w:lineRule="auto" w:before="0"/>
-        <w:ind w:left="425" w:hanging="198"/>
-      </w:pPr>
-      <w:r>
-        <w:rPr>
-          <w:rFonts w:ascii="Arial" w:hAnsi="Arial" w:eastAsia="Arial"/>
-          <w:sz w:val="21"/>
-        </w:rPr>
-        <w:t>•</w:t>
-        <w:tab/>
-        <w:t>XPAM-managed публичные сервисы не слушают TCP 22/80/443 по IPv6. IPv6 может оставаться включённым для локального или внутреннего использования.</w:t>
-      </w:r>
-    </w:p>
-    <w:p>
-      <w:pPr>
-        <w:keepLines/>
-        <w:tabs>
-          <w:tab w:pos="425" w:val="left"/>
-          <w:tab w:pos="425" w:val="left"/>
-        </w:tabs>
-        <w:spacing w:after="40" w:line="245" w:lineRule="auto" w:before="0"/>
-        <w:ind w:left="425" w:hanging="198"/>
-      </w:pPr>
-      <w:r>
-        <w:rPr>
-          <w:rFonts w:ascii="Arial" w:hAnsi="Arial" w:eastAsia="Arial"/>
-          <w:sz w:val="21"/>
-        </w:rPr>
-        <w:t>•</w:t>
-        <w:tab/>
-        <w:t>fail2ban status показывает jail sshd.</w:t>
-      </w:r>
-    </w:p>
-    <w:p>
-      <w:pPr>
-        <w:keepLines/>
-        <w:tabs>
-          <w:tab w:pos="425" w:val="left"/>
-          <w:tab w:pos="425" w:val="left"/>
-        </w:tabs>
-        <w:spacing w:after="40" w:line="245" w:lineRule="auto" w:before="0"/>
-        <w:ind w:left="425" w:hanging="198"/>
-      </w:pPr>
-      <w:r>
-        <w:rPr>
-          <w:rFonts w:ascii="Arial" w:hAnsi="Arial" w:eastAsia="Arial"/>
-          <w:sz w:val="21"/>
-        </w:rPr>
-        <w:t>•</w:t>
-        <w:tab/>
-        <w:t>certbot.timer активен.</w:t>
-      </w:r>
-    </w:p>
-    <w:p>
-      <w:pPr>
-        <w:keepLines/>
-        <w:tabs>
-          <w:tab w:pos="425" w:val="left"/>
-          <w:tab w:pos="425" w:val="left"/>
-        </w:tabs>
-        <w:spacing w:after="40" w:line="245" w:lineRule="auto" w:before="0"/>
-        <w:ind w:left="425" w:hanging="198"/>
-      </w:pPr>
-      <w:r>
-        <w:rPr>
-          <w:rFonts w:ascii="Arial" w:hAnsi="Arial" w:eastAsia="Arial"/>
-          <w:sz w:val="21"/>
-        </w:rPr>
-        <w:t>•</w:t>
-        <w:tab/>
-        <w:t>Основной сайт, www-редирект, VLESS-домен и MTProto-домен открываются ожидаемо.</w:t>
-      </w:r>
-    </w:p>
-    <w:p>
-      <w:pPr>
-        <w:keepLines/>
-        <w:tabs>
-          <w:tab w:pos="425" w:val="left"/>
-          <w:tab w:pos="425" w:val="left"/>
-        </w:tabs>
-        <w:spacing w:after="40" w:line="245" w:lineRule="auto" w:before="0"/>
-        <w:ind w:left="425" w:hanging="198"/>
-      </w:pPr>
-      <w:r>
-        <w:rPr>
-          <w:rFonts w:ascii="Arial" w:hAnsi="Arial" w:eastAsia="Arial"/>
-          <w:sz w:val="21"/>
-        </w:rPr>
-        <w:t>•</w:t>
-        <w:tab/>
-        <w:t>Панель 3x-ui открывается только через HTTPS-путь и Basic Auth.</w:t>
-      </w:r>
-    </w:p>
-    <w:p>
-      <w:pPr>
-        <w:keepLines/>
-        <w:tabs>
-          <w:tab w:pos="425" w:val="left"/>
-          <w:tab w:pos="425" w:val="left"/>
-        </w:tabs>
-        <w:spacing w:after="40" w:line="245" w:lineRule="auto" w:before="0"/>
-        <w:ind w:left="425" w:hanging="198"/>
-      </w:pPr>
-      <w:r>
-        <w:rPr>
-          <w:rFonts w:ascii="Arial" w:hAnsi="Arial" w:eastAsia="Arial"/>
-          <w:sz w:val="21"/>
-        </w:rPr>
-        <w:t>•</w:t>
-        <w:tab/>
-        <w:t>VLESS-ссылка подключается в клиенте.</w:t>
-      </w:r>
-    </w:p>
-    <w:p>
-      <w:pPr>
-        <w:keepLines/>
-        <w:tabs>
-          <w:tab w:pos="425" w:val="left"/>
-          <w:tab w:pos="425" w:val="left"/>
-        </w:tabs>
-        <w:spacing w:after="40" w:line="245" w:lineRule="auto" w:before="0"/>
-        <w:ind w:left="425" w:hanging="198"/>
-      </w:pPr>
-      <w:r>
-        <w:rPr>
-          <w:rFonts w:ascii="Arial" w:hAnsi="Arial" w:eastAsia="Arial"/>
-          <w:sz w:val="21"/>
-        </w:rPr>
-        <w:t>•</w:t>
-        <w:tab/>
-        <w:t>MTProto-ссылка подключается, если выбран MTProto-профиль.</w:t>
-      </w:r>
-    </w:p>
-    <w:p>
-      <w:pPr>
-        <w:keepLines/>
-        <w:tabs>
-          <w:tab w:pos="425" w:val="left"/>
-          <w:tab w:pos="425" w:val="left"/>
-        </w:tabs>
-        <w:spacing w:after="40" w:line="245" w:lineRule="auto" w:before="0"/>
-        <w:ind w:left="425" w:hanging="198"/>
-      </w:pPr>
-      <w:r>
-        <w:rPr>
-          <w:rFonts w:ascii="Arial" w:hAnsi="Arial" w:eastAsia="Arial"/>
-          <w:sz w:val="21"/>
-        </w:rPr>
-        <w:t>•</w:t>
-        <w:tab/>
-        <w:t>Telegram уведомления проверены или сознательно пропущены.</w:t>
-      </w:r>
-    </w:p>
-    <w:p>
-      <w:pPr>
-        <w:keepLines/>
-        <w:tabs>
-          <w:tab w:pos="425" w:val="left"/>
-          <w:tab w:pos="425" w:val="left"/>
-        </w:tabs>
-        <w:spacing w:after="40" w:line="245" w:lineRule="auto" w:before="0"/>
-        <w:ind w:left="425" w:hanging="198"/>
-      </w:pPr>
-      <w:r>
-        <w:rPr>
-          <w:rFonts w:ascii="Arial" w:hAnsi="Arial" w:eastAsia="Arial"/>
-          <w:sz w:val="21"/>
-        </w:rPr>
-        <w:t>•</w:t>
-        <w:tab/>
-        <w:t>WARP настроен только если он действительно нужен.</w:t>
-      </w:r>
-    </w:p>
-    <w:p>
-      <w:pPr>
-        <w:keepLines/>
-        <w:tabs>
-          <w:tab w:pos="425" w:val="left"/>
-          <w:tab w:pos="425" w:val="left"/>
-        </w:tabs>
-        <w:spacing w:after="40" w:line="245" w:lineRule="auto" w:before="0"/>
-        <w:ind w:left="425" w:hanging="198"/>
-      </w:pPr>
-      <w:r>
-        <w:rPr>
-          <w:rFonts w:ascii="Arial" w:hAnsi="Arial" w:eastAsia="Arial"/>
-          <w:sz w:val="21"/>
-        </w:rPr>
-        <w:t>•</w:t>
-        <w:tab/>
-        <w:t>Команды &lt;prefix&gt;-links, &lt;prefix&gt;-vless и &lt;prefix&gt;-tg не печатают секреты без явного --show/--show-secrets.</w:t>
-      </w:r>
-    </w:p>
-    <w:p>
-      <w:pPr>
-        <w:keepLines/>
-        <w:tabs>
-          <w:tab w:pos="425" w:val="left"/>
-          <w:tab w:pos="425" w:val="left"/>
-        </w:tabs>
-        <w:spacing w:after="40" w:line="245" w:lineRule="auto" w:before="0"/>
-        <w:ind w:left="425" w:hanging="198"/>
-      </w:pPr>
-      <w:r>
-        <w:rPr>
-          <w:rFonts w:ascii="Arial" w:hAnsi="Arial" w:eastAsia="Arial"/>
-          <w:sz w:val="21"/>
-        </w:rPr>
-        <w:t>•</w:t>
-        <w:tab/>
-        <w:t>Ссылки, пароли и токены сохранены в безопасном месте.</w:t>
-      </w:r>
-    </w:p>
-    <w:p>
-      <w:pPr>
-        <w:keepLines/>
-        <w:tabs>
-          <w:tab w:pos="425" w:val="left"/>
-          <w:tab w:pos="425" w:val="left"/>
-        </w:tabs>
-        <w:spacing w:after="40" w:line="245" w:lineRule="auto" w:before="0"/>
-        <w:ind w:left="425" w:hanging="198"/>
-      </w:pPr>
-      <w:r>
-        <w:rPr>
-          <w:rFonts w:ascii="Arial" w:hAnsi="Arial" w:eastAsia="Arial"/>
-          <w:sz w:val="21"/>
-        </w:rPr>
-        <w:t>•</w:t>
-        <w:tab/>
-        <w:t>Финальная production-очистка выполнена.</w:t>
-      </w:r>
-    </w:p>
-    <w:p>
-      <w:pPr>
-        <w:keepLines/>
-        <w:tabs>
-          <w:tab w:pos="425" w:val="left"/>
-          <w:tab w:pos="425" w:val="left"/>
-        </w:tabs>
-        <w:spacing w:after="40" w:line="245" w:lineRule="auto" w:before="0"/>
-        <w:ind w:left="425" w:hanging="198"/>
-      </w:pPr>
-      <w:r>
-        <w:rPr>
-          <w:rFonts w:ascii="Arial" w:hAnsi="Arial" w:eastAsia="Arial"/>
-          <w:sz w:val="21"/>
-        </w:rPr>
-        <w:t>•</w:t>
-        <w:tab/>
-        <w:t>В /root нет старых установочных архивов xpam-script-*, xpam-install, xpam-release-build, .sha256, /root/xpam-script-v*.log и временных test-файлов.</w:t>
-      </w:r>
-    </w:p>
-    <w:tbl>
-      <w:tblPr>
-        <w:tblW w:type="auto" w:w="0"/>
-        <w:jc w:val="center"/>
-        <w:tblLayout w:type="autofit"/>
-        <w:tblLook w:firstColumn="1" w:firstRow="1" w:lastColumn="0" w:lastRow="0" w:noHBand="0" w:noVBand="1" w:val="04A0"/>
-        <w:tblCellMar>
-          <w:top w:w="40" w:type="dxa"/>
-          <w:start w:w="60" w:type="dxa"/>
-          <w:bottom w:w="40" w:type="dxa"/>
-          <w:end w:w="60" w:type="dxa"/>
-        </w:tblCellMar>
-      </w:tblPr>
-      <w:tblGrid>
-        <w:gridCol w:w="4933"/>
-        <w:gridCol w:w="4933"/>
-      </w:tblGrid>
-      <w:tr>
-        <w:trPr>
-          <w:cantSplit/>
-        </w:trPr>
-        <w:tc>
-          <w:tcPr>
-            <w:tcW w:type="dxa" w:w="2381"/>
-            <w:vAlign w:val="top"/>
-            <w:shd w:fill="DDEBF7"/>
-            <w:tcBorders>
-              <w:top w:sz="4" w:val="single" w:color="BDD7EE"/>
-              <w:left w:sz="4" w:val="single" w:color="BDD7EE"/>
-              <w:bottom w:sz="4" w:val="single" w:color="BDD7EE"/>
-              <w:right w:sz="4" w:val="single" w:color="BDD7EE"/>
-            </w:tcBorders>
-          </w:tcPr>
-          <w:p>
-            <w:pPr>
-              <w:keepLines/>
-              <w:spacing w:after="20" w:before="0" w:line="240" w:lineRule="auto"/>
-            </w:pPr>
-            <w:r>
-              <w:rPr>
-                <w:b/>
-                <w:sz w:val="17"/>
-              </w:rPr>
-              <w:t>Главное правило эксплуатации</w:t>
-            </w:r>
-          </w:p>
-        </w:tc>
-        <w:tc>
-          <w:tcPr>
-            <w:tcW w:type="dxa" w:w="7087"/>
-            <w:vAlign w:val="top"/>
-            <w:shd w:fill="F4F8FC"/>
-            <w:tcBorders>
-              <w:top w:sz="4" w:val="single" w:color="BDD7EE"/>
-              <w:left w:sz="4" w:val="single" w:color="BDD7EE"/>
-              <w:bottom w:sz="4" w:val="single" w:color="BDD7EE"/>
-              <w:right w:sz="4" w:val="single" w:color="BDD7EE"/>
-            </w:tcBorders>
-          </w:tcPr>
-          <w:p>
-            <w:pPr>
-              <w:keepLines/>
-              <w:spacing w:after="20" w:before="0" w:line="240" w:lineRule="auto"/>
-            </w:pPr>
-            <w:r>
-              <w:rPr>
-                <w:sz w:val="17"/>
-              </w:rPr>
-              <w:t>Меняйте сайты, клиентов и маршруты через предусмотренные интерфейсы. Не ломайте служебную схему руками: XPAM Script хорош именно тем, что держит сервер в понятном, проверяемом и повторяемом состоянии.</w:t>
-            </w:r>
-          </w:p>
-        </w:tc>
-      </w:tr>
-    </w:tbl>
-    <w:p>
-      <w:pPr>
-        <w:spacing w:after="60" w:line="245" w:lineRule="auto"/>
-      </w:pPr>
-    </w:p>
-    <w:p>
-      <w:pPr>
-        <w:keepNext w:val="0"/>
-        <w:keepLines/>
-        <w:pageBreakBefore w:val="0"/>
-        <w:spacing w:after="60" w:line="245" w:lineRule="auto"/>
-      </w:pPr>
-    </w:p>
-    <w:p>
-      <w:pPr>
-        <w:keepNext w:val="0"/>
-        <w:keepLines/>
-        <w:pageBreakBefore w:val="0"/>
-        <w:spacing w:after="60" w:line="245" w:lineRule="auto"/>
-      </w:pPr>
-    </w:p>
-    <w:p>
-      <w:pPr>
-        <w:keepNext w:val="0"/>
-        <w:keepLines/>
-        <w:pageBreakBefore w:val="0"/>
-        <w:spacing w:after="60" w:line="245" w:lineRule="auto"/>
-      </w:pPr>
-    </w:p>
-    <w:p>
-      <w:pPr>
-        <w:keepNext w:val="0"/>
-        <w:keepLines/>
-        <w:pageBreakBefore w:val="0"/>
-        <w:spacing w:after="60" w:line="245" w:lineRule="auto"/>
-      </w:pPr>
-    </w:p>
-    <w:p>
-      <w:pPr>
-        <w:keepNext/>
-        <w:keepLines/>
-        <w:pageBreakBefore w:val="0"/>
-        <w:spacing w:after="60" w:line="245" w:lineRule="auto"/>
-      </w:pPr>
-    </w:p>
-    <w:p>
-      <w:pPr>
-        <w:keepNext w:val="0"/>
-        <w:keepLines/>
-        <w:pageBreakBefore w:val="0"/>
-        <w:spacing w:after="60" w:line="245" w:lineRule="auto"/>
-      </w:pPr>
-    </w:p>
-    <w:p>
-      <w:pPr>
-        <w:keepNext w:val="0"/>
-        <w:keepLines/>
-        <w:pageBreakBefore w:val="0"/>
-        <w:spacing w:after="60" w:line="245" w:lineRule="auto"/>
-      </w:pPr>
-    </w:p>
-    <w:p>
-      <w:pPr>
-        <w:keepNext w:val="0"/>
-        <w:keepLines/>
-        <w:pageBreakBefore w:val="0"/>
-        <w:spacing w:after="60" w:line="245" w:lineRule="auto"/>
-      </w:pPr>
     </w:p>
     <w:sectPr>
       <w:headerReference w:type="default" r:id="rId9"/>
@@ -13711,6 +11872,436 @@
       <w:cols w:space="720"/>
       <w:docGrid w:linePitch="360"/>
     </w:sectPr>
+    <w:p>
+      <w:pPr/>
+      <w:r>
+        <w:t>Перед тем как считать VPS рабочим</w:t>
+      </w:r>
+    </w:p>
+    <w:p>
+      <w:pPr/>
+      <w:r>
+        <w:t>•</w:t>
+        <w:tab/>
+        <w:t>Вход по SSH-ключу работает, парольный вход отключён.</w:t>
+      </w:r>
+    </w:p>
+    <w:p>
+      <w:pPr/>
+      <w:r>
+        <w:t>•</w:t>
+        <w:tab/>
+        <w:t>sudo не пишет unable to resolve host.</w:t>
+      </w:r>
+    </w:p>
+    <w:p>
+      <w:pPr/>
+      <w:r>
+        <w:t>•</w:t>
+        <w:tab/>
+        <w:t>/etc/hosts не содержит managed domains на 127.0.0.1 или 127.0.1.1.</w:t>
+      </w:r>
+    </w:p>
+    <w:p>
+      <w:pPr/>
+      <w:r>
+        <w:t>•</w:t>
+        <w:tab/>
+        <w:t>sudo &lt;prefix&gt;-health завершился OK.</w:t>
+      </w:r>
+    </w:p>
+    <w:p>
+      <w:pPr/>
+      <w:r>
+        <w:t>•</w:t>
+        <w:tab/>
+        <w:t>sudo &lt;prefix&gt;-health --deep не показывает реальных FAIL.</w:t>
+      </w:r>
+    </w:p>
+    <w:p>
+      <w:pPr/>
+      <w:r>
+        <w:t>•</w:t>
+        <w:tab/>
+        <w:t>systemctl --failed показывает 0 failed units.</w:t>
+      </w:r>
+    </w:p>
+    <w:p>
+      <w:pPr/>
+      <w:r>
+        <w:t>•</w:t>
+        <w:tab/>
+        <w:t>UFW разрешает публично только TCP 22, 80 и 443.</w:t>
+      </w:r>
+    </w:p>
+    <w:p>
+      <w:pPr/>
+      <w:r>
+        <w:t>•</w:t>
+        <w:tab/>
+        <w:t>XPAM-managed публичные сервисы не слушают TCP 22/80/443 по IPv6. IPv6 может оставаться включённым для локального или внутреннего использования.</w:t>
+      </w:r>
+    </w:p>
+    <w:p>
+      <w:pPr/>
+      <w:r>
+        <w:t>•</w:t>
+        <w:tab/>
+        <w:t>fail2ban status показывает jail sshd.</w:t>
+      </w:r>
+    </w:p>
+    <w:p>
+      <w:pPr/>
+      <w:r>
+        <w:t>•</w:t>
+        <w:tab/>
+        <w:t>certbot.timer активен.</w:t>
+      </w:r>
+    </w:p>
+    <w:p>
+      <w:pPr>
+        <w:pStyle w:val="Heading2"/>
+        <w:keepNext/>
+      </w:pPr>
+      <w:r>
+        <w:t>21.1. Проверка по профилям</w:t>
+      </w:r>
+    </w:p>
+    <w:tbl>
+      <w:tblPr>
+        <w:tblW w:type="auto" w:w="0"/>
+        <w:jc w:val="center"/>
+        <w:tblLayout w:type="autofit"/>
+        <w:tblLook w:firstColumn="1" w:firstRow="1" w:lastColumn="0" w:lastRow="0" w:noHBand="0" w:noVBand="1" w:val="04A0"/>
+      </w:tblPr>
+      <w:tblGrid>
+        <w:gridCol w:w="5131"/>
+        <w:gridCol w:w="5131"/>
+      </w:tblGrid>
+      <w:tr>
+        <w:tc>
+          <w:tcPr>
+            <w:tcW w:type="dxa" w:w="3024"/>
+            <w:vAlign w:val="top"/>
+            <w:shd w:fill="1F4E79"/>
+            <w:tcBorders>
+              <w:top w:val="single" w:sz="4" w:space="0" w:color="D9E2F3"/>
+              <w:left w:val="single" w:sz="4" w:space="0" w:color="D9E2F3"/>
+              <w:bottom w:val="single" w:sz="4" w:space="0" w:color="D9E2F3"/>
+              <w:right w:val="single" w:sz="4" w:space="0" w:color="D9E2F3"/>
+              <w:insideH w:val="single" w:sz="4" w:space="0" w:color="D9E2F3"/>
+              <w:insideV w:val="single" w:sz="4" w:space="0" w:color="D9E2F3"/>
+            </w:tcBorders>
+          </w:tcPr>
+          <w:p>
+            <w:pPr/>
+            <w:r/>
+            <w:r>
+              <w:rPr>
+                <w:b/>
+                <w:color w:val="FFFFFF"/>
+              </w:rPr>
+              <w:t>Профиль</w:t>
+            </w:r>
+          </w:p>
+        </w:tc>
+        <w:tc>
+          <w:tcPr>
+            <w:tcW w:type="dxa" w:w="6336"/>
+            <w:vAlign w:val="top"/>
+            <w:shd w:fill="1F4E79"/>
+            <w:tcBorders>
+              <w:top w:val="single" w:sz="4" w:space="0" w:color="D9E2F3"/>
+              <w:left w:val="single" w:sz="4" w:space="0" w:color="D9E2F3"/>
+              <w:bottom w:val="single" w:sz="4" w:space="0" w:color="D9E2F3"/>
+              <w:right w:val="single" w:sz="4" w:space="0" w:color="D9E2F3"/>
+              <w:insideH w:val="single" w:sz="4" w:space="0" w:color="D9E2F3"/>
+              <w:insideV w:val="single" w:sz="4" w:space="0" w:color="D9E2F3"/>
+            </w:tcBorders>
+          </w:tcPr>
+          <w:p>
+            <w:pPr/>
+            <w:r/>
+            <w:r>
+              <w:rPr>
+                <w:b/>
+                <w:color w:val="FFFFFF"/>
+              </w:rPr>
+              <w:t>Что должно быть проверено</w:t>
+            </w:r>
+          </w:p>
+        </w:tc>
+      </w:tr>
+      <w:tr>
+        <w:tc>
+          <w:tcPr>
+            <w:tcW w:type="dxa" w:w="3024"/>
+            <w:vAlign w:val="top"/>
+            <w:tcBorders>
+              <w:top w:val="single" w:sz="4" w:space="0" w:color="D9E2F3"/>
+              <w:left w:val="single" w:sz="4" w:space="0" w:color="D9E2F3"/>
+              <w:bottom w:val="single" w:sz="4" w:space="0" w:color="D9E2F3"/>
+              <w:right w:val="single" w:sz="4" w:space="0" w:color="D9E2F3"/>
+              <w:insideH w:val="single" w:sz="4" w:space="0" w:color="D9E2F3"/>
+              <w:insideV w:val="single" w:sz="4" w:space="0" w:color="D9E2F3"/>
+            </w:tcBorders>
+          </w:tcPr>
+          <w:p>
+            <w:pPr/>
+            <w:r/>
+            <w:r>
+              <w:t>Profile 1 / VLESS only</w:t>
+            </w:r>
+          </w:p>
+        </w:tc>
+        <w:tc>
+          <w:tcPr>
+            <w:tcW w:type="dxa" w:w="6336"/>
+            <w:vAlign w:val="top"/>
+            <w:tcBorders>
+              <w:top w:val="single" w:sz="4" w:space="0" w:color="D9E2F3"/>
+              <w:left w:val="single" w:sz="4" w:space="0" w:color="D9E2F3"/>
+              <w:bottom w:val="single" w:sz="4" w:space="0" w:color="D9E2F3"/>
+              <w:right w:val="single" w:sz="4" w:space="0" w:color="D9E2F3"/>
+              <w:insideH w:val="single" w:sz="4" w:space="0" w:color="D9E2F3"/>
+              <w:insideV w:val="single" w:sz="4" w:space="0" w:color="D9E2F3"/>
+            </w:tcBorders>
+          </w:tcPr>
+          <w:p>
+            <w:pPr/>
+            <w:r/>
+            <w:r>
+              <w:t>VLESS-домен открывается, панель 3x-ui открывается через HTTPS-путь и Basic Auth, VLESS-ссылка подключается в клиенте. MTProto и root/www-сайт в этом профиле не требуются.</w:t>
+            </w:r>
+          </w:p>
+        </w:tc>
+      </w:tr>
+      <w:tr>
+        <w:tc>
+          <w:tcPr>
+            <w:tcW w:type="dxa" w:w="3024"/>
+            <w:vAlign w:val="top"/>
+            <w:tcBorders>
+              <w:top w:val="single" w:sz="4" w:space="0" w:color="D9E2F3"/>
+              <w:left w:val="single" w:sz="4" w:space="0" w:color="D9E2F3"/>
+              <w:bottom w:val="single" w:sz="4" w:space="0" w:color="D9E2F3"/>
+              <w:right w:val="single" w:sz="4" w:space="0" w:color="D9E2F3"/>
+              <w:insideH w:val="single" w:sz="4" w:space="0" w:color="D9E2F3"/>
+              <w:insideV w:val="single" w:sz="4" w:space="0" w:color="D9E2F3"/>
+            </w:tcBorders>
+          </w:tcPr>
+          <w:p>
+            <w:pPr/>
+            <w:r/>
+            <w:r>
+              <w:t>Profile 2 / VLESS + MTProto</w:t>
+            </w:r>
+          </w:p>
+        </w:tc>
+        <w:tc>
+          <w:tcPr>
+            <w:tcW w:type="dxa" w:w="6336"/>
+            <w:vAlign w:val="top"/>
+            <w:tcBorders>
+              <w:top w:val="single" w:sz="4" w:space="0" w:color="D9E2F3"/>
+              <w:left w:val="single" w:sz="4" w:space="0" w:color="D9E2F3"/>
+              <w:bottom w:val="single" w:sz="4" w:space="0" w:color="D9E2F3"/>
+              <w:right w:val="single" w:sz="4" w:space="0" w:color="D9E2F3"/>
+              <w:insideH w:val="single" w:sz="4" w:space="0" w:color="D9E2F3"/>
+              <w:insideV w:val="single" w:sz="4" w:space="0" w:color="D9E2F3"/>
+            </w:tcBorders>
+          </w:tcPr>
+          <w:p>
+            <w:pPr/>
+            <w:r/>
+            <w:r>
+              <w:t>VLESS-домен и MTProto-домен открываются ожидаемо, панель 3x-ui доступна через HTTPS-путь и Basic Auth, VLESS и MTProto подключаются. Root/www-сайт в этом профиле не требуется.</w:t>
+            </w:r>
+          </w:p>
+        </w:tc>
+      </w:tr>
+      <w:tr>
+        <w:tc>
+          <w:tcPr>
+            <w:tcW w:type="dxa" w:w="3024"/>
+            <w:vAlign w:val="top"/>
+            <w:tcBorders>
+              <w:top w:val="single" w:sz="4" w:space="0" w:color="D9E2F3"/>
+              <w:left w:val="single" w:sz="4" w:space="0" w:color="D9E2F3"/>
+              <w:bottom w:val="single" w:sz="4" w:space="0" w:color="D9E2F3"/>
+              <w:right w:val="single" w:sz="4" w:space="0" w:color="D9E2F3"/>
+              <w:insideH w:val="single" w:sz="4" w:space="0" w:color="D9E2F3"/>
+              <w:insideV w:val="single" w:sz="4" w:space="0" w:color="D9E2F3"/>
+            </w:tcBorders>
+          </w:tcPr>
+          <w:p>
+            <w:pPr/>
+            <w:r/>
+            <w:r>
+              <w:t>Profile 3 / root + VLESS + MTProto</w:t>
+            </w:r>
+          </w:p>
+        </w:tc>
+        <w:tc>
+          <w:tcPr>
+            <w:tcW w:type="dxa" w:w="6336"/>
+            <w:vAlign w:val="top"/>
+            <w:tcBorders>
+              <w:top w:val="single" w:sz="4" w:space="0" w:color="D9E2F3"/>
+              <w:left w:val="single" w:sz="4" w:space="0" w:color="D9E2F3"/>
+              <w:bottom w:val="single" w:sz="4" w:space="0" w:color="D9E2F3"/>
+              <w:right w:val="single" w:sz="4" w:space="0" w:color="D9E2F3"/>
+              <w:insideH w:val="single" w:sz="4" w:space="0" w:color="D9E2F3"/>
+              <w:insideV w:val="single" w:sz="4" w:space="0" w:color="D9E2F3"/>
+            </w:tcBorders>
+          </w:tcPr>
+          <w:p>
+            <w:pPr/>
+            <w:r/>
+            <w:r>
+              <w:t>Основной сайт открывается, www-редирект работает, VLESS-домен и MTProto-домен открываются ожидаемо, VLESS и MTProto подключаются.</w:t>
+            </w:r>
+          </w:p>
+        </w:tc>
+      </w:tr>
+    </w:tbl>
+    <w:p>
+      <w:pPr/>
+    </w:p>
+    <w:p>
+      <w:pPr>
+        <w:pStyle w:val="Heading2"/>
+        <w:keepNext/>
+      </w:pPr>
+      <w:r>
+        <w:t>21.2. Общий чек-лист эксплуатации</w:t>
+      </w:r>
+    </w:p>
+    <w:p>
+      <w:pPr/>
+      <w:r>
+        <w:t>•</w:t>
+        <w:tab/>
+        <w:t>Telegram уведомления проверены или сознательно пропущены.</w:t>
+      </w:r>
+    </w:p>
+    <w:p>
+      <w:pPr/>
+      <w:r>
+        <w:t>•</w:t>
+        <w:tab/>
+        <w:t>Если используется HTTPS Relay, проверен режим Relay server или Relay client.</w:t>
+      </w:r>
+    </w:p>
+    <w:p>
+      <w:pPr/>
+      <w:r>
+        <w:t>•</w:t>
+        <w:tab/>
+        <w:t>WARP настроен только если он действительно нужен.</w:t>
+      </w:r>
+    </w:p>
+    <w:p>
+      <w:pPr/>
+      <w:r>
+        <w:t>•</w:t>
+        <w:tab/>
+        <w:t>Если WARP включали для проверки, после WARP reset профиль вернулся к штатному baseline.</w:t>
+      </w:r>
+    </w:p>
+    <w:p>
+      <w:pPr/>
+      <w:r>
+        <w:t>•</w:t>
+        <w:tab/>
+        <w:t>Команды &lt;prefix&gt;-links, &lt;prefix&gt;-vless и &lt;prefix&gt;-tg не печатают секреты без явного --show/--show-secrets.</w:t>
+      </w:r>
+    </w:p>
+    <w:p>
+      <w:pPr/>
+      <w:r>
+        <w:t>•</w:t>
+        <w:tab/>
+        <w:t>Ссылки, пароли и токены сохранены в безопасном месте.</w:t>
+      </w:r>
+    </w:p>
+    <w:p>
+      <w:pPr/>
+      <w:r>
+        <w:t>•</w:t>
+        <w:tab/>
+        <w:t>Финальная production-очистка выполнена.</w:t>
+      </w:r>
+    </w:p>
+    <w:p>
+      <w:pPr/>
+      <w:r>
+        <w:t>•</w:t>
+        <w:tab/>
+        <w:t>В /root нет старых установочных архивов xpam-script-*, xpam-install, xpam-release-build, .sha256, /root/xpam-script-v*.log и временных test-файлов.</w:t>
+      </w:r>
+    </w:p>
+    <w:tbl>
+      <w:tblPr>
+        <w:tblW w:type="auto" w:w="0"/>
+        <w:jc w:val="center"/>
+        <w:tblLayout w:type="autofit"/>
+        <w:tblLook w:firstColumn="1" w:firstRow="1" w:lastColumn="0" w:lastRow="0" w:noHBand="0" w:noVBand="1" w:val="04A0"/>
+      </w:tblPr>
+      <w:tblGrid>
+        <w:gridCol w:w="5131"/>
+        <w:gridCol w:w="5131"/>
+      </w:tblGrid>
+      <w:tr>
+        <w:tc>
+          <w:tcPr>
+            <w:tcW w:type="dxa" w:w="5131"/>
+            <w:vAlign w:val="top"/>
+            <w:shd w:fill="DDEBF7"/>
+            <w:tcBorders>
+              <w:top w:val="single" w:sz="4" w:space="0" w:color="D9E2F3"/>
+              <w:left w:val="single" w:sz="4" w:space="0" w:color="D9E2F3"/>
+              <w:bottom w:val="single" w:sz="4" w:space="0" w:color="D9E2F3"/>
+              <w:right w:val="single" w:sz="4" w:space="0" w:color="D9E2F3"/>
+              <w:insideH w:val="single" w:sz="4" w:space="0" w:color="D9E2F3"/>
+              <w:insideV w:val="single" w:sz="4" w:space="0" w:color="D9E2F3"/>
+            </w:tcBorders>
+          </w:tcPr>
+          <w:p>
+            <w:pPr/>
+            <w:r/>
+            <w:r>
+              <w:rPr>
+                <w:b/>
+              </w:rPr>
+              <w:t>Главное правило эксплуатации</w:t>
+            </w:r>
+          </w:p>
+        </w:tc>
+        <w:tc>
+          <w:tcPr>
+            <w:tcW w:type="dxa" w:w="5131"/>
+            <w:vAlign w:val="top"/>
+            <w:shd w:fill="DDEBF7"/>
+            <w:tcBorders>
+              <w:top w:val="single" w:sz="4" w:space="0" w:color="D9E2F3"/>
+              <w:left w:val="single" w:sz="4" w:space="0" w:color="D9E2F3"/>
+              <w:bottom w:val="single" w:sz="4" w:space="0" w:color="D9E2F3"/>
+              <w:right w:val="single" w:sz="4" w:space="0" w:color="D9E2F3"/>
+              <w:insideH w:val="single" w:sz="4" w:space="0" w:color="D9E2F3"/>
+              <w:insideV w:val="single" w:sz="4" w:space="0" w:color="D9E2F3"/>
+            </w:tcBorders>
+          </w:tcPr>
+          <w:p>
+            <w:pPr/>
+            <w:r/>
+            <w:r>
+              <w:t>Меняйте сайты, клиентов и маршруты через предусмотренные интерфейсы. Не ломайте служебную схему руками: XPAM Script хорош именно тем, что держит сервер в понятном, проверяемом и повторяемом состоянии.</w:t>
+            </w:r>
+          </w:p>
+        </w:tc>
+      </w:tr>
+    </w:tbl>
   </w:body>
 </w:document>
 </file>

--- a/docs/USER_GUIDE_RU.docx
+++ b/docs/USER_GUIDE_RU.docx
@@ -45,7 +45,7 @@
           <w:color w:val="666666"/>
           <w:sz w:val="22"/>
         </w:rPr>
-        <w:t>Ubuntu 24.04 LTS  ·  Debian 12</w:t>
+        <w:t>Ubuntu  ·  Debian</w:t>
       </w:r>
     </w:p>
     <w:p/>
@@ -311,10 +311,10 @@
             <w:tcW w:type="dxa" w:w="4320"/>
           </w:tcPr>
           <w:p>
+            <w:r>
+              <w:t>Ubuntu или Debian. Не используйте сервер с чужими production-сайтами, ручными nginx/HAProxy/Xray-конфигурациями или старой 3x-ui установкой.</w:t>
+            </w:r>
             <w:r/>
-            <w:r>
-              <w:t>Ubuntu 24.04 LTS или Debian 12. Не используйте сервер с чужими production-сайтами, ручными nginx/HAProxy/Xray-конфигурациями или старой 3x-ui установкой.</w:t>
-            </w:r>
           </w:p>
         </w:tc>
       </w:tr>
@@ -2720,6 +2720,28 @@
             <w:r/>
             <w:r>
               <w:t>Попробовать восстановить типовые проблемы.</w:t>
+            </w:r>
+          </w:p>
+        </w:tc>
+      </w:tr>
+      <w:tr>
+        <w:tc>
+          <w:tcPr>
+            <w:tcW w:type="dxa" w:w="4320"/>
+          </w:tcPr>
+          <w:p>
+            <w:r>
+              <w:t>sudo &lt;prefix&gt;-repair --full</w:t>
+            </w:r>
+          </w:p>
+        </w:tc>
+        <w:tc>
+          <w:tcPr>
+            <w:tcW w:type="dxa" w:w="4320"/>
+          </w:tcPr>
+          <w:p>
+            <w:r>
+              <w:t>Полное восстановление: как repair, плюс восстановление базы 3x-ui (клиенты, inbound'ы, MTProto-секрет) из последнего golden-снапшота с подтверждением и авто-откатом при неудачной проверке.</w:t>
             </w:r>
           </w:p>
         </w:tc>
@@ -4684,7 +4706,7 @@
         <w:keepLines/>
       </w:pPr>
       <w:r>
-        <w:t>Быстрая проверка отвечает на вопрос: сервер в целом живой или нет. Глубокая проверка смотрит больше деталей: сервисы, порты, конфигурацию, ссылки, routing, DoubleHop/WARP состояния и ожидаемые invariants.</w:t>
+        <w:t>Быстрая проверка отвечает на вопрос: сервер в целом живой или нет. Глубокая проверка смотрит больше деталей: сервисы, порты, конфигурацию, ссылки, routing, DoubleHop/WARP состояния и ожидаемые invariants. Также проверяется нехватка памяти: доступная RAM и использование swap.</w:t>
       </w:r>
     </w:p>
     <w:p>
@@ -4823,6 +4845,12 @@
       </w:r>
       <w:r>
         <w:t>Repair не должен откатывать корректно изменённый Telegram proxy / MTG secret и не должен использовать устаревшие текстовые заметки как источник Telegram link.</w:t>
+      </w:r>
+    </w:p>
+    <w:p>
+      <w:pPr/>
+      <w:r>
+        <w:t>Полное восстановление базы. Команда sudo &lt;prefix&gt;-repair --full дополнительно восстанавливает базу 3x-ui (клиенты, inbound'ы, MTProto-секрет) из последнего golden-снапшота: проверяет целостность базы, запрашивает подтверждение restore-full, создаёт резервную копию текущей базы и автоматически откатывается, если health после восстановления не проходит. Обычный repair также регенерирует конфигурацию nginx.</w:t>
       </w:r>
     </w:p>
     <w:p>
